--- a/btb_cvs_support/document/templates/quotation_format_qa.docx
+++ b/btb_cvs_support/document/templates/quotation_format_qa.docx
@@ -100,16 +100,20 @@
               <w:spacing w:line="276" w:lineRule="auto"/>
               <w:rPr>
                 <w:rFonts w:ascii="Helvetica Neue" w:eastAsia="Times New Roman" w:hAnsi="Helvetica Neue" w:cs="Arial"/>
-                <w:color w:val="000000"/>
-                <w:kern w:val="0"/>
-                <w:sz w:val="18"/>
-                <w:szCs w:val="18"/>
-                <w14:ligatures w14:val="none"/>
-              </w:rPr>
-            </w:pPr>
-            <w:r>
-              <w:rPr>
-                <w:rFonts w:ascii="Helvetica Neue" w:eastAsia="Times New Roman" w:hAnsi="Helvetica Neue" w:cs="Arial"/>
+                <w:b/>
+                <w:bCs/>
+                <w:color w:val="000000"/>
+                <w:kern w:val="0"/>
+                <w:sz w:val="18"/>
+                <w:szCs w:val="18"/>
+                <w14:ligatures w14:val="none"/>
+              </w:rPr>
+            </w:pPr>
+            <w:r>
+              <w:rPr>
+                <w:rFonts w:ascii="Helvetica Neue" w:eastAsia="Times New Roman" w:hAnsi="Helvetica Neue" w:cs="Arial"/>
+                <w:b/>
+                <w:bCs/>
                 <w:color w:val="000000"/>
                 <w:kern w:val="0"/>
                 <w:sz w:val="18"/>
@@ -128,16 +132,20 @@
             <w:pPr>
               <w:rPr>
                 <w:rFonts w:ascii="Helvetica Neue" w:eastAsia="Times New Roman" w:hAnsi="Helvetica Neue" w:cs="Arial"/>
-                <w:color w:val="000000"/>
-                <w:kern w:val="0"/>
-                <w:sz w:val="18"/>
-                <w:szCs w:val="18"/>
-                <w14:ligatures w14:val="none"/>
-              </w:rPr>
-            </w:pPr>
-            <w:r>
-              <w:rPr>
-                <w:rFonts w:ascii="Helvetica Neue" w:eastAsia="Times New Roman" w:hAnsi="Helvetica Neue" w:cs="Arial"/>
+                <w:b/>
+                <w:bCs/>
+                <w:color w:val="000000"/>
+                <w:kern w:val="0"/>
+                <w:sz w:val="18"/>
+                <w:szCs w:val="18"/>
+                <w14:ligatures w14:val="none"/>
+              </w:rPr>
+            </w:pPr>
+            <w:r>
+              <w:rPr>
+                <w:rFonts w:ascii="Helvetica Neue" w:eastAsia="Times New Roman" w:hAnsi="Helvetica Neue" w:cs="Arial"/>
+                <w:b/>
+                <w:bCs/>
                 <w:color w:val="000000"/>
                 <w:kern w:val="0"/>
                 <w:sz w:val="18"/>
@@ -172,7 +180,54 @@
                 <w:szCs w:val="18"/>
                 <w14:ligatures w14:val="none"/>
               </w:rPr>
-              <w:t>9-Jun-25</w:t>
+              <w:fldChar w:fldCharType="begin"/>
+            </w:r>
+            <w:r>
+              <w:rPr>
+                <w:rFonts w:ascii="Helvetica Neue" w:eastAsia="Times New Roman" w:hAnsi="Helvetica Neue" w:cs="Arial"/>
+                <w:color w:val="000000"/>
+                <w:kern w:val="0"/>
+                <w:sz w:val="18"/>
+                <w:szCs w:val="18"/>
+                <w:lang w:val="en-US"/>
+                <w14:ligatures w14:val="none"/>
+              </w:rPr>
+              <w:instrText xml:space="preserve"> DATE \@ "d-MMM-yy" </w:instrText>
+            </w:r>
+            <w:r>
+              <w:rPr>
+                <w:rFonts w:ascii="Helvetica Neue" w:eastAsia="Times New Roman" w:hAnsi="Helvetica Neue" w:cs="Arial"/>
+                <w:color w:val="000000"/>
+                <w:kern w:val="0"/>
+                <w:sz w:val="18"/>
+                <w:szCs w:val="18"/>
+                <w14:ligatures w14:val="none"/>
+              </w:rPr>
+              <w:fldChar w:fldCharType="separate"/>
+            </w:r>
+            <w:r>
+              <w:rPr>
+                <w:rFonts w:ascii="Helvetica Neue" w:eastAsia="Times New Roman" w:hAnsi="Helvetica Neue" w:cs="Arial"/>
+                <w:noProof/>
+                <w:color w:val="000000"/>
+                <w:kern w:val="0"/>
+                <w:sz w:val="18"/>
+                <w:szCs w:val="18"/>
+                <w:lang w:val="en-US"/>
+                <w14:ligatures w14:val="none"/>
+              </w:rPr>
+              <w:t>21-Jul-25</w:t>
+            </w:r>
+            <w:r>
+              <w:rPr>
+                <w:rFonts w:ascii="Helvetica Neue" w:eastAsia="Times New Roman" w:hAnsi="Helvetica Neue" w:cs="Arial"/>
+                <w:color w:val="000000"/>
+                <w:kern w:val="0"/>
+                <w:sz w:val="18"/>
+                <w:szCs w:val="18"/>
+                <w14:ligatures w14:val="none"/>
+              </w:rPr>
+              <w:fldChar w:fldCharType="end"/>
             </w:r>
           </w:p>
         </w:tc>
@@ -244,16 +299,20 @@
               <w:spacing w:before="100" w:beforeAutospacing="1"/>
               <w:rPr>
                 <w:rFonts w:ascii="Helvetica Neue" w:eastAsia="Times New Roman" w:hAnsi="Helvetica Neue" w:cs="Arial"/>
-                <w:color w:val="000000"/>
-                <w:kern w:val="0"/>
-                <w:sz w:val="18"/>
-                <w:szCs w:val="18"/>
-                <w14:ligatures w14:val="none"/>
-              </w:rPr>
-            </w:pPr>
-            <w:r>
-              <w:rPr>
-                <w:rFonts w:ascii="Helvetica Neue" w:eastAsia="Times New Roman" w:hAnsi="Helvetica Neue" w:cs="Arial"/>
+                <w:b/>
+                <w:bCs/>
+                <w:color w:val="000000"/>
+                <w:kern w:val="0"/>
+                <w:sz w:val="18"/>
+                <w:szCs w:val="18"/>
+                <w14:ligatures w14:val="none"/>
+              </w:rPr>
+            </w:pPr>
+            <w:r>
+              <w:rPr>
+                <w:rFonts w:ascii="Helvetica Neue" w:eastAsia="Times New Roman" w:hAnsi="Helvetica Neue" w:cs="Arial"/>
+                <w:b/>
+                <w:bCs/>
                 <w:color w:val="000000"/>
                 <w:kern w:val="0"/>
                 <w:sz w:val="18"/>
@@ -760,6 +819,18 @@
         </w:rPr>
         <w:t xml:space="preserve"> [[$No := 1]]</w:t>
       </w:r>
+      <w:r>
+        <w:rPr>
+          <w:rFonts w:ascii="Helvetica Neue" w:eastAsia="Times New Roman" w:hAnsi="Helvetica Neue" w:cs="Arial"/>
+          <w:color w:val="000000"/>
+          <w:kern w:val="0"/>
+          <w:sz w:val="18"/>
+          <w:szCs w:val="18"/>
+          <w:lang w:val="en-US"/>
+          <w14:ligatures w14:val="none"/>
+        </w:rPr>
+        <w:t xml:space="preserve"> [[$comp := “0.00”]]</w:t>
+      </w:r>
     </w:p>
     <w:p>
       <w:pPr>
@@ -1522,8 +1593,8 @@
         </w:trPr>
         <w:tc>
           <w:tcPr>
-            <w:tcW w:w="8950" w:type="dxa"/>
-            <w:gridSpan w:val="3"/>
+            <w:tcW w:w="11077" w:type="dxa"/>
+            <w:gridSpan w:val="4"/>
             <w:vAlign w:val="center"/>
           </w:tcPr>
           <w:p>
@@ -1538,56 +1609,52 @@
                 <w:kern w:val="0"/>
                 <w:sz w:val="18"/>
                 <w:szCs w:val="18"/>
-                <w:lang w:val="en-US"/>
-                <w14:ligatures w14:val="none"/>
-              </w:rPr>
-            </w:pPr>
-            <w:r>
-              <w:rPr>
-                <w:rFonts w:ascii="Helvetica Neue" w:eastAsia="Times New Roman" w:hAnsi="Helvetica Neue" w:cs="Arial"/>
-                <w:b/>
-                <w:bCs/>
-                <w:color w:val="000000"/>
-                <w:kern w:val="0"/>
-                <w:sz w:val="18"/>
-                <w:szCs w:val="18"/>
-                <w14:ligatures w14:val="none"/>
-              </w:rPr>
-              <w:t>VAT</w:t>
-            </w:r>
-          </w:p>
-        </w:tc>
-        <w:tc>
-          <w:tcPr>
-            <w:tcW w:w="2127" w:type="dxa"/>
-            <w:vAlign w:val="center"/>
-          </w:tcPr>
-          <w:p>
-            <w:pPr>
-              <w:pStyle w:val="ListParagraph"/>
-              <w:ind w:left="0"/>
-              <w:jc w:val="right"/>
-              <w:outlineLvl w:val="1"/>
-              <w:rPr>
-                <w:rFonts w:ascii="Helvetica Neue" w:eastAsia="Times New Roman" w:hAnsi="Helvetica Neue" w:cs="Arial"/>
-                <w:color w:val="000000"/>
-                <w:kern w:val="0"/>
-                <w:sz w:val="18"/>
-                <w:szCs w:val="18"/>
-                <w:lang w:val="en-US"/>
-                <w14:ligatures w14:val="none"/>
-              </w:rPr>
-            </w:pPr>
-            <w:r>
-              <w:rPr>
-                <w:rFonts w:ascii="Helvetica Neue" w:eastAsia="Times New Roman" w:hAnsi="Helvetica Neue" w:cs="Arial"/>
-                <w:color w:val="000000"/>
-                <w:kern w:val="0"/>
-                <w:sz w:val="18"/>
-                <w:szCs w:val="18"/>
-                <w14:ligatures w14:val="none"/>
-              </w:rPr>
-              <w:t>[[.qt.total_taxes_and_charges]]</w:t>
+                <w14:ligatures w14:val="none"/>
+              </w:rPr>
+            </w:pPr>
+            <w:r>
+              <w:rPr>
+                <w:rFonts w:ascii="Helvetica Neue" w:eastAsia="Times New Roman" w:hAnsi="Helvetica Neue" w:cs="Arial"/>
+                <w:color w:val="000000"/>
+                <w:kern w:val="0"/>
+                <w:sz w:val="18"/>
+                <w:szCs w:val="18"/>
+                <w14:ligatures w14:val="none"/>
+              </w:rPr>
+              <w:t xml:space="preserve">[[if ne </w:t>
+            </w:r>
+            <w:r>
+              <w:rPr>
+                <w:rFonts w:ascii="Helvetica Neue" w:eastAsia="Times New Roman" w:hAnsi="Helvetica Neue" w:cs="Arial"/>
+                <w:color w:val="000000"/>
+                <w:kern w:val="0"/>
+                <w:sz w:val="18"/>
+                <w:szCs w:val="18"/>
+                <w14:ligatures w14:val="none"/>
+              </w:rPr>
+              <w:t>.qt.total_taxes_and_charges</w:t>
+            </w:r>
+            <w:r>
+              <w:rPr>
+                <w:rFonts w:ascii="Helvetica Neue" w:eastAsia="Times New Roman" w:hAnsi="Helvetica Neue" w:cs="Arial"/>
+                <w:color w:val="000000"/>
+                <w:kern w:val="0"/>
+                <w:sz w:val="18"/>
+                <w:szCs w:val="18"/>
+                <w14:ligatures w14:val="none"/>
+              </w:rPr>
+              <w:t xml:space="preserve"> $comp</w:t>
+            </w:r>
+            <w:r>
+              <w:rPr>
+                <w:rFonts w:ascii="Helvetica Neue" w:eastAsia="Times New Roman" w:hAnsi="Helvetica Neue" w:cs="Arial"/>
+                <w:color w:val="000000"/>
+                <w:kern w:val="0"/>
+                <w:sz w:val="18"/>
+                <w:szCs w:val="18"/>
+                <w14:ligatures w14:val="none"/>
+              </w:rPr>
+              <w:t>]]</w:t>
             </w:r>
           </w:p>
         </w:tc>
@@ -1629,7 +1696,7 @@
                 <w:szCs w:val="18"/>
                 <w14:ligatures w14:val="none"/>
               </w:rPr>
-              <w:t>Total Amount ([[$cur]])</w:t>
+              <w:t>VAT</w:t>
             </w:r>
           </w:p>
         </w:tc>
@@ -1657,6 +1724,121 @@
             <w:r>
               <w:rPr>
                 <w:rFonts w:ascii="Helvetica Neue" w:eastAsia="Times New Roman" w:hAnsi="Helvetica Neue" w:cs="Arial"/>
+                <w:color w:val="000000"/>
+                <w:kern w:val="0"/>
+                <w:sz w:val="18"/>
+                <w:szCs w:val="18"/>
+                <w14:ligatures w14:val="none"/>
+              </w:rPr>
+              <w:t>[[.qt.total_taxes_and_charges]]</w:t>
+            </w:r>
+          </w:p>
+        </w:tc>
+      </w:tr>
+      <w:tr>
+        <w:trPr>
+          <w:trHeight w:val="324"/>
+        </w:trPr>
+        <w:tc>
+          <w:tcPr>
+            <w:tcW w:w="11077" w:type="dxa"/>
+            <w:gridSpan w:val="4"/>
+            <w:vAlign w:val="center"/>
+          </w:tcPr>
+          <w:p>
+            <w:pPr>
+              <w:pStyle w:val="ListParagraph"/>
+              <w:ind w:left="0"/>
+              <w:jc w:val="right"/>
+              <w:outlineLvl w:val="1"/>
+              <w:rPr>
+                <w:rFonts w:ascii="Helvetica Neue" w:eastAsia="Times New Roman" w:hAnsi="Helvetica Neue" w:cs="Arial"/>
+                <w:color w:val="000000"/>
+                <w:kern w:val="0"/>
+                <w:sz w:val="18"/>
+                <w:szCs w:val="18"/>
+                <w14:ligatures w14:val="none"/>
+              </w:rPr>
+            </w:pPr>
+            <w:r>
+              <w:rPr>
+                <w:rFonts w:ascii="Helvetica Neue" w:eastAsia="Times New Roman" w:hAnsi="Helvetica Neue" w:cs="Arial"/>
+                <w:color w:val="000000"/>
+                <w:kern w:val="0"/>
+                <w:sz w:val="18"/>
+                <w:szCs w:val="18"/>
+                <w14:ligatures w14:val="none"/>
+              </w:rPr>
+              <w:t>[[end]]</w:t>
+            </w:r>
+          </w:p>
+        </w:tc>
+      </w:tr>
+      <w:tr>
+        <w:trPr>
+          <w:trHeight w:val="324"/>
+        </w:trPr>
+        <w:tc>
+          <w:tcPr>
+            <w:tcW w:w="8950" w:type="dxa"/>
+            <w:gridSpan w:val="3"/>
+            <w:vAlign w:val="center"/>
+          </w:tcPr>
+          <w:p>
+            <w:pPr>
+              <w:pStyle w:val="ListParagraph"/>
+              <w:ind w:left="0"/>
+              <w:jc w:val="right"/>
+              <w:outlineLvl w:val="1"/>
+              <w:rPr>
+                <w:rFonts w:ascii="Helvetica Neue" w:eastAsia="Times New Roman" w:hAnsi="Helvetica Neue" w:cs="Arial"/>
+                <w:color w:val="000000"/>
+                <w:kern w:val="0"/>
+                <w:sz w:val="18"/>
+                <w:szCs w:val="18"/>
+                <w:lang w:val="en-US"/>
+                <w14:ligatures w14:val="none"/>
+              </w:rPr>
+            </w:pPr>
+            <w:r>
+              <w:rPr>
+                <w:rFonts w:ascii="Helvetica Neue" w:eastAsia="Times New Roman" w:hAnsi="Helvetica Neue" w:cs="Arial"/>
+                <w:b/>
+                <w:bCs/>
+                <w:color w:val="000000"/>
+                <w:kern w:val="0"/>
+                <w:sz w:val="18"/>
+                <w:szCs w:val="18"/>
+                <w14:ligatures w14:val="none"/>
+              </w:rPr>
+              <w:t>Total Amount ([[$cur]])</w:t>
+            </w:r>
+          </w:p>
+        </w:tc>
+        <w:tc>
+          <w:tcPr>
+            <w:tcW w:w="2127" w:type="dxa"/>
+            <w:vAlign w:val="center"/>
+          </w:tcPr>
+          <w:p>
+            <w:pPr>
+              <w:pStyle w:val="ListParagraph"/>
+              <w:ind w:left="0"/>
+              <w:jc w:val="right"/>
+              <w:outlineLvl w:val="1"/>
+              <w:rPr>
+                <w:rFonts w:ascii="Helvetica Neue" w:eastAsia="Times New Roman" w:hAnsi="Helvetica Neue" w:cs="Arial"/>
+                <w:color w:val="000000"/>
+                <w:kern w:val="0"/>
+                <w:sz w:val="18"/>
+                <w:szCs w:val="18"/>
+                <w:lang w:val="en-US"/>
+                <w14:ligatures w14:val="none"/>
+              </w:rPr>
+            </w:pPr>
+            <w:r>
+              <w:rPr>
+                <w:rFonts w:ascii="Helvetica Neue" w:eastAsia="Times New Roman" w:hAnsi="Helvetica Neue" w:cs="Arial"/>
                 <w:b/>
                 <w:bCs/>
                 <w:color w:val="000000"/>
@@ -1666,6 +1848,104 @@
                 <w14:ligatures w14:val="none"/>
               </w:rPr>
               <w:t>[[.qt.grand_total]]</w:t>
+            </w:r>
+          </w:p>
+        </w:tc>
+      </w:tr>
+      <w:tr>
+        <w:trPr>
+          <w:trHeight w:val="324"/>
+        </w:trPr>
+        <w:tc>
+          <w:tcPr>
+            <w:tcW w:w="11077" w:type="dxa"/>
+            <w:gridSpan w:val="4"/>
+            <w:vAlign w:val="center"/>
+          </w:tcPr>
+          <w:p>
+            <w:pPr>
+              <w:rPr>
+                <w:rFonts w:ascii="Helvetica Neue" w:hAnsi="Helvetica Neue" w:cs="Arial"/>
+                <w:lang w:val="en-US"/>
+              </w:rPr>
+            </w:pPr>
+            <w:r>
+              <w:rPr>
+                <w:rFonts w:ascii="Helvetica Neue" w:eastAsia="Times New Roman" w:hAnsi="Helvetica Neue" w:cs="Arial"/>
+                <w:b/>
+                <w:bCs/>
+                <w:color w:val="000000"/>
+                <w:kern w:val="0"/>
+                <w:sz w:val="18"/>
+                <w:szCs w:val="18"/>
+                <w14:ligatures w14:val="none"/>
+              </w:rPr>
+              <w:t>Amount in Words</w:t>
+            </w:r>
+            <w:r>
+              <w:rPr>
+                <w:rFonts w:ascii="Helvetica Neue" w:eastAsia="Times New Roman" w:hAnsi="Helvetica Neue" w:cs="Arial"/>
+                <w:b/>
+                <w:bCs/>
+                <w:color w:val="000000"/>
+                <w:kern w:val="0"/>
+                <w:sz w:val="18"/>
+                <w:szCs w:val="18"/>
+                <w14:ligatures w14:val="none"/>
+              </w:rPr>
+              <w:t xml:space="preserve"> ([[$cur]])</w:t>
+            </w:r>
+            <w:r>
+              <w:rPr>
+                <w:rFonts w:ascii="Helvetica Neue" w:eastAsia="Times New Roman" w:hAnsi="Helvetica Neue" w:cs="Arial"/>
+                <w:b/>
+                <w:bCs/>
+                <w:color w:val="000000"/>
+                <w:kern w:val="0"/>
+                <w:sz w:val="18"/>
+                <w:szCs w:val="18"/>
+                <w14:ligatures w14:val="none"/>
+              </w:rPr>
+              <w:t xml:space="preserve"> : </w:t>
+            </w:r>
+            <w:r>
+              <w:rPr>
+                <w:rFonts w:ascii="Helvetica Neue" w:eastAsia="Times New Roman" w:hAnsi="Helvetica Neue" w:cs="Arial"/>
+                <w:b/>
+                <w:bCs/>
+                <w:color w:val="000000"/>
+                <w:kern w:val="0"/>
+                <w:sz w:val="18"/>
+                <w:szCs w:val="18"/>
+                <w14:ligatures w14:val="none"/>
+              </w:rPr>
+              <w:t>[[.qt.</w:t>
+            </w:r>
+            <w:r>
+              <w:rPr>
+                <w:rFonts w:ascii="Helvetica Neue" w:eastAsia="Times New Roman" w:hAnsi="Helvetica Neue" w:cs="Arial"/>
+                <w:b/>
+                <w:bCs/>
+                <w:color w:val="000000"/>
+                <w:kern w:val="0"/>
+                <w:sz w:val="18"/>
+                <w:szCs w:val="18"/>
+                <w14:ligatures w14:val="none"/>
+              </w:rPr>
+              <w:t>in_words</w:t>
+            </w:r>
+            <w:r>
+              <w:rPr>
+                <w:rFonts w:ascii="Helvetica Neue" w:eastAsia="Times New Roman" w:hAnsi="Helvetica Neue" w:cs="Arial"/>
+                <w:b/>
+                <w:bCs/>
+                <w:color w:val="000000"/>
+                <w:kern w:val="0"/>
+                <w:sz w:val="18"/>
+                <w:szCs w:val="18"/>
+                <w14:ligatures w14:val="none"/>
+              </w:rPr>
+              <w:t>]]</w:t>
             </w:r>
           </w:p>
         </w:tc>
@@ -1684,105 +1964,6 @@
           <w14:ligatures w14:val="none"/>
         </w:rPr>
       </w:pPr>
-    </w:p>
-    <w:p>
-      <w:pPr>
-        <w:rPr>
-          <w:rFonts w:ascii="Helvetica Neue" w:hAnsi="Helvetica Neue" w:cs="Arial"/>
-          <w:lang w:val="en-US"/>
-        </w:rPr>
-      </w:pPr>
-      <w:r>
-        <w:rPr>
-          <w:rFonts w:ascii="Helvetica Neue" w:eastAsia="Times New Roman" w:hAnsi="Helvetica Neue" w:cs="Arial"/>
-          <w:b/>
-          <w:bCs/>
-          <w:color w:val="000000"/>
-          <w:kern w:val="0"/>
-          <w:sz w:val="18"/>
-          <w:szCs w:val="18"/>
-          <w14:ligatures w14:val="none"/>
-        </w:rPr>
-        <w:t>Amount in Words</w:t>
-      </w:r>
-      <w:r>
-        <w:rPr>
-          <w:rFonts w:ascii="Helvetica Neue" w:eastAsia="Times New Roman" w:hAnsi="Helvetica Neue" w:cs="Arial"/>
-          <w:b/>
-          <w:bCs/>
-          <w:color w:val="000000"/>
-          <w:kern w:val="0"/>
-          <w:sz w:val="18"/>
-          <w:szCs w:val="18"/>
-          <w14:ligatures w14:val="none"/>
-        </w:rPr>
-        <w:t xml:space="preserve"> </w:t>
-      </w:r>
-      <w:r>
-        <w:rPr>
-          <w:rFonts w:ascii="Helvetica Neue" w:eastAsia="Times New Roman" w:hAnsi="Helvetica Neue" w:cs="Arial"/>
-          <w:b/>
-          <w:bCs/>
-          <w:color w:val="000000"/>
-          <w:kern w:val="0"/>
-          <w:sz w:val="18"/>
-          <w:szCs w:val="18"/>
-          <w14:ligatures w14:val="none"/>
-        </w:rPr>
-        <w:t>([[$cur]])</w:t>
-      </w:r>
-      <w:r>
-        <w:rPr>
-          <w:rFonts w:ascii="Helvetica Neue" w:eastAsia="Times New Roman" w:hAnsi="Helvetica Neue" w:cs="Arial"/>
-          <w:b/>
-          <w:bCs/>
-          <w:color w:val="000000"/>
-          <w:kern w:val="0"/>
-          <w:sz w:val="18"/>
-          <w:szCs w:val="18"/>
-          <w14:ligatures w14:val="none"/>
-        </w:rPr>
-        <w:t xml:space="preserve"> : </w:t>
-      </w:r>
-      <w:r>
-        <w:rPr>
-          <w:rFonts w:ascii="Helvetica Neue" w:eastAsia="Times New Roman" w:hAnsi="Helvetica Neue" w:cs="Arial"/>
-          <w:b/>
-          <w:bCs/>
-          <w:color w:val="000000"/>
-          <w:kern w:val="0"/>
-          <w:sz w:val="18"/>
-          <w:szCs w:val="18"/>
-          <w14:ligatures w14:val="none"/>
-        </w:rPr>
-        <w:t>[[.qt.</w:t>
-      </w:r>
-      <w:r>
-        <w:rPr>
-          <w:rFonts w:ascii="Helvetica Neue" w:eastAsia="Times New Roman" w:hAnsi="Helvetica Neue" w:cs="Arial"/>
-          <w:b/>
-          <w:bCs/>
-          <w:color w:val="000000"/>
-          <w:kern w:val="0"/>
-          <w:sz w:val="18"/>
-          <w:szCs w:val="18"/>
-          <w14:ligatures w14:val="none"/>
-        </w:rPr>
-        <w:t>in_words</w:t>
-      </w:r>
-      <w:r>
-        <w:rPr>
-          <w:rFonts w:ascii="Helvetica Neue" w:eastAsia="Times New Roman" w:hAnsi="Helvetica Neue" w:cs="Arial"/>
-          <w:b/>
-          <w:bCs/>
-          <w:color w:val="000000"/>
-          <w:kern w:val="0"/>
-          <w:sz w:val="18"/>
-          <w:szCs w:val="18"/>
-          <w14:ligatures w14:val="none"/>
-        </w:rPr>
-        <w:t>]]</w:t>
-      </w:r>
     </w:p>
     <w:p>
       <w:pPr>
@@ -1940,14 +2121,13 @@
     <w:p>
       <w:pPr>
         <w:spacing w:after="0"/>
+        <w:jc w:val="center"/>
         <w:rPr>
           <w:rFonts w:ascii="Helvetica Neue" w:eastAsia="Times New Roman" w:hAnsi="Helvetica Neue" w:cs="Arial"/>
           <w:b/>
           <w:bCs/>
           <w:color w:val="000000"/>
           <w:kern w:val="0"/>
-          <w:sz w:val="18"/>
-          <w:szCs w:val="18"/>
           <w:lang w:val="en-US"/>
           <w14:ligatures w14:val="none"/>
         </w:rPr>
@@ -1959,8 +2139,6 @@
           <w:bCs/>
           <w:color w:val="000000"/>
           <w:kern w:val="0"/>
-          <w:sz w:val="18"/>
-          <w:szCs w:val="18"/>
           <w:lang w:val="en-US"/>
           <w14:ligatures w14:val="none"/>
         </w:rPr>
@@ -1974,8 +2152,6 @@
           <w:bCs/>
           <w:color w:val="000000"/>
           <w:kern w:val="0"/>
-          <w:sz w:val="18"/>
-          <w:szCs w:val="18"/>
           <w:lang w:val="en-US"/>
           <w14:ligatures w14:val="none"/>
         </w:rPr>
@@ -1986,8 +2162,6 @@
           <w:rFonts w:ascii="Helvetica Neue" w:eastAsia="Times New Roman" w:hAnsi="Helvetica Neue" w:cs="Arial"/>
           <w:color w:val="000000"/>
           <w:kern w:val="0"/>
-          <w:sz w:val="18"/>
-          <w:szCs w:val="18"/>
           <w:lang w:val="en-US"/>
           <w14:ligatures w14:val="none"/>
         </w:rPr>
@@ -2002,16 +2176,16 @@
         <w:tblLook w:val="04A0" w:firstRow="1" w:lastRow="0" w:firstColumn="1" w:lastColumn="0" w:noHBand="0" w:noVBand="1"/>
       </w:tblPr>
       <w:tblGrid>
+        <w:gridCol w:w="567"/>
+        <w:gridCol w:w="851"/>
+        <w:gridCol w:w="673"/>
+        <w:gridCol w:w="3438"/>
+        <w:gridCol w:w="992"/>
         <w:gridCol w:w="709"/>
-        <w:gridCol w:w="992"/>
-        <w:gridCol w:w="390"/>
-        <w:gridCol w:w="3438"/>
-        <w:gridCol w:w="708"/>
-        <w:gridCol w:w="851"/>
-        <w:gridCol w:w="567"/>
-        <w:gridCol w:w="567"/>
+        <w:gridCol w:w="425"/>
+        <w:gridCol w:w="709"/>
         <w:gridCol w:w="1134"/>
-        <w:gridCol w:w="1701"/>
+        <w:gridCol w:w="1559"/>
       </w:tblGrid>
       <w:tr>
         <w:tc>
@@ -2076,8 +2250,6 @@
                 <w:bCs/>
                 <w:color w:val="000000"/>
                 <w:kern w:val="0"/>
-                <w:sz w:val="22"/>
-                <w:szCs w:val="22"/>
                 <w:u w:val="single"/>
                 <w14:ligatures w14:val="none"/>
               </w:rPr>
@@ -2089,8 +2261,6 @@
                 <w:bCs/>
                 <w:color w:val="000000"/>
                 <w:kern w:val="0"/>
-                <w:sz w:val="22"/>
-                <w:szCs w:val="22"/>
                 <w:u w:val="single"/>
                 <w14:ligatures w14:val="none"/>
               </w:rPr>
@@ -2103,8 +2273,6 @@
                 <w:bCs/>
                 <w:color w:val="000000"/>
                 <w:kern w:val="0"/>
-                <w:sz w:val="22"/>
-                <w:szCs w:val="22"/>
                 <w:u w:val="single"/>
                 <w14:ligatures w14:val="none"/>
               </w:rPr>
@@ -2117,8 +2285,6 @@
                 <w:bCs/>
                 <w:color w:val="000000"/>
                 <w:kern w:val="0"/>
-                <w:sz w:val="22"/>
-                <w:szCs w:val="22"/>
                 <w:u w:val="single"/>
                 <w14:ligatures w14:val="none"/>
               </w:rPr>
@@ -2131,8 +2297,6 @@
                 <w:bCs/>
                 <w:color w:val="000000"/>
                 <w:kern w:val="0"/>
-                <w:sz w:val="22"/>
-                <w:szCs w:val="22"/>
                 <w:u w:val="single"/>
                 <w14:ligatures w14:val="none"/>
               </w:rPr>
@@ -2145,8 +2309,6 @@
                 <w:bCs/>
                 <w:color w:val="000000"/>
                 <w:kern w:val="0"/>
-                <w:sz w:val="22"/>
-                <w:szCs w:val="22"/>
                 <w14:ligatures w14:val="none"/>
               </w:rPr>
               <w:t>[[$cur]]</w:t>
@@ -2158,8 +2320,6 @@
                 <w:bCs/>
                 <w:color w:val="000000"/>
                 <w:kern w:val="0"/>
-                <w:sz w:val="22"/>
-                <w:szCs w:val="22"/>
                 <w14:ligatures w14:val="none"/>
               </w:rPr>
               <w:t xml:space="preserve"> </w:t>
@@ -2171,11 +2331,53 @@
                 <w:bCs/>
                 <w:color w:val="000000"/>
                 <w:kern w:val="0"/>
-                <w:sz w:val="22"/>
-                <w:szCs w:val="22"/>
                 <w14:ligatures w14:val="none"/>
               </w:rPr>
               <w:t>[[$pv.productTotal]]</w:t>
+            </w:r>
+            <w:r>
+              <w:rPr>
+                <w:rFonts w:ascii="Helvetica Neue" w:eastAsia="Times New Roman" w:hAnsi="Helvetica Neue" w:cs="Arial"/>
+                <w:b/>
+                <w:bCs/>
+                <w:color w:val="000000"/>
+                <w:kern w:val="0"/>
+                <w14:ligatures w14:val="none"/>
+              </w:rPr>
+              <w:t xml:space="preserve"> </w:t>
+            </w:r>
+            <w:r>
+              <w:rPr>
+                <w:rFonts w:ascii="Helvetica Neue" w:eastAsia="Times New Roman" w:hAnsi="Helvetica Neue" w:cs="Arial"/>
+                <w:b/>
+                <w:bCs/>
+                <w:color w:val="000000"/>
+                <w:kern w:val="0"/>
+                <w14:ligatures w14:val="none"/>
+              </w:rPr>
+              <w:t>[[$na := “</w:t>
+            </w:r>
+            <w:r>
+              <w:rPr>
+                <w:rFonts w:ascii="Helvetica Neue" w:eastAsia="Times New Roman" w:hAnsi="Helvetica Neue" w:cs="Arial"/>
+                <w:b/>
+                <w:bCs/>
+                <w:color w:val="000000"/>
+                <w:kern w:val="0"/>
+                <w14:ligatures w14:val="none"/>
+              </w:rPr>
+              <w:t>N/A - N/A</w:t>
+            </w:r>
+            <w:r>
+              <w:rPr>
+                <w:rFonts w:ascii="Helvetica Neue" w:eastAsia="Times New Roman" w:hAnsi="Helvetica Neue" w:cs="Arial"/>
+                <w:b/>
+                <w:bCs/>
+                <w:color w:val="000000"/>
+                <w:kern w:val="0"/>
+                <w14:ligatures w14:val="none"/>
+              </w:rPr>
+              <w:t>”]]</w:t>
             </w:r>
           </w:p>
         </w:tc>
@@ -2486,10 +2688,20 @@
                 <w:kern w:val="0"/>
                 <w:sz w:val="18"/>
                 <w:szCs w:val="18"/>
-                <w:lang w:val="en-US"/>
-                <w14:ligatures w14:val="none"/>
-              </w:rPr>
-            </w:pPr>
+                <w14:ligatures w14:val="none"/>
+              </w:rPr>
+            </w:pPr>
+            <w:r>
+              <w:rPr>
+                <w:rFonts w:ascii="Helvetica Neue" w:eastAsia="Times New Roman" w:hAnsi="Helvetica Neue" w:cs="Arial"/>
+                <w:color w:val="000000"/>
+                <w:kern w:val="0"/>
+                <w:sz w:val="18"/>
+                <w:szCs w:val="18"/>
+                <w14:ligatures w14:val="none"/>
+              </w:rPr>
+              <w:t>[[if ne $h.leftValue $na]]</w:t>
+            </w:r>
             <w:r>
               <w:rPr>
                 <w:rFonts w:ascii="Helvetica Neue" w:eastAsia="Times New Roman" w:hAnsi="Helvetica Neue" w:cs="Arial"/>
@@ -2500,6 +2712,17 @@
                 <w14:ligatures w14:val="none"/>
               </w:rPr>
               <w:t>[[$h.leftValue]]</w:t>
+            </w:r>
+            <w:r>
+              <w:rPr>
+                <w:rFonts w:ascii="Helvetica Neue" w:eastAsia="Times New Roman" w:hAnsi="Helvetica Neue" w:cs="Arial"/>
+                <w:color w:val="000000"/>
+                <w:kern w:val="0"/>
+                <w:sz w:val="18"/>
+                <w:szCs w:val="18"/>
+                <w14:ligatures w14:val="none"/>
+              </w:rPr>
+              <w:t>[[end]][[if eq $h.leftValue $na]]N/A[[end]]</w:t>
             </w:r>
           </w:p>
         </w:tc>
@@ -2563,7 +2786,73 @@
                 <w:szCs w:val="18"/>
                 <w14:ligatures w14:val="none"/>
               </w:rPr>
+              <w:t>[[if ne $h.</w:t>
+            </w:r>
+            <w:r>
+              <w:rPr>
+                <w:rFonts w:ascii="Helvetica Neue" w:eastAsia="Times New Roman" w:hAnsi="Helvetica Neue" w:cs="Arial"/>
+                <w:color w:val="000000"/>
+                <w:kern w:val="0"/>
+                <w:sz w:val="18"/>
+                <w:szCs w:val="18"/>
+                <w14:ligatures w14:val="none"/>
+              </w:rPr>
+              <w:t>rightValue</w:t>
+            </w:r>
+            <w:r>
+              <w:rPr>
+                <w:rFonts w:ascii="Helvetica Neue" w:eastAsia="Times New Roman" w:hAnsi="Helvetica Neue" w:cs="Arial"/>
+                <w:color w:val="000000"/>
+                <w:kern w:val="0"/>
+                <w:sz w:val="18"/>
+                <w:szCs w:val="18"/>
+                <w14:ligatures w14:val="none"/>
+              </w:rPr>
+              <w:t xml:space="preserve"> $na]]</w:t>
+            </w:r>
+            <w:r>
+              <w:rPr>
+                <w:rFonts w:ascii="Helvetica Neue" w:eastAsia="Times New Roman" w:hAnsi="Helvetica Neue" w:cs="Arial"/>
+                <w:color w:val="000000"/>
+                <w:kern w:val="0"/>
+                <w:sz w:val="18"/>
+                <w:szCs w:val="18"/>
+                <w14:ligatures w14:val="none"/>
+              </w:rPr>
               <w:t>[[$h.rightValue]]</w:t>
+            </w:r>
+            <w:r>
+              <w:rPr>
+                <w:rFonts w:ascii="Helvetica Neue" w:eastAsia="Times New Roman" w:hAnsi="Helvetica Neue" w:cs="Arial"/>
+                <w:color w:val="000000"/>
+                <w:kern w:val="0"/>
+                <w:sz w:val="18"/>
+                <w:szCs w:val="18"/>
+                <w14:ligatures w14:val="none"/>
+              </w:rPr>
+              <w:t>[[end]][[if eq $h.</w:t>
+            </w:r>
+            <w:r>
+              <w:rPr>
+                <w:rFonts w:ascii="Helvetica Neue" w:eastAsia="Times New Roman" w:hAnsi="Helvetica Neue" w:cs="Arial"/>
+                <w:color w:val="000000"/>
+                <w:kern w:val="0"/>
+                <w:sz w:val="18"/>
+                <w:szCs w:val="18"/>
+                <w14:ligatures w14:val="none"/>
+              </w:rPr>
+              <w:t>rightValue</w:t>
+            </w:r>
+            <w:r>
+              <w:rPr>
+                <w:rFonts w:ascii="Helvetica Neue" w:eastAsia="Times New Roman" w:hAnsi="Helvetica Neue" w:cs="Arial"/>
+                <w:color w:val="000000"/>
+                <w:kern w:val="0"/>
+                <w:sz w:val="18"/>
+                <w:szCs w:val="18"/>
+                <w14:ligatures w14:val="none"/>
+              </w:rPr>
+              <w:t xml:space="preserve"> $na]]N/A[[end]]</w:t>
             </w:r>
           </w:p>
         </w:tc>
@@ -2606,7 +2895,7 @@
       <w:tr>
         <w:tc>
           <w:tcPr>
-            <w:tcW w:w="709" w:type="dxa"/>
+            <w:tcW w:w="567" w:type="dxa"/>
             <w:vAlign w:val="center"/>
           </w:tcPr>
           <w:p>
@@ -2640,7 +2929,7 @@
         </w:tc>
         <w:tc>
           <w:tcPr>
-            <w:tcW w:w="992" w:type="dxa"/>
+            <w:tcW w:w="851" w:type="dxa"/>
             <w:vAlign w:val="center"/>
           </w:tcPr>
           <w:p>
@@ -2673,7 +2962,7 @@
         </w:tc>
         <w:tc>
           <w:tcPr>
-            <w:tcW w:w="4536" w:type="dxa"/>
+            <w:tcW w:w="5103" w:type="dxa"/>
             <w:gridSpan w:val="3"/>
             <w:vAlign w:val="center"/>
           </w:tcPr>
@@ -2707,7 +2996,7 @@
         </w:tc>
         <w:tc>
           <w:tcPr>
-            <w:tcW w:w="851" w:type="dxa"/>
+            <w:tcW w:w="709" w:type="dxa"/>
             <w:vAlign w:val="center"/>
           </w:tcPr>
           <w:p>
@@ -2807,7 +3096,7 @@
         </w:tc>
         <w:tc>
           <w:tcPr>
-            <w:tcW w:w="1701" w:type="dxa"/>
+            <w:tcW w:w="1559" w:type="dxa"/>
             <w:vAlign w:val="center"/>
           </w:tcPr>
           <w:p>
@@ -2925,7 +3214,7 @@
       <w:tr>
         <w:tc>
           <w:tcPr>
-            <w:tcW w:w="709" w:type="dxa"/>
+            <w:tcW w:w="567" w:type="dxa"/>
             <w:vAlign w:val="center"/>
           </w:tcPr>
           <w:p>
@@ -2956,7 +3245,7 @@
         </w:tc>
         <w:tc>
           <w:tcPr>
-            <w:tcW w:w="992" w:type="dxa"/>
+            <w:tcW w:w="851" w:type="dxa"/>
             <w:vAlign w:val="center"/>
           </w:tcPr>
           <w:p>
@@ -2986,7 +3275,7 @@
         </w:tc>
         <w:tc>
           <w:tcPr>
-            <w:tcW w:w="4536" w:type="dxa"/>
+            <w:tcW w:w="5103" w:type="dxa"/>
             <w:gridSpan w:val="3"/>
             <w:vAlign w:val="center"/>
           </w:tcPr>
@@ -3020,7 +3309,7 @@
         </w:tc>
         <w:tc>
           <w:tcPr>
-            <w:tcW w:w="851" w:type="dxa"/>
+            <w:tcW w:w="709" w:type="dxa"/>
             <w:vAlign w:val="center"/>
           </w:tcPr>
           <w:p>
@@ -3158,7 +3447,7 @@
         </w:tc>
         <w:tc>
           <w:tcPr>
-            <w:tcW w:w="1701" w:type="dxa"/>
+            <w:tcW w:w="1559" w:type="dxa"/>
             <w:vAlign w:val="center"/>
           </w:tcPr>
           <w:p>
@@ -3251,7 +3540,7 @@
       <w:tr>
         <w:tc>
           <w:tcPr>
-            <w:tcW w:w="6237" w:type="dxa"/>
+            <w:tcW w:w="6521" w:type="dxa"/>
             <w:gridSpan w:val="5"/>
             <w:vAlign w:val="center"/>
           </w:tcPr>
@@ -3284,7 +3573,7 @@
         </w:tc>
         <w:tc>
           <w:tcPr>
-            <w:tcW w:w="851" w:type="dxa"/>
+            <w:tcW w:w="709" w:type="dxa"/>
             <w:vAlign w:val="center"/>
           </w:tcPr>
           <w:p>
@@ -3455,7 +3744,7 @@
         </w:tc>
         <w:tc>
           <w:tcPr>
-            <w:tcW w:w="1701" w:type="dxa"/>
+            <w:tcW w:w="1559" w:type="dxa"/>
           </w:tcPr>
           <w:p>
             <w:pPr>
@@ -3620,12 +3909,10 @@
     <w:sectPr>
       <w:headerReference w:type="even" r:id="rId8"/>
       <w:headerReference w:type="default" r:id="rId9"/>
-      <w:footerReference w:type="even" r:id="rId10"/>
-      <w:footerReference w:type="default" r:id="rId11"/>
-      <w:headerReference w:type="first" r:id="rId12"/>
-      <w:footerReference w:type="first" r:id="rId13"/>
+      <w:footerReference w:type="default" r:id="rId10"/>
+      <w:headerReference w:type="first" r:id="rId11"/>
       <w:pgSz w:w="12240" w:h="15840"/>
-      <w:pgMar w:top="1279" w:right="594" w:bottom="1440" w:left="589" w:header="0" w:footer="708" w:gutter="0"/>
+      <w:pgMar w:top="1279" w:right="594" w:bottom="1440" w:left="589" w:header="0" w:footer="372" w:gutter="0"/>
       <w:cols w:space="708"/>
       <w:docGrid w:linePitch="360"/>
     </w:sectPr>
@@ -3662,16 +3949,6 @@
 <w:ftr xmlns:wpc="http://schemas.microsoft.com/office/word/2010/wordprocessingCanvas" xmlns:cx="http://schemas.microsoft.com/office/drawing/2014/chartex" xmlns:cx1="http://schemas.microsoft.com/office/drawing/2015/9/8/chartex" xmlns:cx2="http://schemas.microsoft.com/office/drawing/2015/10/21/chartex" xmlns:cx3="http://schemas.microsoft.com/office/drawing/2016/5/9/chartex" xmlns:cx4="http://schemas.microsoft.com/office/drawing/2016/5/10/chartex" xmlns:cx5="http://schemas.microsoft.com/office/drawing/2016/5/11/chartex" xmlns:cx6="http://schemas.microsoft.com/office/drawing/2016/5/12/chartex" xmlns:cx7="http://schemas.microsoft.com/office/drawing/2016/5/13/chartex" xmlns:cx8="http://schemas.microsoft.com/office/drawing/2016/5/14/chartex" xmlns:mc="http://schemas.openxmlformats.org/markup-compatibility/2006" xmlns:aink="http://schemas.microsoft.com/office/drawing/2016/ink" xmlns:am3d="http://schemas.microsoft.com/office/drawing/2017/model3d" xmlns:o="urn:schemas-microsoft-com:office:office" xmlns:oel="http://schemas.microsoft.com/office/2019/extlst" xmlns:r="http://schemas.openxmlformats.org/officeDocument/2006/relationships" xmlns:m="http://schemas.openxmlformats.org/officeDocument/2006/math" xmlns:v="urn:schemas-microsoft-com:vml" xmlns:wp14="http://schemas.microsoft.com/office/word/2010/wordprocessingDrawing" xmlns:wp="http://schemas.openxmlformats.org/drawingml/2006/wordprocessingDrawing" xmlns:w10="urn:schemas-microsoft-com:office:word" xmlns:w="http://schemas.openxmlformats.org/wordprocessingml/2006/main" xmlns:w14="http://schemas.microsoft.com/office/word/2010/wordml" xmlns:w15="http://schemas.microsoft.com/office/word/2012/wordml" xmlns:w16cex="http://schemas.microsoft.com/office/word/2018/wordml/cex" xmlns:w16cid="http://schemas.microsoft.com/office/word/2016/wordml/cid" xmlns:w16="http://schemas.microsoft.com/office/word/2018/wordml" xmlns:w16du="http://schemas.microsoft.com/office/word/2023/wordml/word16du" xmlns:w16sdtdh="http://schemas.microsoft.com/office/word/2020/wordml/sdtdatahash" xmlns:w16sdtfl="http://schemas.microsoft.com/office/word/2024/wordml/sdtformatlock" xmlns:w16se="http://schemas.microsoft.com/office/word/2015/wordml/symex" xmlns:wpg="http://schemas.microsoft.com/office/word/2010/wordprocessingGroup" xmlns:wpi="http://schemas.microsoft.com/office/word/2010/wordprocessingInk" xmlns:wne="http://schemas.microsoft.com/office/word/2006/wordml" xmlns:wps="http://schemas.microsoft.com/office/word/2010/wordprocessingShape" mc:Ignorable="w14 w15 w16se w16cid w16 w16cex w16sdtdh w16sdtfl w16du wp14">
   <w:p>
     <w:pPr>
-      <w:pStyle w:val="Footer"/>
-    </w:pPr>
-  </w:p>
-</w:ftr>
-</file>
-
-<file path=word/footer2.xml><?xml version="1.0" encoding="utf-8"?>
-<w:ftr xmlns:wpc="http://schemas.microsoft.com/office/word/2010/wordprocessingCanvas" xmlns:cx="http://schemas.microsoft.com/office/drawing/2014/chartex" xmlns:cx1="http://schemas.microsoft.com/office/drawing/2015/9/8/chartex" xmlns:cx2="http://schemas.microsoft.com/office/drawing/2015/10/21/chartex" xmlns:cx3="http://schemas.microsoft.com/office/drawing/2016/5/9/chartex" xmlns:cx4="http://schemas.microsoft.com/office/drawing/2016/5/10/chartex" xmlns:cx5="http://schemas.microsoft.com/office/drawing/2016/5/11/chartex" xmlns:cx6="http://schemas.microsoft.com/office/drawing/2016/5/12/chartex" xmlns:cx7="http://schemas.microsoft.com/office/drawing/2016/5/13/chartex" xmlns:cx8="http://schemas.microsoft.com/office/drawing/2016/5/14/chartex" xmlns:mc="http://schemas.openxmlformats.org/markup-compatibility/2006" xmlns:aink="http://schemas.microsoft.com/office/drawing/2016/ink" xmlns:am3d="http://schemas.microsoft.com/office/drawing/2017/model3d" xmlns:o="urn:schemas-microsoft-com:office:office" xmlns:oel="http://schemas.microsoft.com/office/2019/extlst" xmlns:r="http://schemas.openxmlformats.org/officeDocument/2006/relationships" xmlns:m="http://schemas.openxmlformats.org/officeDocument/2006/math" xmlns:v="urn:schemas-microsoft-com:vml" xmlns:wp14="http://schemas.microsoft.com/office/word/2010/wordprocessingDrawing" xmlns:wp="http://schemas.openxmlformats.org/drawingml/2006/wordprocessingDrawing" xmlns:w10="urn:schemas-microsoft-com:office:word" xmlns:w="http://schemas.openxmlformats.org/wordprocessingml/2006/main" xmlns:w14="http://schemas.microsoft.com/office/word/2010/wordml" xmlns:w15="http://schemas.microsoft.com/office/word/2012/wordml" xmlns:w16cex="http://schemas.microsoft.com/office/word/2018/wordml/cex" xmlns:w16cid="http://schemas.microsoft.com/office/word/2016/wordml/cid" xmlns:w16="http://schemas.microsoft.com/office/word/2018/wordml" xmlns:w16du="http://schemas.microsoft.com/office/word/2023/wordml/word16du" xmlns:w16sdtdh="http://schemas.microsoft.com/office/word/2020/wordml/sdtdatahash" xmlns:w16sdtfl="http://schemas.microsoft.com/office/word/2024/wordml/sdtformatlock" xmlns:w16se="http://schemas.microsoft.com/office/word/2015/wordml/symex" xmlns:wpg="http://schemas.microsoft.com/office/word/2010/wordprocessingGroup" xmlns:wpi="http://schemas.microsoft.com/office/word/2010/wordprocessingInk" xmlns:wne="http://schemas.microsoft.com/office/word/2006/wordml" xmlns:wps="http://schemas.microsoft.com/office/word/2010/wordprocessingShape" mc:Ignorable="w14 w15 w16se w16cid w16 w16cex w16sdtdh w16sdtfl w16du wp14">
-  <w:p>
-    <w:pPr>
       <w:pStyle w:val="NormalWeb"/>
       <w:spacing w:before="0" w:beforeAutospacing="0"/>
       <w:rPr>
@@ -3691,7 +3968,7 @@
         <wp:inline distT="0" distB="0" distL="0" distR="0" wp14:anchorId="2ACA1173" wp14:editId="3740EA43">
           <wp:extent cx="6984365" cy="620723"/>
           <wp:effectExtent l="0" t="0" r="635" b="1905"/>
-          <wp:docPr id="903796722" name="Picture 3"/>
+          <wp:docPr id="818500326" name="Picture 3"/>
           <wp:cNvGraphicFramePr>
             <a:graphicFrameLocks xmlns:a="http://schemas.openxmlformats.org/drawingml/2006/main" noChangeAspect="1"/>
           </wp:cNvGraphicFramePr>
@@ -3728,6 +4005,153 @@
           </a:graphic>
         </wp:inline>
       </w:drawing>
+    </w:r>
+  </w:p>
+  <w:p>
+    <w:pPr>
+      <w:pStyle w:val="NormalWeb"/>
+      <w:spacing w:before="0" w:beforeAutospacing="0"/>
+      <w:jc w:val="center"/>
+      <w:rPr>
+        <w:rFonts w:ascii="Arial" w:hAnsi="Arial" w:cs="Arial"/>
+        <w:color w:val="auto"/>
+        <w:sz w:val="18"/>
+        <w:szCs w:val="18"/>
+      </w:rPr>
+    </w:pPr>
+    <w:r>
+      <w:rPr>
+        <w:rFonts w:ascii="Arial" w:hAnsi="Arial" w:cs="Arial"/>
+        <w:color w:val="auto"/>
+        <w:sz w:val="18"/>
+        <w:szCs w:val="18"/>
+      </w:rPr>
+      <w:t>[[</w:t>
+    </w:r>
+    <w:r>
+      <w:rPr>
+        <w:rFonts w:ascii="Arial" w:hAnsi="Arial" w:cs="Arial"/>
+        <w:color w:val="auto"/>
+        <w:sz w:val="18"/>
+        <w:szCs w:val="18"/>
+      </w:rPr>
+      <w:t>.qt</w:t>
+    </w:r>
+    <w:r>
+      <w:rPr>
+        <w:rFonts w:ascii="Arial" w:hAnsi="Arial" w:cs="Arial"/>
+        <w:color w:val="auto"/>
+        <w:sz w:val="18"/>
+        <w:szCs w:val="18"/>
+      </w:rPr>
+      <w:t>.name</w:t>
+    </w:r>
+    <w:r>
+      <w:rPr>
+        <w:rFonts w:ascii="Arial" w:hAnsi="Arial" w:cs="Arial"/>
+        <w:color w:val="auto"/>
+        <w:sz w:val="18"/>
+        <w:szCs w:val="18"/>
+      </w:rPr>
+      <w:t xml:space="preserve">]] | Printed on </w:t>
+    </w:r>
+    <w:r>
+      <w:rPr>
+        <w:rFonts w:ascii="Arial" w:hAnsi="Arial" w:cs="Arial"/>
+        <w:color w:val="auto"/>
+        <w:sz w:val="18"/>
+        <w:szCs w:val="18"/>
+      </w:rPr>
+      <w:fldChar w:fldCharType="begin"/>
+    </w:r>
+    <w:r>
+      <w:rPr>
+        <w:rFonts w:ascii="Arial" w:hAnsi="Arial" w:cs="Arial"/>
+        <w:color w:val="auto"/>
+        <w:sz w:val="18"/>
+        <w:szCs w:val="18"/>
+        <w:lang w:val="en-US"/>
+      </w:rPr>
+      <w:instrText xml:space="preserve"> DATE \@ "d-MMM-yy" </w:instrText>
+    </w:r>
+    <w:r>
+      <w:rPr>
+        <w:rFonts w:ascii="Arial" w:hAnsi="Arial" w:cs="Arial"/>
+        <w:color w:val="auto"/>
+        <w:sz w:val="18"/>
+        <w:szCs w:val="18"/>
+      </w:rPr>
+      <w:fldChar w:fldCharType="separate"/>
+    </w:r>
+    <w:r>
+      <w:rPr>
+        <w:rFonts w:ascii="Arial" w:hAnsi="Arial" w:cs="Arial"/>
+        <w:noProof/>
+        <w:color w:val="auto"/>
+        <w:sz w:val="18"/>
+        <w:szCs w:val="18"/>
+        <w:lang w:val="en-US"/>
+      </w:rPr>
+      <w:t>21-Jul-25</w:t>
+    </w:r>
+    <w:r>
+      <w:rPr>
+        <w:rFonts w:ascii="Arial" w:hAnsi="Arial" w:cs="Arial"/>
+        <w:color w:val="auto"/>
+        <w:sz w:val="18"/>
+        <w:szCs w:val="18"/>
+      </w:rPr>
+      <w:fldChar w:fldCharType="end"/>
+    </w:r>
+    <w:r>
+      <w:rPr>
+        <w:rFonts w:ascii="Arial" w:hAnsi="Arial" w:cs="Arial"/>
+        <w:color w:val="auto"/>
+        <w:sz w:val="18"/>
+        <w:szCs w:val="18"/>
+        <w:lang w:val="en-US"/>
+      </w:rPr>
+      <w:t>, By</w:t>
+    </w:r>
+    <w:r>
+      <w:rPr>
+        <w:rFonts w:ascii="Arial" w:hAnsi="Arial" w:cs="Arial"/>
+        <w:color w:val="auto"/>
+        <w:sz w:val="18"/>
+        <w:szCs w:val="18"/>
+        <w:lang w:val="en-US"/>
+      </w:rPr>
+      <w:t xml:space="preserve"> </w:t>
+    </w:r>
+    <w:r>
+      <w:rPr>
+        <w:rFonts w:ascii="Arial" w:hAnsi="Arial" w:cs="Arial"/>
+        <w:color w:val="auto"/>
+        <w:sz w:val="18"/>
+        <w:szCs w:val="18"/>
+        <w:lang w:val="en-US"/>
+      </w:rPr>
+      <w:t xml:space="preserve"> [[.qt.user</w:t>
+    </w:r>
+    <w:r>
+      <w:rPr>
+        <w:rFonts w:ascii="Arial" w:hAnsi="Arial" w:cs="Arial"/>
+        <w:color w:val="auto"/>
+        <w:sz w:val="18"/>
+        <w:szCs w:val="18"/>
+        <w:lang w:val="en-US"/>
+      </w:rPr>
+      <w:t>Name</w:t>
+    </w:r>
+    <w:r>
+      <w:rPr>
+        <w:rFonts w:ascii="Arial" w:hAnsi="Arial" w:cs="Arial"/>
+        <w:color w:val="auto"/>
+        <w:sz w:val="18"/>
+        <w:szCs w:val="18"/>
+        <w:lang w:val="en-US"/>
+      </w:rPr>
+      <w:t>]]</w:t>
     </w:r>
   </w:p>
   <w:p>
@@ -3876,16 +4300,6 @@
 </w:ftr>
 </file>
 
-<file path=word/footer3.xml><?xml version="1.0" encoding="utf-8"?>
-<w:ftr xmlns:wpc="http://schemas.microsoft.com/office/word/2010/wordprocessingCanvas" xmlns:cx="http://schemas.microsoft.com/office/drawing/2014/chartex" xmlns:cx1="http://schemas.microsoft.com/office/drawing/2015/9/8/chartex" xmlns:cx2="http://schemas.microsoft.com/office/drawing/2015/10/21/chartex" xmlns:cx3="http://schemas.microsoft.com/office/drawing/2016/5/9/chartex" xmlns:cx4="http://schemas.microsoft.com/office/drawing/2016/5/10/chartex" xmlns:cx5="http://schemas.microsoft.com/office/drawing/2016/5/11/chartex" xmlns:cx6="http://schemas.microsoft.com/office/drawing/2016/5/12/chartex" xmlns:cx7="http://schemas.microsoft.com/office/drawing/2016/5/13/chartex" xmlns:cx8="http://schemas.microsoft.com/office/drawing/2016/5/14/chartex" xmlns:mc="http://schemas.openxmlformats.org/markup-compatibility/2006" xmlns:aink="http://schemas.microsoft.com/office/drawing/2016/ink" xmlns:am3d="http://schemas.microsoft.com/office/drawing/2017/model3d" xmlns:o="urn:schemas-microsoft-com:office:office" xmlns:oel="http://schemas.microsoft.com/office/2019/extlst" xmlns:r="http://schemas.openxmlformats.org/officeDocument/2006/relationships" xmlns:m="http://schemas.openxmlformats.org/officeDocument/2006/math" xmlns:v="urn:schemas-microsoft-com:vml" xmlns:wp14="http://schemas.microsoft.com/office/word/2010/wordprocessingDrawing" xmlns:wp="http://schemas.openxmlformats.org/drawingml/2006/wordprocessingDrawing" xmlns:w10="urn:schemas-microsoft-com:office:word" xmlns:w="http://schemas.openxmlformats.org/wordprocessingml/2006/main" xmlns:w14="http://schemas.microsoft.com/office/word/2010/wordml" xmlns:w15="http://schemas.microsoft.com/office/word/2012/wordml" xmlns:w16cex="http://schemas.microsoft.com/office/word/2018/wordml/cex" xmlns:w16cid="http://schemas.microsoft.com/office/word/2016/wordml/cid" xmlns:w16="http://schemas.microsoft.com/office/word/2018/wordml" xmlns:w16du="http://schemas.microsoft.com/office/word/2023/wordml/word16du" xmlns:w16sdtdh="http://schemas.microsoft.com/office/word/2020/wordml/sdtdatahash" xmlns:w16sdtfl="http://schemas.microsoft.com/office/word/2024/wordml/sdtformatlock" xmlns:w16se="http://schemas.microsoft.com/office/word/2015/wordml/symex" xmlns:wpg="http://schemas.microsoft.com/office/word/2010/wordprocessingGroup" xmlns:wpi="http://schemas.microsoft.com/office/word/2010/wordprocessingInk" xmlns:wne="http://schemas.microsoft.com/office/word/2006/wordml" xmlns:wps="http://schemas.microsoft.com/office/word/2010/wordprocessingShape" mc:Ignorable="w14 w15 w16se w16cid w16 w16cex w16sdtdh w16sdtfl w16du wp14">
-  <w:p>
-    <w:pPr>
-      <w:pStyle w:val="Footer"/>
-    </w:pPr>
-  </w:p>
-</w:ftr>
-</file>
-
 <file path=word/footnotes.xml><?xml version="1.0" encoding="utf-8"?>
 <w:footnotes xmlns:wpc="http://schemas.microsoft.com/office/word/2010/wordprocessingCanvas" xmlns:cx="http://schemas.microsoft.com/office/drawing/2014/chartex" xmlns:cx1="http://schemas.microsoft.com/office/drawing/2015/9/8/chartex" xmlns:cx2="http://schemas.microsoft.com/office/drawing/2015/10/21/chartex" xmlns:cx3="http://schemas.microsoft.com/office/drawing/2016/5/9/chartex" xmlns:cx4="http://schemas.microsoft.com/office/drawing/2016/5/10/chartex" xmlns:cx5="http://schemas.microsoft.com/office/drawing/2016/5/11/chartex" xmlns:cx6="http://schemas.microsoft.com/office/drawing/2016/5/12/chartex" xmlns:cx7="http://schemas.microsoft.com/office/drawing/2016/5/13/chartex" xmlns:cx8="http://schemas.microsoft.com/office/drawing/2016/5/14/chartex" xmlns:mc="http://schemas.openxmlformats.org/markup-compatibility/2006" xmlns:aink="http://schemas.microsoft.com/office/drawing/2016/ink" xmlns:am3d="http://schemas.microsoft.com/office/drawing/2017/model3d" xmlns:o="urn:schemas-microsoft-com:office:office" xmlns:oel="http://schemas.microsoft.com/office/2019/extlst" xmlns:r="http://schemas.openxmlformats.org/officeDocument/2006/relationships" xmlns:m="http://schemas.openxmlformats.org/officeDocument/2006/math" xmlns:v="urn:schemas-microsoft-com:vml" xmlns:wp14="http://schemas.microsoft.com/office/word/2010/wordprocessingDrawing" xmlns:wp="http://schemas.openxmlformats.org/drawingml/2006/wordprocessingDrawing" xmlns:w10="urn:schemas-microsoft-com:office:word" xmlns:w="http://schemas.openxmlformats.org/wordprocessingml/2006/main" xmlns:w14="http://schemas.microsoft.com/office/word/2010/wordml" xmlns:w15="http://schemas.microsoft.com/office/word/2012/wordml" xmlns:w16cex="http://schemas.microsoft.com/office/word/2018/wordml/cex" xmlns:w16cid="http://schemas.microsoft.com/office/word/2016/wordml/cid" xmlns:w16="http://schemas.microsoft.com/office/word/2018/wordml" xmlns:w16du="http://schemas.microsoft.com/office/word/2023/wordml/word16du" xmlns:w16sdtdh="http://schemas.microsoft.com/office/word/2020/wordml/sdtdatahash" xmlns:w16sdtfl="http://schemas.microsoft.com/office/word/2024/wordml/sdtformatlock" xmlns:w16se="http://schemas.microsoft.com/office/word/2015/wordml/symex" xmlns:wpg="http://schemas.microsoft.com/office/word/2010/wordprocessingGroup" xmlns:wpi="http://schemas.microsoft.com/office/word/2010/wordprocessingInk" xmlns:wne="http://schemas.microsoft.com/office/word/2006/wordml" xmlns:wps="http://schemas.microsoft.com/office/word/2010/wordprocessingShape" mc:Ignorable="w14 w15 w16se w16cid w16 w16cex w16sdtdh w16sdtfl w16du wp14">
   <w:footnote w:type="separator" w:id="-1">
@@ -4012,7 +4426,7 @@
         <wp:inline distT="0" distB="0" distL="0" distR="0" wp14:anchorId="7ACBE13F" wp14:editId="7A8D34AE">
           <wp:extent cx="6984460" cy="657860"/>
           <wp:effectExtent l="0" t="0" r="635" b="2540"/>
-          <wp:docPr id="2071986887" name="Picture 2"/>
+          <wp:docPr id="1086130495" name="Picture 2"/>
           <wp:cNvGraphicFramePr>
             <a:graphicFrameLocks xmlns:a="http://schemas.openxmlformats.org/drawingml/2006/main" noChangeAspect="1"/>
           </wp:cNvGraphicFramePr>

--- a/btb_cvs_support/document/templates/quotation_format_qa.docx
+++ b/btb_cvs_support/document/templates/quotation_format_qa.docx
@@ -216,7 +216,7 @@
                 <w:lang w:val="en-US"/>
                 <w14:ligatures w14:val="none"/>
               </w:rPr>
-              <w:t>21-Jul-25</w:t>
+              <w:t>30-Jul-25</w:t>
             </w:r>
             <w:r>
               <w:rPr>
@@ -3269,7 +3269,29 @@
                 <w:szCs w:val="18"/>
                 <w14:ligatures w14:val="none"/>
               </w:rPr>
-              <w:t>[[$s.tag]]</w:t>
+              <w:t>[[$s.tag</w:t>
+            </w:r>
+            <w:r>
+              <w:rPr>
+                <w:rFonts w:ascii="Helvetica Neue" w:eastAsia="Times New Roman" w:hAnsi="Helvetica Neue" w:cs="Arial"/>
+                <w:color w:val="000000"/>
+                <w:kern w:val="0"/>
+                <w:sz w:val="18"/>
+                <w:szCs w:val="18"/>
+                <w14:ligatures w14:val="none"/>
+              </w:rPr>
+              <w:t>Ref</w:t>
+            </w:r>
+            <w:r>
+              <w:rPr>
+                <w:rFonts w:ascii="Helvetica Neue" w:eastAsia="Times New Roman" w:hAnsi="Helvetica Neue" w:cs="Arial"/>
+                <w:color w:val="000000"/>
+                <w:kern w:val="0"/>
+                <w:sz w:val="18"/>
+                <w:szCs w:val="18"/>
+                <w14:ligatures w14:val="none"/>
+              </w:rPr>
+              <w:t>]]</w:t>
             </w:r>
           </w:p>
         </w:tc>
@@ -4092,7 +4114,7 @@
         <w:szCs w:val="18"/>
         <w:lang w:val="en-US"/>
       </w:rPr>
-      <w:t>21-Jul-25</w:t>
+      <w:t>30-Jul-25</w:t>
     </w:r>
     <w:r>
       <w:rPr>

--- a/btb_cvs_support/document/templates/quotation_format_qa.docx
+++ b/btb_cvs_support/document/templates/quotation_format_qa.docx
@@ -45,10 +45,10 @@
         <w:tblLook w:val="04A0" w:firstRow="1" w:lastRow="0" w:firstColumn="1" w:lastColumn="0" w:noHBand="0" w:noVBand="1"/>
       </w:tblPr>
       <w:tblGrid>
-        <w:gridCol w:w="1156"/>
-        <w:gridCol w:w="6574"/>
+        <w:gridCol w:w="940"/>
+        <w:gridCol w:w="6806"/>
         <w:gridCol w:w="1123"/>
-        <w:gridCol w:w="2202"/>
+        <w:gridCol w:w="2186"/>
       </w:tblGrid>
       <w:tr>
         <w:trPr>
@@ -56,7 +56,7 @@
         </w:trPr>
         <w:tc>
           <w:tcPr>
-            <w:tcW w:w="1156" w:type="dxa"/>
+            <w:tcW w:w="851" w:type="dxa"/>
             <w:vMerge w:val="restart"/>
           </w:tcPr>
           <w:p>
@@ -93,7 +93,7 @@
         </w:tc>
         <w:tc>
           <w:tcPr>
-            <w:tcW w:w="6574" w:type="dxa"/>
+            <w:tcW w:w="6879" w:type="dxa"/>
           </w:tcPr>
           <w:p>
             <w:pPr>
@@ -120,7 +120,50 @@
                 <w:szCs w:val="18"/>
                 <w14:ligatures w14:val="none"/>
               </w:rPr>
-              <w:t>[[.qt.customer_name]]</w:t>
+              <w:t>[[.</w:t>
+            </w:r>
+            <w:proofErr w:type="spellStart"/>
+            <w:proofErr w:type="gramStart"/>
+            <w:r>
+              <w:rPr>
+                <w:rFonts w:ascii="Helvetica Neue" w:eastAsia="Times New Roman" w:hAnsi="Helvetica Neue" w:cs="Arial"/>
+                <w:b/>
+                <w:bCs/>
+                <w:color w:val="000000"/>
+                <w:kern w:val="0"/>
+                <w:sz w:val="18"/>
+                <w:szCs w:val="18"/>
+                <w14:ligatures w14:val="none"/>
+              </w:rPr>
+              <w:t>qt.customer</w:t>
+            </w:r>
+            <w:proofErr w:type="gramEnd"/>
+            <w:r>
+              <w:rPr>
+                <w:rFonts w:ascii="Helvetica Neue" w:eastAsia="Times New Roman" w:hAnsi="Helvetica Neue" w:cs="Arial"/>
+                <w:b/>
+                <w:bCs/>
+                <w:color w:val="000000"/>
+                <w:kern w:val="0"/>
+                <w:sz w:val="18"/>
+                <w:szCs w:val="18"/>
+                <w14:ligatures w14:val="none"/>
+              </w:rPr>
+              <w:t>_name</w:t>
+            </w:r>
+            <w:proofErr w:type="spellEnd"/>
+            <w:r>
+              <w:rPr>
+                <w:rFonts w:ascii="Helvetica Neue" w:eastAsia="Times New Roman" w:hAnsi="Helvetica Neue" w:cs="Arial"/>
+                <w:b/>
+                <w:bCs/>
+                <w:color w:val="000000"/>
+                <w:kern w:val="0"/>
+                <w:sz w:val="18"/>
+                <w:szCs w:val="18"/>
+                <w14:ligatures w14:val="none"/>
+              </w:rPr>
+              <w:t>]]</w:t>
             </w:r>
           </w:p>
         </w:tc>
@@ -216,7 +259,7 @@
                 <w:lang w:val="en-US"/>
                 <w14:ligatures w14:val="none"/>
               </w:rPr>
-              <w:t>30-Jul-25</w:t>
+              <w:t>14-Aug-25</w:t>
             </w:r>
             <w:r>
               <w:rPr>
@@ -238,7 +281,7 @@
         </w:trPr>
         <w:tc>
           <w:tcPr>
-            <w:tcW w:w="1156" w:type="dxa"/>
+            <w:tcW w:w="851" w:type="dxa"/>
             <w:vMerge/>
           </w:tcPr>
           <w:p>
@@ -259,7 +302,7 @@
         </w:tc>
         <w:tc>
           <w:tcPr>
-            <w:tcW w:w="6574" w:type="dxa"/>
+            <w:tcW w:w="6879" w:type="dxa"/>
           </w:tcPr>
           <w:p>
             <w:pPr>
@@ -286,7 +329,66 @@
                 <w:szCs w:val="18"/>
                 <w14:ligatures w14:val="none"/>
               </w:rPr>
-              <w:t>[[.qt.address_display]]</w:t>
+              <w:t>[[</w:t>
+            </w:r>
+            <w:proofErr w:type="gramStart"/>
+            <w:r>
+              <w:rPr>
+                <w:rFonts w:ascii="Helvetica Neue" w:eastAsia="Times New Roman" w:hAnsi="Helvetica Neue" w:cs="Arial"/>
+                <w:color w:val="000000"/>
+                <w:kern w:val="0"/>
+                <w:sz w:val="18"/>
+                <w:szCs w:val="18"/>
+                <w14:ligatures w14:val="none"/>
+              </w:rPr>
+              <w:t xml:space="preserve">rtf </w:t>
+            </w:r>
+            <w:r>
+              <w:rPr>
+                <w:rFonts w:ascii="Helvetica Neue" w:eastAsia="Times New Roman" w:hAnsi="Helvetica Neue" w:cs="Arial"/>
+                <w:color w:val="000000"/>
+                <w:kern w:val="0"/>
+                <w:sz w:val="18"/>
+                <w:szCs w:val="18"/>
+                <w14:ligatures w14:val="none"/>
+              </w:rPr>
+              <w:t>.</w:t>
+            </w:r>
+            <w:proofErr w:type="spellStart"/>
+            <w:r>
+              <w:rPr>
+                <w:rFonts w:ascii="Helvetica Neue" w:eastAsia="Times New Roman" w:hAnsi="Helvetica Neue" w:cs="Arial"/>
+                <w:color w:val="000000"/>
+                <w:kern w:val="0"/>
+                <w:sz w:val="18"/>
+                <w:szCs w:val="18"/>
+                <w14:ligatures w14:val="none"/>
+              </w:rPr>
+              <w:t>qt</w:t>
+            </w:r>
+            <w:proofErr w:type="gramEnd"/>
+            <w:r>
+              <w:rPr>
+                <w:rFonts w:ascii="Helvetica Neue" w:eastAsia="Times New Roman" w:hAnsi="Helvetica Neue" w:cs="Arial"/>
+                <w:color w:val="000000"/>
+                <w:kern w:val="0"/>
+                <w:sz w:val="18"/>
+                <w:szCs w:val="18"/>
+                <w14:ligatures w14:val="none"/>
+              </w:rPr>
+              <w:t>.address_display</w:t>
+            </w:r>
+            <w:proofErr w:type="spellEnd"/>
+            <w:r>
+              <w:rPr>
+                <w:rFonts w:ascii="Helvetica Neue" w:eastAsia="Times New Roman" w:hAnsi="Helvetica Neue" w:cs="Arial"/>
+                <w:color w:val="000000"/>
+                <w:kern w:val="0"/>
+                <w:sz w:val="18"/>
+                <w:szCs w:val="18"/>
+                <w14:ligatures w14:val="none"/>
+              </w:rPr>
+              <w:t>]]</w:t>
             </w:r>
           </w:p>
         </w:tc>
@@ -351,7 +453,31 @@
                 <w:szCs w:val="18"/>
                 <w14:ligatures w14:val="none"/>
               </w:rPr>
-              <w:t>[[.qt.name]]</w:t>
+              <w:t>[</w:t>
+            </w:r>
+            <w:proofErr w:type="gramStart"/>
+            <w:r>
+              <w:rPr>
+                <w:rFonts w:ascii="Helvetica Neue" w:eastAsia="Times New Roman" w:hAnsi="Helvetica Neue" w:cs="Arial"/>
+                <w:color w:val="000000"/>
+                <w:kern w:val="0"/>
+                <w:sz w:val="18"/>
+                <w:szCs w:val="18"/>
+                <w14:ligatures w14:val="none"/>
+              </w:rPr>
+              <w:t>[.qt.name</w:t>
+            </w:r>
+            <w:proofErr w:type="gramEnd"/>
+            <w:r>
+              <w:rPr>
+                <w:rFonts w:ascii="Helvetica Neue" w:eastAsia="Times New Roman" w:hAnsi="Helvetica Neue" w:cs="Arial"/>
+                <w:color w:val="000000"/>
+                <w:kern w:val="0"/>
+                <w:sz w:val="18"/>
+                <w:szCs w:val="18"/>
+                <w14:ligatures w14:val="none"/>
+              </w:rPr>
+              <w:t>]]</w:t>
             </w:r>
           </w:p>
         </w:tc>
@@ -359,7 +485,7 @@
       <w:tr>
         <w:tc>
           <w:tcPr>
-            <w:tcW w:w="1156" w:type="dxa"/>
+            <w:tcW w:w="851" w:type="dxa"/>
           </w:tcPr>
           <w:p>
             <w:pPr>
@@ -394,7 +520,7 @@
         </w:tc>
         <w:tc>
           <w:tcPr>
-            <w:tcW w:w="9899" w:type="dxa"/>
+            <w:tcW w:w="10204" w:type="dxa"/>
             <w:gridSpan w:val="3"/>
             <w:vAlign w:val="center"/>
           </w:tcPr>
@@ -419,7 +545,81 @@
                 <w:szCs w:val="18"/>
                 <w14:ligatures w14:val="none"/>
               </w:rPr>
-              <w:t xml:space="preserve">[[.qt.contact_display]], </w:t>
+              <w:t>[[.</w:t>
+            </w:r>
+            <w:proofErr w:type="spellStart"/>
+            <w:proofErr w:type="gramStart"/>
+            <w:r>
+              <w:rPr>
+                <w:rFonts w:ascii="Helvetica Neue" w:eastAsia="Times New Roman" w:hAnsi="Helvetica Neue" w:cs="Arial"/>
+                <w:color w:val="000000"/>
+                <w:kern w:val="0"/>
+                <w:sz w:val="18"/>
+                <w:szCs w:val="18"/>
+                <w14:ligatures w14:val="none"/>
+              </w:rPr>
+              <w:t>qt.contact</w:t>
+            </w:r>
+            <w:proofErr w:type="gramEnd"/>
+            <w:r>
+              <w:rPr>
+                <w:rFonts w:ascii="Helvetica Neue" w:eastAsia="Times New Roman" w:hAnsi="Helvetica Neue" w:cs="Arial"/>
+                <w:color w:val="000000"/>
+                <w:kern w:val="0"/>
+                <w:sz w:val="18"/>
+                <w:szCs w:val="18"/>
+                <w14:ligatures w14:val="none"/>
+              </w:rPr>
+              <w:t>_display</w:t>
+            </w:r>
+            <w:proofErr w:type="spellEnd"/>
+            <w:r>
+              <w:rPr>
+                <w:rFonts w:ascii="Helvetica Neue" w:eastAsia="Times New Roman" w:hAnsi="Helvetica Neue" w:cs="Arial"/>
+                <w:color w:val="000000"/>
+                <w:kern w:val="0"/>
+                <w:sz w:val="18"/>
+                <w:szCs w:val="18"/>
+                <w14:ligatures w14:val="none"/>
+              </w:rPr>
+              <w:t>]], [[.</w:t>
+            </w:r>
+            <w:proofErr w:type="spellStart"/>
+            <w:proofErr w:type="gramStart"/>
+            <w:r>
+              <w:rPr>
+                <w:rFonts w:ascii="Helvetica Neue" w:eastAsia="Times New Roman" w:hAnsi="Helvetica Neue" w:cs="Arial"/>
+                <w:color w:val="000000"/>
+                <w:kern w:val="0"/>
+                <w:sz w:val="18"/>
+                <w:szCs w:val="18"/>
+                <w14:ligatures w14:val="none"/>
+              </w:rPr>
+              <w:t>qt.contact</w:t>
+            </w:r>
+            <w:proofErr w:type="gramEnd"/>
+            <w:r>
+              <w:rPr>
+                <w:rFonts w:ascii="Helvetica Neue" w:eastAsia="Times New Roman" w:hAnsi="Helvetica Neue" w:cs="Arial"/>
+                <w:color w:val="000000"/>
+                <w:kern w:val="0"/>
+                <w:sz w:val="18"/>
+                <w:szCs w:val="18"/>
+                <w14:ligatures w14:val="none"/>
+              </w:rPr>
+              <w:t>_designation</w:t>
+            </w:r>
+            <w:proofErr w:type="spellEnd"/>
+            <w:r>
+              <w:rPr>
+                <w:rFonts w:ascii="Helvetica Neue" w:eastAsia="Times New Roman" w:hAnsi="Helvetica Neue" w:cs="Arial"/>
+                <w:color w:val="000000"/>
+                <w:kern w:val="0"/>
+                <w:sz w:val="18"/>
+                <w:szCs w:val="18"/>
+                <w14:ligatures w14:val="none"/>
+              </w:rPr>
+              <w:t>]]</w:t>
             </w:r>
           </w:p>
           <w:p>
@@ -443,35 +643,48 @@
                 <w:szCs w:val="18"/>
                 <w14:ligatures w14:val="none"/>
               </w:rPr>
-              <w:t>[[.qt.contact_designation]]</w:t>
+              <w:t>[[.</w:t>
+            </w:r>
+            <w:proofErr w:type="spellStart"/>
+            <w:proofErr w:type="gramStart"/>
+            <w:r>
+              <w:rPr>
+                <w:rFonts w:ascii="Helvetica Neue" w:eastAsia="Times New Roman" w:hAnsi="Helvetica Neue" w:cs="Arial"/>
+                <w:color w:val="000000"/>
+                <w:kern w:val="0"/>
+                <w:sz w:val="18"/>
+                <w:szCs w:val="18"/>
+                <w14:ligatures w14:val="none"/>
+              </w:rPr>
+              <w:t>qt.contact</w:t>
+            </w:r>
+            <w:proofErr w:type="gramEnd"/>
+            <w:r>
+              <w:rPr>
+                <w:rFonts w:ascii="Helvetica Neue" w:eastAsia="Times New Roman" w:hAnsi="Helvetica Neue" w:cs="Arial"/>
+                <w:color w:val="000000"/>
+                <w:kern w:val="0"/>
+                <w:sz w:val="18"/>
+                <w:szCs w:val="18"/>
+                <w14:ligatures w14:val="none"/>
+              </w:rPr>
+              <w:t>_mobile</w:t>
+            </w:r>
+            <w:proofErr w:type="spellEnd"/>
+            <w:r>
+              <w:rPr>
+                <w:rFonts w:ascii="Helvetica Neue" w:eastAsia="Times New Roman" w:hAnsi="Helvetica Neue" w:cs="Arial"/>
+                <w:color w:val="000000"/>
+                <w:kern w:val="0"/>
+                <w:sz w:val="18"/>
+                <w:szCs w:val="18"/>
+                <w14:ligatures w14:val="none"/>
+              </w:rPr>
+              <w:t>]]</w:t>
             </w:r>
           </w:p>
           <w:p>
             <w:pPr>
-              <w:spacing w:before="57"/>
-              <w:rPr>
-                <w:rFonts w:ascii="Helvetica Neue" w:eastAsia="Times New Roman" w:hAnsi="Helvetica Neue" w:cs="Arial"/>
-                <w:color w:val="000000"/>
-                <w:kern w:val="0"/>
-                <w:sz w:val="18"/>
-                <w:szCs w:val="18"/>
-                <w14:ligatures w14:val="none"/>
-              </w:rPr>
-            </w:pPr>
-            <w:r>
-              <w:rPr>
-                <w:rFonts w:ascii="Helvetica Neue" w:eastAsia="Times New Roman" w:hAnsi="Helvetica Neue" w:cs="Arial"/>
-                <w:color w:val="000000"/>
-                <w:kern w:val="0"/>
-                <w:sz w:val="18"/>
-                <w:szCs w:val="18"/>
-                <w14:ligatures w14:val="none"/>
-              </w:rPr>
-              <w:t>[[.qt.contact_mobile]]</w:t>
-            </w:r>
-          </w:p>
-          <w:p>
-            <w:pPr>
               <w:rPr>
                 <w:rFonts w:ascii="Helvetica Neue" w:eastAsia="Times New Roman" w:hAnsi="Helvetica Neue" w:cs="Arial"/>
                 <w:b/>
@@ -494,7 +707,92 @@
                 <w:szCs w:val="18"/>
                 <w14:ligatures w14:val="none"/>
               </w:rPr>
-              <w:t>[[if .qt.contact_email]] [[.qt.contact_email]] [[end]]</w:t>
+              <w:t>[[</w:t>
+            </w:r>
+            <w:proofErr w:type="gramStart"/>
+            <w:r>
+              <w:rPr>
+                <w:rFonts w:ascii="Helvetica Neue" w:eastAsia="Times New Roman" w:hAnsi="Helvetica Neue" w:cs="Arial"/>
+                <w:color w:val="000000"/>
+                <w:kern w:val="0"/>
+                <w:sz w:val="18"/>
+                <w:szCs w:val="18"/>
+                <w14:ligatures w14:val="none"/>
+              </w:rPr>
+              <w:t>if .</w:t>
+            </w:r>
+            <w:proofErr w:type="spellStart"/>
+            <w:r>
+              <w:rPr>
+                <w:rFonts w:ascii="Helvetica Neue" w:eastAsia="Times New Roman" w:hAnsi="Helvetica Neue" w:cs="Arial"/>
+                <w:color w:val="000000"/>
+                <w:kern w:val="0"/>
+                <w:sz w:val="18"/>
+                <w:szCs w:val="18"/>
+                <w14:ligatures w14:val="none"/>
+              </w:rPr>
+              <w:t>qt</w:t>
+            </w:r>
+            <w:proofErr w:type="gramEnd"/>
+            <w:r>
+              <w:rPr>
+                <w:rFonts w:ascii="Helvetica Neue" w:eastAsia="Times New Roman" w:hAnsi="Helvetica Neue" w:cs="Arial"/>
+                <w:color w:val="000000"/>
+                <w:kern w:val="0"/>
+                <w:sz w:val="18"/>
+                <w:szCs w:val="18"/>
+                <w14:ligatures w14:val="none"/>
+              </w:rPr>
+              <w:t>.contact_email</w:t>
+            </w:r>
+            <w:proofErr w:type="spellEnd"/>
+            <w:r>
+              <w:rPr>
+                <w:rFonts w:ascii="Helvetica Neue" w:eastAsia="Times New Roman" w:hAnsi="Helvetica Neue" w:cs="Arial"/>
+                <w:color w:val="000000"/>
+                <w:kern w:val="0"/>
+                <w:sz w:val="18"/>
+                <w:szCs w:val="18"/>
+                <w14:ligatures w14:val="none"/>
+              </w:rPr>
+              <w:t>]] [[.</w:t>
+            </w:r>
+            <w:proofErr w:type="spellStart"/>
+            <w:proofErr w:type="gramStart"/>
+            <w:r>
+              <w:rPr>
+                <w:rFonts w:ascii="Helvetica Neue" w:eastAsia="Times New Roman" w:hAnsi="Helvetica Neue" w:cs="Arial"/>
+                <w:color w:val="000000"/>
+                <w:kern w:val="0"/>
+                <w:sz w:val="18"/>
+                <w:szCs w:val="18"/>
+                <w14:ligatures w14:val="none"/>
+              </w:rPr>
+              <w:t>qt.contact</w:t>
+            </w:r>
+            <w:proofErr w:type="gramEnd"/>
+            <w:r>
+              <w:rPr>
+                <w:rFonts w:ascii="Helvetica Neue" w:eastAsia="Times New Roman" w:hAnsi="Helvetica Neue" w:cs="Arial"/>
+                <w:color w:val="000000"/>
+                <w:kern w:val="0"/>
+                <w:sz w:val="18"/>
+                <w:szCs w:val="18"/>
+                <w14:ligatures w14:val="none"/>
+              </w:rPr>
+              <w:t>_email</w:t>
+            </w:r>
+            <w:proofErr w:type="spellEnd"/>
+            <w:r>
+              <w:rPr>
+                <w:rFonts w:ascii="Helvetica Neue" w:eastAsia="Times New Roman" w:hAnsi="Helvetica Neue" w:cs="Arial"/>
+                <w:color w:val="000000"/>
+                <w:kern w:val="0"/>
+                <w:sz w:val="18"/>
+                <w:szCs w:val="18"/>
+                <w14:ligatures w14:val="none"/>
+              </w:rPr>
+              <w:t>]] [[end]]</w:t>
             </w:r>
           </w:p>
         </w:tc>
@@ -502,7 +800,7 @@
       <w:tr>
         <w:tc>
           <w:tcPr>
-            <w:tcW w:w="1156" w:type="dxa"/>
+            <w:tcW w:w="851" w:type="dxa"/>
           </w:tcPr>
           <w:p>
             <w:pPr>
@@ -537,7 +835,7 @@
         </w:tc>
         <w:tc>
           <w:tcPr>
-            <w:tcW w:w="9899" w:type="dxa"/>
+            <w:tcW w:w="10204" w:type="dxa"/>
             <w:gridSpan w:val="3"/>
           </w:tcPr>
           <w:p>
@@ -565,7 +863,33 @@
                 <w:szCs w:val="18"/>
                 <w14:ligatures w14:val="none"/>
               </w:rPr>
-              <w:t>[[.qt.subject]]</w:t>
+              <w:t>[[.</w:t>
+            </w:r>
+            <w:proofErr w:type="spellStart"/>
+            <w:proofErr w:type="gramStart"/>
+            <w:r>
+              <w:rPr>
+                <w:rFonts w:ascii="Helvetica Neue" w:eastAsia="Times New Roman" w:hAnsi="Helvetica Neue" w:cs="Arial"/>
+                <w:color w:val="000000"/>
+                <w:kern w:val="0"/>
+                <w:sz w:val="18"/>
+                <w:szCs w:val="18"/>
+                <w14:ligatures w14:val="none"/>
+              </w:rPr>
+              <w:t>qt.subject</w:t>
+            </w:r>
+            <w:proofErr w:type="spellEnd"/>
+            <w:proofErr w:type="gramEnd"/>
+            <w:r>
+              <w:rPr>
+                <w:rFonts w:ascii="Helvetica Neue" w:eastAsia="Times New Roman" w:hAnsi="Helvetica Neue" w:cs="Arial"/>
+                <w:color w:val="000000"/>
+                <w:kern w:val="0"/>
+                <w:sz w:val="18"/>
+                <w:szCs w:val="18"/>
+                <w14:ligatures w14:val="none"/>
+              </w:rPr>
+              <w:t>]]</w:t>
             </w:r>
           </w:p>
         </w:tc>
@@ -573,7 +897,7 @@
       <w:tr>
         <w:tc>
           <w:tcPr>
-            <w:tcW w:w="1156" w:type="dxa"/>
+            <w:tcW w:w="851" w:type="dxa"/>
           </w:tcPr>
           <w:p>
             <w:pPr>
@@ -608,7 +932,7 @@
         </w:tc>
         <w:tc>
           <w:tcPr>
-            <w:tcW w:w="9899" w:type="dxa"/>
+            <w:tcW w:w="10204" w:type="dxa"/>
             <w:gridSpan w:val="3"/>
           </w:tcPr>
           <w:p>
@@ -636,7 +960,33 @@
                 <w:szCs w:val="18"/>
                 <w14:ligatures w14:val="none"/>
               </w:rPr>
-              <w:t>[[.qt.project]]</w:t>
+              <w:t>[[.</w:t>
+            </w:r>
+            <w:proofErr w:type="spellStart"/>
+            <w:proofErr w:type="gramStart"/>
+            <w:r>
+              <w:rPr>
+                <w:rFonts w:ascii="Helvetica Neue" w:eastAsia="Times New Roman" w:hAnsi="Helvetica Neue" w:cs="Arial"/>
+                <w:color w:val="000000"/>
+                <w:kern w:val="0"/>
+                <w:sz w:val="18"/>
+                <w:szCs w:val="18"/>
+                <w14:ligatures w14:val="none"/>
+              </w:rPr>
+              <w:t>qt.project</w:t>
+            </w:r>
+            <w:proofErr w:type="spellEnd"/>
+            <w:proofErr w:type="gramEnd"/>
+            <w:r>
+              <w:rPr>
+                <w:rFonts w:ascii="Helvetica Neue" w:eastAsia="Times New Roman" w:hAnsi="Helvetica Neue" w:cs="Arial"/>
+                <w:color w:val="000000"/>
+                <w:kern w:val="0"/>
+                <w:sz w:val="18"/>
+                <w:szCs w:val="18"/>
+                <w14:ligatures w14:val="none"/>
+              </w:rPr>
+              <w:t>]]</w:t>
             </w:r>
           </w:p>
         </w:tc>
@@ -670,7 +1020,47 @@
           <w:szCs w:val="18"/>
           <w:lang w:val="en-US"/>
         </w:rPr>
-        <w:t>[[rtf .qt.terms]]</w:t>
+        <w:t>[[</w:t>
+      </w:r>
+      <w:proofErr w:type="gramStart"/>
+      <w:r>
+        <w:rPr>
+          <w:rFonts w:ascii="Helvetica Neue" w:hAnsi="Helvetica Neue" w:cs="Arial"/>
+          <w:sz w:val="18"/>
+          <w:szCs w:val="18"/>
+          <w:lang w:val="en-US"/>
+        </w:rPr>
+        <w:t>rtf .</w:t>
+      </w:r>
+      <w:proofErr w:type="spellStart"/>
+      <w:r>
+        <w:rPr>
+          <w:rFonts w:ascii="Helvetica Neue" w:hAnsi="Helvetica Neue" w:cs="Arial"/>
+          <w:sz w:val="18"/>
+          <w:szCs w:val="18"/>
+          <w:lang w:val="en-US"/>
+        </w:rPr>
+        <w:t>qt</w:t>
+      </w:r>
+      <w:proofErr w:type="gramEnd"/>
+      <w:r>
+        <w:rPr>
+          <w:rFonts w:ascii="Helvetica Neue" w:hAnsi="Helvetica Neue" w:cs="Arial"/>
+          <w:sz w:val="18"/>
+          <w:szCs w:val="18"/>
+          <w:lang w:val="en-US"/>
+        </w:rPr>
+        <w:t>.terms</w:t>
+      </w:r>
+      <w:proofErr w:type="spellEnd"/>
+      <w:r>
+        <w:rPr>
+          <w:rFonts w:ascii="Helvetica Neue" w:hAnsi="Helvetica Neue" w:cs="Arial"/>
+          <w:sz w:val="18"/>
+          <w:szCs w:val="18"/>
+          <w:lang w:val="en-US"/>
+        </w:rPr>
+        <w:t>]]</w:t>
       </w:r>
       <w:r>
         <w:rPr>
@@ -688,7 +1078,48 @@
           <w:szCs w:val="18"/>
           <w:lang w:val="en-US"/>
         </w:rPr>
-        <w:t>[[wmtext .qt.</w:t>
+        <w:t>[[</w:t>
+      </w:r>
+      <w:proofErr w:type="spellStart"/>
+      <w:proofErr w:type="gramStart"/>
+      <w:r>
+        <w:rPr>
+          <w:rFonts w:ascii="Helvetica Neue" w:hAnsi="Helvetica Neue" w:cs="Arial"/>
+          <w:sz w:val="18"/>
+          <w:szCs w:val="18"/>
+          <w:lang w:val="en-US"/>
+        </w:rPr>
+        <w:t>wmtext</w:t>
+      </w:r>
+      <w:proofErr w:type="spellEnd"/>
+      <w:r>
+        <w:rPr>
+          <w:rFonts w:ascii="Helvetica Neue" w:hAnsi="Helvetica Neue" w:cs="Arial"/>
+          <w:sz w:val="18"/>
+          <w:szCs w:val="18"/>
+          <w:lang w:val="en-US"/>
+        </w:rPr>
+        <w:t xml:space="preserve"> .</w:t>
+      </w:r>
+      <w:proofErr w:type="spellStart"/>
+      <w:r>
+        <w:rPr>
+          <w:rFonts w:ascii="Helvetica Neue" w:hAnsi="Helvetica Neue" w:cs="Arial"/>
+          <w:sz w:val="18"/>
+          <w:szCs w:val="18"/>
+          <w:lang w:val="en-US"/>
+        </w:rPr>
+        <w:t>qt</w:t>
+      </w:r>
+      <w:proofErr w:type="gramEnd"/>
+      <w:r>
+        <w:rPr>
+          <w:rFonts w:ascii="Helvetica Neue" w:hAnsi="Helvetica Neue" w:cs="Arial"/>
+          <w:sz w:val="18"/>
+          <w:szCs w:val="18"/>
+          <w:lang w:val="en-US"/>
+        </w:rPr>
+        <w:t>.</w:t>
       </w:r>
       <w:r>
         <w:rPr>
@@ -699,6 +1130,7 @@
         </w:rPr>
         <w:t>water_mark</w:t>
       </w:r>
+      <w:proofErr w:type="spellEnd"/>
       <w:r>
         <w:rPr>
           <w:rFonts w:ascii="Helvetica Neue" w:hAnsi="Helvetica Neue" w:cs="Arial"/>
@@ -805,7 +1237,73 @@
           <w:lang w:val="en-US"/>
           <w14:ligatures w14:val="none"/>
         </w:rPr>
-        <w:t>[[$cur := .ci.companyinfo.currency]]</w:t>
+        <w:t>[[$</w:t>
+      </w:r>
+      <w:proofErr w:type="gramStart"/>
+      <w:r>
+        <w:rPr>
+          <w:rFonts w:ascii="Helvetica Neue" w:eastAsia="Times New Roman" w:hAnsi="Helvetica Neue" w:cs="Arial"/>
+          <w:color w:val="000000"/>
+          <w:kern w:val="0"/>
+          <w:sz w:val="18"/>
+          <w:szCs w:val="18"/>
+          <w:lang w:val="en-US"/>
+          <w14:ligatures w14:val="none"/>
+        </w:rPr>
+        <w:t>cur :</w:t>
+      </w:r>
+      <w:proofErr w:type="gramEnd"/>
+      <w:r>
+        <w:rPr>
+          <w:rFonts w:ascii="Helvetica Neue" w:eastAsia="Times New Roman" w:hAnsi="Helvetica Neue" w:cs="Arial"/>
+          <w:color w:val="000000"/>
+          <w:kern w:val="0"/>
+          <w:sz w:val="18"/>
+          <w:szCs w:val="18"/>
+          <w:lang w:val="en-US"/>
+          <w14:ligatures w14:val="none"/>
+        </w:rPr>
+        <w:t>= .</w:t>
+      </w:r>
+      <w:proofErr w:type="spellStart"/>
+      <w:proofErr w:type="gramStart"/>
+      <w:r>
+        <w:rPr>
+          <w:rFonts w:ascii="Helvetica Neue" w:eastAsia="Times New Roman" w:hAnsi="Helvetica Neue" w:cs="Arial"/>
+          <w:color w:val="000000"/>
+          <w:kern w:val="0"/>
+          <w:sz w:val="18"/>
+          <w:szCs w:val="18"/>
+          <w:lang w:val="en-US"/>
+          <w14:ligatures w14:val="none"/>
+        </w:rPr>
+        <w:t>ci.companyinfo</w:t>
+      </w:r>
+      <w:proofErr w:type="gramEnd"/>
+      <w:r>
+        <w:rPr>
+          <w:rFonts w:ascii="Helvetica Neue" w:eastAsia="Times New Roman" w:hAnsi="Helvetica Neue" w:cs="Arial"/>
+          <w:color w:val="000000"/>
+          <w:kern w:val="0"/>
+          <w:sz w:val="18"/>
+          <w:szCs w:val="18"/>
+          <w:lang w:val="en-US"/>
+          <w14:ligatures w14:val="none"/>
+        </w:rPr>
+        <w:t>.currency</w:t>
+      </w:r>
+      <w:proofErr w:type="spellEnd"/>
+      <w:r>
+        <w:rPr>
+          <w:rFonts w:ascii="Helvetica Neue" w:eastAsia="Times New Roman" w:hAnsi="Helvetica Neue" w:cs="Arial"/>
+          <w:color w:val="000000"/>
+          <w:kern w:val="0"/>
+          <w:sz w:val="18"/>
+          <w:szCs w:val="18"/>
+          <w:lang w:val="en-US"/>
+          <w14:ligatures w14:val="none"/>
+        </w:rPr>
+        <w:t>]]</w:t>
       </w:r>
       <w:r>
         <w:rPr>
@@ -817,7 +1315,33 @@
           <w:lang w:val="en-US"/>
           <w14:ligatures w14:val="none"/>
         </w:rPr>
-        <w:t xml:space="preserve"> [[$No := 1]]</w:t>
+        <w:t xml:space="preserve"> [[$</w:t>
+      </w:r>
+      <w:proofErr w:type="gramStart"/>
+      <w:r>
+        <w:rPr>
+          <w:rFonts w:ascii="Helvetica Neue" w:eastAsia="Times New Roman" w:hAnsi="Helvetica Neue" w:cs="Arial"/>
+          <w:color w:val="000000"/>
+          <w:kern w:val="0"/>
+          <w:sz w:val="18"/>
+          <w:szCs w:val="18"/>
+          <w:lang w:val="en-US"/>
+          <w14:ligatures w14:val="none"/>
+        </w:rPr>
+        <w:t>No :</w:t>
+      </w:r>
+      <w:proofErr w:type="gramEnd"/>
+      <w:r>
+        <w:rPr>
+          <w:rFonts w:ascii="Helvetica Neue" w:eastAsia="Times New Roman" w:hAnsi="Helvetica Neue" w:cs="Arial"/>
+          <w:color w:val="000000"/>
+          <w:kern w:val="0"/>
+          <w:sz w:val="18"/>
+          <w:szCs w:val="18"/>
+          <w:lang w:val="en-US"/>
+          <w14:ligatures w14:val="none"/>
+        </w:rPr>
+        <w:t>= 1]]</w:t>
       </w:r>
       <w:r>
         <w:rPr>
@@ -829,7 +1353,33 @@
           <w:lang w:val="en-US"/>
           <w14:ligatures w14:val="none"/>
         </w:rPr>
-        <w:t xml:space="preserve"> [[$comp := “0.00”]]</w:t>
+        <w:t xml:space="preserve"> [[$</w:t>
+      </w:r>
+      <w:proofErr w:type="gramStart"/>
+      <w:r>
+        <w:rPr>
+          <w:rFonts w:ascii="Helvetica Neue" w:eastAsia="Times New Roman" w:hAnsi="Helvetica Neue" w:cs="Arial"/>
+          <w:color w:val="000000"/>
+          <w:kern w:val="0"/>
+          <w:sz w:val="18"/>
+          <w:szCs w:val="18"/>
+          <w:lang w:val="en-US"/>
+          <w14:ligatures w14:val="none"/>
+        </w:rPr>
+        <w:t>comp :</w:t>
+      </w:r>
+      <w:proofErr w:type="gramEnd"/>
+      <w:r>
+        <w:rPr>
+          <w:rFonts w:ascii="Helvetica Neue" w:eastAsia="Times New Roman" w:hAnsi="Helvetica Neue" w:cs="Arial"/>
+          <w:color w:val="000000"/>
+          <w:kern w:val="0"/>
+          <w:sz w:val="18"/>
+          <w:szCs w:val="18"/>
+          <w:lang w:val="en-US"/>
+          <w14:ligatures w14:val="none"/>
+        </w:rPr>
+        <w:t>= “0.00”]]</w:t>
       </w:r>
     </w:p>
     <w:p>
@@ -861,9 +1411,9 @@
       </w:tblPr>
       <w:tblGrid>
         <w:gridCol w:w="704"/>
-        <w:gridCol w:w="7229"/>
-        <w:gridCol w:w="1017"/>
-        <w:gridCol w:w="2127"/>
+        <w:gridCol w:w="6804"/>
+        <w:gridCol w:w="1134"/>
+        <w:gridCol w:w="2435"/>
       </w:tblGrid>
       <w:tr>
         <w:trPr>
@@ -924,7 +1474,7 @@
         </w:tc>
         <w:tc>
           <w:tcPr>
-            <w:tcW w:w="7229" w:type="dxa"/>
+            <w:tcW w:w="6804" w:type="dxa"/>
             <w:shd w:val="clear" w:color="auto" w:fill="D1D1D1" w:themeFill="background2" w:themeFillShade="E6"/>
             <w:vAlign w:val="center"/>
           </w:tcPr>
@@ -962,7 +1512,7 @@
         </w:tc>
         <w:tc>
           <w:tcPr>
-            <w:tcW w:w="1017" w:type="dxa"/>
+            <w:tcW w:w="1134" w:type="dxa"/>
             <w:shd w:val="clear" w:color="auto" w:fill="D1D1D1" w:themeFill="background2" w:themeFillShade="E6"/>
             <w:vAlign w:val="center"/>
           </w:tcPr>
@@ -1001,7 +1551,7 @@
         </w:tc>
         <w:tc>
           <w:tcPr>
-            <w:tcW w:w="2127" w:type="dxa"/>
+            <w:tcW w:w="2435" w:type="dxa"/>
             <w:shd w:val="clear" w:color="auto" w:fill="D1D1D1" w:themeFill="background2" w:themeFillShade="E6"/>
             <w:vAlign w:val="center"/>
           </w:tcPr>
@@ -1073,7 +1623,118 @@
                 <w:szCs w:val="18"/>
                 <w14:ligatures w14:val="none"/>
               </w:rPr>
-              <w:t>[[tableStart($prodKey, $pv as .ci.cartItem)]]</w:t>
+              <w:t>[[</w:t>
+            </w:r>
+            <w:proofErr w:type="spellStart"/>
+            <w:proofErr w:type="gramStart"/>
+            <w:r>
+              <w:rPr>
+                <w:rFonts w:ascii="Helvetica Neue" w:eastAsia="Times New Roman" w:hAnsi="Helvetica Neue" w:cs="Arial"/>
+                <w:color w:val="000000"/>
+                <w:kern w:val="0"/>
+                <w:sz w:val="18"/>
+                <w:szCs w:val="18"/>
+                <w14:ligatures w14:val="none"/>
+              </w:rPr>
+              <w:t>tableStart</w:t>
+            </w:r>
+            <w:proofErr w:type="spellEnd"/>
+            <w:r>
+              <w:rPr>
+                <w:rFonts w:ascii="Helvetica Neue" w:eastAsia="Times New Roman" w:hAnsi="Helvetica Neue" w:cs="Arial"/>
+                <w:color w:val="000000"/>
+                <w:kern w:val="0"/>
+                <w:sz w:val="18"/>
+                <w:szCs w:val="18"/>
+                <w14:ligatures w14:val="none"/>
+              </w:rPr>
+              <w:t>(</w:t>
+            </w:r>
+            <w:proofErr w:type="gramEnd"/>
+            <w:r>
+              <w:rPr>
+                <w:rFonts w:ascii="Helvetica Neue" w:eastAsia="Times New Roman" w:hAnsi="Helvetica Neue" w:cs="Arial"/>
+                <w:color w:val="000000"/>
+                <w:kern w:val="0"/>
+                <w:sz w:val="18"/>
+                <w:szCs w:val="18"/>
+                <w14:ligatures w14:val="none"/>
+              </w:rPr>
+              <w:t>$</w:t>
+            </w:r>
+            <w:proofErr w:type="spellStart"/>
+            <w:r>
+              <w:rPr>
+                <w:rFonts w:ascii="Helvetica Neue" w:eastAsia="Times New Roman" w:hAnsi="Helvetica Neue" w:cs="Arial"/>
+                <w:color w:val="000000"/>
+                <w:kern w:val="0"/>
+                <w:sz w:val="18"/>
+                <w:szCs w:val="18"/>
+                <w14:ligatures w14:val="none"/>
+              </w:rPr>
+              <w:t>prodKey</w:t>
+            </w:r>
+            <w:proofErr w:type="spellEnd"/>
+            <w:r>
+              <w:rPr>
+                <w:rFonts w:ascii="Helvetica Neue" w:eastAsia="Times New Roman" w:hAnsi="Helvetica Neue" w:cs="Arial"/>
+                <w:color w:val="000000"/>
+                <w:kern w:val="0"/>
+                <w:sz w:val="18"/>
+                <w:szCs w:val="18"/>
+                <w14:ligatures w14:val="none"/>
+              </w:rPr>
+              <w:t>, $</w:t>
+            </w:r>
+            <w:proofErr w:type="spellStart"/>
+            <w:r>
+              <w:rPr>
+                <w:rFonts w:ascii="Helvetica Neue" w:eastAsia="Times New Roman" w:hAnsi="Helvetica Neue" w:cs="Arial"/>
+                <w:color w:val="000000"/>
+                <w:kern w:val="0"/>
+                <w:sz w:val="18"/>
+                <w:szCs w:val="18"/>
+                <w14:ligatures w14:val="none"/>
+              </w:rPr>
+              <w:t>pv</w:t>
+            </w:r>
+            <w:proofErr w:type="spellEnd"/>
+            <w:r>
+              <w:rPr>
+                <w:rFonts w:ascii="Helvetica Neue" w:eastAsia="Times New Roman" w:hAnsi="Helvetica Neue" w:cs="Arial"/>
+                <w:color w:val="000000"/>
+                <w:kern w:val="0"/>
+                <w:sz w:val="18"/>
+                <w:szCs w:val="18"/>
+                <w14:ligatures w14:val="none"/>
+              </w:rPr>
+              <w:t xml:space="preserve"> as .</w:t>
+            </w:r>
+            <w:proofErr w:type="spellStart"/>
+            <w:proofErr w:type="gramStart"/>
+            <w:r>
+              <w:rPr>
+                <w:rFonts w:ascii="Helvetica Neue" w:eastAsia="Times New Roman" w:hAnsi="Helvetica Neue" w:cs="Arial"/>
+                <w:color w:val="000000"/>
+                <w:kern w:val="0"/>
+                <w:sz w:val="18"/>
+                <w:szCs w:val="18"/>
+                <w14:ligatures w14:val="none"/>
+              </w:rPr>
+              <w:t>ci.cartItem</w:t>
+            </w:r>
+            <w:proofErr w:type="spellEnd"/>
+            <w:proofErr w:type="gramEnd"/>
+            <w:r>
+              <w:rPr>
+                <w:rFonts w:ascii="Helvetica Neue" w:eastAsia="Times New Roman" w:hAnsi="Helvetica Neue" w:cs="Arial"/>
+                <w:color w:val="000000"/>
+                <w:kern w:val="0"/>
+                <w:sz w:val="18"/>
+                <w:szCs w:val="18"/>
+                <w14:ligatures w14:val="none"/>
+              </w:rPr>
+              <w:t>)]]</w:t>
             </w:r>
           </w:p>
         </w:tc>
@@ -1143,7 +1804,7 @@
         </w:tc>
         <w:tc>
           <w:tcPr>
-            <w:tcW w:w="7229" w:type="dxa"/>
+            <w:tcW w:w="6804" w:type="dxa"/>
             <w:vAlign w:val="center"/>
           </w:tcPr>
           <w:p>
@@ -1170,13 +1831,39 @@
                 <w:szCs w:val="18"/>
                 <w14:ligatures w14:val="none"/>
               </w:rPr>
-              <w:t>[[$pv.productName]]</w:t>
+              <w:t>[[$</w:t>
+            </w:r>
+            <w:proofErr w:type="spellStart"/>
+            <w:proofErr w:type="gramStart"/>
+            <w:r>
+              <w:rPr>
+                <w:rFonts w:ascii="Helvetica Neue" w:eastAsia="Times New Roman" w:hAnsi="Helvetica Neue" w:cs="Arial"/>
+                <w:color w:val="000000"/>
+                <w:kern w:val="0"/>
+                <w:sz w:val="18"/>
+                <w:szCs w:val="18"/>
+                <w14:ligatures w14:val="none"/>
+              </w:rPr>
+              <w:t>pv.productName</w:t>
+            </w:r>
+            <w:proofErr w:type="spellEnd"/>
+            <w:proofErr w:type="gramEnd"/>
+            <w:r>
+              <w:rPr>
+                <w:rFonts w:ascii="Helvetica Neue" w:eastAsia="Times New Roman" w:hAnsi="Helvetica Neue" w:cs="Arial"/>
+                <w:color w:val="000000"/>
+                <w:kern w:val="0"/>
+                <w:sz w:val="18"/>
+                <w:szCs w:val="18"/>
+                <w14:ligatures w14:val="none"/>
+              </w:rPr>
+              <w:t>]]</w:t>
             </w:r>
           </w:p>
         </w:tc>
         <w:tc>
           <w:tcPr>
-            <w:tcW w:w="1017" w:type="dxa"/>
+            <w:tcW w:w="1134" w:type="dxa"/>
             <w:vAlign w:val="center"/>
           </w:tcPr>
           <w:p>
@@ -1204,13 +1891,39 @@
                 <w:szCs w:val="18"/>
                 <w14:ligatures w14:val="none"/>
               </w:rPr>
-              <w:t>[[$pv.totalqty]]</w:t>
+              <w:t>[[$</w:t>
+            </w:r>
+            <w:proofErr w:type="spellStart"/>
+            <w:proofErr w:type="gramStart"/>
+            <w:r>
+              <w:rPr>
+                <w:rFonts w:ascii="Helvetica Neue" w:eastAsia="Times New Roman" w:hAnsi="Helvetica Neue" w:cs="Arial"/>
+                <w:color w:val="000000"/>
+                <w:kern w:val="0"/>
+                <w:sz w:val="18"/>
+                <w:szCs w:val="18"/>
+                <w14:ligatures w14:val="none"/>
+              </w:rPr>
+              <w:t>pv.totalqty</w:t>
+            </w:r>
+            <w:proofErr w:type="spellEnd"/>
+            <w:proofErr w:type="gramEnd"/>
+            <w:r>
+              <w:rPr>
+                <w:rFonts w:ascii="Helvetica Neue" w:eastAsia="Times New Roman" w:hAnsi="Helvetica Neue" w:cs="Arial"/>
+                <w:color w:val="000000"/>
+                <w:kern w:val="0"/>
+                <w:sz w:val="18"/>
+                <w:szCs w:val="18"/>
+                <w14:ligatures w14:val="none"/>
+              </w:rPr>
+              <w:t>]]</w:t>
             </w:r>
           </w:p>
         </w:tc>
         <w:tc>
           <w:tcPr>
-            <w:tcW w:w="2127" w:type="dxa"/>
+            <w:tcW w:w="2435" w:type="dxa"/>
             <w:vAlign w:val="center"/>
           </w:tcPr>
           <w:p>
@@ -1238,7 +1951,33 @@
                 <w:szCs w:val="18"/>
                 <w14:ligatures w14:val="none"/>
               </w:rPr>
-              <w:t>[[$pv.productTotal]]</w:t>
+              <w:t>[[$</w:t>
+            </w:r>
+            <w:proofErr w:type="spellStart"/>
+            <w:proofErr w:type="gramStart"/>
+            <w:r>
+              <w:rPr>
+                <w:rFonts w:ascii="Helvetica Neue" w:eastAsia="Times New Roman" w:hAnsi="Helvetica Neue" w:cs="Arial"/>
+                <w:color w:val="000000"/>
+                <w:kern w:val="0"/>
+                <w:sz w:val="18"/>
+                <w:szCs w:val="18"/>
+                <w14:ligatures w14:val="none"/>
+              </w:rPr>
+              <w:t>pv.productTotal</w:t>
+            </w:r>
+            <w:proofErr w:type="spellEnd"/>
+            <w:proofErr w:type="gramEnd"/>
+            <w:r>
+              <w:rPr>
+                <w:rFonts w:ascii="Helvetica Neue" w:eastAsia="Times New Roman" w:hAnsi="Helvetica Neue" w:cs="Arial"/>
+                <w:color w:val="000000"/>
+                <w:kern w:val="0"/>
+                <w:sz w:val="18"/>
+                <w:szCs w:val="18"/>
+                <w14:ligatures w14:val="none"/>
+              </w:rPr>
+              <w:t>]]</w:t>
             </w:r>
           </w:p>
         </w:tc>
@@ -1350,7 +2089,31 @@
                 <w:szCs w:val="18"/>
                 <w14:ligatures w14:val="none"/>
               </w:rPr>
-              <w:t>[[tableEnd]]</w:t>
+              <w:t>[[</w:t>
+            </w:r>
+            <w:proofErr w:type="spellStart"/>
+            <w:r>
+              <w:rPr>
+                <w:rFonts w:ascii="Helvetica Neue" w:eastAsia="Times New Roman" w:hAnsi="Helvetica Neue" w:cs="Arial"/>
+                <w:color w:val="000000"/>
+                <w:kern w:val="0"/>
+                <w:sz w:val="18"/>
+                <w:szCs w:val="18"/>
+                <w14:ligatures w14:val="none"/>
+              </w:rPr>
+              <w:t>tableEnd</w:t>
+            </w:r>
+            <w:proofErr w:type="spellEnd"/>
+            <w:r>
+              <w:rPr>
+                <w:rFonts w:ascii="Helvetica Neue" w:eastAsia="Times New Roman" w:hAnsi="Helvetica Neue" w:cs="Arial"/>
+                <w:color w:val="000000"/>
+                <w:kern w:val="0"/>
+                <w:sz w:val="18"/>
+                <w:szCs w:val="18"/>
+                <w14:ligatures w14:val="none"/>
+              </w:rPr>
+              <w:t>]]</w:t>
             </w:r>
           </w:p>
         </w:tc>
@@ -1361,7 +2124,7 @@
         </w:trPr>
         <w:tc>
           <w:tcPr>
-            <w:tcW w:w="8950" w:type="dxa"/>
+            <w:tcW w:w="8642" w:type="dxa"/>
             <w:gridSpan w:val="3"/>
             <w:vAlign w:val="center"/>
           </w:tcPr>
@@ -1398,7 +2161,7 @@
         </w:tc>
         <w:tc>
           <w:tcPr>
-            <w:tcW w:w="2127" w:type="dxa"/>
+            <w:tcW w:w="2435" w:type="dxa"/>
             <w:vAlign w:val="center"/>
           </w:tcPr>
           <w:p>
@@ -1428,7 +2191,37 @@
                 <w:szCs w:val="18"/>
                 <w14:ligatures w14:val="none"/>
               </w:rPr>
-              <w:t>[[.qt.total]]</w:t>
+              <w:t>[[.</w:t>
+            </w:r>
+            <w:proofErr w:type="spellStart"/>
+            <w:proofErr w:type="gramStart"/>
+            <w:r>
+              <w:rPr>
+                <w:rFonts w:ascii="Helvetica Neue" w:eastAsia="Times New Roman" w:hAnsi="Helvetica Neue" w:cs="Arial"/>
+                <w:b/>
+                <w:bCs/>
+                <w:color w:val="000000"/>
+                <w:kern w:val="0"/>
+                <w:sz w:val="18"/>
+                <w:szCs w:val="18"/>
+                <w14:ligatures w14:val="none"/>
+              </w:rPr>
+              <w:t>qt.total</w:t>
+            </w:r>
+            <w:proofErr w:type="spellEnd"/>
+            <w:proofErr w:type="gramEnd"/>
+            <w:r>
+              <w:rPr>
+                <w:rFonts w:ascii="Helvetica Neue" w:eastAsia="Times New Roman" w:hAnsi="Helvetica Neue" w:cs="Arial"/>
+                <w:b/>
+                <w:bCs/>
+                <w:color w:val="000000"/>
+                <w:kern w:val="0"/>
+                <w:sz w:val="18"/>
+                <w:szCs w:val="18"/>
+                <w14:ligatures w14:val="none"/>
+              </w:rPr>
+              <w:t>]]</w:t>
             </w:r>
           </w:p>
         </w:tc>
@@ -1439,7 +2232,7 @@
         </w:trPr>
         <w:tc>
           <w:tcPr>
-            <w:tcW w:w="8950" w:type="dxa"/>
+            <w:tcW w:w="8642" w:type="dxa"/>
             <w:gridSpan w:val="3"/>
             <w:vAlign w:val="center"/>
           </w:tcPr>
@@ -1470,13 +2263,71 @@
                 <w:szCs w:val="18"/>
                 <w14:ligatures w14:val="none"/>
               </w:rPr>
-              <w:t>Discount ([[.qt.additional_discount_percentage]]%)</w:t>
+              <w:t>Discount ([[.</w:t>
+            </w:r>
+            <w:proofErr w:type="spellStart"/>
+            <w:proofErr w:type="gramStart"/>
+            <w:r>
+              <w:rPr>
+                <w:rFonts w:ascii="Helvetica Neue" w:eastAsia="Times New Roman" w:hAnsi="Helvetica Neue" w:cs="Arial"/>
+                <w:b/>
+                <w:bCs/>
+                <w:color w:val="000000"/>
+                <w:kern w:val="0"/>
+                <w:sz w:val="18"/>
+                <w:szCs w:val="18"/>
+                <w14:ligatures w14:val="none"/>
+              </w:rPr>
+              <w:t>qt.additional</w:t>
+            </w:r>
+            <w:proofErr w:type="gramEnd"/>
+            <w:r>
+              <w:rPr>
+                <w:rFonts w:ascii="Helvetica Neue" w:eastAsia="Times New Roman" w:hAnsi="Helvetica Neue" w:cs="Arial"/>
+                <w:b/>
+                <w:bCs/>
+                <w:color w:val="000000"/>
+                <w:kern w:val="0"/>
+                <w:sz w:val="18"/>
+                <w:szCs w:val="18"/>
+                <w14:ligatures w14:val="none"/>
+              </w:rPr>
+              <w:t>_discount_percentage</w:t>
+            </w:r>
+            <w:proofErr w:type="spellEnd"/>
+            <w:proofErr w:type="gramStart"/>
+            <w:r>
+              <w:rPr>
+                <w:rFonts w:ascii="Helvetica Neue" w:eastAsia="Times New Roman" w:hAnsi="Helvetica Neue" w:cs="Arial"/>
+                <w:b/>
+                <w:bCs/>
+                <w:color w:val="000000"/>
+                <w:kern w:val="0"/>
+                <w:sz w:val="18"/>
+                <w:szCs w:val="18"/>
+                <w14:ligatures w14:val="none"/>
+              </w:rPr>
+              <w:t>]]%</w:t>
+            </w:r>
+            <w:proofErr w:type="gramEnd"/>
+            <w:r>
+              <w:rPr>
+                <w:rFonts w:ascii="Helvetica Neue" w:eastAsia="Times New Roman" w:hAnsi="Helvetica Neue" w:cs="Arial"/>
+                <w:b/>
+                <w:bCs/>
+                <w:color w:val="000000"/>
+                <w:kern w:val="0"/>
+                <w:sz w:val="18"/>
+                <w:szCs w:val="18"/>
+                <w14:ligatures w14:val="none"/>
+              </w:rPr>
+              <w:t>)</w:t>
             </w:r>
           </w:p>
         </w:tc>
         <w:tc>
           <w:tcPr>
-            <w:tcW w:w="2127" w:type="dxa"/>
+            <w:tcW w:w="2435" w:type="dxa"/>
             <w:vAlign w:val="center"/>
           </w:tcPr>
           <w:p>
@@ -1504,7 +2355,44 @@
                 <w:szCs w:val="18"/>
                 <w14:ligatures w14:val="none"/>
               </w:rPr>
-              <w:t>[[.qt.discount_amount]]</w:t>
+              <w:t>[[.</w:t>
+            </w:r>
+            <w:proofErr w:type="spellStart"/>
+            <w:proofErr w:type="gramStart"/>
+            <w:r>
+              <w:rPr>
+                <w:rFonts w:ascii="Helvetica Neue" w:eastAsia="Times New Roman" w:hAnsi="Helvetica Neue" w:cs="Arial"/>
+                <w:color w:val="000000"/>
+                <w:kern w:val="0"/>
+                <w:sz w:val="18"/>
+                <w:szCs w:val="18"/>
+                <w14:ligatures w14:val="none"/>
+              </w:rPr>
+              <w:t>qt.discount</w:t>
+            </w:r>
+            <w:proofErr w:type="gramEnd"/>
+            <w:r>
+              <w:rPr>
+                <w:rFonts w:ascii="Helvetica Neue" w:eastAsia="Times New Roman" w:hAnsi="Helvetica Neue" w:cs="Arial"/>
+                <w:color w:val="000000"/>
+                <w:kern w:val="0"/>
+                <w:sz w:val="18"/>
+                <w:szCs w:val="18"/>
+                <w14:ligatures w14:val="none"/>
+              </w:rPr>
+              <w:t>_amount</w:t>
+            </w:r>
+            <w:proofErr w:type="spellEnd"/>
+            <w:r>
+              <w:rPr>
+                <w:rFonts w:ascii="Helvetica Neue" w:eastAsia="Times New Roman" w:hAnsi="Helvetica Neue" w:cs="Arial"/>
+                <w:color w:val="000000"/>
+                <w:kern w:val="0"/>
+                <w:sz w:val="18"/>
+                <w:szCs w:val="18"/>
+                <w14:ligatures w14:val="none"/>
+              </w:rPr>
+              <w:t>]]</w:t>
             </w:r>
           </w:p>
         </w:tc>
@@ -1515,7 +2403,7 @@
         </w:trPr>
         <w:tc>
           <w:tcPr>
-            <w:tcW w:w="8950" w:type="dxa"/>
+            <w:tcW w:w="8642" w:type="dxa"/>
             <w:gridSpan w:val="3"/>
             <w:vAlign w:val="center"/>
           </w:tcPr>
@@ -1552,7 +2440,7 @@
         </w:tc>
         <w:tc>
           <w:tcPr>
-            <w:tcW w:w="2127" w:type="dxa"/>
+            <w:tcW w:w="2435" w:type="dxa"/>
             <w:vAlign w:val="center"/>
           </w:tcPr>
           <w:p>
@@ -1582,7 +2470,63 @@
                 <w:szCs w:val="18"/>
                 <w14:ligatures w14:val="none"/>
               </w:rPr>
-              <w:t>[[.qt.net_total]]</w:t>
+              <w:t>[</w:t>
+            </w:r>
+            <w:proofErr w:type="gramStart"/>
+            <w:r>
+              <w:rPr>
+                <w:rFonts w:ascii="Helvetica Neue" w:eastAsia="Times New Roman" w:hAnsi="Helvetica Neue" w:cs="Arial"/>
+                <w:b/>
+                <w:bCs/>
+                <w:color w:val="000000"/>
+                <w:kern w:val="0"/>
+                <w:sz w:val="18"/>
+                <w:szCs w:val="18"/>
+                <w14:ligatures w14:val="none"/>
+              </w:rPr>
+              <w:t>[.</w:t>
+            </w:r>
+            <w:proofErr w:type="spellStart"/>
+            <w:r>
+              <w:rPr>
+                <w:rFonts w:ascii="Helvetica Neue" w:eastAsia="Times New Roman" w:hAnsi="Helvetica Neue" w:cs="Arial"/>
+                <w:b/>
+                <w:bCs/>
+                <w:color w:val="000000"/>
+                <w:kern w:val="0"/>
+                <w:sz w:val="18"/>
+                <w:szCs w:val="18"/>
+                <w14:ligatures w14:val="none"/>
+              </w:rPr>
+              <w:t>qt.net</w:t>
+            </w:r>
+            <w:proofErr w:type="gramEnd"/>
+            <w:r>
+              <w:rPr>
+                <w:rFonts w:ascii="Helvetica Neue" w:eastAsia="Times New Roman" w:hAnsi="Helvetica Neue" w:cs="Arial"/>
+                <w:b/>
+                <w:bCs/>
+                <w:color w:val="000000"/>
+                <w:kern w:val="0"/>
+                <w:sz w:val="18"/>
+                <w:szCs w:val="18"/>
+                <w14:ligatures w14:val="none"/>
+              </w:rPr>
+              <w:t>_total</w:t>
+            </w:r>
+            <w:proofErr w:type="spellEnd"/>
+            <w:r>
+              <w:rPr>
+                <w:rFonts w:ascii="Helvetica Neue" w:eastAsia="Times New Roman" w:hAnsi="Helvetica Neue" w:cs="Arial"/>
+                <w:b/>
+                <w:bCs/>
+                <w:color w:val="000000"/>
+                <w:kern w:val="0"/>
+                <w:sz w:val="18"/>
+                <w:szCs w:val="18"/>
+                <w14:ligatures w14:val="none"/>
+              </w:rPr>
+              <w:t>]]</w:t>
             </w:r>
           </w:p>
         </w:tc>
@@ -1621,19 +2565,56 @@
                 <w:szCs w:val="18"/>
                 <w14:ligatures w14:val="none"/>
               </w:rPr>
-              <w:t xml:space="preserve">[[if ne </w:t>
-            </w:r>
-            <w:r>
-              <w:rPr>
-                <w:rFonts w:ascii="Helvetica Neue" w:eastAsia="Times New Roman" w:hAnsi="Helvetica Neue" w:cs="Arial"/>
-                <w:color w:val="000000"/>
-                <w:kern w:val="0"/>
-                <w:sz w:val="18"/>
-                <w:szCs w:val="18"/>
-                <w14:ligatures w14:val="none"/>
-              </w:rPr>
-              <w:t>.qt.total_taxes_and_charges</w:t>
-            </w:r>
+              <w:t xml:space="preserve">[[if </w:t>
+            </w:r>
+            <w:proofErr w:type="gramStart"/>
+            <w:r>
+              <w:rPr>
+                <w:rFonts w:ascii="Helvetica Neue" w:eastAsia="Times New Roman" w:hAnsi="Helvetica Neue" w:cs="Arial"/>
+                <w:color w:val="000000"/>
+                <w:kern w:val="0"/>
+                <w:sz w:val="18"/>
+                <w:szCs w:val="18"/>
+                <w14:ligatures w14:val="none"/>
+              </w:rPr>
+              <w:t xml:space="preserve">ne </w:t>
+            </w:r>
+            <w:r>
+              <w:rPr>
+                <w:rFonts w:ascii="Helvetica Neue" w:eastAsia="Times New Roman" w:hAnsi="Helvetica Neue" w:cs="Arial"/>
+                <w:color w:val="000000"/>
+                <w:kern w:val="0"/>
+                <w:sz w:val="18"/>
+                <w:szCs w:val="18"/>
+                <w14:ligatures w14:val="none"/>
+              </w:rPr>
+              <w:t>.</w:t>
+            </w:r>
+            <w:proofErr w:type="spellStart"/>
+            <w:r>
+              <w:rPr>
+                <w:rFonts w:ascii="Helvetica Neue" w:eastAsia="Times New Roman" w:hAnsi="Helvetica Neue" w:cs="Arial"/>
+                <w:color w:val="000000"/>
+                <w:kern w:val="0"/>
+                <w:sz w:val="18"/>
+                <w:szCs w:val="18"/>
+                <w14:ligatures w14:val="none"/>
+              </w:rPr>
+              <w:t>qt</w:t>
+            </w:r>
+            <w:proofErr w:type="gramEnd"/>
+            <w:r>
+              <w:rPr>
+                <w:rFonts w:ascii="Helvetica Neue" w:eastAsia="Times New Roman" w:hAnsi="Helvetica Neue" w:cs="Arial"/>
+                <w:color w:val="000000"/>
+                <w:kern w:val="0"/>
+                <w:sz w:val="18"/>
+                <w:szCs w:val="18"/>
+                <w14:ligatures w14:val="none"/>
+              </w:rPr>
+              <w:t>.total_taxes_and_charges</w:t>
+            </w:r>
+            <w:proofErr w:type="spellEnd"/>
             <w:r>
               <w:rPr>
                 <w:rFonts w:ascii="Helvetica Neue" w:eastAsia="Times New Roman" w:hAnsi="Helvetica Neue" w:cs="Arial"/>
@@ -1665,7 +2646,7 @@
         </w:trPr>
         <w:tc>
           <w:tcPr>
-            <w:tcW w:w="8950" w:type="dxa"/>
+            <w:tcW w:w="8642" w:type="dxa"/>
             <w:gridSpan w:val="3"/>
             <w:vAlign w:val="center"/>
           </w:tcPr>
@@ -1702,7 +2683,7 @@
         </w:tc>
         <w:tc>
           <w:tcPr>
-            <w:tcW w:w="2127" w:type="dxa"/>
+            <w:tcW w:w="2435" w:type="dxa"/>
             <w:vAlign w:val="center"/>
           </w:tcPr>
           <w:p>
@@ -1730,7 +2711,44 @@
                 <w:szCs w:val="18"/>
                 <w14:ligatures w14:val="none"/>
               </w:rPr>
-              <w:t>[[.qt.total_taxes_and_charges]]</w:t>
+              <w:t>[[.</w:t>
+            </w:r>
+            <w:proofErr w:type="spellStart"/>
+            <w:proofErr w:type="gramStart"/>
+            <w:r>
+              <w:rPr>
+                <w:rFonts w:ascii="Helvetica Neue" w:eastAsia="Times New Roman" w:hAnsi="Helvetica Neue" w:cs="Arial"/>
+                <w:color w:val="000000"/>
+                <w:kern w:val="0"/>
+                <w:sz w:val="18"/>
+                <w:szCs w:val="18"/>
+                <w14:ligatures w14:val="none"/>
+              </w:rPr>
+              <w:t>qt.total</w:t>
+            </w:r>
+            <w:proofErr w:type="gramEnd"/>
+            <w:r>
+              <w:rPr>
+                <w:rFonts w:ascii="Helvetica Neue" w:eastAsia="Times New Roman" w:hAnsi="Helvetica Neue" w:cs="Arial"/>
+                <w:color w:val="000000"/>
+                <w:kern w:val="0"/>
+                <w:sz w:val="18"/>
+                <w:szCs w:val="18"/>
+                <w14:ligatures w14:val="none"/>
+              </w:rPr>
+              <w:t>_taxes_and_charges</w:t>
+            </w:r>
+            <w:proofErr w:type="spellEnd"/>
+            <w:r>
+              <w:rPr>
+                <w:rFonts w:ascii="Helvetica Neue" w:eastAsia="Times New Roman" w:hAnsi="Helvetica Neue" w:cs="Arial"/>
+                <w:color w:val="000000"/>
+                <w:kern w:val="0"/>
+                <w:sz w:val="18"/>
+                <w:szCs w:val="18"/>
+                <w14:ligatures w14:val="none"/>
+              </w:rPr>
+              <w:t>]]</w:t>
             </w:r>
           </w:p>
         </w:tc>
@@ -1780,7 +2798,7 @@
         </w:trPr>
         <w:tc>
           <w:tcPr>
-            <w:tcW w:w="8950" w:type="dxa"/>
+            <w:tcW w:w="8642" w:type="dxa"/>
             <w:gridSpan w:val="3"/>
             <w:vAlign w:val="center"/>
           </w:tcPr>
@@ -1817,7 +2835,7 @@
         </w:tc>
         <w:tc>
           <w:tcPr>
-            <w:tcW w:w="2127" w:type="dxa"/>
+            <w:tcW w:w="2435" w:type="dxa"/>
             <w:vAlign w:val="center"/>
           </w:tcPr>
           <w:p>
@@ -1847,7 +2865,50 @@
                 <w:szCs w:val="18"/>
                 <w14:ligatures w14:val="none"/>
               </w:rPr>
-              <w:t>[[.qt.grand_total]]</w:t>
+              <w:t>[[.</w:t>
+            </w:r>
+            <w:proofErr w:type="spellStart"/>
+            <w:proofErr w:type="gramStart"/>
+            <w:r>
+              <w:rPr>
+                <w:rFonts w:ascii="Helvetica Neue" w:eastAsia="Times New Roman" w:hAnsi="Helvetica Neue" w:cs="Arial"/>
+                <w:b/>
+                <w:bCs/>
+                <w:color w:val="000000"/>
+                <w:kern w:val="0"/>
+                <w:sz w:val="18"/>
+                <w:szCs w:val="18"/>
+                <w14:ligatures w14:val="none"/>
+              </w:rPr>
+              <w:t>qt.grand</w:t>
+            </w:r>
+            <w:proofErr w:type="gramEnd"/>
+            <w:r>
+              <w:rPr>
+                <w:rFonts w:ascii="Helvetica Neue" w:eastAsia="Times New Roman" w:hAnsi="Helvetica Neue" w:cs="Arial"/>
+                <w:b/>
+                <w:bCs/>
+                <w:color w:val="000000"/>
+                <w:kern w:val="0"/>
+                <w:sz w:val="18"/>
+                <w:szCs w:val="18"/>
+                <w14:ligatures w14:val="none"/>
+              </w:rPr>
+              <w:t>_total</w:t>
+            </w:r>
+            <w:proofErr w:type="spellEnd"/>
+            <w:r>
+              <w:rPr>
+                <w:rFonts w:ascii="Helvetica Neue" w:eastAsia="Times New Roman" w:hAnsi="Helvetica Neue" w:cs="Arial"/>
+                <w:b/>
+                <w:bCs/>
+                <w:color w:val="000000"/>
+                <w:kern w:val="0"/>
+                <w:sz w:val="18"/>
+                <w:szCs w:val="18"/>
+                <w14:ligatures w14:val="none"/>
+              </w:rPr>
+              <w:t>]]</w:t>
             </w:r>
           </w:p>
         </w:tc>
@@ -1880,46 +2941,34 @@
                 <w:szCs w:val="18"/>
                 <w14:ligatures w14:val="none"/>
               </w:rPr>
-              <w:t>Amount in Words</w:t>
-            </w:r>
-            <w:r>
-              <w:rPr>
-                <w:rFonts w:ascii="Helvetica Neue" w:eastAsia="Times New Roman" w:hAnsi="Helvetica Neue" w:cs="Arial"/>
-                <w:b/>
-                <w:bCs/>
-                <w:color w:val="000000"/>
-                <w:kern w:val="0"/>
-                <w:sz w:val="18"/>
-                <w:szCs w:val="18"/>
-                <w14:ligatures w14:val="none"/>
-              </w:rPr>
-              <w:t xml:space="preserve"> ([[$cur]])</w:t>
-            </w:r>
-            <w:r>
-              <w:rPr>
-                <w:rFonts w:ascii="Helvetica Neue" w:eastAsia="Times New Roman" w:hAnsi="Helvetica Neue" w:cs="Arial"/>
-                <w:b/>
-                <w:bCs/>
-                <w:color w:val="000000"/>
-                <w:kern w:val="0"/>
-                <w:sz w:val="18"/>
-                <w:szCs w:val="18"/>
-                <w14:ligatures w14:val="none"/>
-              </w:rPr>
-              <w:t xml:space="preserve"> : </w:t>
-            </w:r>
-            <w:r>
-              <w:rPr>
-                <w:rFonts w:ascii="Helvetica Neue" w:eastAsia="Times New Roman" w:hAnsi="Helvetica Neue" w:cs="Arial"/>
-                <w:b/>
-                <w:bCs/>
-                <w:color w:val="000000"/>
-                <w:kern w:val="0"/>
-                <w:sz w:val="18"/>
-                <w:szCs w:val="18"/>
-                <w14:ligatures w14:val="none"/>
-              </w:rPr>
-              <w:t>[[.qt.</w:t>
+              <w:t xml:space="preserve">Amount in Words : </w:t>
+            </w:r>
+            <w:r>
+              <w:rPr>
+                <w:rFonts w:ascii="Helvetica Neue" w:eastAsia="Times New Roman" w:hAnsi="Helvetica Neue" w:cs="Arial"/>
+                <w:b/>
+                <w:bCs/>
+                <w:color w:val="000000"/>
+                <w:kern w:val="0"/>
+                <w:sz w:val="18"/>
+                <w:szCs w:val="18"/>
+                <w14:ligatures w14:val="none"/>
+              </w:rPr>
+              <w:t>[[.</w:t>
+            </w:r>
+            <w:proofErr w:type="spellStart"/>
+            <w:r>
+              <w:rPr>
+                <w:rFonts w:ascii="Helvetica Neue" w:eastAsia="Times New Roman" w:hAnsi="Helvetica Neue" w:cs="Arial"/>
+                <w:b/>
+                <w:bCs/>
+                <w:color w:val="000000"/>
+                <w:kern w:val="0"/>
+                <w:sz w:val="18"/>
+                <w:szCs w:val="18"/>
+                <w14:ligatures w14:val="none"/>
+              </w:rPr>
+              <w:t>qt.</w:t>
             </w:r>
             <w:r>
               <w:rPr>
@@ -1934,6 +2983,7 @@
               </w:rPr>
               <w:t>in_words</w:t>
             </w:r>
+            <w:proofErr w:type="spellEnd"/>
             <w:r>
               <w:rPr>
                 <w:rFonts w:ascii="Helvetica Neue" w:eastAsia="Times New Roman" w:hAnsi="Helvetica Neue" w:cs="Arial"/>
@@ -1977,7 +3027,31 @@
           <w:rFonts w:ascii="Helvetica Neue" w:hAnsi="Helvetica Neue" w:cs="Arial"/>
           <w:lang w:val="en-US"/>
         </w:rPr>
-        <w:t>[[rtf .qt.</w:t>
+        <w:t>[[</w:t>
+      </w:r>
+      <w:proofErr w:type="gramStart"/>
+      <w:r>
+        <w:rPr>
+          <w:rFonts w:ascii="Helvetica Neue" w:hAnsi="Helvetica Neue" w:cs="Arial"/>
+          <w:lang w:val="en-US"/>
+        </w:rPr>
+        <w:t>rtf .</w:t>
+      </w:r>
+      <w:proofErr w:type="spellStart"/>
+      <w:r>
+        <w:rPr>
+          <w:rFonts w:ascii="Helvetica Neue" w:hAnsi="Helvetica Neue" w:cs="Arial"/>
+          <w:lang w:val="en-US"/>
+        </w:rPr>
+        <w:t>qt</w:t>
+      </w:r>
+      <w:proofErr w:type="gramEnd"/>
+      <w:r>
+        <w:rPr>
+          <w:rFonts w:ascii="Helvetica Neue" w:hAnsi="Helvetica Neue" w:cs="Arial"/>
+          <w:lang w:val="en-US"/>
+        </w:rPr>
+        <w:t>.</w:t>
       </w:r>
       <w:r>
         <w:rPr>
@@ -1986,6 +3060,7 @@
         </w:rPr>
         <w:t>quotation_term_details</w:t>
       </w:r>
+      <w:proofErr w:type="spellEnd"/>
       <w:r>
         <w:rPr>
           <w:rFonts w:ascii="Helvetica Neue" w:hAnsi="Helvetica Neue" w:cs="Arial"/>
@@ -2037,7 +3112,39 @@
           <w:lang w:val="en-US"/>
         </w:rPr>
         <w:lastRenderedPageBreak/>
-        <w:t>[[rtf .qt.letter_details]]</w:t>
+        <w:t>[[</w:t>
+      </w:r>
+      <w:proofErr w:type="gramStart"/>
+      <w:r>
+        <w:rPr>
+          <w:rFonts w:ascii="Helvetica Neue" w:hAnsi="Helvetica Neue" w:cs="Arial"/>
+          <w:lang w:val="en-US"/>
+        </w:rPr>
+        <w:t>rtf .</w:t>
+      </w:r>
+      <w:proofErr w:type="spellStart"/>
+      <w:r>
+        <w:rPr>
+          <w:rFonts w:ascii="Helvetica Neue" w:hAnsi="Helvetica Neue" w:cs="Arial"/>
+          <w:lang w:val="en-US"/>
+        </w:rPr>
+        <w:t>qt</w:t>
+      </w:r>
+      <w:proofErr w:type="gramEnd"/>
+      <w:r>
+        <w:rPr>
+          <w:rFonts w:ascii="Helvetica Neue" w:hAnsi="Helvetica Neue" w:cs="Arial"/>
+          <w:lang w:val="en-US"/>
+        </w:rPr>
+        <w:t>.letter_details</w:t>
+      </w:r>
+      <w:proofErr w:type="spellEnd"/>
+      <w:r>
+        <w:rPr>
+          <w:rFonts w:ascii="Helvetica Neue" w:hAnsi="Helvetica Neue" w:cs="Arial"/>
+          <w:lang w:val="en-US"/>
+        </w:rPr>
+        <w:t>]]</w:t>
       </w:r>
     </w:p>
     <w:p>
@@ -2083,8 +3190,33 @@
           <w:lang w:val="en-US"/>
         </w:rPr>
         <w:lastRenderedPageBreak/>
-        <w:t>[[rtf .qt.standard_tc_details</w:t>
+        <w:t>[[</w:t>
       </w:r>
+      <w:proofErr w:type="gramStart"/>
+      <w:r>
+        <w:rPr>
+          <w:rFonts w:ascii="Helvetica Neue" w:hAnsi="Helvetica Neue" w:cs="Arial"/>
+          <w:lang w:val="en-US"/>
+        </w:rPr>
+        <w:t>rtf .</w:t>
+      </w:r>
+      <w:proofErr w:type="spellStart"/>
+      <w:r>
+        <w:rPr>
+          <w:rFonts w:ascii="Helvetica Neue" w:hAnsi="Helvetica Neue" w:cs="Arial"/>
+          <w:lang w:val="en-US"/>
+        </w:rPr>
+        <w:t>qt</w:t>
+      </w:r>
+      <w:proofErr w:type="gramEnd"/>
+      <w:r>
+        <w:rPr>
+          <w:rFonts w:ascii="Helvetica Neue" w:hAnsi="Helvetica Neue" w:cs="Arial"/>
+          <w:lang w:val="en-US"/>
+        </w:rPr>
+        <w:t>.standard_tc_details</w:t>
+      </w:r>
+      <w:proofErr w:type="spellEnd"/>
       <w:r>
         <w:rPr>
           <w:rFonts w:ascii="Helvetica Neue" w:hAnsi="Helvetica Neue" w:cs="Arial"/>
@@ -2165,7 +3297,41 @@
           <w:lang w:val="en-US"/>
           <w14:ligatures w14:val="none"/>
         </w:rPr>
-        <w:t>[[$prdSNo := 1]]</w:t>
+        <w:t>[[$</w:t>
+      </w:r>
+      <w:proofErr w:type="spellStart"/>
+      <w:proofErr w:type="gramStart"/>
+      <w:r>
+        <w:rPr>
+          <w:rFonts w:ascii="Helvetica Neue" w:eastAsia="Times New Roman" w:hAnsi="Helvetica Neue" w:cs="Arial"/>
+          <w:color w:val="000000"/>
+          <w:kern w:val="0"/>
+          <w:lang w:val="en-US"/>
+          <w14:ligatures w14:val="none"/>
+        </w:rPr>
+        <w:t>prdSNo</w:t>
+      </w:r>
+      <w:proofErr w:type="spellEnd"/>
+      <w:r>
+        <w:rPr>
+          <w:rFonts w:ascii="Helvetica Neue" w:eastAsia="Times New Roman" w:hAnsi="Helvetica Neue" w:cs="Arial"/>
+          <w:color w:val="000000"/>
+          <w:kern w:val="0"/>
+          <w:lang w:val="en-US"/>
+          <w14:ligatures w14:val="none"/>
+        </w:rPr>
+        <w:t xml:space="preserve"> :</w:t>
+      </w:r>
+      <w:proofErr w:type="gramEnd"/>
+      <w:r>
+        <w:rPr>
+          <w:rFonts w:ascii="Helvetica Neue" w:eastAsia="Times New Roman" w:hAnsi="Helvetica Neue" w:cs="Arial"/>
+          <w:color w:val="000000"/>
+          <w:kern w:val="0"/>
+          <w:lang w:val="en-US"/>
+          <w14:ligatures w14:val="none"/>
+        </w:rPr>
+        <w:t>= 1]]</w:t>
       </w:r>
     </w:p>
     <w:tbl>
@@ -2220,7 +3386,118 @@
                 <w:szCs w:val="18"/>
                 <w14:ligatures w14:val="none"/>
               </w:rPr>
-              <w:t>[[tableStart($prodKey, $pv as .ci.cartItem)]]</w:t>
+              <w:t>[[</w:t>
+            </w:r>
+            <w:proofErr w:type="spellStart"/>
+            <w:proofErr w:type="gramStart"/>
+            <w:r>
+              <w:rPr>
+                <w:rFonts w:ascii="Helvetica Neue" w:eastAsia="Times New Roman" w:hAnsi="Helvetica Neue" w:cs="Arial"/>
+                <w:color w:val="000000"/>
+                <w:kern w:val="0"/>
+                <w:sz w:val="18"/>
+                <w:szCs w:val="18"/>
+                <w14:ligatures w14:val="none"/>
+              </w:rPr>
+              <w:t>tableStart</w:t>
+            </w:r>
+            <w:proofErr w:type="spellEnd"/>
+            <w:r>
+              <w:rPr>
+                <w:rFonts w:ascii="Helvetica Neue" w:eastAsia="Times New Roman" w:hAnsi="Helvetica Neue" w:cs="Arial"/>
+                <w:color w:val="000000"/>
+                <w:kern w:val="0"/>
+                <w:sz w:val="18"/>
+                <w:szCs w:val="18"/>
+                <w14:ligatures w14:val="none"/>
+              </w:rPr>
+              <w:t>(</w:t>
+            </w:r>
+            <w:proofErr w:type="gramEnd"/>
+            <w:r>
+              <w:rPr>
+                <w:rFonts w:ascii="Helvetica Neue" w:eastAsia="Times New Roman" w:hAnsi="Helvetica Neue" w:cs="Arial"/>
+                <w:color w:val="000000"/>
+                <w:kern w:val="0"/>
+                <w:sz w:val="18"/>
+                <w:szCs w:val="18"/>
+                <w14:ligatures w14:val="none"/>
+              </w:rPr>
+              <w:t>$</w:t>
+            </w:r>
+            <w:proofErr w:type="spellStart"/>
+            <w:r>
+              <w:rPr>
+                <w:rFonts w:ascii="Helvetica Neue" w:eastAsia="Times New Roman" w:hAnsi="Helvetica Neue" w:cs="Arial"/>
+                <w:color w:val="000000"/>
+                <w:kern w:val="0"/>
+                <w:sz w:val="18"/>
+                <w:szCs w:val="18"/>
+                <w14:ligatures w14:val="none"/>
+              </w:rPr>
+              <w:t>prodKey</w:t>
+            </w:r>
+            <w:proofErr w:type="spellEnd"/>
+            <w:r>
+              <w:rPr>
+                <w:rFonts w:ascii="Helvetica Neue" w:eastAsia="Times New Roman" w:hAnsi="Helvetica Neue" w:cs="Arial"/>
+                <w:color w:val="000000"/>
+                <w:kern w:val="0"/>
+                <w:sz w:val="18"/>
+                <w:szCs w:val="18"/>
+                <w14:ligatures w14:val="none"/>
+              </w:rPr>
+              <w:t>, $</w:t>
+            </w:r>
+            <w:proofErr w:type="spellStart"/>
+            <w:r>
+              <w:rPr>
+                <w:rFonts w:ascii="Helvetica Neue" w:eastAsia="Times New Roman" w:hAnsi="Helvetica Neue" w:cs="Arial"/>
+                <w:color w:val="000000"/>
+                <w:kern w:val="0"/>
+                <w:sz w:val="18"/>
+                <w:szCs w:val="18"/>
+                <w14:ligatures w14:val="none"/>
+              </w:rPr>
+              <w:t>pv</w:t>
+            </w:r>
+            <w:proofErr w:type="spellEnd"/>
+            <w:r>
+              <w:rPr>
+                <w:rFonts w:ascii="Helvetica Neue" w:eastAsia="Times New Roman" w:hAnsi="Helvetica Neue" w:cs="Arial"/>
+                <w:color w:val="000000"/>
+                <w:kern w:val="0"/>
+                <w:sz w:val="18"/>
+                <w:szCs w:val="18"/>
+                <w14:ligatures w14:val="none"/>
+              </w:rPr>
+              <w:t xml:space="preserve"> as .</w:t>
+            </w:r>
+            <w:proofErr w:type="spellStart"/>
+            <w:proofErr w:type="gramStart"/>
+            <w:r>
+              <w:rPr>
+                <w:rFonts w:ascii="Helvetica Neue" w:eastAsia="Times New Roman" w:hAnsi="Helvetica Neue" w:cs="Arial"/>
+                <w:color w:val="000000"/>
+                <w:kern w:val="0"/>
+                <w:sz w:val="18"/>
+                <w:szCs w:val="18"/>
+                <w14:ligatures w14:val="none"/>
+              </w:rPr>
+              <w:t>ci.cartItem</w:t>
+            </w:r>
+            <w:proofErr w:type="spellEnd"/>
+            <w:proofErr w:type="gramEnd"/>
+            <w:r>
+              <w:rPr>
+                <w:rFonts w:ascii="Helvetica Neue" w:eastAsia="Times New Roman" w:hAnsi="Helvetica Neue" w:cs="Arial"/>
+                <w:color w:val="000000"/>
+                <w:kern w:val="0"/>
+                <w:sz w:val="18"/>
+                <w:szCs w:val="18"/>
+                <w14:ligatures w14:val="none"/>
+              </w:rPr>
+              <w:t>)]]</w:t>
             </w:r>
           </w:p>
         </w:tc>
@@ -2264,8 +3541,9 @@
                 <w:u w:val="single"/>
                 <w14:ligatures w14:val="none"/>
               </w:rPr>
-              <w:t>[[$prdSNo]]</w:t>
-            </w:r>
+              <w:t>[[$</w:t>
+            </w:r>
+            <w:proofErr w:type="spellStart"/>
             <w:r>
               <w:rPr>
                 <w:rFonts w:ascii="Helvetica Neue" w:eastAsia="Times New Roman" w:hAnsi="Helvetica Neue" w:cs="Arial"/>
@@ -2276,6 +3554,31 @@
                 <w:u w:val="single"/>
                 <w14:ligatures w14:val="none"/>
               </w:rPr>
+              <w:t>prdSNo</w:t>
+            </w:r>
+            <w:proofErr w:type="spellEnd"/>
+            <w:r>
+              <w:rPr>
+                <w:rFonts w:ascii="Helvetica Neue" w:eastAsia="Times New Roman" w:hAnsi="Helvetica Neue" w:cs="Arial"/>
+                <w:b/>
+                <w:bCs/>
+                <w:color w:val="000000"/>
+                <w:kern w:val="0"/>
+                <w:u w:val="single"/>
+                <w14:ligatures w14:val="none"/>
+              </w:rPr>
+              <w:t>]]</w:t>
+            </w:r>
+            <w:r>
+              <w:rPr>
+                <w:rFonts w:ascii="Helvetica Neue" w:eastAsia="Times New Roman" w:hAnsi="Helvetica Neue" w:cs="Arial"/>
+                <w:b/>
+                <w:bCs/>
+                <w:color w:val="000000"/>
+                <w:kern w:val="0"/>
+                <w:u w:val="single"/>
+                <w14:ligatures w14:val="none"/>
+              </w:rPr>
               <w:t xml:space="preserve"> - </w:t>
             </w:r>
             <w:r>
@@ -2288,8 +3591,10 @@
                 <w:u w:val="single"/>
                 <w14:ligatures w14:val="none"/>
               </w:rPr>
-              <w:t>[[$pv.productName]]</w:t>
-            </w:r>
+              <w:t>[[$</w:t>
+            </w:r>
+            <w:proofErr w:type="spellStart"/>
+            <w:proofErr w:type="gramStart"/>
             <w:r>
               <w:rPr>
                 <w:rFonts w:ascii="Helvetica Neue" w:eastAsia="Times New Roman" w:hAnsi="Helvetica Neue" w:cs="Arial"/>
@@ -2300,6 +3605,44 @@
                 <w:u w:val="single"/>
                 <w14:ligatures w14:val="none"/>
               </w:rPr>
+              <w:t>pv.productName</w:t>
+            </w:r>
+            <w:proofErr w:type="spellEnd"/>
+            <w:proofErr w:type="gramEnd"/>
+            <w:r>
+              <w:rPr>
+                <w:rFonts w:ascii="Helvetica Neue" w:eastAsia="Times New Roman" w:hAnsi="Helvetica Neue" w:cs="Arial"/>
+                <w:b/>
+                <w:bCs/>
+                <w:color w:val="000000"/>
+                <w:kern w:val="0"/>
+                <w:u w:val="single"/>
+                <w14:ligatures w14:val="none"/>
+              </w:rPr>
+              <w:t>]]</w:t>
+            </w:r>
+            <w:r>
+              <w:rPr>
+                <w:rFonts w:ascii="Helvetica Neue" w:eastAsia="Times New Roman" w:hAnsi="Helvetica Neue" w:cs="Arial"/>
+                <w:b/>
+                <w:bCs/>
+                <w:color w:val="000000"/>
+                <w:kern w:val="0"/>
+                <w:u w:val="single"/>
+                <w14:ligatures w14:val="none"/>
+              </w:rPr>
+              <w:t xml:space="preserve"> -</w:t>
+            </w:r>
+            <w:r>
+              <w:rPr>
+                <w:rFonts w:ascii="Helvetica Neue" w:eastAsia="Times New Roman" w:hAnsi="Helvetica Neue" w:cs="Arial"/>
+                <w:b/>
+                <w:bCs/>
+                <w:color w:val="000000"/>
+                <w:kern w:val="0"/>
+                <w:u w:val="single"/>
+                <w14:ligatures w14:val="none"/>
+              </w:rPr>
               <w:t xml:space="preserve"> </w:t>
             </w:r>
             <w:r>
@@ -2309,6 +3652,7 @@
                 <w:bCs/>
                 <w:color w:val="000000"/>
                 <w:kern w:val="0"/>
+                <w:u w:val="single"/>
                 <w14:ligatures w14:val="none"/>
               </w:rPr>
               <w:t>[[$cur]]</w:t>
@@ -2320,6 +3664,7 @@
                 <w:bCs/>
                 <w:color w:val="000000"/>
                 <w:kern w:val="0"/>
+                <w:u w:val="single"/>
                 <w14:ligatures w14:val="none"/>
               </w:rPr>
               <w:t xml:space="preserve"> </w:t>
@@ -2331,9 +3676,38 @@
                 <w:bCs/>
                 <w:color w:val="000000"/>
                 <w:kern w:val="0"/>
-                <w14:ligatures w14:val="none"/>
-              </w:rPr>
-              <w:t>[[$pv.productTotal]]</w:t>
+                <w:u w:val="single"/>
+                <w14:ligatures w14:val="none"/>
+              </w:rPr>
+              <w:t>[[$</w:t>
+            </w:r>
+            <w:proofErr w:type="spellStart"/>
+            <w:proofErr w:type="gramStart"/>
+            <w:r>
+              <w:rPr>
+                <w:rFonts w:ascii="Helvetica Neue" w:eastAsia="Times New Roman" w:hAnsi="Helvetica Neue" w:cs="Arial"/>
+                <w:b/>
+                <w:bCs/>
+                <w:color w:val="000000"/>
+                <w:kern w:val="0"/>
+                <w:u w:val="single"/>
+                <w14:ligatures w14:val="none"/>
+              </w:rPr>
+              <w:t>pv.productTotal</w:t>
+            </w:r>
+            <w:proofErr w:type="spellEnd"/>
+            <w:proofErr w:type="gramEnd"/>
+            <w:r>
+              <w:rPr>
+                <w:rFonts w:ascii="Helvetica Neue" w:eastAsia="Times New Roman" w:hAnsi="Helvetica Neue" w:cs="Arial"/>
+                <w:b/>
+                <w:bCs/>
+                <w:color w:val="000000"/>
+                <w:kern w:val="0"/>
+                <w:u w:val="single"/>
+                <w14:ligatures w14:val="none"/>
+              </w:rPr>
+              <w:t>]]</w:t>
             </w:r>
             <w:r>
               <w:rPr>
@@ -2355,7 +3729,44 @@
                 <w:kern w:val="0"/>
                 <w14:ligatures w14:val="none"/>
               </w:rPr>
-              <w:t>[[$na := “</w:t>
+              <w:t>[[$</w:t>
+            </w:r>
+            <w:proofErr w:type="spellStart"/>
+            <w:proofErr w:type="gramStart"/>
+            <w:r>
+              <w:rPr>
+                <w:rFonts w:ascii="Helvetica Neue" w:eastAsia="Times New Roman" w:hAnsi="Helvetica Neue" w:cs="Arial"/>
+                <w:b/>
+                <w:bCs/>
+                <w:color w:val="000000"/>
+                <w:kern w:val="0"/>
+                <w14:ligatures w14:val="none"/>
+              </w:rPr>
+              <w:t>na</w:t>
+            </w:r>
+            <w:proofErr w:type="spellEnd"/>
+            <w:r>
+              <w:rPr>
+                <w:rFonts w:ascii="Helvetica Neue" w:eastAsia="Times New Roman" w:hAnsi="Helvetica Neue" w:cs="Arial"/>
+                <w:b/>
+                <w:bCs/>
+                <w:color w:val="000000"/>
+                <w:kern w:val="0"/>
+                <w14:ligatures w14:val="none"/>
+              </w:rPr>
+              <w:t xml:space="preserve"> :</w:t>
+            </w:r>
+            <w:proofErr w:type="gramEnd"/>
+            <w:r>
+              <w:rPr>
+                <w:rFonts w:ascii="Helvetica Neue" w:eastAsia="Times New Roman" w:hAnsi="Helvetica Neue" w:cs="Arial"/>
+                <w:b/>
+                <w:bCs/>
+                <w:color w:val="000000"/>
+                <w:kern w:val="0"/>
+                <w14:ligatures w14:val="none"/>
+              </w:rPr>
+              <w:t>= “</w:t>
             </w:r>
             <w:r>
               <w:rPr>
@@ -2415,7 +3826,70 @@
                 <w:szCs w:val="18"/>
                 <w14:ligatures w14:val="none"/>
               </w:rPr>
-              <w:t>[[tableStart($k, $item as $pv.items)]]</w:t>
+              <w:t>[[</w:t>
+            </w:r>
+            <w:proofErr w:type="spellStart"/>
+            <w:proofErr w:type="gramStart"/>
+            <w:r>
+              <w:rPr>
+                <w:rFonts w:ascii="Helvetica Neue" w:eastAsia="Times New Roman" w:hAnsi="Helvetica Neue" w:cs="Arial"/>
+                <w:color w:val="000000"/>
+                <w:kern w:val="0"/>
+                <w:sz w:val="18"/>
+                <w:szCs w:val="18"/>
+                <w14:ligatures w14:val="none"/>
+              </w:rPr>
+              <w:t>tableStart</w:t>
+            </w:r>
+            <w:proofErr w:type="spellEnd"/>
+            <w:r>
+              <w:rPr>
+                <w:rFonts w:ascii="Helvetica Neue" w:eastAsia="Times New Roman" w:hAnsi="Helvetica Neue" w:cs="Arial"/>
+                <w:color w:val="000000"/>
+                <w:kern w:val="0"/>
+                <w:sz w:val="18"/>
+                <w:szCs w:val="18"/>
+                <w14:ligatures w14:val="none"/>
+              </w:rPr>
+              <w:t>(</w:t>
+            </w:r>
+            <w:proofErr w:type="gramEnd"/>
+            <w:r>
+              <w:rPr>
+                <w:rFonts w:ascii="Helvetica Neue" w:eastAsia="Times New Roman" w:hAnsi="Helvetica Neue" w:cs="Arial"/>
+                <w:color w:val="000000"/>
+                <w:kern w:val="0"/>
+                <w:sz w:val="18"/>
+                <w:szCs w:val="18"/>
+                <w14:ligatures w14:val="none"/>
+              </w:rPr>
+              <w:t>$k, $item as $</w:t>
+            </w:r>
+            <w:proofErr w:type="spellStart"/>
+            <w:proofErr w:type="gramStart"/>
+            <w:r>
+              <w:rPr>
+                <w:rFonts w:ascii="Helvetica Neue" w:eastAsia="Times New Roman" w:hAnsi="Helvetica Neue" w:cs="Arial"/>
+                <w:color w:val="000000"/>
+                <w:kern w:val="0"/>
+                <w:sz w:val="18"/>
+                <w:szCs w:val="18"/>
+                <w14:ligatures w14:val="none"/>
+              </w:rPr>
+              <w:t>pv.items</w:t>
+            </w:r>
+            <w:proofErr w:type="spellEnd"/>
+            <w:proofErr w:type="gramEnd"/>
+            <w:r>
+              <w:rPr>
+                <w:rFonts w:ascii="Helvetica Neue" w:eastAsia="Times New Roman" w:hAnsi="Helvetica Neue" w:cs="Arial"/>
+                <w:color w:val="000000"/>
+                <w:kern w:val="0"/>
+                <w:sz w:val="18"/>
+                <w:szCs w:val="18"/>
+                <w14:ligatures w14:val="none"/>
+              </w:rPr>
+              <w:t>)]]</w:t>
             </w:r>
           </w:p>
         </w:tc>
@@ -2459,7 +3933,35 @@
                 <w:lang w:val="en-US"/>
                 <w14:ligatures w14:val="none"/>
               </w:rPr>
-              <w:t>[[if ne $pv.productCode “SIL”]]</w:t>
+              <w:t>[[if ne $</w:t>
+            </w:r>
+            <w:proofErr w:type="spellStart"/>
+            <w:proofErr w:type="gramStart"/>
+            <w:r>
+              <w:rPr>
+                <w:rFonts w:ascii="Helvetica Neue" w:eastAsia="Times New Roman" w:hAnsi="Helvetica Neue" w:cs="Arial"/>
+                <w:color w:val="000000"/>
+                <w:kern w:val="0"/>
+                <w:sz w:val="10"/>
+                <w:szCs w:val="10"/>
+                <w:lang w:val="en-US"/>
+                <w14:ligatures w14:val="none"/>
+              </w:rPr>
+              <w:t>pv.productCode</w:t>
+            </w:r>
+            <w:proofErr w:type="spellEnd"/>
+            <w:proofErr w:type="gramEnd"/>
+            <w:r>
+              <w:rPr>
+                <w:rFonts w:ascii="Helvetica Neue" w:eastAsia="Times New Roman" w:hAnsi="Helvetica Neue" w:cs="Arial"/>
+                <w:color w:val="000000"/>
+                <w:kern w:val="0"/>
+                <w:sz w:val="10"/>
+                <w:szCs w:val="10"/>
+                <w:lang w:val="en-US"/>
+                <w14:ligatures w14:val="none"/>
+              </w:rPr>
+              <w:t xml:space="preserve"> “SIL”]]</w:t>
             </w:r>
           </w:p>
           <w:p>
@@ -2488,7 +3990,35 @@
                 <w:szCs w:val="18"/>
                 <w14:ligatures w14:val="none"/>
               </w:rPr>
-              <w:t>[[$Item.modelName]]</w:t>
+              <w:t>[[$</w:t>
+            </w:r>
+            <w:proofErr w:type="spellStart"/>
+            <w:r>
+              <w:rPr>
+                <w:rFonts w:ascii="Helvetica Neue" w:eastAsia="Times New Roman" w:hAnsi="Helvetica Neue" w:cs="Arial"/>
+                <w:b/>
+                <w:bCs/>
+                <w:color w:val="000000"/>
+                <w:kern w:val="0"/>
+                <w:sz w:val="18"/>
+                <w:szCs w:val="18"/>
+                <w14:ligatures w14:val="none"/>
+              </w:rPr>
+              <w:t>Item.modelName</w:t>
+            </w:r>
+            <w:proofErr w:type="spellEnd"/>
+            <w:r>
+              <w:rPr>
+                <w:rFonts w:ascii="Helvetica Neue" w:eastAsia="Times New Roman" w:hAnsi="Helvetica Neue" w:cs="Arial"/>
+                <w:b/>
+                <w:bCs/>
+                <w:color w:val="000000"/>
+                <w:kern w:val="0"/>
+                <w:sz w:val="18"/>
+                <w:szCs w:val="18"/>
+                <w14:ligatures w14:val="none"/>
+              </w:rPr>
+              <w:t>]]</w:t>
             </w:r>
           </w:p>
           <w:p>
@@ -2545,7 +4075,35 @@
                 <w:lang w:val="en-US"/>
                 <w14:ligatures w14:val="none"/>
               </w:rPr>
-              <w:t>[[if eq $pv.productCode “SIL”]]</w:t>
+              <w:t>[[if eq $</w:t>
+            </w:r>
+            <w:proofErr w:type="spellStart"/>
+            <w:proofErr w:type="gramStart"/>
+            <w:r>
+              <w:rPr>
+                <w:rFonts w:ascii="Helvetica Neue" w:eastAsia="Times New Roman" w:hAnsi="Helvetica Neue" w:cs="Arial"/>
+                <w:color w:val="000000"/>
+                <w:kern w:val="0"/>
+                <w:sz w:val="10"/>
+                <w:szCs w:val="10"/>
+                <w:lang w:val="en-US"/>
+                <w14:ligatures w14:val="none"/>
+              </w:rPr>
+              <w:t>pv.productCode</w:t>
+            </w:r>
+            <w:proofErr w:type="spellEnd"/>
+            <w:proofErr w:type="gramEnd"/>
+            <w:r>
+              <w:rPr>
+                <w:rFonts w:ascii="Helvetica Neue" w:eastAsia="Times New Roman" w:hAnsi="Helvetica Neue" w:cs="Arial"/>
+                <w:color w:val="000000"/>
+                <w:kern w:val="0"/>
+                <w:sz w:val="10"/>
+                <w:szCs w:val="10"/>
+                <w:lang w:val="en-US"/>
+                <w14:ligatures w14:val="none"/>
+              </w:rPr>
+              <w:t xml:space="preserve"> “SIL”]]</w:t>
             </w:r>
           </w:p>
           <w:p>
@@ -2574,7 +4132,35 @@
                 <w:szCs w:val="18"/>
                 <w14:ligatures w14:val="none"/>
               </w:rPr>
-              <w:t>[[$Item.subcategory]]</w:t>
+              <w:t>[[$</w:t>
+            </w:r>
+            <w:proofErr w:type="spellStart"/>
+            <w:r>
+              <w:rPr>
+                <w:rFonts w:ascii="Helvetica Neue" w:eastAsia="Times New Roman" w:hAnsi="Helvetica Neue" w:cs="Arial"/>
+                <w:b/>
+                <w:bCs/>
+                <w:color w:val="000000"/>
+                <w:kern w:val="0"/>
+                <w:sz w:val="18"/>
+                <w:szCs w:val="18"/>
+                <w14:ligatures w14:val="none"/>
+              </w:rPr>
+              <w:t>Item.subcategory</w:t>
+            </w:r>
+            <w:proofErr w:type="spellEnd"/>
+            <w:r>
+              <w:rPr>
+                <w:rFonts w:ascii="Helvetica Neue" w:eastAsia="Times New Roman" w:hAnsi="Helvetica Neue" w:cs="Arial"/>
+                <w:b/>
+                <w:bCs/>
+                <w:color w:val="000000"/>
+                <w:kern w:val="0"/>
+                <w:sz w:val="18"/>
+                <w:szCs w:val="18"/>
+                <w14:ligatures w14:val="none"/>
+              </w:rPr>
+              <w:t>]]</w:t>
             </w:r>
           </w:p>
           <w:p>
@@ -2636,7 +4222,94 @@
                 <w:szCs w:val="18"/>
                 <w14:ligatures w14:val="none"/>
               </w:rPr>
-              <w:t>[[tableStart($k, $h as $item.headersDisplay)]]</w:t>
+              <w:t>[[</w:t>
+            </w:r>
+            <w:proofErr w:type="spellStart"/>
+            <w:proofErr w:type="gramStart"/>
+            <w:r>
+              <w:rPr>
+                <w:rFonts w:ascii="Helvetica Neue" w:eastAsia="Times New Roman" w:hAnsi="Helvetica Neue" w:cs="Arial"/>
+                <w:color w:val="000000"/>
+                <w:kern w:val="0"/>
+                <w:sz w:val="18"/>
+                <w:szCs w:val="18"/>
+                <w14:ligatures w14:val="none"/>
+              </w:rPr>
+              <w:t>tableStart</w:t>
+            </w:r>
+            <w:proofErr w:type="spellEnd"/>
+            <w:r>
+              <w:rPr>
+                <w:rFonts w:ascii="Helvetica Neue" w:eastAsia="Times New Roman" w:hAnsi="Helvetica Neue" w:cs="Arial"/>
+                <w:color w:val="000000"/>
+                <w:kern w:val="0"/>
+                <w:sz w:val="18"/>
+                <w:szCs w:val="18"/>
+                <w14:ligatures w14:val="none"/>
+              </w:rPr>
+              <w:t>(</w:t>
+            </w:r>
+            <w:proofErr w:type="gramEnd"/>
+            <w:r>
+              <w:rPr>
+                <w:rFonts w:ascii="Helvetica Neue" w:eastAsia="Times New Roman" w:hAnsi="Helvetica Neue" w:cs="Arial"/>
+                <w:color w:val="000000"/>
+                <w:kern w:val="0"/>
+                <w:sz w:val="18"/>
+                <w:szCs w:val="18"/>
+                <w14:ligatures w14:val="none"/>
+              </w:rPr>
+              <w:t>$k, $</w:t>
+            </w:r>
+            <w:proofErr w:type="spellStart"/>
+            <w:r>
+              <w:rPr>
+                <w:rFonts w:ascii="Helvetica Neue" w:eastAsia="Times New Roman" w:hAnsi="Helvetica Neue" w:cs="Arial"/>
+                <w:color w:val="000000"/>
+                <w:kern w:val="0"/>
+                <w:sz w:val="18"/>
+                <w:szCs w:val="18"/>
+                <w14:ligatures w14:val="none"/>
+              </w:rPr>
+              <w:t>h as</w:t>
+            </w:r>
+            <w:proofErr w:type="spellEnd"/>
+            <w:r>
+              <w:rPr>
+                <w:rFonts w:ascii="Helvetica Neue" w:eastAsia="Times New Roman" w:hAnsi="Helvetica Neue" w:cs="Arial"/>
+                <w:color w:val="000000"/>
+                <w:kern w:val="0"/>
+                <w:sz w:val="18"/>
+                <w:szCs w:val="18"/>
+                <w14:ligatures w14:val="none"/>
+              </w:rPr>
+              <w:t xml:space="preserve"> $</w:t>
+            </w:r>
+            <w:proofErr w:type="spellStart"/>
+            <w:proofErr w:type="gramStart"/>
+            <w:r>
+              <w:rPr>
+                <w:rFonts w:ascii="Helvetica Neue" w:eastAsia="Times New Roman" w:hAnsi="Helvetica Neue" w:cs="Arial"/>
+                <w:color w:val="000000"/>
+                <w:kern w:val="0"/>
+                <w:sz w:val="18"/>
+                <w:szCs w:val="18"/>
+                <w14:ligatures w14:val="none"/>
+              </w:rPr>
+              <w:t>item.headersDisplay</w:t>
+            </w:r>
+            <w:proofErr w:type="spellEnd"/>
+            <w:proofErr w:type="gramEnd"/>
+            <w:r>
+              <w:rPr>
+                <w:rFonts w:ascii="Helvetica Neue" w:eastAsia="Times New Roman" w:hAnsi="Helvetica Neue" w:cs="Arial"/>
+                <w:color w:val="000000"/>
+                <w:kern w:val="0"/>
+                <w:sz w:val="18"/>
+                <w:szCs w:val="18"/>
+                <w14:ligatures w14:val="none"/>
+              </w:rPr>
+              <w:t>)]]</w:t>
             </w:r>
           </w:p>
         </w:tc>
@@ -2671,7 +4344,37 @@
                 <w:szCs w:val="18"/>
                 <w14:ligatures w14:val="none"/>
               </w:rPr>
-              <w:t>[[$h.leftLabel]]</w:t>
+              <w:t>[[$</w:t>
+            </w:r>
+            <w:proofErr w:type="spellStart"/>
+            <w:proofErr w:type="gramStart"/>
+            <w:r>
+              <w:rPr>
+                <w:rFonts w:ascii="Helvetica Neue" w:eastAsia="Times New Roman" w:hAnsi="Helvetica Neue" w:cs="Arial"/>
+                <w:b/>
+                <w:bCs/>
+                <w:color w:val="000000"/>
+                <w:kern w:val="0"/>
+                <w:sz w:val="18"/>
+                <w:szCs w:val="18"/>
+                <w14:ligatures w14:val="none"/>
+              </w:rPr>
+              <w:t>h.leftLabel</w:t>
+            </w:r>
+            <w:proofErr w:type="spellEnd"/>
+            <w:proofErr w:type="gramEnd"/>
+            <w:r>
+              <w:rPr>
+                <w:rFonts w:ascii="Helvetica Neue" w:eastAsia="Times New Roman" w:hAnsi="Helvetica Neue" w:cs="Arial"/>
+                <w:b/>
+                <w:bCs/>
+                <w:color w:val="000000"/>
+                <w:kern w:val="0"/>
+                <w:sz w:val="18"/>
+                <w:szCs w:val="18"/>
+                <w14:ligatures w14:val="none"/>
+              </w:rPr>
+              <w:t>]]</w:t>
             </w:r>
           </w:p>
         </w:tc>
@@ -2700,29 +4403,216 @@
                 <w:szCs w:val="18"/>
                 <w14:ligatures w14:val="none"/>
               </w:rPr>
-              <w:t>[[if ne $h.leftValue $na]]</w:t>
-            </w:r>
-            <w:r>
-              <w:rPr>
-                <w:rFonts w:ascii="Helvetica Neue" w:eastAsia="Times New Roman" w:hAnsi="Helvetica Neue" w:cs="Arial"/>
-                <w:color w:val="000000"/>
-                <w:kern w:val="0"/>
-                <w:sz w:val="18"/>
-                <w:szCs w:val="18"/>
-                <w14:ligatures w14:val="none"/>
-              </w:rPr>
-              <w:t>[[$h.leftValue]]</w:t>
-            </w:r>
-            <w:r>
-              <w:rPr>
-                <w:rFonts w:ascii="Helvetica Neue" w:eastAsia="Times New Roman" w:hAnsi="Helvetica Neue" w:cs="Arial"/>
-                <w:color w:val="000000"/>
-                <w:kern w:val="0"/>
-                <w:sz w:val="18"/>
-                <w:szCs w:val="18"/>
-                <w14:ligatures w14:val="none"/>
-              </w:rPr>
-              <w:t>[[end]][[if eq $h.leftValue $na]]N/A[[end]]</w:t>
+              <w:t>[[if ne $</w:t>
+            </w:r>
+            <w:proofErr w:type="spellStart"/>
+            <w:proofErr w:type="gramStart"/>
+            <w:r>
+              <w:rPr>
+                <w:rFonts w:ascii="Helvetica Neue" w:eastAsia="Times New Roman" w:hAnsi="Helvetica Neue" w:cs="Arial"/>
+                <w:color w:val="000000"/>
+                <w:kern w:val="0"/>
+                <w:sz w:val="18"/>
+                <w:szCs w:val="18"/>
+                <w14:ligatures w14:val="none"/>
+              </w:rPr>
+              <w:t>h.leftValue</w:t>
+            </w:r>
+            <w:proofErr w:type="spellEnd"/>
+            <w:proofErr w:type="gramEnd"/>
+            <w:r>
+              <w:rPr>
+                <w:rFonts w:ascii="Helvetica Neue" w:eastAsia="Times New Roman" w:hAnsi="Helvetica Neue" w:cs="Arial"/>
+                <w:color w:val="000000"/>
+                <w:kern w:val="0"/>
+                <w:sz w:val="18"/>
+                <w:szCs w:val="18"/>
+                <w14:ligatures w14:val="none"/>
+              </w:rPr>
+              <w:t xml:space="preserve"> $</w:t>
+            </w:r>
+            <w:proofErr w:type="spellStart"/>
+            <w:r>
+              <w:rPr>
+                <w:rFonts w:ascii="Helvetica Neue" w:eastAsia="Times New Roman" w:hAnsi="Helvetica Neue" w:cs="Arial"/>
+                <w:color w:val="000000"/>
+                <w:kern w:val="0"/>
+                <w:sz w:val="18"/>
+                <w:szCs w:val="18"/>
+                <w14:ligatures w14:val="none"/>
+              </w:rPr>
+              <w:t>na</w:t>
+            </w:r>
+            <w:proofErr w:type="spellEnd"/>
+            <w:proofErr w:type="gramStart"/>
+            <w:r>
+              <w:rPr>
+                <w:rFonts w:ascii="Helvetica Neue" w:eastAsia="Times New Roman" w:hAnsi="Helvetica Neue" w:cs="Arial"/>
+                <w:color w:val="000000"/>
+                <w:kern w:val="0"/>
+                <w:sz w:val="18"/>
+                <w:szCs w:val="18"/>
+                <w14:ligatures w14:val="none"/>
+              </w:rPr>
+              <w:t>]]</w:t>
+            </w:r>
+            <w:r>
+              <w:rPr>
+                <w:rFonts w:ascii="Helvetica Neue" w:eastAsia="Times New Roman" w:hAnsi="Helvetica Neue" w:cs="Arial"/>
+                <w:color w:val="000000"/>
+                <w:kern w:val="0"/>
+                <w:sz w:val="18"/>
+                <w:szCs w:val="18"/>
+                <w14:ligatures w14:val="none"/>
+              </w:rPr>
+              <w:t>[</w:t>
+            </w:r>
+            <w:proofErr w:type="gramEnd"/>
+            <w:r>
+              <w:rPr>
+                <w:rFonts w:ascii="Helvetica Neue" w:eastAsia="Times New Roman" w:hAnsi="Helvetica Neue" w:cs="Arial"/>
+                <w:color w:val="000000"/>
+                <w:kern w:val="0"/>
+                <w:sz w:val="18"/>
+                <w:szCs w:val="18"/>
+                <w14:ligatures w14:val="none"/>
+              </w:rPr>
+              <w:t>[$</w:t>
+            </w:r>
+            <w:proofErr w:type="spellStart"/>
+            <w:proofErr w:type="gramStart"/>
+            <w:r>
+              <w:rPr>
+                <w:rFonts w:ascii="Helvetica Neue" w:eastAsia="Times New Roman" w:hAnsi="Helvetica Neue" w:cs="Arial"/>
+                <w:color w:val="000000"/>
+                <w:kern w:val="0"/>
+                <w:sz w:val="18"/>
+                <w:szCs w:val="18"/>
+                <w14:ligatures w14:val="none"/>
+              </w:rPr>
+              <w:t>h.leftValue</w:t>
+            </w:r>
+            <w:proofErr w:type="spellEnd"/>
+            <w:r>
+              <w:rPr>
+                <w:rFonts w:ascii="Helvetica Neue" w:eastAsia="Times New Roman" w:hAnsi="Helvetica Neue" w:cs="Arial"/>
+                <w:color w:val="000000"/>
+                <w:kern w:val="0"/>
+                <w:sz w:val="18"/>
+                <w:szCs w:val="18"/>
+                <w14:ligatures w14:val="none"/>
+              </w:rPr>
+              <w:t>]]</w:t>
+            </w:r>
+            <w:r>
+              <w:rPr>
+                <w:rFonts w:ascii="Helvetica Neue" w:eastAsia="Times New Roman" w:hAnsi="Helvetica Neue" w:cs="Arial"/>
+                <w:color w:val="000000"/>
+                <w:kern w:val="0"/>
+                <w:sz w:val="18"/>
+                <w:szCs w:val="18"/>
+                <w14:ligatures w14:val="none"/>
+              </w:rPr>
+              <w:t>[</w:t>
+            </w:r>
+            <w:proofErr w:type="gramEnd"/>
+            <w:r>
+              <w:rPr>
+                <w:rFonts w:ascii="Helvetica Neue" w:eastAsia="Times New Roman" w:hAnsi="Helvetica Neue" w:cs="Arial"/>
+                <w:color w:val="000000"/>
+                <w:kern w:val="0"/>
+                <w:sz w:val="18"/>
+                <w:szCs w:val="18"/>
+                <w14:ligatures w14:val="none"/>
+              </w:rPr>
+              <w:t>[end</w:t>
+            </w:r>
+            <w:proofErr w:type="gramStart"/>
+            <w:r>
+              <w:rPr>
+                <w:rFonts w:ascii="Helvetica Neue" w:eastAsia="Times New Roman" w:hAnsi="Helvetica Neue" w:cs="Arial"/>
+                <w:color w:val="000000"/>
+                <w:kern w:val="0"/>
+                <w:sz w:val="18"/>
+                <w:szCs w:val="18"/>
+                <w14:ligatures w14:val="none"/>
+              </w:rPr>
+              <w:t>]][</w:t>
+            </w:r>
+            <w:proofErr w:type="gramEnd"/>
+            <w:r>
+              <w:rPr>
+                <w:rFonts w:ascii="Helvetica Neue" w:eastAsia="Times New Roman" w:hAnsi="Helvetica Neue" w:cs="Arial"/>
+                <w:color w:val="000000"/>
+                <w:kern w:val="0"/>
+                <w:sz w:val="18"/>
+                <w:szCs w:val="18"/>
+                <w14:ligatures w14:val="none"/>
+              </w:rPr>
+              <w:t>[if eq $</w:t>
+            </w:r>
+            <w:proofErr w:type="spellStart"/>
+            <w:proofErr w:type="gramStart"/>
+            <w:r>
+              <w:rPr>
+                <w:rFonts w:ascii="Helvetica Neue" w:eastAsia="Times New Roman" w:hAnsi="Helvetica Neue" w:cs="Arial"/>
+                <w:color w:val="000000"/>
+                <w:kern w:val="0"/>
+                <w:sz w:val="18"/>
+                <w:szCs w:val="18"/>
+                <w14:ligatures w14:val="none"/>
+              </w:rPr>
+              <w:t>h.leftValue</w:t>
+            </w:r>
+            <w:proofErr w:type="spellEnd"/>
+            <w:proofErr w:type="gramEnd"/>
+            <w:r>
+              <w:rPr>
+                <w:rFonts w:ascii="Helvetica Neue" w:eastAsia="Times New Roman" w:hAnsi="Helvetica Neue" w:cs="Arial"/>
+                <w:color w:val="000000"/>
+                <w:kern w:val="0"/>
+                <w:sz w:val="18"/>
+                <w:szCs w:val="18"/>
+                <w14:ligatures w14:val="none"/>
+              </w:rPr>
+              <w:t xml:space="preserve"> $</w:t>
+            </w:r>
+            <w:proofErr w:type="spellStart"/>
+            <w:r>
+              <w:rPr>
+                <w:rFonts w:ascii="Helvetica Neue" w:eastAsia="Times New Roman" w:hAnsi="Helvetica Neue" w:cs="Arial"/>
+                <w:color w:val="000000"/>
+                <w:kern w:val="0"/>
+                <w:sz w:val="18"/>
+                <w:szCs w:val="18"/>
+                <w14:ligatures w14:val="none"/>
+              </w:rPr>
+              <w:t>na</w:t>
+            </w:r>
+            <w:proofErr w:type="spellEnd"/>
+            <w:proofErr w:type="gramStart"/>
+            <w:r>
+              <w:rPr>
+                <w:rFonts w:ascii="Helvetica Neue" w:eastAsia="Times New Roman" w:hAnsi="Helvetica Neue" w:cs="Arial"/>
+                <w:color w:val="000000"/>
+                <w:kern w:val="0"/>
+                <w:sz w:val="18"/>
+                <w:szCs w:val="18"/>
+                <w14:ligatures w14:val="none"/>
+              </w:rPr>
+              <w:t>]]N</w:t>
+            </w:r>
+            <w:proofErr w:type="gramEnd"/>
+            <w:r>
+              <w:rPr>
+                <w:rFonts w:ascii="Helvetica Neue" w:eastAsia="Times New Roman" w:hAnsi="Helvetica Neue" w:cs="Arial"/>
+                <w:color w:val="000000"/>
+                <w:kern w:val="0"/>
+                <w:sz w:val="18"/>
+                <w:szCs w:val="18"/>
+                <w14:ligatures w14:val="none"/>
+              </w:rPr>
+              <w:t>/A[[end]]</w:t>
             </w:r>
           </w:p>
         </w:tc>
@@ -2755,7 +4645,37 @@
                 <w:szCs w:val="18"/>
                 <w14:ligatures w14:val="none"/>
               </w:rPr>
-              <w:t>[[$h.rightLabel]]</w:t>
+              <w:t>[[$</w:t>
+            </w:r>
+            <w:proofErr w:type="spellStart"/>
+            <w:proofErr w:type="gramStart"/>
+            <w:r>
+              <w:rPr>
+                <w:rFonts w:ascii="Helvetica Neue" w:eastAsia="Times New Roman" w:hAnsi="Helvetica Neue" w:cs="Arial"/>
+                <w:b/>
+                <w:bCs/>
+                <w:color w:val="000000"/>
+                <w:kern w:val="0"/>
+                <w:sz w:val="18"/>
+                <w:szCs w:val="18"/>
+                <w14:ligatures w14:val="none"/>
+              </w:rPr>
+              <w:t>h.rightLabel</w:t>
+            </w:r>
+            <w:proofErr w:type="spellEnd"/>
+            <w:proofErr w:type="gramEnd"/>
+            <w:r>
+              <w:rPr>
+                <w:rFonts w:ascii="Helvetica Neue" w:eastAsia="Times New Roman" w:hAnsi="Helvetica Neue" w:cs="Arial"/>
+                <w:b/>
+                <w:bCs/>
+                <w:color w:val="000000"/>
+                <w:kern w:val="0"/>
+                <w:sz w:val="18"/>
+                <w:szCs w:val="18"/>
+                <w14:ligatures w14:val="none"/>
+              </w:rPr>
+              <w:t>]]</w:t>
             </w:r>
           </w:p>
         </w:tc>
@@ -2786,7 +4706,20 @@
                 <w:szCs w:val="18"/>
                 <w14:ligatures w14:val="none"/>
               </w:rPr>
-              <w:t>[[if ne $h.</w:t>
+              <w:t>[[if ne $</w:t>
+            </w:r>
+            <w:proofErr w:type="spellStart"/>
+            <w:proofErr w:type="gramStart"/>
+            <w:r>
+              <w:rPr>
+                <w:rFonts w:ascii="Helvetica Neue" w:eastAsia="Times New Roman" w:hAnsi="Helvetica Neue" w:cs="Arial"/>
+                <w:color w:val="000000"/>
+                <w:kern w:val="0"/>
+                <w:sz w:val="18"/>
+                <w:szCs w:val="18"/>
+                <w14:ligatures w14:val="none"/>
+              </w:rPr>
+              <w:t>h.</w:t>
             </w:r>
             <w:r>
               <w:rPr>
@@ -2799,38 +4732,151 @@
               </w:rPr>
               <w:t>rightValue</w:t>
             </w:r>
-            <w:r>
-              <w:rPr>
-                <w:rFonts w:ascii="Helvetica Neue" w:eastAsia="Times New Roman" w:hAnsi="Helvetica Neue" w:cs="Arial"/>
-                <w:color w:val="000000"/>
-                <w:kern w:val="0"/>
-                <w:sz w:val="18"/>
-                <w:szCs w:val="18"/>
-                <w14:ligatures w14:val="none"/>
-              </w:rPr>
-              <w:t xml:space="preserve"> $na]]</w:t>
-            </w:r>
-            <w:r>
-              <w:rPr>
-                <w:rFonts w:ascii="Helvetica Neue" w:eastAsia="Times New Roman" w:hAnsi="Helvetica Neue" w:cs="Arial"/>
-                <w:color w:val="000000"/>
-                <w:kern w:val="0"/>
-                <w:sz w:val="18"/>
-                <w:szCs w:val="18"/>
-                <w14:ligatures w14:val="none"/>
-              </w:rPr>
-              <w:t>[[$h.rightValue]]</w:t>
-            </w:r>
-            <w:r>
-              <w:rPr>
-                <w:rFonts w:ascii="Helvetica Neue" w:eastAsia="Times New Roman" w:hAnsi="Helvetica Neue" w:cs="Arial"/>
-                <w:color w:val="000000"/>
-                <w:kern w:val="0"/>
-                <w:sz w:val="18"/>
-                <w:szCs w:val="18"/>
-                <w14:ligatures w14:val="none"/>
-              </w:rPr>
-              <w:t>[[end]][[if eq $h.</w:t>
+            <w:proofErr w:type="spellEnd"/>
+            <w:proofErr w:type="gramEnd"/>
+            <w:r>
+              <w:rPr>
+                <w:rFonts w:ascii="Helvetica Neue" w:eastAsia="Times New Roman" w:hAnsi="Helvetica Neue" w:cs="Arial"/>
+                <w:color w:val="000000"/>
+                <w:kern w:val="0"/>
+                <w:sz w:val="18"/>
+                <w:szCs w:val="18"/>
+                <w14:ligatures w14:val="none"/>
+              </w:rPr>
+              <w:t xml:space="preserve"> $</w:t>
+            </w:r>
+            <w:proofErr w:type="spellStart"/>
+            <w:r>
+              <w:rPr>
+                <w:rFonts w:ascii="Helvetica Neue" w:eastAsia="Times New Roman" w:hAnsi="Helvetica Neue" w:cs="Arial"/>
+                <w:color w:val="000000"/>
+                <w:kern w:val="0"/>
+                <w:sz w:val="18"/>
+                <w:szCs w:val="18"/>
+                <w14:ligatures w14:val="none"/>
+              </w:rPr>
+              <w:t>na</w:t>
+            </w:r>
+            <w:proofErr w:type="spellEnd"/>
+            <w:proofErr w:type="gramStart"/>
+            <w:r>
+              <w:rPr>
+                <w:rFonts w:ascii="Helvetica Neue" w:eastAsia="Times New Roman" w:hAnsi="Helvetica Neue" w:cs="Arial"/>
+                <w:color w:val="000000"/>
+                <w:kern w:val="0"/>
+                <w:sz w:val="18"/>
+                <w:szCs w:val="18"/>
+                <w14:ligatures w14:val="none"/>
+              </w:rPr>
+              <w:t>]]</w:t>
+            </w:r>
+            <w:r>
+              <w:rPr>
+                <w:rFonts w:ascii="Helvetica Neue" w:eastAsia="Times New Roman" w:hAnsi="Helvetica Neue" w:cs="Arial"/>
+                <w:color w:val="000000"/>
+                <w:kern w:val="0"/>
+                <w:sz w:val="18"/>
+                <w:szCs w:val="18"/>
+                <w14:ligatures w14:val="none"/>
+              </w:rPr>
+              <w:t>[</w:t>
+            </w:r>
+            <w:proofErr w:type="gramEnd"/>
+            <w:r>
+              <w:rPr>
+                <w:rFonts w:ascii="Helvetica Neue" w:eastAsia="Times New Roman" w:hAnsi="Helvetica Neue" w:cs="Arial"/>
+                <w:color w:val="000000"/>
+                <w:kern w:val="0"/>
+                <w:sz w:val="18"/>
+                <w:szCs w:val="18"/>
+                <w14:ligatures w14:val="none"/>
+              </w:rPr>
+              <w:t>[$</w:t>
+            </w:r>
+            <w:proofErr w:type="spellStart"/>
+            <w:proofErr w:type="gramStart"/>
+            <w:r>
+              <w:rPr>
+                <w:rFonts w:ascii="Helvetica Neue" w:eastAsia="Times New Roman" w:hAnsi="Helvetica Neue" w:cs="Arial"/>
+                <w:color w:val="000000"/>
+                <w:kern w:val="0"/>
+                <w:sz w:val="18"/>
+                <w:szCs w:val="18"/>
+                <w14:ligatures w14:val="none"/>
+              </w:rPr>
+              <w:t>h.rightValue</w:t>
+            </w:r>
+            <w:proofErr w:type="spellEnd"/>
+            <w:r>
+              <w:rPr>
+                <w:rFonts w:ascii="Helvetica Neue" w:eastAsia="Times New Roman" w:hAnsi="Helvetica Neue" w:cs="Arial"/>
+                <w:color w:val="000000"/>
+                <w:kern w:val="0"/>
+                <w:sz w:val="18"/>
+                <w:szCs w:val="18"/>
+                <w14:ligatures w14:val="none"/>
+              </w:rPr>
+              <w:t>]]</w:t>
+            </w:r>
+            <w:r>
+              <w:rPr>
+                <w:rFonts w:ascii="Helvetica Neue" w:eastAsia="Times New Roman" w:hAnsi="Helvetica Neue" w:cs="Arial"/>
+                <w:color w:val="000000"/>
+                <w:kern w:val="0"/>
+                <w:sz w:val="18"/>
+                <w:szCs w:val="18"/>
+                <w14:ligatures w14:val="none"/>
+              </w:rPr>
+              <w:t>[</w:t>
+            </w:r>
+            <w:proofErr w:type="gramEnd"/>
+            <w:r>
+              <w:rPr>
+                <w:rFonts w:ascii="Helvetica Neue" w:eastAsia="Times New Roman" w:hAnsi="Helvetica Neue" w:cs="Arial"/>
+                <w:color w:val="000000"/>
+                <w:kern w:val="0"/>
+                <w:sz w:val="18"/>
+                <w:szCs w:val="18"/>
+                <w14:ligatures w14:val="none"/>
+              </w:rPr>
+              <w:t>[end</w:t>
+            </w:r>
+            <w:proofErr w:type="gramStart"/>
+            <w:r>
+              <w:rPr>
+                <w:rFonts w:ascii="Helvetica Neue" w:eastAsia="Times New Roman" w:hAnsi="Helvetica Neue" w:cs="Arial"/>
+                <w:color w:val="000000"/>
+                <w:kern w:val="0"/>
+                <w:sz w:val="18"/>
+                <w:szCs w:val="18"/>
+                <w14:ligatures w14:val="none"/>
+              </w:rPr>
+              <w:t>]][</w:t>
+            </w:r>
+            <w:proofErr w:type="gramEnd"/>
+            <w:r>
+              <w:rPr>
+                <w:rFonts w:ascii="Helvetica Neue" w:eastAsia="Times New Roman" w:hAnsi="Helvetica Neue" w:cs="Arial"/>
+                <w:color w:val="000000"/>
+                <w:kern w:val="0"/>
+                <w:sz w:val="18"/>
+                <w:szCs w:val="18"/>
+                <w14:ligatures w14:val="none"/>
+              </w:rPr>
+              <w:t>[if eq $</w:t>
+            </w:r>
+            <w:proofErr w:type="spellStart"/>
+            <w:proofErr w:type="gramStart"/>
+            <w:r>
+              <w:rPr>
+                <w:rFonts w:ascii="Helvetica Neue" w:eastAsia="Times New Roman" w:hAnsi="Helvetica Neue" w:cs="Arial"/>
+                <w:color w:val="000000"/>
+                <w:kern w:val="0"/>
+                <w:sz w:val="18"/>
+                <w:szCs w:val="18"/>
+                <w14:ligatures w14:val="none"/>
+              </w:rPr>
+              <w:t>h.</w:t>
             </w:r>
             <w:r>
               <w:rPr>
@@ -2843,16 +4889,55 @@
               </w:rPr>
               <w:t>rightValue</w:t>
             </w:r>
-            <w:r>
-              <w:rPr>
-                <w:rFonts w:ascii="Helvetica Neue" w:eastAsia="Times New Roman" w:hAnsi="Helvetica Neue" w:cs="Arial"/>
-                <w:color w:val="000000"/>
-                <w:kern w:val="0"/>
-                <w:sz w:val="18"/>
-                <w:szCs w:val="18"/>
-                <w14:ligatures w14:val="none"/>
-              </w:rPr>
-              <w:t xml:space="preserve"> $na]]N/A[[end]]</w:t>
+            <w:proofErr w:type="spellEnd"/>
+            <w:proofErr w:type="gramEnd"/>
+            <w:r>
+              <w:rPr>
+                <w:rFonts w:ascii="Helvetica Neue" w:eastAsia="Times New Roman" w:hAnsi="Helvetica Neue" w:cs="Arial"/>
+                <w:color w:val="000000"/>
+                <w:kern w:val="0"/>
+                <w:sz w:val="18"/>
+                <w:szCs w:val="18"/>
+                <w14:ligatures w14:val="none"/>
+              </w:rPr>
+              <w:t xml:space="preserve"> $</w:t>
+            </w:r>
+            <w:proofErr w:type="spellStart"/>
+            <w:r>
+              <w:rPr>
+                <w:rFonts w:ascii="Helvetica Neue" w:eastAsia="Times New Roman" w:hAnsi="Helvetica Neue" w:cs="Arial"/>
+                <w:color w:val="000000"/>
+                <w:kern w:val="0"/>
+                <w:sz w:val="18"/>
+                <w:szCs w:val="18"/>
+                <w14:ligatures w14:val="none"/>
+              </w:rPr>
+              <w:t>na</w:t>
+            </w:r>
+            <w:proofErr w:type="spellEnd"/>
+            <w:proofErr w:type="gramStart"/>
+            <w:r>
+              <w:rPr>
+                <w:rFonts w:ascii="Helvetica Neue" w:eastAsia="Times New Roman" w:hAnsi="Helvetica Neue" w:cs="Arial"/>
+                <w:color w:val="000000"/>
+                <w:kern w:val="0"/>
+                <w:sz w:val="18"/>
+                <w:szCs w:val="18"/>
+                <w14:ligatures w14:val="none"/>
+              </w:rPr>
+              <w:t>]]N</w:t>
+            </w:r>
+            <w:proofErr w:type="gramEnd"/>
+            <w:r>
+              <w:rPr>
+                <w:rFonts w:ascii="Helvetica Neue" w:eastAsia="Times New Roman" w:hAnsi="Helvetica Neue" w:cs="Arial"/>
+                <w:color w:val="000000"/>
+                <w:kern w:val="0"/>
+                <w:sz w:val="18"/>
+                <w:szCs w:val="18"/>
+                <w14:ligatures w14:val="none"/>
+              </w:rPr>
+              <w:t>/A[[end]]</w:t>
             </w:r>
           </w:p>
         </w:tc>
@@ -2887,7 +4972,31 @@
                 <w:szCs w:val="18"/>
                 <w14:ligatures w14:val="none"/>
               </w:rPr>
-              <w:t>[[tableEnd]]</w:t>
+              <w:t>[[</w:t>
+            </w:r>
+            <w:proofErr w:type="spellStart"/>
+            <w:r>
+              <w:rPr>
+                <w:rFonts w:ascii="Helvetica Neue" w:eastAsia="Times New Roman" w:hAnsi="Helvetica Neue" w:cs="Arial"/>
+                <w:color w:val="000000"/>
+                <w:kern w:val="0"/>
+                <w:sz w:val="18"/>
+                <w:szCs w:val="18"/>
+                <w14:ligatures w14:val="none"/>
+              </w:rPr>
+              <w:t>tableEnd</w:t>
+            </w:r>
+            <w:proofErr w:type="spellEnd"/>
+            <w:r>
+              <w:rPr>
+                <w:rFonts w:ascii="Helvetica Neue" w:eastAsia="Times New Roman" w:hAnsi="Helvetica Neue" w:cs="Arial"/>
+                <w:color w:val="000000"/>
+                <w:kern w:val="0"/>
+                <w:sz w:val="18"/>
+                <w:szCs w:val="18"/>
+                <w14:ligatures w14:val="none"/>
+              </w:rPr>
+              <w:t>]]</w:t>
             </w:r>
           </w:p>
         </w:tc>
@@ -3155,7 +5264,44 @@
                 <w:szCs w:val="18"/>
                 <w14:ligatures w14:val="none"/>
               </w:rPr>
-              <w:t>[[$sNo := 1]]</w:t>
+              <w:t>[[$</w:t>
+            </w:r>
+            <w:proofErr w:type="spellStart"/>
+            <w:proofErr w:type="gramStart"/>
+            <w:r>
+              <w:rPr>
+                <w:rFonts w:ascii="Helvetica Neue" w:eastAsia="Times New Roman" w:hAnsi="Helvetica Neue" w:cs="Arial"/>
+                <w:color w:val="000000"/>
+                <w:kern w:val="0"/>
+                <w:sz w:val="18"/>
+                <w:szCs w:val="18"/>
+                <w14:ligatures w14:val="none"/>
+              </w:rPr>
+              <w:t>sNo</w:t>
+            </w:r>
+            <w:proofErr w:type="spellEnd"/>
+            <w:r>
+              <w:rPr>
+                <w:rFonts w:ascii="Helvetica Neue" w:eastAsia="Times New Roman" w:hAnsi="Helvetica Neue" w:cs="Arial"/>
+                <w:color w:val="000000"/>
+                <w:kern w:val="0"/>
+                <w:sz w:val="18"/>
+                <w:szCs w:val="18"/>
+                <w14:ligatures w14:val="none"/>
+              </w:rPr>
+              <w:t xml:space="preserve"> :</w:t>
+            </w:r>
+            <w:proofErr w:type="gramEnd"/>
+            <w:r>
+              <w:rPr>
+                <w:rFonts w:ascii="Helvetica Neue" w:eastAsia="Times New Roman" w:hAnsi="Helvetica Neue" w:cs="Arial"/>
+                <w:color w:val="000000"/>
+                <w:kern w:val="0"/>
+                <w:sz w:val="18"/>
+                <w:szCs w:val="18"/>
+                <w14:ligatures w14:val="none"/>
+              </w:rPr>
+              <w:t>= 1]]</w:t>
             </w:r>
           </w:p>
           <w:p>
@@ -3182,7 +5328,44 @@
                 <w:szCs w:val="18"/>
                 <w14:ligatures w14:val="none"/>
               </w:rPr>
-              <w:t>[[$cVal :=0]]</w:t>
+              <w:t>[[$</w:t>
+            </w:r>
+            <w:proofErr w:type="spellStart"/>
+            <w:proofErr w:type="gramStart"/>
+            <w:r>
+              <w:rPr>
+                <w:rFonts w:ascii="Helvetica Neue" w:eastAsia="Times New Roman" w:hAnsi="Helvetica Neue" w:cs="Arial"/>
+                <w:color w:val="000000"/>
+                <w:kern w:val="0"/>
+                <w:sz w:val="18"/>
+                <w:szCs w:val="18"/>
+                <w14:ligatures w14:val="none"/>
+              </w:rPr>
+              <w:t>cVal</w:t>
+            </w:r>
+            <w:proofErr w:type="spellEnd"/>
+            <w:r>
+              <w:rPr>
+                <w:rFonts w:ascii="Helvetica Neue" w:eastAsia="Times New Roman" w:hAnsi="Helvetica Neue" w:cs="Arial"/>
+                <w:color w:val="000000"/>
+                <w:kern w:val="0"/>
+                <w:sz w:val="18"/>
+                <w:szCs w:val="18"/>
+                <w14:ligatures w14:val="none"/>
+              </w:rPr>
+              <w:t xml:space="preserve"> :</w:t>
+            </w:r>
+            <w:proofErr w:type="gramEnd"/>
+            <w:r>
+              <w:rPr>
+                <w:rFonts w:ascii="Helvetica Neue" w:eastAsia="Times New Roman" w:hAnsi="Helvetica Neue" w:cs="Arial"/>
+                <w:color w:val="000000"/>
+                <w:kern w:val="0"/>
+                <w:sz w:val="18"/>
+                <w:szCs w:val="18"/>
+                <w14:ligatures w14:val="none"/>
+              </w:rPr>
+              <w:t>=0]]</w:t>
             </w:r>
           </w:p>
           <w:p>
@@ -3206,7 +5389,70 @@
                 <w:szCs w:val="18"/>
                 <w14:ligatures w14:val="none"/>
               </w:rPr>
-              <w:t>[[tableStart($k, $s as $item.details)]]</w:t>
+              <w:t>[[</w:t>
+            </w:r>
+            <w:proofErr w:type="spellStart"/>
+            <w:proofErr w:type="gramStart"/>
+            <w:r>
+              <w:rPr>
+                <w:rFonts w:ascii="Helvetica Neue" w:eastAsia="Times New Roman" w:hAnsi="Helvetica Neue" w:cs="Arial"/>
+                <w:color w:val="000000"/>
+                <w:kern w:val="0"/>
+                <w:sz w:val="18"/>
+                <w:szCs w:val="18"/>
+                <w14:ligatures w14:val="none"/>
+              </w:rPr>
+              <w:t>tableStart</w:t>
+            </w:r>
+            <w:proofErr w:type="spellEnd"/>
+            <w:r>
+              <w:rPr>
+                <w:rFonts w:ascii="Helvetica Neue" w:eastAsia="Times New Roman" w:hAnsi="Helvetica Neue" w:cs="Arial"/>
+                <w:color w:val="000000"/>
+                <w:kern w:val="0"/>
+                <w:sz w:val="18"/>
+                <w:szCs w:val="18"/>
+                <w14:ligatures w14:val="none"/>
+              </w:rPr>
+              <w:t>(</w:t>
+            </w:r>
+            <w:proofErr w:type="gramEnd"/>
+            <w:r>
+              <w:rPr>
+                <w:rFonts w:ascii="Helvetica Neue" w:eastAsia="Times New Roman" w:hAnsi="Helvetica Neue" w:cs="Arial"/>
+                <w:color w:val="000000"/>
+                <w:kern w:val="0"/>
+                <w:sz w:val="18"/>
+                <w:szCs w:val="18"/>
+                <w14:ligatures w14:val="none"/>
+              </w:rPr>
+              <w:t>$k, $s as $</w:t>
+            </w:r>
+            <w:proofErr w:type="spellStart"/>
+            <w:proofErr w:type="gramStart"/>
+            <w:r>
+              <w:rPr>
+                <w:rFonts w:ascii="Helvetica Neue" w:eastAsia="Times New Roman" w:hAnsi="Helvetica Neue" w:cs="Arial"/>
+                <w:color w:val="000000"/>
+                <w:kern w:val="0"/>
+                <w:sz w:val="18"/>
+                <w:szCs w:val="18"/>
+                <w14:ligatures w14:val="none"/>
+              </w:rPr>
+              <w:t>item.details</w:t>
+            </w:r>
+            <w:proofErr w:type="spellEnd"/>
+            <w:proofErr w:type="gramEnd"/>
+            <w:r>
+              <w:rPr>
+                <w:rFonts w:ascii="Helvetica Neue" w:eastAsia="Times New Roman" w:hAnsi="Helvetica Neue" w:cs="Arial"/>
+                <w:color w:val="000000"/>
+                <w:kern w:val="0"/>
+                <w:sz w:val="18"/>
+                <w:szCs w:val="18"/>
+                <w14:ligatures w14:val="none"/>
+              </w:rPr>
+              <w:t>)]]</w:t>
             </w:r>
           </w:p>
         </w:tc>
@@ -3239,7 +5485,31 @@
                 <w:szCs w:val="18"/>
                 <w14:ligatures w14:val="none"/>
               </w:rPr>
-              <w:t>[[$sNo]]</w:t>
+              <w:t>[[$</w:t>
+            </w:r>
+            <w:proofErr w:type="spellStart"/>
+            <w:r>
+              <w:rPr>
+                <w:rFonts w:ascii="Helvetica Neue" w:eastAsia="Times New Roman" w:hAnsi="Helvetica Neue" w:cs="Arial"/>
+                <w:color w:val="000000"/>
+                <w:kern w:val="0"/>
+                <w:sz w:val="18"/>
+                <w:szCs w:val="18"/>
+                <w14:ligatures w14:val="none"/>
+              </w:rPr>
+              <w:t>sNo</w:t>
+            </w:r>
+            <w:proofErr w:type="spellEnd"/>
+            <w:r>
+              <w:rPr>
+                <w:rFonts w:ascii="Helvetica Neue" w:eastAsia="Times New Roman" w:hAnsi="Helvetica Neue" w:cs="Arial"/>
+                <w:color w:val="000000"/>
+                <w:kern w:val="0"/>
+                <w:sz w:val="18"/>
+                <w:szCs w:val="18"/>
+                <w14:ligatures w14:val="none"/>
+              </w:rPr>
+              <w:t>]]</w:t>
             </w:r>
           </w:p>
         </w:tc>
@@ -3269,7 +5539,20 @@
                 <w:szCs w:val="18"/>
                 <w14:ligatures w14:val="none"/>
               </w:rPr>
-              <w:t>[[$s.tag</w:t>
+              <w:t>[[$</w:t>
+            </w:r>
+            <w:proofErr w:type="spellStart"/>
+            <w:proofErr w:type="gramStart"/>
+            <w:r>
+              <w:rPr>
+                <w:rFonts w:ascii="Helvetica Neue" w:eastAsia="Times New Roman" w:hAnsi="Helvetica Neue" w:cs="Arial"/>
+                <w:color w:val="000000"/>
+                <w:kern w:val="0"/>
+                <w:sz w:val="18"/>
+                <w:szCs w:val="18"/>
+                <w14:ligatures w14:val="none"/>
+              </w:rPr>
+              <w:t>s.tag</w:t>
             </w:r>
             <w:r>
               <w:rPr>
@@ -3282,6 +5565,8 @@
               </w:rPr>
               <w:t>Ref</w:t>
             </w:r>
+            <w:proofErr w:type="spellEnd"/>
+            <w:proofErr w:type="gramEnd"/>
             <w:r>
               <w:rPr>
                 <w:rFonts w:ascii="Helvetica Neue" w:eastAsia="Times New Roman" w:hAnsi="Helvetica Neue" w:cs="Arial"/>
@@ -3325,7 +5610,33 @@
                 <w:szCs w:val="18"/>
                 <w14:ligatures w14:val="none"/>
               </w:rPr>
-              <w:t>[[$s.cartTitle]]</w:t>
+              <w:t>[[$</w:t>
+            </w:r>
+            <w:proofErr w:type="spellStart"/>
+            <w:proofErr w:type="gramStart"/>
+            <w:r>
+              <w:rPr>
+                <w:rFonts w:ascii="Helvetica Neue" w:eastAsia="Times New Roman" w:hAnsi="Helvetica Neue" w:cs="Arial"/>
+                <w:color w:val="000000"/>
+                <w:kern w:val="0"/>
+                <w:sz w:val="18"/>
+                <w:szCs w:val="18"/>
+                <w14:ligatures w14:val="none"/>
+              </w:rPr>
+              <w:t>s.cartTitle</w:t>
+            </w:r>
+            <w:proofErr w:type="spellEnd"/>
+            <w:proofErr w:type="gramEnd"/>
+            <w:r>
+              <w:rPr>
+                <w:rFonts w:ascii="Helvetica Neue" w:eastAsia="Times New Roman" w:hAnsi="Helvetica Neue" w:cs="Arial"/>
+                <w:color w:val="000000"/>
+                <w:kern w:val="0"/>
+                <w:sz w:val="18"/>
+                <w:szCs w:val="18"/>
+                <w14:ligatures w14:val="none"/>
+              </w:rPr>
+              <w:t>]]</w:t>
             </w:r>
           </w:p>
         </w:tc>
@@ -3356,7 +5667,31 @@
                 <w:szCs w:val="18"/>
                 <w14:ligatures w14:val="none"/>
               </w:rPr>
-              <w:t>[[$s.qty]]</w:t>
+              <w:t>[[$</w:t>
+            </w:r>
+            <w:proofErr w:type="spellStart"/>
+            <w:r>
+              <w:rPr>
+                <w:rFonts w:ascii="Helvetica Neue" w:eastAsia="Times New Roman" w:hAnsi="Helvetica Neue" w:cs="Arial"/>
+                <w:color w:val="000000"/>
+                <w:kern w:val="0"/>
+                <w:sz w:val="18"/>
+                <w:szCs w:val="18"/>
+                <w14:ligatures w14:val="none"/>
+              </w:rPr>
+              <w:t>s.qty</w:t>
+            </w:r>
+            <w:proofErr w:type="spellEnd"/>
+            <w:r>
+              <w:rPr>
+                <w:rFonts w:ascii="Helvetica Neue" w:eastAsia="Times New Roman" w:hAnsi="Helvetica Neue" w:cs="Arial"/>
+                <w:color w:val="000000"/>
+                <w:kern w:val="0"/>
+                <w:sz w:val="18"/>
+                <w:szCs w:val="18"/>
+                <w14:ligatures w14:val="none"/>
+              </w:rPr>
+              <w:t>]]</w:t>
             </w:r>
           </w:p>
         </w:tc>
@@ -3388,7 +5723,20 @@
                 <w:szCs w:val="18"/>
                 <w14:ligatures w14:val="none"/>
               </w:rPr>
-              <w:t>[[$s.</w:t>
+              <w:t>[[$</w:t>
+            </w:r>
+            <w:proofErr w:type="spellStart"/>
+            <w:proofErr w:type="gramStart"/>
+            <w:r>
+              <w:rPr>
+                <w:rFonts w:ascii="Helvetica Neue" w:eastAsia="Times New Roman" w:hAnsi="Helvetica Neue" w:cs="Arial"/>
+                <w:color w:val="000000"/>
+                <w:kern w:val="0"/>
+                <w:sz w:val="18"/>
+                <w:szCs w:val="18"/>
+                <w14:ligatures w14:val="none"/>
+              </w:rPr>
+              <w:t>s.</w:t>
             </w:r>
             <w:r>
               <w:rPr>
@@ -3401,6 +5749,8 @@
               </w:rPr>
               <w:t>rate</w:t>
             </w:r>
+            <w:proofErr w:type="spellEnd"/>
+            <w:proofErr w:type="gramEnd"/>
             <w:r>
               <w:rPr>
                 <w:rFonts w:ascii="Helvetica Neue" w:eastAsia="Times New Roman" w:hAnsi="Helvetica Neue" w:cs="Arial"/>
@@ -3441,7 +5791,20 @@
                 <w:szCs w:val="18"/>
                 <w14:ligatures w14:val="none"/>
               </w:rPr>
-              <w:t>[[$s.</w:t>
+              <w:t>[[$</w:t>
+            </w:r>
+            <w:proofErr w:type="spellStart"/>
+            <w:proofErr w:type="gramStart"/>
+            <w:r>
+              <w:rPr>
+                <w:rFonts w:ascii="Helvetica Neue" w:eastAsia="Times New Roman" w:hAnsi="Helvetica Neue" w:cs="Arial"/>
+                <w:color w:val="000000"/>
+                <w:kern w:val="0"/>
+                <w:sz w:val="18"/>
+                <w:szCs w:val="18"/>
+                <w14:ligatures w14:val="none"/>
+              </w:rPr>
+              <w:t>s.</w:t>
             </w:r>
             <w:r>
               <w:rPr>
@@ -3454,6 +5817,8 @@
               </w:rPr>
               <w:t>amount</w:t>
             </w:r>
+            <w:proofErr w:type="spellEnd"/>
+            <w:proofErr w:type="gramEnd"/>
             <w:r>
               <w:rPr>
                 <w:rFonts w:ascii="Helvetica Neue" w:eastAsia="Times New Roman" w:hAnsi="Helvetica Neue" w:cs="Arial"/>
@@ -3495,7 +5860,35 @@
                 <w:lang w:val="en-US"/>
                 <w14:ligatures w14:val="none"/>
               </w:rPr>
-              <w:t>[[$s.notes]]</w:t>
+              <w:t>[[$</w:t>
+            </w:r>
+            <w:proofErr w:type="spellStart"/>
+            <w:proofErr w:type="gramStart"/>
+            <w:r>
+              <w:rPr>
+                <w:rFonts w:ascii="Helvetica Neue" w:eastAsia="Times New Roman" w:hAnsi="Helvetica Neue" w:cs="Arial"/>
+                <w:color w:val="000000"/>
+                <w:kern w:val="0"/>
+                <w:sz w:val="18"/>
+                <w:szCs w:val="18"/>
+                <w:lang w:val="en-US"/>
+                <w14:ligatures w14:val="none"/>
+              </w:rPr>
+              <w:t>s.notes</w:t>
+            </w:r>
+            <w:proofErr w:type="spellEnd"/>
+            <w:proofErr w:type="gramEnd"/>
+            <w:r>
+              <w:rPr>
+                <w:rFonts w:ascii="Helvetica Neue" w:eastAsia="Times New Roman" w:hAnsi="Helvetica Neue" w:cs="Arial"/>
+                <w:color w:val="000000"/>
+                <w:kern w:val="0"/>
+                <w:sz w:val="18"/>
+                <w:szCs w:val="18"/>
+                <w:lang w:val="en-US"/>
+                <w14:ligatures w14:val="none"/>
+              </w:rPr>
+              <w:t>]]</w:t>
             </w:r>
           </w:p>
         </w:tc>
@@ -3530,7 +5923,55 @@
                 <w:szCs w:val="18"/>
                 <w14:ligatures w14:val="none"/>
               </w:rPr>
-              <w:t>[[$sNo = add $sNo 1]]</w:t>
+              <w:t>[[$</w:t>
+            </w:r>
+            <w:proofErr w:type="spellStart"/>
+            <w:r>
+              <w:rPr>
+                <w:rFonts w:ascii="Helvetica Neue" w:eastAsia="Times New Roman" w:hAnsi="Helvetica Neue" w:cs="Arial"/>
+                <w:color w:val="000000"/>
+                <w:kern w:val="0"/>
+                <w:sz w:val="18"/>
+                <w:szCs w:val="18"/>
+                <w14:ligatures w14:val="none"/>
+              </w:rPr>
+              <w:t>sNo</w:t>
+            </w:r>
+            <w:proofErr w:type="spellEnd"/>
+            <w:r>
+              <w:rPr>
+                <w:rFonts w:ascii="Helvetica Neue" w:eastAsia="Times New Roman" w:hAnsi="Helvetica Neue" w:cs="Arial"/>
+                <w:color w:val="000000"/>
+                <w:kern w:val="0"/>
+                <w:sz w:val="18"/>
+                <w:szCs w:val="18"/>
+                <w14:ligatures w14:val="none"/>
+              </w:rPr>
+              <w:t xml:space="preserve"> = add $</w:t>
+            </w:r>
+            <w:proofErr w:type="spellStart"/>
+            <w:r>
+              <w:rPr>
+                <w:rFonts w:ascii="Helvetica Neue" w:eastAsia="Times New Roman" w:hAnsi="Helvetica Neue" w:cs="Arial"/>
+                <w:color w:val="000000"/>
+                <w:kern w:val="0"/>
+                <w:sz w:val="18"/>
+                <w:szCs w:val="18"/>
+                <w14:ligatures w14:val="none"/>
+              </w:rPr>
+              <w:t>sNo</w:t>
+            </w:r>
+            <w:proofErr w:type="spellEnd"/>
+            <w:r>
+              <w:rPr>
+                <w:rFonts w:ascii="Helvetica Neue" w:eastAsia="Times New Roman" w:hAnsi="Helvetica Neue" w:cs="Arial"/>
+                <w:color w:val="000000"/>
+                <w:kern w:val="0"/>
+                <w:sz w:val="18"/>
+                <w:szCs w:val="18"/>
+                <w14:ligatures w14:val="none"/>
+              </w:rPr>
+              <w:t xml:space="preserve"> 1]]</w:t>
             </w:r>
           </w:p>
           <w:p>
@@ -3554,7 +5995,31 @@
                 <w:szCs w:val="18"/>
                 <w14:ligatures w14:val="none"/>
               </w:rPr>
-              <w:t>[[tableEnd]]</w:t>
+              <w:t>[[</w:t>
+            </w:r>
+            <w:proofErr w:type="spellStart"/>
+            <w:r>
+              <w:rPr>
+                <w:rFonts w:ascii="Helvetica Neue" w:eastAsia="Times New Roman" w:hAnsi="Helvetica Neue" w:cs="Arial"/>
+                <w:color w:val="000000"/>
+                <w:kern w:val="0"/>
+                <w:sz w:val="18"/>
+                <w:szCs w:val="18"/>
+                <w14:ligatures w14:val="none"/>
+              </w:rPr>
+              <w:t>tableEnd</w:t>
+            </w:r>
+            <w:proofErr w:type="spellEnd"/>
+            <w:r>
+              <w:rPr>
+                <w:rFonts w:ascii="Helvetica Neue" w:eastAsia="Times New Roman" w:hAnsi="Helvetica Neue" w:cs="Arial"/>
+                <w:color w:val="000000"/>
+                <w:kern w:val="0"/>
+                <w:sz w:val="18"/>
+                <w:szCs w:val="18"/>
+                <w14:ligatures w14:val="none"/>
+              </w:rPr>
+              <w:t>]]</w:t>
             </w:r>
           </w:p>
         </w:tc>
@@ -3623,8 +6088,10 @@
                 <w:lang w:val="en-US"/>
                 <w14:ligatures w14:val="none"/>
               </w:rPr>
-              <w:t>[[$item.summary</w:t>
-            </w:r>
+              <w:t>[[$</w:t>
+            </w:r>
+            <w:proofErr w:type="spellStart"/>
+            <w:proofErr w:type="gramStart"/>
             <w:r>
               <w:rPr>
                 <w:rFonts w:ascii="Helvetica Neue" w:eastAsia="Times New Roman" w:hAnsi="Helvetica Neue" w:cs="Arial"/>
@@ -3637,6 +6104,21 @@
                 <w:lang w:val="en-US"/>
                 <w14:ligatures w14:val="none"/>
               </w:rPr>
+              <w:t>item.summary</w:t>
+            </w:r>
+            <w:proofErr w:type="gramEnd"/>
+            <w:r>
+              <w:rPr>
+                <w:rFonts w:ascii="Helvetica Neue" w:eastAsia="Times New Roman" w:hAnsi="Helvetica Neue" w:cs="Arial"/>
+                <w:b/>
+                <w:bCs/>
+                <w:color w:val="000000"/>
+                <w:kern w:val="0"/>
+                <w:sz w:val="18"/>
+                <w:szCs w:val="18"/>
+                <w:lang w:val="en-US"/>
+                <w14:ligatures w14:val="none"/>
+              </w:rPr>
               <w:t>.</w:t>
             </w:r>
             <w:r>
@@ -3667,6 +6149,7 @@
               </w:rPr>
               <w:t>y</w:t>
             </w:r>
+            <w:proofErr w:type="spellEnd"/>
             <w:r>
               <w:rPr>
                 <w:rFonts w:ascii="Helvetica Neue" w:eastAsia="Times New Roman" w:hAnsi="Helvetica Neue" w:cs="Arial"/>
@@ -3732,8 +6215,10 @@
                 <w:lang w:val="en-US"/>
                 <w14:ligatures w14:val="none"/>
               </w:rPr>
-              <w:t>[[$item.summary.</w:t>
-            </w:r>
+              <w:t>[[$</w:t>
+            </w:r>
+            <w:proofErr w:type="spellStart"/>
+            <w:proofErr w:type="gramStart"/>
             <w:r>
               <w:rPr>
                 <w:rFonts w:ascii="Helvetica Neue" w:eastAsia="Times New Roman" w:hAnsi="Helvetica Neue" w:cs="Arial"/>
@@ -3746,8 +6231,38 @@
                 <w:lang w:val="en-US"/>
                 <w14:ligatures w14:val="none"/>
               </w:rPr>
+              <w:t>item.summary</w:t>
+            </w:r>
+            <w:proofErr w:type="gramEnd"/>
+            <w:r>
+              <w:rPr>
+                <w:rFonts w:ascii="Helvetica Neue" w:eastAsia="Times New Roman" w:hAnsi="Helvetica Neue" w:cs="Arial"/>
+                <w:b/>
+                <w:bCs/>
+                <w:color w:val="000000"/>
+                <w:kern w:val="0"/>
+                <w:sz w:val="18"/>
+                <w:szCs w:val="18"/>
+                <w:lang w:val="en-US"/>
+                <w14:ligatures w14:val="none"/>
+              </w:rPr>
+              <w:t>.</w:t>
+            </w:r>
+            <w:r>
+              <w:rPr>
+                <w:rFonts w:ascii="Helvetica Neue" w:eastAsia="Times New Roman" w:hAnsi="Helvetica Neue" w:cs="Arial"/>
+                <w:b/>
+                <w:bCs/>
+                <w:color w:val="000000"/>
+                <w:kern w:val="0"/>
+                <w:sz w:val="18"/>
+                <w:szCs w:val="18"/>
+                <w:lang w:val="en-US"/>
+                <w14:ligatures w14:val="none"/>
+              </w:rPr>
               <w:t>cartAmount</w:t>
             </w:r>
+            <w:proofErr w:type="spellEnd"/>
             <w:r>
               <w:rPr>
                 <w:rFonts w:ascii="Helvetica Neue" w:eastAsia="Times New Roman" w:hAnsi="Helvetica Neue" w:cs="Arial"/>
@@ -3813,7 +6328,31 @@
                 <w:szCs w:val="18"/>
                 <w14:ligatures w14:val="none"/>
               </w:rPr>
-              <w:t>[[tableEnd]]</w:t>
+              <w:t>[[</w:t>
+            </w:r>
+            <w:proofErr w:type="spellStart"/>
+            <w:r>
+              <w:rPr>
+                <w:rFonts w:ascii="Helvetica Neue" w:eastAsia="Times New Roman" w:hAnsi="Helvetica Neue" w:cs="Arial"/>
+                <w:color w:val="000000"/>
+                <w:kern w:val="0"/>
+                <w:sz w:val="18"/>
+                <w:szCs w:val="18"/>
+                <w14:ligatures w14:val="none"/>
+              </w:rPr>
+              <w:t>tableEnd</w:t>
+            </w:r>
+            <w:proofErr w:type="spellEnd"/>
+            <w:r>
+              <w:rPr>
+                <w:rFonts w:ascii="Helvetica Neue" w:eastAsia="Times New Roman" w:hAnsi="Helvetica Neue" w:cs="Arial"/>
+                <w:color w:val="000000"/>
+                <w:kern w:val="0"/>
+                <w:sz w:val="18"/>
+                <w:szCs w:val="18"/>
+                <w14:ligatures w14:val="none"/>
+              </w:rPr>
+              <w:t>]]</w:t>
             </w:r>
           </w:p>
           <w:p>
@@ -3840,7 +6379,55 @@
                 <w:szCs w:val="18"/>
                 <w14:ligatures w14:val="none"/>
               </w:rPr>
-              <w:t>[[$prdSNo = add $prdSNo 1]]</w:t>
+              <w:t>[[$</w:t>
+            </w:r>
+            <w:proofErr w:type="spellStart"/>
+            <w:r>
+              <w:rPr>
+                <w:rFonts w:ascii="Helvetica Neue" w:eastAsia="Times New Roman" w:hAnsi="Helvetica Neue" w:cs="Arial"/>
+                <w:color w:val="000000"/>
+                <w:kern w:val="0"/>
+                <w:sz w:val="18"/>
+                <w:szCs w:val="18"/>
+                <w14:ligatures w14:val="none"/>
+              </w:rPr>
+              <w:t>prdSNo</w:t>
+            </w:r>
+            <w:proofErr w:type="spellEnd"/>
+            <w:r>
+              <w:rPr>
+                <w:rFonts w:ascii="Helvetica Neue" w:eastAsia="Times New Roman" w:hAnsi="Helvetica Neue" w:cs="Arial"/>
+                <w:color w:val="000000"/>
+                <w:kern w:val="0"/>
+                <w:sz w:val="18"/>
+                <w:szCs w:val="18"/>
+                <w14:ligatures w14:val="none"/>
+              </w:rPr>
+              <w:t xml:space="preserve"> = add $</w:t>
+            </w:r>
+            <w:proofErr w:type="spellStart"/>
+            <w:r>
+              <w:rPr>
+                <w:rFonts w:ascii="Helvetica Neue" w:eastAsia="Times New Roman" w:hAnsi="Helvetica Neue" w:cs="Arial"/>
+                <w:color w:val="000000"/>
+                <w:kern w:val="0"/>
+                <w:sz w:val="18"/>
+                <w:szCs w:val="18"/>
+                <w14:ligatures w14:val="none"/>
+              </w:rPr>
+              <w:t>prdSNo</w:t>
+            </w:r>
+            <w:proofErr w:type="spellEnd"/>
+            <w:r>
+              <w:rPr>
+                <w:rFonts w:ascii="Helvetica Neue" w:eastAsia="Times New Roman" w:hAnsi="Helvetica Neue" w:cs="Arial"/>
+                <w:color w:val="000000"/>
+                <w:kern w:val="0"/>
+                <w:sz w:val="18"/>
+                <w:szCs w:val="18"/>
+                <w14:ligatures w14:val="none"/>
+              </w:rPr>
+              <w:t xml:space="preserve"> 1]]</w:t>
             </w:r>
           </w:p>
           <w:p>
@@ -3864,7 +6451,31 @@
                 <w:szCs w:val="18"/>
                 <w14:ligatures w14:val="none"/>
               </w:rPr>
-              <w:t>[[tableEnd]]</w:t>
+              <w:t>[[</w:t>
+            </w:r>
+            <w:proofErr w:type="spellStart"/>
+            <w:r>
+              <w:rPr>
+                <w:rFonts w:ascii="Helvetica Neue" w:eastAsia="Times New Roman" w:hAnsi="Helvetica Neue" w:cs="Arial"/>
+                <w:color w:val="000000"/>
+                <w:kern w:val="0"/>
+                <w:sz w:val="18"/>
+                <w:szCs w:val="18"/>
+                <w14:ligatures w14:val="none"/>
+              </w:rPr>
+              <w:t>tableEnd</w:t>
+            </w:r>
+            <w:proofErr w:type="spellEnd"/>
+            <w:r>
+              <w:rPr>
+                <w:rFonts w:ascii="Helvetica Neue" w:eastAsia="Times New Roman" w:hAnsi="Helvetica Neue" w:cs="Arial"/>
+                <w:color w:val="000000"/>
+                <w:kern w:val="0"/>
+                <w:sz w:val="18"/>
+                <w:szCs w:val="18"/>
+                <w14:ligatures w14:val="none"/>
+              </w:rPr>
+              <w:t>]]</w:t>
             </w:r>
           </w:p>
         </w:tc>
@@ -3886,7 +6497,35 @@
         <w:rPr>
           <w:rFonts w:ascii="Helvetica Neue" w:hAnsi="Helvetica Neue" w:cs="Arial"/>
         </w:rPr>
-        <w:t>.ci.companyinfo.TermsandConditions__c</w:t>
+        <w:t>.</w:t>
+      </w:r>
+      <w:proofErr w:type="gramStart"/>
+      <w:r>
+        <w:rPr>
+          <w:rFonts w:ascii="Helvetica Neue" w:hAnsi="Helvetica Neue" w:cs="Arial"/>
+        </w:rPr>
+        <w:t>ci.companyinfo</w:t>
+      </w:r>
+      <w:proofErr w:type="gramEnd"/>
+      <w:r>
+        <w:rPr>
+          <w:rFonts w:ascii="Helvetica Neue" w:hAnsi="Helvetica Neue" w:cs="Arial"/>
+        </w:rPr>
+        <w:t>.</w:t>
+      </w:r>
+      <w:proofErr w:type="spellStart"/>
+      <w:r>
+        <w:rPr>
+          <w:rFonts w:ascii="Helvetica Neue" w:hAnsi="Helvetica Neue" w:cs="Arial"/>
+        </w:rPr>
+        <w:t>TermsandConditions</w:t>
+      </w:r>
+      <w:proofErr w:type="spellEnd"/>
+      <w:r>
+        <w:rPr>
+          <w:rFonts w:ascii="Helvetica Neue" w:hAnsi="Helvetica Neue" w:cs="Arial"/>
+        </w:rPr>
+        <w:t>__c</w:t>
       </w:r>
       <w:r>
         <w:rPr>
@@ -3919,7 +6558,35 @@
           <w:rFonts w:ascii="Helvetica Neue" w:hAnsi="Helvetica Neue" w:cs="Arial"/>
         </w:rPr>
         <w:lastRenderedPageBreak/>
-        <w:t>[[rtf .ci.companyinfo.TermsandConditions__c]]</w:t>
+        <w:t>[[rtf .</w:t>
+      </w:r>
+      <w:proofErr w:type="gramStart"/>
+      <w:r>
+        <w:rPr>
+          <w:rFonts w:ascii="Helvetica Neue" w:hAnsi="Helvetica Neue" w:cs="Arial"/>
+        </w:rPr>
+        <w:t>ci.companyinfo</w:t>
+      </w:r>
+      <w:proofErr w:type="gramEnd"/>
+      <w:r>
+        <w:rPr>
+          <w:rFonts w:ascii="Helvetica Neue" w:hAnsi="Helvetica Neue" w:cs="Arial"/>
+        </w:rPr>
+        <w:t>.</w:t>
+      </w:r>
+      <w:proofErr w:type="spellStart"/>
+      <w:r>
+        <w:rPr>
+          <w:rFonts w:ascii="Helvetica Neue" w:hAnsi="Helvetica Neue" w:cs="Arial"/>
+        </w:rPr>
+        <w:t>TermsandConditions</w:t>
+      </w:r>
+      <w:proofErr w:type="spellEnd"/>
+      <w:r>
+        <w:rPr>
+          <w:rFonts w:ascii="Helvetica Neue" w:hAnsi="Helvetica Neue" w:cs="Arial"/>
+        </w:rPr>
+        <w:t>__c]]</w:t>
       </w:r>
       <w:r>
         <w:rPr>
@@ -4048,7 +6715,17 @@
         <w:sz w:val="18"/>
         <w:szCs w:val="18"/>
       </w:rPr>
-      <w:t>[[</w:t>
+      <w:t>[</w:t>
+    </w:r>
+    <w:proofErr w:type="gramStart"/>
+    <w:r>
+      <w:rPr>
+        <w:rFonts w:ascii="Arial" w:hAnsi="Arial" w:cs="Arial"/>
+        <w:color w:val="auto"/>
+        <w:sz w:val="18"/>
+        <w:szCs w:val="18"/>
+      </w:rPr>
+      <w:t>[</w:t>
     </w:r>
     <w:r>
       <w:rPr>
@@ -4068,6 +6745,7 @@
       </w:rPr>
       <w:t>.name</w:t>
     </w:r>
+    <w:proofErr w:type="gramEnd"/>
     <w:r>
       <w:rPr>
         <w:rFonts w:ascii="Arial" w:hAnsi="Arial" w:cs="Arial"/>
@@ -4114,7 +6792,7 @@
         <w:szCs w:val="18"/>
         <w:lang w:val="en-US"/>
       </w:rPr>
-      <w:t>30-Jul-25</w:t>
+      <w:t>14-Aug-25</w:t>
     </w:r>
     <w:r>
       <w:rPr>
@@ -4133,7 +6811,18 @@
         <w:szCs w:val="18"/>
         <w:lang w:val="en-US"/>
       </w:rPr>
-      <w:t>, By</w:t>
+      <w:t xml:space="preserve">, </w:t>
+    </w:r>
+    <w:proofErr w:type="gramStart"/>
+    <w:r>
+      <w:rPr>
+        <w:rFonts w:ascii="Arial" w:hAnsi="Arial" w:cs="Arial"/>
+        <w:color w:val="auto"/>
+        <w:sz w:val="18"/>
+        <w:szCs w:val="18"/>
+        <w:lang w:val="en-US"/>
+      </w:rPr>
+      <w:t>By</w:t>
     </w:r>
     <w:r>
       <w:rPr>
@@ -4153,7 +6842,30 @@
         <w:szCs w:val="18"/>
         <w:lang w:val="en-US"/>
       </w:rPr>
-      <w:t xml:space="preserve"> [[.qt.user</w:t>
+      <w:t xml:space="preserve"> [</w:t>
+    </w:r>
+    <w:proofErr w:type="gramEnd"/>
+    <w:r>
+      <w:rPr>
+        <w:rFonts w:ascii="Arial" w:hAnsi="Arial" w:cs="Arial"/>
+        <w:color w:val="auto"/>
+        <w:sz w:val="18"/>
+        <w:szCs w:val="18"/>
+        <w:lang w:val="en-US"/>
+      </w:rPr>
+      <w:t>[.</w:t>
+    </w:r>
+    <w:proofErr w:type="spellStart"/>
+    <w:proofErr w:type="gramStart"/>
+    <w:r>
+      <w:rPr>
+        <w:rFonts w:ascii="Arial" w:hAnsi="Arial" w:cs="Arial"/>
+        <w:color w:val="auto"/>
+        <w:sz w:val="18"/>
+        <w:szCs w:val="18"/>
+        <w:lang w:val="en-US"/>
+      </w:rPr>
+      <w:t>qt.user</w:t>
     </w:r>
     <w:r>
       <w:rPr>
@@ -4165,6 +6877,8 @@
       </w:rPr>
       <w:t>Name</w:t>
     </w:r>
+    <w:proofErr w:type="spellEnd"/>
+    <w:proofErr w:type="gramEnd"/>
     <w:r>
       <w:rPr>
         <w:rFonts w:ascii="Arial" w:hAnsi="Arial" w:cs="Arial"/>

--- a/btb_cvs_support/document/templates/quotation_format_qa.docx
+++ b/btb_cvs_support/document/templates/quotation_format_qa.docx
@@ -61,7 +61,7 @@
           </w:tcPr>
           <w:p>
             <w:pPr>
-              <w:ind w:left="-107"/>
+              <w:ind w:left="-107" w:right="-166"/>
               <w:rPr>
                 <w:rFonts w:ascii="Helvetica Neue" w:eastAsia="Times New Roman" w:hAnsi="Helvetica Neue" w:cs="Arial"/>
                 <w:b/>
@@ -120,50 +120,7 @@
                 <w:szCs w:val="18"/>
                 <w14:ligatures w14:val="none"/>
               </w:rPr>
-              <w:t>[[.</w:t>
-            </w:r>
-            <w:proofErr w:type="spellStart"/>
-            <w:proofErr w:type="gramStart"/>
-            <w:r>
-              <w:rPr>
-                <w:rFonts w:ascii="Helvetica Neue" w:eastAsia="Times New Roman" w:hAnsi="Helvetica Neue" w:cs="Arial"/>
-                <w:b/>
-                <w:bCs/>
-                <w:color w:val="000000"/>
-                <w:kern w:val="0"/>
-                <w:sz w:val="18"/>
-                <w:szCs w:val="18"/>
-                <w14:ligatures w14:val="none"/>
-              </w:rPr>
-              <w:t>qt.customer</w:t>
-            </w:r>
-            <w:proofErr w:type="gramEnd"/>
-            <w:r>
-              <w:rPr>
-                <w:rFonts w:ascii="Helvetica Neue" w:eastAsia="Times New Roman" w:hAnsi="Helvetica Neue" w:cs="Arial"/>
-                <w:b/>
-                <w:bCs/>
-                <w:color w:val="000000"/>
-                <w:kern w:val="0"/>
-                <w:sz w:val="18"/>
-                <w:szCs w:val="18"/>
-                <w14:ligatures w14:val="none"/>
-              </w:rPr>
-              <w:t>_name</w:t>
-            </w:r>
-            <w:proofErr w:type="spellEnd"/>
-            <w:r>
-              <w:rPr>
-                <w:rFonts w:ascii="Helvetica Neue" w:eastAsia="Times New Roman" w:hAnsi="Helvetica Neue" w:cs="Arial"/>
-                <w:b/>
-                <w:bCs/>
-                <w:color w:val="000000"/>
-                <w:kern w:val="0"/>
-                <w:sz w:val="18"/>
-                <w:szCs w:val="18"/>
-                <w14:ligatures w14:val="none"/>
-              </w:rPr>
-              <w:t>]]</w:t>
+              <w:t>[[.qt.customer_name]]</w:t>
             </w:r>
           </w:p>
         </w:tc>
@@ -331,7 +288,6 @@
               </w:rPr>
               <w:t>[[</w:t>
             </w:r>
-            <w:proofErr w:type="gramStart"/>
             <w:r>
               <w:rPr>
                 <w:rFonts w:ascii="Helvetica Neue" w:eastAsia="Times New Roman" w:hAnsi="Helvetica Neue" w:cs="Arial"/>
@@ -352,43 +308,7 @@
                 <w:szCs w:val="18"/>
                 <w14:ligatures w14:val="none"/>
               </w:rPr>
-              <w:t>.</w:t>
-            </w:r>
-            <w:proofErr w:type="spellStart"/>
-            <w:r>
-              <w:rPr>
-                <w:rFonts w:ascii="Helvetica Neue" w:eastAsia="Times New Roman" w:hAnsi="Helvetica Neue" w:cs="Arial"/>
-                <w:color w:val="000000"/>
-                <w:kern w:val="0"/>
-                <w:sz w:val="18"/>
-                <w:szCs w:val="18"/>
-                <w14:ligatures w14:val="none"/>
-              </w:rPr>
-              <w:t>qt</w:t>
-            </w:r>
-            <w:proofErr w:type="gramEnd"/>
-            <w:r>
-              <w:rPr>
-                <w:rFonts w:ascii="Helvetica Neue" w:eastAsia="Times New Roman" w:hAnsi="Helvetica Neue" w:cs="Arial"/>
-                <w:color w:val="000000"/>
-                <w:kern w:val="0"/>
-                <w:sz w:val="18"/>
-                <w:szCs w:val="18"/>
-                <w14:ligatures w14:val="none"/>
-              </w:rPr>
-              <w:t>.address_display</w:t>
-            </w:r>
-            <w:proofErr w:type="spellEnd"/>
-            <w:r>
-              <w:rPr>
-                <w:rFonts w:ascii="Helvetica Neue" w:eastAsia="Times New Roman" w:hAnsi="Helvetica Neue" w:cs="Arial"/>
-                <w:color w:val="000000"/>
-                <w:kern w:val="0"/>
-                <w:sz w:val="18"/>
-                <w:szCs w:val="18"/>
-                <w14:ligatures w14:val="none"/>
-              </w:rPr>
-              <w:t>]]</w:t>
+              <w:t>.qt.address_display]]</w:t>
             </w:r>
           </w:p>
         </w:tc>
@@ -399,6 +319,7 @@
           <w:p>
             <w:pPr>
               <w:spacing w:before="100" w:beforeAutospacing="1"/>
+              <w:ind w:right="-168"/>
               <w:rPr>
                 <w:rFonts w:ascii="Helvetica Neue" w:eastAsia="Times New Roman" w:hAnsi="Helvetica Neue" w:cs="Arial"/>
                 <w:b/>
@@ -453,31 +374,7 @@
                 <w:szCs w:val="18"/>
                 <w14:ligatures w14:val="none"/>
               </w:rPr>
-              <w:t>[</w:t>
-            </w:r>
-            <w:proofErr w:type="gramStart"/>
-            <w:r>
-              <w:rPr>
-                <w:rFonts w:ascii="Helvetica Neue" w:eastAsia="Times New Roman" w:hAnsi="Helvetica Neue" w:cs="Arial"/>
-                <w:color w:val="000000"/>
-                <w:kern w:val="0"/>
-                <w:sz w:val="18"/>
-                <w:szCs w:val="18"/>
-                <w14:ligatures w14:val="none"/>
-              </w:rPr>
-              <w:t>[.qt.name</w:t>
-            </w:r>
-            <w:proofErr w:type="gramEnd"/>
-            <w:r>
-              <w:rPr>
-                <w:rFonts w:ascii="Helvetica Neue" w:eastAsia="Times New Roman" w:hAnsi="Helvetica Neue" w:cs="Arial"/>
-                <w:color w:val="000000"/>
-                <w:kern w:val="0"/>
-                <w:sz w:val="18"/>
-                <w:szCs w:val="18"/>
-                <w14:ligatures w14:val="none"/>
-              </w:rPr>
-              <w:t>]]</w:t>
+              <w:t>[[.qt.name]]</w:t>
             </w:r>
           </w:p>
         </w:tc>
@@ -489,7 +386,7 @@
           </w:tcPr>
           <w:p>
             <w:pPr>
-              <w:ind w:left="-107"/>
+              <w:ind w:left="-107" w:right="-166"/>
               <w:rPr>
                 <w:rFonts w:ascii="Helvetica Neue" w:eastAsia="Times New Roman" w:hAnsi="Helvetica Neue" w:cs="Arial"/>
                 <w:b/>
@@ -545,81 +442,7 @@
                 <w:szCs w:val="18"/>
                 <w14:ligatures w14:val="none"/>
               </w:rPr>
-              <w:t>[[.</w:t>
-            </w:r>
-            <w:proofErr w:type="spellStart"/>
-            <w:proofErr w:type="gramStart"/>
-            <w:r>
-              <w:rPr>
-                <w:rFonts w:ascii="Helvetica Neue" w:eastAsia="Times New Roman" w:hAnsi="Helvetica Neue" w:cs="Arial"/>
-                <w:color w:val="000000"/>
-                <w:kern w:val="0"/>
-                <w:sz w:val="18"/>
-                <w:szCs w:val="18"/>
-                <w14:ligatures w14:val="none"/>
-              </w:rPr>
-              <w:t>qt.contact</w:t>
-            </w:r>
-            <w:proofErr w:type="gramEnd"/>
-            <w:r>
-              <w:rPr>
-                <w:rFonts w:ascii="Helvetica Neue" w:eastAsia="Times New Roman" w:hAnsi="Helvetica Neue" w:cs="Arial"/>
-                <w:color w:val="000000"/>
-                <w:kern w:val="0"/>
-                <w:sz w:val="18"/>
-                <w:szCs w:val="18"/>
-                <w14:ligatures w14:val="none"/>
-              </w:rPr>
-              <w:t>_display</w:t>
-            </w:r>
-            <w:proofErr w:type="spellEnd"/>
-            <w:r>
-              <w:rPr>
-                <w:rFonts w:ascii="Helvetica Neue" w:eastAsia="Times New Roman" w:hAnsi="Helvetica Neue" w:cs="Arial"/>
-                <w:color w:val="000000"/>
-                <w:kern w:val="0"/>
-                <w:sz w:val="18"/>
-                <w:szCs w:val="18"/>
-                <w14:ligatures w14:val="none"/>
-              </w:rPr>
-              <w:t>]], [[.</w:t>
-            </w:r>
-            <w:proofErr w:type="spellStart"/>
-            <w:proofErr w:type="gramStart"/>
-            <w:r>
-              <w:rPr>
-                <w:rFonts w:ascii="Helvetica Neue" w:eastAsia="Times New Roman" w:hAnsi="Helvetica Neue" w:cs="Arial"/>
-                <w:color w:val="000000"/>
-                <w:kern w:val="0"/>
-                <w:sz w:val="18"/>
-                <w:szCs w:val="18"/>
-                <w14:ligatures w14:val="none"/>
-              </w:rPr>
-              <w:t>qt.contact</w:t>
-            </w:r>
-            <w:proofErr w:type="gramEnd"/>
-            <w:r>
-              <w:rPr>
-                <w:rFonts w:ascii="Helvetica Neue" w:eastAsia="Times New Roman" w:hAnsi="Helvetica Neue" w:cs="Arial"/>
-                <w:color w:val="000000"/>
-                <w:kern w:val="0"/>
-                <w:sz w:val="18"/>
-                <w:szCs w:val="18"/>
-                <w14:ligatures w14:val="none"/>
-              </w:rPr>
-              <w:t>_designation</w:t>
-            </w:r>
-            <w:proofErr w:type="spellEnd"/>
-            <w:r>
-              <w:rPr>
-                <w:rFonts w:ascii="Helvetica Neue" w:eastAsia="Times New Roman" w:hAnsi="Helvetica Neue" w:cs="Arial"/>
-                <w:color w:val="000000"/>
-                <w:kern w:val="0"/>
-                <w:sz w:val="18"/>
-                <w:szCs w:val="18"/>
-                <w14:ligatures w14:val="none"/>
-              </w:rPr>
-              <w:t>]]</w:t>
+              <w:t>[[.qt.contact_display]], [[.qt.contact_designation]]</w:t>
             </w:r>
           </w:p>
           <w:p>
@@ -643,44 +466,7 @@
                 <w:szCs w:val="18"/>
                 <w14:ligatures w14:val="none"/>
               </w:rPr>
-              <w:t>[[.</w:t>
-            </w:r>
-            <w:proofErr w:type="spellStart"/>
-            <w:proofErr w:type="gramStart"/>
-            <w:r>
-              <w:rPr>
-                <w:rFonts w:ascii="Helvetica Neue" w:eastAsia="Times New Roman" w:hAnsi="Helvetica Neue" w:cs="Arial"/>
-                <w:color w:val="000000"/>
-                <w:kern w:val="0"/>
-                <w:sz w:val="18"/>
-                <w:szCs w:val="18"/>
-                <w14:ligatures w14:val="none"/>
-              </w:rPr>
-              <w:t>qt.contact</w:t>
-            </w:r>
-            <w:proofErr w:type="gramEnd"/>
-            <w:r>
-              <w:rPr>
-                <w:rFonts w:ascii="Helvetica Neue" w:eastAsia="Times New Roman" w:hAnsi="Helvetica Neue" w:cs="Arial"/>
-                <w:color w:val="000000"/>
-                <w:kern w:val="0"/>
-                <w:sz w:val="18"/>
-                <w:szCs w:val="18"/>
-                <w14:ligatures w14:val="none"/>
-              </w:rPr>
-              <w:t>_mobile</w:t>
-            </w:r>
-            <w:proofErr w:type="spellEnd"/>
-            <w:r>
-              <w:rPr>
-                <w:rFonts w:ascii="Helvetica Neue" w:eastAsia="Times New Roman" w:hAnsi="Helvetica Neue" w:cs="Arial"/>
-                <w:color w:val="000000"/>
-                <w:kern w:val="0"/>
-                <w:sz w:val="18"/>
-                <w:szCs w:val="18"/>
-                <w14:ligatures w14:val="none"/>
-              </w:rPr>
-              <w:t>]]</w:t>
+              <w:t>[[.qt.contact_mobile]]</w:t>
             </w:r>
           </w:p>
           <w:p>
@@ -707,92 +493,7 @@
                 <w:szCs w:val="18"/>
                 <w14:ligatures w14:val="none"/>
               </w:rPr>
-              <w:t>[[</w:t>
-            </w:r>
-            <w:proofErr w:type="gramStart"/>
-            <w:r>
-              <w:rPr>
-                <w:rFonts w:ascii="Helvetica Neue" w:eastAsia="Times New Roman" w:hAnsi="Helvetica Neue" w:cs="Arial"/>
-                <w:color w:val="000000"/>
-                <w:kern w:val="0"/>
-                <w:sz w:val="18"/>
-                <w:szCs w:val="18"/>
-                <w14:ligatures w14:val="none"/>
-              </w:rPr>
-              <w:t>if .</w:t>
-            </w:r>
-            <w:proofErr w:type="spellStart"/>
-            <w:r>
-              <w:rPr>
-                <w:rFonts w:ascii="Helvetica Neue" w:eastAsia="Times New Roman" w:hAnsi="Helvetica Neue" w:cs="Arial"/>
-                <w:color w:val="000000"/>
-                <w:kern w:val="0"/>
-                <w:sz w:val="18"/>
-                <w:szCs w:val="18"/>
-                <w14:ligatures w14:val="none"/>
-              </w:rPr>
-              <w:t>qt</w:t>
-            </w:r>
-            <w:proofErr w:type="gramEnd"/>
-            <w:r>
-              <w:rPr>
-                <w:rFonts w:ascii="Helvetica Neue" w:eastAsia="Times New Roman" w:hAnsi="Helvetica Neue" w:cs="Arial"/>
-                <w:color w:val="000000"/>
-                <w:kern w:val="0"/>
-                <w:sz w:val="18"/>
-                <w:szCs w:val="18"/>
-                <w14:ligatures w14:val="none"/>
-              </w:rPr>
-              <w:t>.contact_email</w:t>
-            </w:r>
-            <w:proofErr w:type="spellEnd"/>
-            <w:r>
-              <w:rPr>
-                <w:rFonts w:ascii="Helvetica Neue" w:eastAsia="Times New Roman" w:hAnsi="Helvetica Neue" w:cs="Arial"/>
-                <w:color w:val="000000"/>
-                <w:kern w:val="0"/>
-                <w:sz w:val="18"/>
-                <w:szCs w:val="18"/>
-                <w14:ligatures w14:val="none"/>
-              </w:rPr>
-              <w:t>]] [[.</w:t>
-            </w:r>
-            <w:proofErr w:type="spellStart"/>
-            <w:proofErr w:type="gramStart"/>
-            <w:r>
-              <w:rPr>
-                <w:rFonts w:ascii="Helvetica Neue" w:eastAsia="Times New Roman" w:hAnsi="Helvetica Neue" w:cs="Arial"/>
-                <w:color w:val="000000"/>
-                <w:kern w:val="0"/>
-                <w:sz w:val="18"/>
-                <w:szCs w:val="18"/>
-                <w14:ligatures w14:val="none"/>
-              </w:rPr>
-              <w:t>qt.contact</w:t>
-            </w:r>
-            <w:proofErr w:type="gramEnd"/>
-            <w:r>
-              <w:rPr>
-                <w:rFonts w:ascii="Helvetica Neue" w:eastAsia="Times New Roman" w:hAnsi="Helvetica Neue" w:cs="Arial"/>
-                <w:color w:val="000000"/>
-                <w:kern w:val="0"/>
-                <w:sz w:val="18"/>
-                <w:szCs w:val="18"/>
-                <w14:ligatures w14:val="none"/>
-              </w:rPr>
-              <w:t>_email</w:t>
-            </w:r>
-            <w:proofErr w:type="spellEnd"/>
-            <w:r>
-              <w:rPr>
-                <w:rFonts w:ascii="Helvetica Neue" w:eastAsia="Times New Roman" w:hAnsi="Helvetica Neue" w:cs="Arial"/>
-                <w:color w:val="000000"/>
-                <w:kern w:val="0"/>
-                <w:sz w:val="18"/>
-                <w:szCs w:val="18"/>
-                <w14:ligatures w14:val="none"/>
-              </w:rPr>
-              <w:t>]] [[end]]</w:t>
+              <w:t>[[if .qt.contact_email]] [[.qt.contact_email]] [[end]]</w:t>
             </w:r>
           </w:p>
         </w:tc>
@@ -863,33 +564,7 @@
                 <w:szCs w:val="18"/>
                 <w14:ligatures w14:val="none"/>
               </w:rPr>
-              <w:t>[[.</w:t>
-            </w:r>
-            <w:proofErr w:type="spellStart"/>
-            <w:proofErr w:type="gramStart"/>
-            <w:r>
-              <w:rPr>
-                <w:rFonts w:ascii="Helvetica Neue" w:eastAsia="Times New Roman" w:hAnsi="Helvetica Neue" w:cs="Arial"/>
-                <w:color w:val="000000"/>
-                <w:kern w:val="0"/>
-                <w:sz w:val="18"/>
-                <w:szCs w:val="18"/>
-                <w14:ligatures w14:val="none"/>
-              </w:rPr>
-              <w:t>qt.subject</w:t>
-            </w:r>
-            <w:proofErr w:type="spellEnd"/>
-            <w:proofErr w:type="gramEnd"/>
-            <w:r>
-              <w:rPr>
-                <w:rFonts w:ascii="Helvetica Neue" w:eastAsia="Times New Roman" w:hAnsi="Helvetica Neue" w:cs="Arial"/>
-                <w:color w:val="000000"/>
-                <w:kern w:val="0"/>
-                <w:sz w:val="18"/>
-                <w:szCs w:val="18"/>
-                <w14:ligatures w14:val="none"/>
-              </w:rPr>
-              <w:t>]]</w:t>
+              <w:t>[[.qt.subject]]</w:t>
             </w:r>
           </w:p>
         </w:tc>
@@ -960,33 +635,7 @@
                 <w:szCs w:val="18"/>
                 <w14:ligatures w14:val="none"/>
               </w:rPr>
-              <w:t>[[.</w:t>
-            </w:r>
-            <w:proofErr w:type="spellStart"/>
-            <w:proofErr w:type="gramStart"/>
-            <w:r>
-              <w:rPr>
-                <w:rFonts w:ascii="Helvetica Neue" w:eastAsia="Times New Roman" w:hAnsi="Helvetica Neue" w:cs="Arial"/>
-                <w:color w:val="000000"/>
-                <w:kern w:val="0"/>
-                <w:sz w:val="18"/>
-                <w:szCs w:val="18"/>
-                <w14:ligatures w14:val="none"/>
-              </w:rPr>
-              <w:t>qt.project</w:t>
-            </w:r>
-            <w:proofErr w:type="spellEnd"/>
-            <w:proofErr w:type="gramEnd"/>
-            <w:r>
-              <w:rPr>
-                <w:rFonts w:ascii="Helvetica Neue" w:eastAsia="Times New Roman" w:hAnsi="Helvetica Neue" w:cs="Arial"/>
-                <w:color w:val="000000"/>
-                <w:kern w:val="0"/>
-                <w:sz w:val="18"/>
-                <w:szCs w:val="18"/>
-                <w14:ligatures w14:val="none"/>
-              </w:rPr>
-              <w:t>]]</w:t>
+              <w:t>[[.qt.project]]</w:t>
             </w:r>
           </w:p>
         </w:tc>
@@ -1020,47 +669,7 @@
           <w:szCs w:val="18"/>
           <w:lang w:val="en-US"/>
         </w:rPr>
-        <w:t>[[</w:t>
-      </w:r>
-      <w:proofErr w:type="gramStart"/>
-      <w:r>
-        <w:rPr>
-          <w:rFonts w:ascii="Helvetica Neue" w:hAnsi="Helvetica Neue" w:cs="Arial"/>
-          <w:sz w:val="18"/>
-          <w:szCs w:val="18"/>
-          <w:lang w:val="en-US"/>
-        </w:rPr>
-        <w:t>rtf .</w:t>
-      </w:r>
-      <w:proofErr w:type="spellStart"/>
-      <w:r>
-        <w:rPr>
-          <w:rFonts w:ascii="Helvetica Neue" w:hAnsi="Helvetica Neue" w:cs="Arial"/>
-          <w:sz w:val="18"/>
-          <w:szCs w:val="18"/>
-          <w:lang w:val="en-US"/>
-        </w:rPr>
-        <w:t>qt</w:t>
-      </w:r>
-      <w:proofErr w:type="gramEnd"/>
-      <w:r>
-        <w:rPr>
-          <w:rFonts w:ascii="Helvetica Neue" w:hAnsi="Helvetica Neue" w:cs="Arial"/>
-          <w:sz w:val="18"/>
-          <w:szCs w:val="18"/>
-          <w:lang w:val="en-US"/>
-        </w:rPr>
-        <w:t>.terms</w:t>
-      </w:r>
-      <w:proofErr w:type="spellEnd"/>
-      <w:r>
-        <w:rPr>
-          <w:rFonts w:ascii="Helvetica Neue" w:hAnsi="Helvetica Neue" w:cs="Arial"/>
-          <w:sz w:val="18"/>
-          <w:szCs w:val="18"/>
-          <w:lang w:val="en-US"/>
-        </w:rPr>
-        <w:t>]]</w:t>
+        <w:t>[[rtf .qt.terms]]</w:t>
       </w:r>
       <w:r>
         <w:rPr>
@@ -1078,48 +687,7 @@
           <w:szCs w:val="18"/>
           <w:lang w:val="en-US"/>
         </w:rPr>
-        <w:t>[[</w:t>
-      </w:r>
-      <w:proofErr w:type="spellStart"/>
-      <w:proofErr w:type="gramStart"/>
-      <w:r>
-        <w:rPr>
-          <w:rFonts w:ascii="Helvetica Neue" w:hAnsi="Helvetica Neue" w:cs="Arial"/>
-          <w:sz w:val="18"/>
-          <w:szCs w:val="18"/>
-          <w:lang w:val="en-US"/>
-        </w:rPr>
-        <w:t>wmtext</w:t>
-      </w:r>
-      <w:proofErr w:type="spellEnd"/>
-      <w:r>
-        <w:rPr>
-          <w:rFonts w:ascii="Helvetica Neue" w:hAnsi="Helvetica Neue" w:cs="Arial"/>
-          <w:sz w:val="18"/>
-          <w:szCs w:val="18"/>
-          <w:lang w:val="en-US"/>
-        </w:rPr>
-        <w:t xml:space="preserve"> .</w:t>
-      </w:r>
-      <w:proofErr w:type="spellStart"/>
-      <w:r>
-        <w:rPr>
-          <w:rFonts w:ascii="Helvetica Neue" w:hAnsi="Helvetica Neue" w:cs="Arial"/>
-          <w:sz w:val="18"/>
-          <w:szCs w:val="18"/>
-          <w:lang w:val="en-US"/>
-        </w:rPr>
-        <w:t>qt</w:t>
-      </w:r>
-      <w:proofErr w:type="gramEnd"/>
-      <w:r>
-        <w:rPr>
-          <w:rFonts w:ascii="Helvetica Neue" w:hAnsi="Helvetica Neue" w:cs="Arial"/>
-          <w:sz w:val="18"/>
-          <w:szCs w:val="18"/>
-          <w:lang w:val="en-US"/>
-        </w:rPr>
-        <w:t>.</w:t>
+        <w:t>[[wmtext .qt.</w:t>
       </w:r>
       <w:r>
         <w:rPr>
@@ -1130,7 +698,6 @@
         </w:rPr>
         <w:t>water_mark</w:t>
       </w:r>
-      <w:proofErr w:type="spellEnd"/>
       <w:r>
         <w:rPr>
           <w:rFonts w:ascii="Helvetica Neue" w:hAnsi="Helvetica Neue" w:cs="Arial"/>
@@ -1237,73 +804,7 @@
           <w:lang w:val="en-US"/>
           <w14:ligatures w14:val="none"/>
         </w:rPr>
-        <w:t>[[$</w:t>
-      </w:r>
-      <w:proofErr w:type="gramStart"/>
-      <w:r>
-        <w:rPr>
-          <w:rFonts w:ascii="Helvetica Neue" w:eastAsia="Times New Roman" w:hAnsi="Helvetica Neue" w:cs="Arial"/>
-          <w:color w:val="000000"/>
-          <w:kern w:val="0"/>
-          <w:sz w:val="18"/>
-          <w:szCs w:val="18"/>
-          <w:lang w:val="en-US"/>
-          <w14:ligatures w14:val="none"/>
-        </w:rPr>
-        <w:t>cur :</w:t>
-      </w:r>
-      <w:proofErr w:type="gramEnd"/>
-      <w:r>
-        <w:rPr>
-          <w:rFonts w:ascii="Helvetica Neue" w:eastAsia="Times New Roman" w:hAnsi="Helvetica Neue" w:cs="Arial"/>
-          <w:color w:val="000000"/>
-          <w:kern w:val="0"/>
-          <w:sz w:val="18"/>
-          <w:szCs w:val="18"/>
-          <w:lang w:val="en-US"/>
-          <w14:ligatures w14:val="none"/>
-        </w:rPr>
-        <w:t>= .</w:t>
-      </w:r>
-      <w:proofErr w:type="spellStart"/>
-      <w:proofErr w:type="gramStart"/>
-      <w:r>
-        <w:rPr>
-          <w:rFonts w:ascii="Helvetica Neue" w:eastAsia="Times New Roman" w:hAnsi="Helvetica Neue" w:cs="Arial"/>
-          <w:color w:val="000000"/>
-          <w:kern w:val="0"/>
-          <w:sz w:val="18"/>
-          <w:szCs w:val="18"/>
-          <w:lang w:val="en-US"/>
-          <w14:ligatures w14:val="none"/>
-        </w:rPr>
-        <w:t>ci.companyinfo</w:t>
-      </w:r>
-      <w:proofErr w:type="gramEnd"/>
-      <w:r>
-        <w:rPr>
-          <w:rFonts w:ascii="Helvetica Neue" w:eastAsia="Times New Roman" w:hAnsi="Helvetica Neue" w:cs="Arial"/>
-          <w:color w:val="000000"/>
-          <w:kern w:val="0"/>
-          <w:sz w:val="18"/>
-          <w:szCs w:val="18"/>
-          <w:lang w:val="en-US"/>
-          <w14:ligatures w14:val="none"/>
-        </w:rPr>
-        <w:t>.currency</w:t>
-      </w:r>
-      <w:proofErr w:type="spellEnd"/>
-      <w:r>
-        <w:rPr>
-          <w:rFonts w:ascii="Helvetica Neue" w:eastAsia="Times New Roman" w:hAnsi="Helvetica Neue" w:cs="Arial"/>
-          <w:color w:val="000000"/>
-          <w:kern w:val="0"/>
-          <w:sz w:val="18"/>
-          <w:szCs w:val="18"/>
-          <w:lang w:val="en-US"/>
-          <w14:ligatures w14:val="none"/>
-        </w:rPr>
-        <w:t>]]</w:t>
+        <w:t>[[$cur := .ci.companyinfo.currency]]</w:t>
       </w:r>
       <w:r>
         <w:rPr>
@@ -1315,33 +816,7 @@
           <w:lang w:val="en-US"/>
           <w14:ligatures w14:val="none"/>
         </w:rPr>
-        <w:t xml:space="preserve"> [[$</w:t>
-      </w:r>
-      <w:proofErr w:type="gramStart"/>
-      <w:r>
-        <w:rPr>
-          <w:rFonts w:ascii="Helvetica Neue" w:eastAsia="Times New Roman" w:hAnsi="Helvetica Neue" w:cs="Arial"/>
-          <w:color w:val="000000"/>
-          <w:kern w:val="0"/>
-          <w:sz w:val="18"/>
-          <w:szCs w:val="18"/>
-          <w:lang w:val="en-US"/>
-          <w14:ligatures w14:val="none"/>
-        </w:rPr>
-        <w:t>No :</w:t>
-      </w:r>
-      <w:proofErr w:type="gramEnd"/>
-      <w:r>
-        <w:rPr>
-          <w:rFonts w:ascii="Helvetica Neue" w:eastAsia="Times New Roman" w:hAnsi="Helvetica Neue" w:cs="Arial"/>
-          <w:color w:val="000000"/>
-          <w:kern w:val="0"/>
-          <w:sz w:val="18"/>
-          <w:szCs w:val="18"/>
-          <w:lang w:val="en-US"/>
-          <w14:ligatures w14:val="none"/>
-        </w:rPr>
-        <w:t>= 1]]</w:t>
+        <w:t xml:space="preserve"> [[$No := 1]]</w:t>
       </w:r>
       <w:r>
         <w:rPr>
@@ -1353,33 +828,7 @@
           <w:lang w:val="en-US"/>
           <w14:ligatures w14:val="none"/>
         </w:rPr>
-        <w:t xml:space="preserve"> [[$</w:t>
-      </w:r>
-      <w:proofErr w:type="gramStart"/>
-      <w:r>
-        <w:rPr>
-          <w:rFonts w:ascii="Helvetica Neue" w:eastAsia="Times New Roman" w:hAnsi="Helvetica Neue" w:cs="Arial"/>
-          <w:color w:val="000000"/>
-          <w:kern w:val="0"/>
-          <w:sz w:val="18"/>
-          <w:szCs w:val="18"/>
-          <w:lang w:val="en-US"/>
-          <w14:ligatures w14:val="none"/>
-        </w:rPr>
-        <w:t>comp :</w:t>
-      </w:r>
-      <w:proofErr w:type="gramEnd"/>
-      <w:r>
-        <w:rPr>
-          <w:rFonts w:ascii="Helvetica Neue" w:eastAsia="Times New Roman" w:hAnsi="Helvetica Neue" w:cs="Arial"/>
-          <w:color w:val="000000"/>
-          <w:kern w:val="0"/>
-          <w:sz w:val="18"/>
-          <w:szCs w:val="18"/>
-          <w:lang w:val="en-US"/>
-          <w14:ligatures w14:val="none"/>
-        </w:rPr>
-        <w:t>= “0.00”]]</w:t>
+        <w:t xml:space="preserve"> [[$comp := “0.00”]]</w:t>
       </w:r>
     </w:p>
     <w:p>
@@ -1623,118 +1072,7 @@
                 <w:szCs w:val="18"/>
                 <w14:ligatures w14:val="none"/>
               </w:rPr>
-              <w:t>[[</w:t>
-            </w:r>
-            <w:proofErr w:type="spellStart"/>
-            <w:proofErr w:type="gramStart"/>
-            <w:r>
-              <w:rPr>
-                <w:rFonts w:ascii="Helvetica Neue" w:eastAsia="Times New Roman" w:hAnsi="Helvetica Neue" w:cs="Arial"/>
-                <w:color w:val="000000"/>
-                <w:kern w:val="0"/>
-                <w:sz w:val="18"/>
-                <w:szCs w:val="18"/>
-                <w14:ligatures w14:val="none"/>
-              </w:rPr>
-              <w:t>tableStart</w:t>
-            </w:r>
-            <w:proofErr w:type="spellEnd"/>
-            <w:r>
-              <w:rPr>
-                <w:rFonts w:ascii="Helvetica Neue" w:eastAsia="Times New Roman" w:hAnsi="Helvetica Neue" w:cs="Arial"/>
-                <w:color w:val="000000"/>
-                <w:kern w:val="0"/>
-                <w:sz w:val="18"/>
-                <w:szCs w:val="18"/>
-                <w14:ligatures w14:val="none"/>
-              </w:rPr>
-              <w:t>(</w:t>
-            </w:r>
-            <w:proofErr w:type="gramEnd"/>
-            <w:r>
-              <w:rPr>
-                <w:rFonts w:ascii="Helvetica Neue" w:eastAsia="Times New Roman" w:hAnsi="Helvetica Neue" w:cs="Arial"/>
-                <w:color w:val="000000"/>
-                <w:kern w:val="0"/>
-                <w:sz w:val="18"/>
-                <w:szCs w:val="18"/>
-                <w14:ligatures w14:val="none"/>
-              </w:rPr>
-              <w:t>$</w:t>
-            </w:r>
-            <w:proofErr w:type="spellStart"/>
-            <w:r>
-              <w:rPr>
-                <w:rFonts w:ascii="Helvetica Neue" w:eastAsia="Times New Roman" w:hAnsi="Helvetica Neue" w:cs="Arial"/>
-                <w:color w:val="000000"/>
-                <w:kern w:val="0"/>
-                <w:sz w:val="18"/>
-                <w:szCs w:val="18"/>
-                <w14:ligatures w14:val="none"/>
-              </w:rPr>
-              <w:t>prodKey</w:t>
-            </w:r>
-            <w:proofErr w:type="spellEnd"/>
-            <w:r>
-              <w:rPr>
-                <w:rFonts w:ascii="Helvetica Neue" w:eastAsia="Times New Roman" w:hAnsi="Helvetica Neue" w:cs="Arial"/>
-                <w:color w:val="000000"/>
-                <w:kern w:val="0"/>
-                <w:sz w:val="18"/>
-                <w:szCs w:val="18"/>
-                <w14:ligatures w14:val="none"/>
-              </w:rPr>
-              <w:t>, $</w:t>
-            </w:r>
-            <w:proofErr w:type="spellStart"/>
-            <w:r>
-              <w:rPr>
-                <w:rFonts w:ascii="Helvetica Neue" w:eastAsia="Times New Roman" w:hAnsi="Helvetica Neue" w:cs="Arial"/>
-                <w:color w:val="000000"/>
-                <w:kern w:val="0"/>
-                <w:sz w:val="18"/>
-                <w:szCs w:val="18"/>
-                <w14:ligatures w14:val="none"/>
-              </w:rPr>
-              <w:t>pv</w:t>
-            </w:r>
-            <w:proofErr w:type="spellEnd"/>
-            <w:r>
-              <w:rPr>
-                <w:rFonts w:ascii="Helvetica Neue" w:eastAsia="Times New Roman" w:hAnsi="Helvetica Neue" w:cs="Arial"/>
-                <w:color w:val="000000"/>
-                <w:kern w:val="0"/>
-                <w:sz w:val="18"/>
-                <w:szCs w:val="18"/>
-                <w14:ligatures w14:val="none"/>
-              </w:rPr>
-              <w:t xml:space="preserve"> as .</w:t>
-            </w:r>
-            <w:proofErr w:type="spellStart"/>
-            <w:proofErr w:type="gramStart"/>
-            <w:r>
-              <w:rPr>
-                <w:rFonts w:ascii="Helvetica Neue" w:eastAsia="Times New Roman" w:hAnsi="Helvetica Neue" w:cs="Arial"/>
-                <w:color w:val="000000"/>
-                <w:kern w:val="0"/>
-                <w:sz w:val="18"/>
-                <w:szCs w:val="18"/>
-                <w14:ligatures w14:val="none"/>
-              </w:rPr>
-              <w:t>ci.cartItem</w:t>
-            </w:r>
-            <w:proofErr w:type="spellEnd"/>
-            <w:proofErr w:type="gramEnd"/>
-            <w:r>
-              <w:rPr>
-                <w:rFonts w:ascii="Helvetica Neue" w:eastAsia="Times New Roman" w:hAnsi="Helvetica Neue" w:cs="Arial"/>
-                <w:color w:val="000000"/>
-                <w:kern w:val="0"/>
-                <w:sz w:val="18"/>
-                <w:szCs w:val="18"/>
-                <w14:ligatures w14:val="none"/>
-              </w:rPr>
-              <w:t>)]]</w:t>
+              <w:t>[[tableStart($prodKey, $pv as .ci.cartItem)]]</w:t>
             </w:r>
           </w:p>
         </w:tc>
@@ -1831,33 +1169,7 @@
                 <w:szCs w:val="18"/>
                 <w14:ligatures w14:val="none"/>
               </w:rPr>
-              <w:t>[[$</w:t>
-            </w:r>
-            <w:proofErr w:type="spellStart"/>
-            <w:proofErr w:type="gramStart"/>
-            <w:r>
-              <w:rPr>
-                <w:rFonts w:ascii="Helvetica Neue" w:eastAsia="Times New Roman" w:hAnsi="Helvetica Neue" w:cs="Arial"/>
-                <w:color w:val="000000"/>
-                <w:kern w:val="0"/>
-                <w:sz w:val="18"/>
-                <w:szCs w:val="18"/>
-                <w14:ligatures w14:val="none"/>
-              </w:rPr>
-              <w:t>pv.productName</w:t>
-            </w:r>
-            <w:proofErr w:type="spellEnd"/>
-            <w:proofErr w:type="gramEnd"/>
-            <w:r>
-              <w:rPr>
-                <w:rFonts w:ascii="Helvetica Neue" w:eastAsia="Times New Roman" w:hAnsi="Helvetica Neue" w:cs="Arial"/>
-                <w:color w:val="000000"/>
-                <w:kern w:val="0"/>
-                <w:sz w:val="18"/>
-                <w:szCs w:val="18"/>
-                <w14:ligatures w14:val="none"/>
-              </w:rPr>
-              <w:t>]]</w:t>
+              <w:t>[[$pv.productName]]</w:t>
             </w:r>
           </w:p>
         </w:tc>
@@ -1891,33 +1203,7 @@
                 <w:szCs w:val="18"/>
                 <w14:ligatures w14:val="none"/>
               </w:rPr>
-              <w:t>[[$</w:t>
-            </w:r>
-            <w:proofErr w:type="spellStart"/>
-            <w:proofErr w:type="gramStart"/>
-            <w:r>
-              <w:rPr>
-                <w:rFonts w:ascii="Helvetica Neue" w:eastAsia="Times New Roman" w:hAnsi="Helvetica Neue" w:cs="Arial"/>
-                <w:color w:val="000000"/>
-                <w:kern w:val="0"/>
-                <w:sz w:val="18"/>
-                <w:szCs w:val="18"/>
-                <w14:ligatures w14:val="none"/>
-              </w:rPr>
-              <w:t>pv.totalqty</w:t>
-            </w:r>
-            <w:proofErr w:type="spellEnd"/>
-            <w:proofErr w:type="gramEnd"/>
-            <w:r>
-              <w:rPr>
-                <w:rFonts w:ascii="Helvetica Neue" w:eastAsia="Times New Roman" w:hAnsi="Helvetica Neue" w:cs="Arial"/>
-                <w:color w:val="000000"/>
-                <w:kern w:val="0"/>
-                <w:sz w:val="18"/>
-                <w:szCs w:val="18"/>
-                <w14:ligatures w14:val="none"/>
-              </w:rPr>
-              <w:t>]]</w:t>
+              <w:t>[[$pv.totalqty]]</w:t>
             </w:r>
           </w:p>
         </w:tc>
@@ -1951,33 +1237,7 @@
                 <w:szCs w:val="18"/>
                 <w14:ligatures w14:val="none"/>
               </w:rPr>
-              <w:t>[[$</w:t>
-            </w:r>
-            <w:proofErr w:type="spellStart"/>
-            <w:proofErr w:type="gramStart"/>
-            <w:r>
-              <w:rPr>
-                <w:rFonts w:ascii="Helvetica Neue" w:eastAsia="Times New Roman" w:hAnsi="Helvetica Neue" w:cs="Arial"/>
-                <w:color w:val="000000"/>
-                <w:kern w:val="0"/>
-                <w:sz w:val="18"/>
-                <w:szCs w:val="18"/>
-                <w14:ligatures w14:val="none"/>
-              </w:rPr>
-              <w:t>pv.productTotal</w:t>
-            </w:r>
-            <w:proofErr w:type="spellEnd"/>
-            <w:proofErr w:type="gramEnd"/>
-            <w:r>
-              <w:rPr>
-                <w:rFonts w:ascii="Helvetica Neue" w:eastAsia="Times New Roman" w:hAnsi="Helvetica Neue" w:cs="Arial"/>
-                <w:color w:val="000000"/>
-                <w:kern w:val="0"/>
-                <w:sz w:val="18"/>
-                <w:szCs w:val="18"/>
-                <w14:ligatures w14:val="none"/>
-              </w:rPr>
-              <w:t>]]</w:t>
+              <w:t>[[$pv.productTotal]]</w:t>
             </w:r>
           </w:p>
         </w:tc>
@@ -2089,31 +1349,7 @@
                 <w:szCs w:val="18"/>
                 <w14:ligatures w14:val="none"/>
               </w:rPr>
-              <w:t>[[</w:t>
-            </w:r>
-            <w:proofErr w:type="spellStart"/>
-            <w:r>
-              <w:rPr>
-                <w:rFonts w:ascii="Helvetica Neue" w:eastAsia="Times New Roman" w:hAnsi="Helvetica Neue" w:cs="Arial"/>
-                <w:color w:val="000000"/>
-                <w:kern w:val="0"/>
-                <w:sz w:val="18"/>
-                <w:szCs w:val="18"/>
-                <w14:ligatures w14:val="none"/>
-              </w:rPr>
-              <w:t>tableEnd</w:t>
-            </w:r>
-            <w:proofErr w:type="spellEnd"/>
-            <w:r>
-              <w:rPr>
-                <w:rFonts w:ascii="Helvetica Neue" w:eastAsia="Times New Roman" w:hAnsi="Helvetica Neue" w:cs="Arial"/>
-                <w:color w:val="000000"/>
-                <w:kern w:val="0"/>
-                <w:sz w:val="18"/>
-                <w:szCs w:val="18"/>
-                <w14:ligatures w14:val="none"/>
-              </w:rPr>
-              <w:t>]]</w:t>
+              <w:t>[[tableEnd]]</w:t>
             </w:r>
           </w:p>
         </w:tc>
@@ -2191,37 +1427,7 @@
                 <w:szCs w:val="18"/>
                 <w14:ligatures w14:val="none"/>
               </w:rPr>
-              <w:t>[[.</w:t>
-            </w:r>
-            <w:proofErr w:type="spellStart"/>
-            <w:proofErr w:type="gramStart"/>
-            <w:r>
-              <w:rPr>
-                <w:rFonts w:ascii="Helvetica Neue" w:eastAsia="Times New Roman" w:hAnsi="Helvetica Neue" w:cs="Arial"/>
-                <w:b/>
-                <w:bCs/>
-                <w:color w:val="000000"/>
-                <w:kern w:val="0"/>
-                <w:sz w:val="18"/>
-                <w:szCs w:val="18"/>
-                <w14:ligatures w14:val="none"/>
-              </w:rPr>
-              <w:t>qt.total</w:t>
-            </w:r>
-            <w:proofErr w:type="spellEnd"/>
-            <w:proofErr w:type="gramEnd"/>
-            <w:r>
-              <w:rPr>
-                <w:rFonts w:ascii="Helvetica Neue" w:eastAsia="Times New Roman" w:hAnsi="Helvetica Neue" w:cs="Arial"/>
-                <w:b/>
-                <w:bCs/>
-                <w:color w:val="000000"/>
-                <w:kern w:val="0"/>
-                <w:sz w:val="18"/>
-                <w:szCs w:val="18"/>
-                <w14:ligatures w14:val="none"/>
-              </w:rPr>
-              <w:t>]]</w:t>
+              <w:t>[[.qt.total]]</w:t>
             </w:r>
           </w:p>
         </w:tc>
@@ -2263,65 +1469,7 @@
                 <w:szCs w:val="18"/>
                 <w14:ligatures w14:val="none"/>
               </w:rPr>
-              <w:t>Discount ([[.</w:t>
-            </w:r>
-            <w:proofErr w:type="spellStart"/>
-            <w:proofErr w:type="gramStart"/>
-            <w:r>
-              <w:rPr>
-                <w:rFonts w:ascii="Helvetica Neue" w:eastAsia="Times New Roman" w:hAnsi="Helvetica Neue" w:cs="Arial"/>
-                <w:b/>
-                <w:bCs/>
-                <w:color w:val="000000"/>
-                <w:kern w:val="0"/>
-                <w:sz w:val="18"/>
-                <w:szCs w:val="18"/>
-                <w14:ligatures w14:val="none"/>
-              </w:rPr>
-              <w:t>qt.additional</w:t>
-            </w:r>
-            <w:proofErr w:type="gramEnd"/>
-            <w:r>
-              <w:rPr>
-                <w:rFonts w:ascii="Helvetica Neue" w:eastAsia="Times New Roman" w:hAnsi="Helvetica Neue" w:cs="Arial"/>
-                <w:b/>
-                <w:bCs/>
-                <w:color w:val="000000"/>
-                <w:kern w:val="0"/>
-                <w:sz w:val="18"/>
-                <w:szCs w:val="18"/>
-                <w14:ligatures w14:val="none"/>
-              </w:rPr>
-              <w:t>_discount_percentage</w:t>
-            </w:r>
-            <w:proofErr w:type="spellEnd"/>
-            <w:proofErr w:type="gramStart"/>
-            <w:r>
-              <w:rPr>
-                <w:rFonts w:ascii="Helvetica Neue" w:eastAsia="Times New Roman" w:hAnsi="Helvetica Neue" w:cs="Arial"/>
-                <w:b/>
-                <w:bCs/>
-                <w:color w:val="000000"/>
-                <w:kern w:val="0"/>
-                <w:sz w:val="18"/>
-                <w:szCs w:val="18"/>
-                <w14:ligatures w14:val="none"/>
-              </w:rPr>
-              <w:t>]]%</w:t>
-            </w:r>
-            <w:proofErr w:type="gramEnd"/>
-            <w:r>
-              <w:rPr>
-                <w:rFonts w:ascii="Helvetica Neue" w:eastAsia="Times New Roman" w:hAnsi="Helvetica Neue" w:cs="Arial"/>
-                <w:b/>
-                <w:bCs/>
-                <w:color w:val="000000"/>
-                <w:kern w:val="0"/>
-                <w:sz w:val="18"/>
-                <w:szCs w:val="18"/>
-                <w14:ligatures w14:val="none"/>
-              </w:rPr>
-              <w:t>)</w:t>
+              <w:t>Discount ([[.qt.additional_discount_percentage]]%)</w:t>
             </w:r>
           </w:p>
         </w:tc>
@@ -2355,44 +1503,7 @@
                 <w:szCs w:val="18"/>
                 <w14:ligatures w14:val="none"/>
               </w:rPr>
-              <w:t>[[.</w:t>
-            </w:r>
-            <w:proofErr w:type="spellStart"/>
-            <w:proofErr w:type="gramStart"/>
-            <w:r>
-              <w:rPr>
-                <w:rFonts w:ascii="Helvetica Neue" w:eastAsia="Times New Roman" w:hAnsi="Helvetica Neue" w:cs="Arial"/>
-                <w:color w:val="000000"/>
-                <w:kern w:val="0"/>
-                <w:sz w:val="18"/>
-                <w:szCs w:val="18"/>
-                <w14:ligatures w14:val="none"/>
-              </w:rPr>
-              <w:t>qt.discount</w:t>
-            </w:r>
-            <w:proofErr w:type="gramEnd"/>
-            <w:r>
-              <w:rPr>
-                <w:rFonts w:ascii="Helvetica Neue" w:eastAsia="Times New Roman" w:hAnsi="Helvetica Neue" w:cs="Arial"/>
-                <w:color w:val="000000"/>
-                <w:kern w:val="0"/>
-                <w:sz w:val="18"/>
-                <w:szCs w:val="18"/>
-                <w14:ligatures w14:val="none"/>
-              </w:rPr>
-              <w:t>_amount</w:t>
-            </w:r>
-            <w:proofErr w:type="spellEnd"/>
-            <w:r>
-              <w:rPr>
-                <w:rFonts w:ascii="Helvetica Neue" w:eastAsia="Times New Roman" w:hAnsi="Helvetica Neue" w:cs="Arial"/>
-                <w:color w:val="000000"/>
-                <w:kern w:val="0"/>
-                <w:sz w:val="18"/>
-                <w:szCs w:val="18"/>
-                <w14:ligatures w14:val="none"/>
-              </w:rPr>
-              <w:t>]]</w:t>
+              <w:t>[[.qt.discount_amount]]</w:t>
             </w:r>
           </w:p>
         </w:tc>
@@ -2470,63 +1581,7 @@
                 <w:szCs w:val="18"/>
                 <w14:ligatures w14:val="none"/>
               </w:rPr>
-              <w:t>[</w:t>
-            </w:r>
-            <w:proofErr w:type="gramStart"/>
-            <w:r>
-              <w:rPr>
-                <w:rFonts w:ascii="Helvetica Neue" w:eastAsia="Times New Roman" w:hAnsi="Helvetica Neue" w:cs="Arial"/>
-                <w:b/>
-                <w:bCs/>
-                <w:color w:val="000000"/>
-                <w:kern w:val="0"/>
-                <w:sz w:val="18"/>
-                <w:szCs w:val="18"/>
-                <w14:ligatures w14:val="none"/>
-              </w:rPr>
-              <w:t>[.</w:t>
-            </w:r>
-            <w:proofErr w:type="spellStart"/>
-            <w:r>
-              <w:rPr>
-                <w:rFonts w:ascii="Helvetica Neue" w:eastAsia="Times New Roman" w:hAnsi="Helvetica Neue" w:cs="Arial"/>
-                <w:b/>
-                <w:bCs/>
-                <w:color w:val="000000"/>
-                <w:kern w:val="0"/>
-                <w:sz w:val="18"/>
-                <w:szCs w:val="18"/>
-                <w14:ligatures w14:val="none"/>
-              </w:rPr>
-              <w:t>qt.net</w:t>
-            </w:r>
-            <w:proofErr w:type="gramEnd"/>
-            <w:r>
-              <w:rPr>
-                <w:rFonts w:ascii="Helvetica Neue" w:eastAsia="Times New Roman" w:hAnsi="Helvetica Neue" w:cs="Arial"/>
-                <w:b/>
-                <w:bCs/>
-                <w:color w:val="000000"/>
-                <w:kern w:val="0"/>
-                <w:sz w:val="18"/>
-                <w:szCs w:val="18"/>
-                <w14:ligatures w14:val="none"/>
-              </w:rPr>
-              <w:t>_total</w:t>
-            </w:r>
-            <w:proofErr w:type="spellEnd"/>
-            <w:r>
-              <w:rPr>
-                <w:rFonts w:ascii="Helvetica Neue" w:eastAsia="Times New Roman" w:hAnsi="Helvetica Neue" w:cs="Arial"/>
-                <w:b/>
-                <w:bCs/>
-                <w:color w:val="000000"/>
-                <w:kern w:val="0"/>
-                <w:sz w:val="18"/>
-                <w:szCs w:val="18"/>
-                <w14:ligatures w14:val="none"/>
-              </w:rPr>
-              <w:t>]]</w:t>
+              <w:t>[[.qt.net_total]]</w:t>
             </w:r>
           </w:p>
         </w:tc>
@@ -2565,56 +1620,19 @@
                 <w:szCs w:val="18"/>
                 <w14:ligatures w14:val="none"/>
               </w:rPr>
-              <w:t xml:space="preserve">[[if </w:t>
-            </w:r>
-            <w:proofErr w:type="gramStart"/>
-            <w:r>
-              <w:rPr>
-                <w:rFonts w:ascii="Helvetica Neue" w:eastAsia="Times New Roman" w:hAnsi="Helvetica Neue" w:cs="Arial"/>
-                <w:color w:val="000000"/>
-                <w:kern w:val="0"/>
-                <w:sz w:val="18"/>
-                <w:szCs w:val="18"/>
-                <w14:ligatures w14:val="none"/>
-              </w:rPr>
-              <w:t xml:space="preserve">ne </w:t>
-            </w:r>
-            <w:r>
-              <w:rPr>
-                <w:rFonts w:ascii="Helvetica Neue" w:eastAsia="Times New Roman" w:hAnsi="Helvetica Neue" w:cs="Arial"/>
-                <w:color w:val="000000"/>
-                <w:kern w:val="0"/>
-                <w:sz w:val="18"/>
-                <w:szCs w:val="18"/>
-                <w14:ligatures w14:val="none"/>
-              </w:rPr>
-              <w:t>.</w:t>
-            </w:r>
-            <w:proofErr w:type="spellStart"/>
-            <w:r>
-              <w:rPr>
-                <w:rFonts w:ascii="Helvetica Neue" w:eastAsia="Times New Roman" w:hAnsi="Helvetica Neue" w:cs="Arial"/>
-                <w:color w:val="000000"/>
-                <w:kern w:val="0"/>
-                <w:sz w:val="18"/>
-                <w:szCs w:val="18"/>
-                <w14:ligatures w14:val="none"/>
-              </w:rPr>
-              <w:t>qt</w:t>
-            </w:r>
-            <w:proofErr w:type="gramEnd"/>
-            <w:r>
-              <w:rPr>
-                <w:rFonts w:ascii="Helvetica Neue" w:eastAsia="Times New Roman" w:hAnsi="Helvetica Neue" w:cs="Arial"/>
-                <w:color w:val="000000"/>
-                <w:kern w:val="0"/>
-                <w:sz w:val="18"/>
-                <w:szCs w:val="18"/>
-                <w14:ligatures w14:val="none"/>
-              </w:rPr>
-              <w:t>.total_taxes_and_charges</w:t>
-            </w:r>
-            <w:proofErr w:type="spellEnd"/>
+              <w:t xml:space="preserve">[[if ne </w:t>
+            </w:r>
+            <w:r>
+              <w:rPr>
+                <w:rFonts w:ascii="Helvetica Neue" w:eastAsia="Times New Roman" w:hAnsi="Helvetica Neue" w:cs="Arial"/>
+                <w:color w:val="000000"/>
+                <w:kern w:val="0"/>
+                <w:sz w:val="18"/>
+                <w:szCs w:val="18"/>
+                <w14:ligatures w14:val="none"/>
+              </w:rPr>
+              <w:t>.qt.total_taxes_and_charges</w:t>
+            </w:r>
             <w:r>
               <w:rPr>
                 <w:rFonts w:ascii="Helvetica Neue" w:eastAsia="Times New Roman" w:hAnsi="Helvetica Neue" w:cs="Arial"/>
@@ -2711,44 +1729,7 @@
                 <w:szCs w:val="18"/>
                 <w14:ligatures w14:val="none"/>
               </w:rPr>
-              <w:t>[[.</w:t>
-            </w:r>
-            <w:proofErr w:type="spellStart"/>
-            <w:proofErr w:type="gramStart"/>
-            <w:r>
-              <w:rPr>
-                <w:rFonts w:ascii="Helvetica Neue" w:eastAsia="Times New Roman" w:hAnsi="Helvetica Neue" w:cs="Arial"/>
-                <w:color w:val="000000"/>
-                <w:kern w:val="0"/>
-                <w:sz w:val="18"/>
-                <w:szCs w:val="18"/>
-                <w14:ligatures w14:val="none"/>
-              </w:rPr>
-              <w:t>qt.total</w:t>
-            </w:r>
-            <w:proofErr w:type="gramEnd"/>
-            <w:r>
-              <w:rPr>
-                <w:rFonts w:ascii="Helvetica Neue" w:eastAsia="Times New Roman" w:hAnsi="Helvetica Neue" w:cs="Arial"/>
-                <w:color w:val="000000"/>
-                <w:kern w:val="0"/>
-                <w:sz w:val="18"/>
-                <w:szCs w:val="18"/>
-                <w14:ligatures w14:val="none"/>
-              </w:rPr>
-              <w:t>_taxes_and_charges</w:t>
-            </w:r>
-            <w:proofErr w:type="spellEnd"/>
-            <w:r>
-              <w:rPr>
-                <w:rFonts w:ascii="Helvetica Neue" w:eastAsia="Times New Roman" w:hAnsi="Helvetica Neue" w:cs="Arial"/>
-                <w:color w:val="000000"/>
-                <w:kern w:val="0"/>
-                <w:sz w:val="18"/>
-                <w:szCs w:val="18"/>
-                <w14:ligatures w14:val="none"/>
-              </w:rPr>
-              <w:t>]]</w:t>
+              <w:t>[[.qt.total_taxes_and_charges]]</w:t>
             </w:r>
           </w:p>
         </w:tc>
@@ -2865,50 +1846,7 @@
                 <w:szCs w:val="18"/>
                 <w14:ligatures w14:val="none"/>
               </w:rPr>
-              <w:t>[[.</w:t>
-            </w:r>
-            <w:proofErr w:type="spellStart"/>
-            <w:proofErr w:type="gramStart"/>
-            <w:r>
-              <w:rPr>
-                <w:rFonts w:ascii="Helvetica Neue" w:eastAsia="Times New Roman" w:hAnsi="Helvetica Neue" w:cs="Arial"/>
-                <w:b/>
-                <w:bCs/>
-                <w:color w:val="000000"/>
-                <w:kern w:val="0"/>
-                <w:sz w:val="18"/>
-                <w:szCs w:val="18"/>
-                <w14:ligatures w14:val="none"/>
-              </w:rPr>
-              <w:t>qt.grand</w:t>
-            </w:r>
-            <w:proofErr w:type="gramEnd"/>
-            <w:r>
-              <w:rPr>
-                <w:rFonts w:ascii="Helvetica Neue" w:eastAsia="Times New Roman" w:hAnsi="Helvetica Neue" w:cs="Arial"/>
-                <w:b/>
-                <w:bCs/>
-                <w:color w:val="000000"/>
-                <w:kern w:val="0"/>
-                <w:sz w:val="18"/>
-                <w:szCs w:val="18"/>
-                <w14:ligatures w14:val="none"/>
-              </w:rPr>
-              <w:t>_total</w:t>
-            </w:r>
-            <w:proofErr w:type="spellEnd"/>
-            <w:r>
-              <w:rPr>
-                <w:rFonts w:ascii="Helvetica Neue" w:eastAsia="Times New Roman" w:hAnsi="Helvetica Neue" w:cs="Arial"/>
-                <w:b/>
-                <w:bCs/>
-                <w:color w:val="000000"/>
-                <w:kern w:val="0"/>
-                <w:sz w:val="18"/>
-                <w:szCs w:val="18"/>
-                <w14:ligatures w14:val="none"/>
-              </w:rPr>
-              <w:t>]]</w:t>
+              <w:t>[[.qt.grand_total]]</w:t>
             </w:r>
           </w:p>
         </w:tc>
@@ -2954,21 +1892,7 @@
                 <w:szCs w:val="18"/>
                 <w14:ligatures w14:val="none"/>
               </w:rPr>
-              <w:t>[[.</w:t>
-            </w:r>
-            <w:proofErr w:type="spellStart"/>
-            <w:r>
-              <w:rPr>
-                <w:rFonts w:ascii="Helvetica Neue" w:eastAsia="Times New Roman" w:hAnsi="Helvetica Neue" w:cs="Arial"/>
-                <w:b/>
-                <w:bCs/>
-                <w:color w:val="000000"/>
-                <w:kern w:val="0"/>
-                <w:sz w:val="18"/>
-                <w:szCs w:val="18"/>
-                <w14:ligatures w14:val="none"/>
-              </w:rPr>
-              <w:t>qt.</w:t>
+              <w:t>[[.qt.</w:t>
             </w:r>
             <w:r>
               <w:rPr>
@@ -2983,7 +1907,6 @@
               </w:rPr>
               <w:t>in_words</w:t>
             </w:r>
-            <w:proofErr w:type="spellEnd"/>
             <w:r>
               <w:rPr>
                 <w:rFonts w:ascii="Helvetica Neue" w:eastAsia="Times New Roman" w:hAnsi="Helvetica Neue" w:cs="Arial"/>
@@ -3027,31 +1950,7 @@
           <w:rFonts w:ascii="Helvetica Neue" w:hAnsi="Helvetica Neue" w:cs="Arial"/>
           <w:lang w:val="en-US"/>
         </w:rPr>
-        <w:t>[[</w:t>
-      </w:r>
-      <w:proofErr w:type="gramStart"/>
-      <w:r>
-        <w:rPr>
-          <w:rFonts w:ascii="Helvetica Neue" w:hAnsi="Helvetica Neue" w:cs="Arial"/>
-          <w:lang w:val="en-US"/>
-        </w:rPr>
-        <w:t>rtf .</w:t>
-      </w:r>
-      <w:proofErr w:type="spellStart"/>
-      <w:r>
-        <w:rPr>
-          <w:rFonts w:ascii="Helvetica Neue" w:hAnsi="Helvetica Neue" w:cs="Arial"/>
-          <w:lang w:val="en-US"/>
-        </w:rPr>
-        <w:t>qt</w:t>
-      </w:r>
-      <w:proofErr w:type="gramEnd"/>
-      <w:r>
-        <w:rPr>
-          <w:rFonts w:ascii="Helvetica Neue" w:hAnsi="Helvetica Neue" w:cs="Arial"/>
-          <w:lang w:val="en-US"/>
-        </w:rPr>
-        <w:t>.</w:t>
+        <w:t>[[rtf .qt.</w:t>
       </w:r>
       <w:r>
         <w:rPr>
@@ -3060,7 +1959,6 @@
         </w:rPr>
         <w:t>quotation_term_details</w:t>
       </w:r>
-      <w:proofErr w:type="spellEnd"/>
       <w:r>
         <w:rPr>
           <w:rFonts w:ascii="Helvetica Neue" w:hAnsi="Helvetica Neue" w:cs="Arial"/>
@@ -3112,39 +2010,7 @@
           <w:lang w:val="en-US"/>
         </w:rPr>
         <w:lastRenderedPageBreak/>
-        <w:t>[[</w:t>
-      </w:r>
-      <w:proofErr w:type="gramStart"/>
-      <w:r>
-        <w:rPr>
-          <w:rFonts w:ascii="Helvetica Neue" w:hAnsi="Helvetica Neue" w:cs="Arial"/>
-          <w:lang w:val="en-US"/>
-        </w:rPr>
-        <w:t>rtf .</w:t>
-      </w:r>
-      <w:proofErr w:type="spellStart"/>
-      <w:r>
-        <w:rPr>
-          <w:rFonts w:ascii="Helvetica Neue" w:hAnsi="Helvetica Neue" w:cs="Arial"/>
-          <w:lang w:val="en-US"/>
-        </w:rPr>
-        <w:t>qt</w:t>
-      </w:r>
-      <w:proofErr w:type="gramEnd"/>
-      <w:r>
-        <w:rPr>
-          <w:rFonts w:ascii="Helvetica Neue" w:hAnsi="Helvetica Neue" w:cs="Arial"/>
-          <w:lang w:val="en-US"/>
-        </w:rPr>
-        <w:t>.letter_details</w:t>
-      </w:r>
-      <w:proofErr w:type="spellEnd"/>
-      <w:r>
-        <w:rPr>
-          <w:rFonts w:ascii="Helvetica Neue" w:hAnsi="Helvetica Neue" w:cs="Arial"/>
-          <w:lang w:val="en-US"/>
-        </w:rPr>
-        <w:t>]]</w:t>
+        <w:t>[[rtf .qt.letter_details]]</w:t>
       </w:r>
     </w:p>
     <w:p>
@@ -3190,33 +2056,8 @@
           <w:lang w:val="en-US"/>
         </w:rPr>
         <w:lastRenderedPageBreak/>
-        <w:t>[[</w:t>
+        <w:t>[[rtf .qt.standard_tc_details</w:t>
       </w:r>
-      <w:proofErr w:type="gramStart"/>
-      <w:r>
-        <w:rPr>
-          <w:rFonts w:ascii="Helvetica Neue" w:hAnsi="Helvetica Neue" w:cs="Arial"/>
-          <w:lang w:val="en-US"/>
-        </w:rPr>
-        <w:t>rtf .</w:t>
-      </w:r>
-      <w:proofErr w:type="spellStart"/>
-      <w:r>
-        <w:rPr>
-          <w:rFonts w:ascii="Helvetica Neue" w:hAnsi="Helvetica Neue" w:cs="Arial"/>
-          <w:lang w:val="en-US"/>
-        </w:rPr>
-        <w:t>qt</w:t>
-      </w:r>
-      <w:proofErr w:type="gramEnd"/>
-      <w:r>
-        <w:rPr>
-          <w:rFonts w:ascii="Helvetica Neue" w:hAnsi="Helvetica Neue" w:cs="Arial"/>
-          <w:lang w:val="en-US"/>
-        </w:rPr>
-        <w:t>.standard_tc_details</w:t>
-      </w:r>
-      <w:proofErr w:type="spellEnd"/>
       <w:r>
         <w:rPr>
           <w:rFonts w:ascii="Helvetica Neue" w:hAnsi="Helvetica Neue" w:cs="Arial"/>
@@ -3297,41 +2138,7 @@
           <w:lang w:val="en-US"/>
           <w14:ligatures w14:val="none"/>
         </w:rPr>
-        <w:t>[[$</w:t>
-      </w:r>
-      <w:proofErr w:type="spellStart"/>
-      <w:proofErr w:type="gramStart"/>
-      <w:r>
-        <w:rPr>
-          <w:rFonts w:ascii="Helvetica Neue" w:eastAsia="Times New Roman" w:hAnsi="Helvetica Neue" w:cs="Arial"/>
-          <w:color w:val="000000"/>
-          <w:kern w:val="0"/>
-          <w:lang w:val="en-US"/>
-          <w14:ligatures w14:val="none"/>
-        </w:rPr>
-        <w:t>prdSNo</w:t>
-      </w:r>
-      <w:proofErr w:type="spellEnd"/>
-      <w:r>
-        <w:rPr>
-          <w:rFonts w:ascii="Helvetica Neue" w:eastAsia="Times New Roman" w:hAnsi="Helvetica Neue" w:cs="Arial"/>
-          <w:color w:val="000000"/>
-          <w:kern w:val="0"/>
-          <w:lang w:val="en-US"/>
-          <w14:ligatures w14:val="none"/>
-        </w:rPr>
-        <w:t xml:space="preserve"> :</w:t>
-      </w:r>
-      <w:proofErr w:type="gramEnd"/>
-      <w:r>
-        <w:rPr>
-          <w:rFonts w:ascii="Helvetica Neue" w:eastAsia="Times New Roman" w:hAnsi="Helvetica Neue" w:cs="Arial"/>
-          <w:color w:val="000000"/>
-          <w:kern w:val="0"/>
-          <w:lang w:val="en-US"/>
-          <w14:ligatures w14:val="none"/>
-        </w:rPr>
-        <w:t>= 1]]</w:t>
+        <w:t>[[$prdSNo := 1]]</w:t>
       </w:r>
     </w:p>
     <w:tbl>
@@ -3386,118 +2193,7 @@
                 <w:szCs w:val="18"/>
                 <w14:ligatures w14:val="none"/>
               </w:rPr>
-              <w:t>[[</w:t>
-            </w:r>
-            <w:proofErr w:type="spellStart"/>
-            <w:proofErr w:type="gramStart"/>
-            <w:r>
-              <w:rPr>
-                <w:rFonts w:ascii="Helvetica Neue" w:eastAsia="Times New Roman" w:hAnsi="Helvetica Neue" w:cs="Arial"/>
-                <w:color w:val="000000"/>
-                <w:kern w:val="0"/>
-                <w:sz w:val="18"/>
-                <w:szCs w:val="18"/>
-                <w14:ligatures w14:val="none"/>
-              </w:rPr>
-              <w:t>tableStart</w:t>
-            </w:r>
-            <w:proofErr w:type="spellEnd"/>
-            <w:r>
-              <w:rPr>
-                <w:rFonts w:ascii="Helvetica Neue" w:eastAsia="Times New Roman" w:hAnsi="Helvetica Neue" w:cs="Arial"/>
-                <w:color w:val="000000"/>
-                <w:kern w:val="0"/>
-                <w:sz w:val="18"/>
-                <w:szCs w:val="18"/>
-                <w14:ligatures w14:val="none"/>
-              </w:rPr>
-              <w:t>(</w:t>
-            </w:r>
-            <w:proofErr w:type="gramEnd"/>
-            <w:r>
-              <w:rPr>
-                <w:rFonts w:ascii="Helvetica Neue" w:eastAsia="Times New Roman" w:hAnsi="Helvetica Neue" w:cs="Arial"/>
-                <w:color w:val="000000"/>
-                <w:kern w:val="0"/>
-                <w:sz w:val="18"/>
-                <w:szCs w:val="18"/>
-                <w14:ligatures w14:val="none"/>
-              </w:rPr>
-              <w:t>$</w:t>
-            </w:r>
-            <w:proofErr w:type="spellStart"/>
-            <w:r>
-              <w:rPr>
-                <w:rFonts w:ascii="Helvetica Neue" w:eastAsia="Times New Roman" w:hAnsi="Helvetica Neue" w:cs="Arial"/>
-                <w:color w:val="000000"/>
-                <w:kern w:val="0"/>
-                <w:sz w:val="18"/>
-                <w:szCs w:val="18"/>
-                <w14:ligatures w14:val="none"/>
-              </w:rPr>
-              <w:t>prodKey</w:t>
-            </w:r>
-            <w:proofErr w:type="spellEnd"/>
-            <w:r>
-              <w:rPr>
-                <w:rFonts w:ascii="Helvetica Neue" w:eastAsia="Times New Roman" w:hAnsi="Helvetica Neue" w:cs="Arial"/>
-                <w:color w:val="000000"/>
-                <w:kern w:val="0"/>
-                <w:sz w:val="18"/>
-                <w:szCs w:val="18"/>
-                <w14:ligatures w14:val="none"/>
-              </w:rPr>
-              <w:t>, $</w:t>
-            </w:r>
-            <w:proofErr w:type="spellStart"/>
-            <w:r>
-              <w:rPr>
-                <w:rFonts w:ascii="Helvetica Neue" w:eastAsia="Times New Roman" w:hAnsi="Helvetica Neue" w:cs="Arial"/>
-                <w:color w:val="000000"/>
-                <w:kern w:val="0"/>
-                <w:sz w:val="18"/>
-                <w:szCs w:val="18"/>
-                <w14:ligatures w14:val="none"/>
-              </w:rPr>
-              <w:t>pv</w:t>
-            </w:r>
-            <w:proofErr w:type="spellEnd"/>
-            <w:r>
-              <w:rPr>
-                <w:rFonts w:ascii="Helvetica Neue" w:eastAsia="Times New Roman" w:hAnsi="Helvetica Neue" w:cs="Arial"/>
-                <w:color w:val="000000"/>
-                <w:kern w:val="0"/>
-                <w:sz w:val="18"/>
-                <w:szCs w:val="18"/>
-                <w14:ligatures w14:val="none"/>
-              </w:rPr>
-              <w:t xml:space="preserve"> as .</w:t>
-            </w:r>
-            <w:proofErr w:type="spellStart"/>
-            <w:proofErr w:type="gramStart"/>
-            <w:r>
-              <w:rPr>
-                <w:rFonts w:ascii="Helvetica Neue" w:eastAsia="Times New Roman" w:hAnsi="Helvetica Neue" w:cs="Arial"/>
-                <w:color w:val="000000"/>
-                <w:kern w:val="0"/>
-                <w:sz w:val="18"/>
-                <w:szCs w:val="18"/>
-                <w14:ligatures w14:val="none"/>
-              </w:rPr>
-              <w:t>ci.cartItem</w:t>
-            </w:r>
-            <w:proofErr w:type="spellEnd"/>
-            <w:proofErr w:type="gramEnd"/>
-            <w:r>
-              <w:rPr>
-                <w:rFonts w:ascii="Helvetica Neue" w:eastAsia="Times New Roman" w:hAnsi="Helvetica Neue" w:cs="Arial"/>
-                <w:color w:val="000000"/>
-                <w:kern w:val="0"/>
-                <w:sz w:val="18"/>
-                <w:szCs w:val="18"/>
-                <w14:ligatures w14:val="none"/>
-              </w:rPr>
-              <w:t>)]]</w:t>
+              <w:t>[[tableStart($prodKey, $pv as .ci.cartItem)]]</w:t>
             </w:r>
           </w:p>
         </w:tc>
@@ -3541,9 +2237,8 @@
                 <w:u w:val="single"/>
                 <w14:ligatures w14:val="none"/>
               </w:rPr>
-              <w:t>[[$</w:t>
-            </w:r>
-            <w:proofErr w:type="spellStart"/>
+              <w:t>[[$prdSNo]]</w:t>
+            </w:r>
             <w:r>
               <w:rPr>
                 <w:rFonts w:ascii="Helvetica Neue" w:eastAsia="Times New Roman" w:hAnsi="Helvetica Neue" w:cs="Arial"/>
@@ -3554,9 +2249,8 @@
                 <w:u w:val="single"/>
                 <w14:ligatures w14:val="none"/>
               </w:rPr>
-              <w:t>prdSNo</w:t>
-            </w:r>
-            <w:proofErr w:type="spellEnd"/>
+              <w:t xml:space="preserve"> - </w:t>
+            </w:r>
             <w:r>
               <w:rPr>
                 <w:rFonts w:ascii="Helvetica Neue" w:eastAsia="Times New Roman" w:hAnsi="Helvetica Neue" w:cs="Arial"/>
@@ -3567,7 +2261,7 @@
                 <w:u w:val="single"/>
                 <w14:ligatures w14:val="none"/>
               </w:rPr>
-              <w:t>]]</w:t>
+              <w:t>[[$pv.productName]]</w:t>
             </w:r>
             <w:r>
               <w:rPr>
@@ -3579,7 +2273,7 @@
                 <w:u w:val="single"/>
                 <w14:ligatures w14:val="none"/>
               </w:rPr>
-              <w:t xml:space="preserve"> - </w:t>
+              <w:t xml:space="preserve"> -</w:t>
             </w:r>
             <w:r>
               <w:rPr>
@@ -3591,10 +2285,8 @@
                 <w:u w:val="single"/>
                 <w14:ligatures w14:val="none"/>
               </w:rPr>
-              <w:t>[[$</w:t>
-            </w:r>
-            <w:proofErr w:type="spellStart"/>
-            <w:proofErr w:type="gramStart"/>
+              <w:t xml:space="preserve"> </w:t>
+            </w:r>
             <w:r>
               <w:rPr>
                 <w:rFonts w:ascii="Helvetica Neue" w:eastAsia="Times New Roman" w:hAnsi="Helvetica Neue" w:cs="Arial"/>
@@ -3605,10 +2297,8 @@
                 <w:u w:val="single"/>
                 <w14:ligatures w14:val="none"/>
               </w:rPr>
-              <w:t>pv.productName</w:t>
-            </w:r>
-            <w:proofErr w:type="spellEnd"/>
-            <w:proofErr w:type="gramEnd"/>
+              <w:t>[[$cur]]</w:t>
+            </w:r>
             <w:r>
               <w:rPr>
                 <w:rFonts w:ascii="Helvetica Neue" w:eastAsia="Times New Roman" w:hAnsi="Helvetica Neue" w:cs="Arial"/>
@@ -3619,7 +2309,7 @@
                 <w:u w:val="single"/>
                 <w14:ligatures w14:val="none"/>
               </w:rPr>
-              <w:t>]]</w:t>
+              <w:t xml:space="preserve"> </w:t>
             </w:r>
             <w:r>
               <w:rPr>
@@ -3631,16 +2321,15 @@
                 <w:u w:val="single"/>
                 <w14:ligatures w14:val="none"/>
               </w:rPr>
-              <w:t xml:space="preserve"> -</w:t>
-            </w:r>
-            <w:r>
-              <w:rPr>
-                <w:rFonts w:ascii="Helvetica Neue" w:eastAsia="Times New Roman" w:hAnsi="Helvetica Neue" w:cs="Arial"/>
-                <w:b/>
-                <w:bCs/>
-                <w:color w:val="000000"/>
-                <w:kern w:val="0"/>
-                <w:u w:val="single"/>
+              <w:t>[[$pv.productTotal]]</w:t>
+            </w:r>
+            <w:r>
+              <w:rPr>
+                <w:rFonts w:ascii="Helvetica Neue" w:eastAsia="Times New Roman" w:hAnsi="Helvetica Neue" w:cs="Arial"/>
+                <w:b/>
+                <w:bCs/>
+                <w:color w:val="000000"/>
+                <w:kern w:val="0"/>
                 <w14:ligatures w14:val="none"/>
               </w:rPr>
               <w:t xml:space="preserve"> </w:t>
@@ -3652,121 +2341,9 @@
                 <w:bCs/>
                 <w:color w:val="000000"/>
                 <w:kern w:val="0"/>
-                <w:u w:val="single"/>
-                <w14:ligatures w14:val="none"/>
-              </w:rPr>
-              <w:t>[[$cur]]</w:t>
-            </w:r>
-            <w:r>
-              <w:rPr>
-                <w:rFonts w:ascii="Helvetica Neue" w:eastAsia="Times New Roman" w:hAnsi="Helvetica Neue" w:cs="Arial"/>
-                <w:b/>
-                <w:bCs/>
-                <w:color w:val="000000"/>
-                <w:kern w:val="0"/>
-                <w:u w:val="single"/>
-                <w14:ligatures w14:val="none"/>
-              </w:rPr>
-              <w:t xml:space="preserve"> </w:t>
-            </w:r>
-            <w:r>
-              <w:rPr>
-                <w:rFonts w:ascii="Helvetica Neue" w:eastAsia="Times New Roman" w:hAnsi="Helvetica Neue" w:cs="Arial"/>
-                <w:b/>
-                <w:bCs/>
-                <w:color w:val="000000"/>
-                <w:kern w:val="0"/>
-                <w:u w:val="single"/>
-                <w14:ligatures w14:val="none"/>
-              </w:rPr>
-              <w:t>[[$</w:t>
-            </w:r>
-            <w:proofErr w:type="spellStart"/>
-            <w:proofErr w:type="gramStart"/>
-            <w:r>
-              <w:rPr>
-                <w:rFonts w:ascii="Helvetica Neue" w:eastAsia="Times New Roman" w:hAnsi="Helvetica Neue" w:cs="Arial"/>
-                <w:b/>
-                <w:bCs/>
-                <w:color w:val="000000"/>
-                <w:kern w:val="0"/>
-                <w:u w:val="single"/>
-                <w14:ligatures w14:val="none"/>
-              </w:rPr>
-              <w:t>pv.productTotal</w:t>
-            </w:r>
-            <w:proofErr w:type="spellEnd"/>
-            <w:proofErr w:type="gramEnd"/>
-            <w:r>
-              <w:rPr>
-                <w:rFonts w:ascii="Helvetica Neue" w:eastAsia="Times New Roman" w:hAnsi="Helvetica Neue" w:cs="Arial"/>
-                <w:b/>
-                <w:bCs/>
-                <w:color w:val="000000"/>
-                <w:kern w:val="0"/>
-                <w:u w:val="single"/>
-                <w14:ligatures w14:val="none"/>
-              </w:rPr>
-              <w:t>]]</w:t>
-            </w:r>
-            <w:r>
-              <w:rPr>
-                <w:rFonts w:ascii="Helvetica Neue" w:eastAsia="Times New Roman" w:hAnsi="Helvetica Neue" w:cs="Arial"/>
-                <w:b/>
-                <w:bCs/>
-                <w:color w:val="000000"/>
-                <w:kern w:val="0"/>
-                <w14:ligatures w14:val="none"/>
-              </w:rPr>
-              <w:t xml:space="preserve"> </w:t>
-            </w:r>
-            <w:r>
-              <w:rPr>
-                <w:rFonts w:ascii="Helvetica Neue" w:eastAsia="Times New Roman" w:hAnsi="Helvetica Neue" w:cs="Arial"/>
-                <w:b/>
-                <w:bCs/>
-                <w:color w:val="000000"/>
-                <w:kern w:val="0"/>
-                <w14:ligatures w14:val="none"/>
-              </w:rPr>
-              <w:t>[[$</w:t>
-            </w:r>
-            <w:proofErr w:type="spellStart"/>
-            <w:proofErr w:type="gramStart"/>
-            <w:r>
-              <w:rPr>
-                <w:rFonts w:ascii="Helvetica Neue" w:eastAsia="Times New Roman" w:hAnsi="Helvetica Neue" w:cs="Arial"/>
-                <w:b/>
-                <w:bCs/>
-                <w:color w:val="000000"/>
-                <w:kern w:val="0"/>
-                <w14:ligatures w14:val="none"/>
-              </w:rPr>
-              <w:t>na</w:t>
-            </w:r>
-            <w:proofErr w:type="spellEnd"/>
-            <w:r>
-              <w:rPr>
-                <w:rFonts w:ascii="Helvetica Neue" w:eastAsia="Times New Roman" w:hAnsi="Helvetica Neue" w:cs="Arial"/>
-                <w:b/>
-                <w:bCs/>
-                <w:color w:val="000000"/>
-                <w:kern w:val="0"/>
-                <w14:ligatures w14:val="none"/>
-              </w:rPr>
-              <w:t xml:space="preserve"> :</w:t>
-            </w:r>
-            <w:proofErr w:type="gramEnd"/>
-            <w:r>
-              <w:rPr>
-                <w:rFonts w:ascii="Helvetica Neue" w:eastAsia="Times New Roman" w:hAnsi="Helvetica Neue" w:cs="Arial"/>
-                <w:b/>
-                <w:bCs/>
-                <w:color w:val="000000"/>
-                <w:kern w:val="0"/>
-                <w14:ligatures w14:val="none"/>
-              </w:rPr>
-              <w:t>= “</w:t>
+                <w14:ligatures w14:val="none"/>
+              </w:rPr>
+              <w:t>[[$na := “</w:t>
             </w:r>
             <w:r>
               <w:rPr>
@@ -3826,70 +2403,7 @@
                 <w:szCs w:val="18"/>
                 <w14:ligatures w14:val="none"/>
               </w:rPr>
-              <w:t>[[</w:t>
-            </w:r>
-            <w:proofErr w:type="spellStart"/>
-            <w:proofErr w:type="gramStart"/>
-            <w:r>
-              <w:rPr>
-                <w:rFonts w:ascii="Helvetica Neue" w:eastAsia="Times New Roman" w:hAnsi="Helvetica Neue" w:cs="Arial"/>
-                <w:color w:val="000000"/>
-                <w:kern w:val="0"/>
-                <w:sz w:val="18"/>
-                <w:szCs w:val="18"/>
-                <w14:ligatures w14:val="none"/>
-              </w:rPr>
-              <w:t>tableStart</w:t>
-            </w:r>
-            <w:proofErr w:type="spellEnd"/>
-            <w:r>
-              <w:rPr>
-                <w:rFonts w:ascii="Helvetica Neue" w:eastAsia="Times New Roman" w:hAnsi="Helvetica Neue" w:cs="Arial"/>
-                <w:color w:val="000000"/>
-                <w:kern w:val="0"/>
-                <w:sz w:val="18"/>
-                <w:szCs w:val="18"/>
-                <w14:ligatures w14:val="none"/>
-              </w:rPr>
-              <w:t>(</w:t>
-            </w:r>
-            <w:proofErr w:type="gramEnd"/>
-            <w:r>
-              <w:rPr>
-                <w:rFonts w:ascii="Helvetica Neue" w:eastAsia="Times New Roman" w:hAnsi="Helvetica Neue" w:cs="Arial"/>
-                <w:color w:val="000000"/>
-                <w:kern w:val="0"/>
-                <w:sz w:val="18"/>
-                <w:szCs w:val="18"/>
-                <w14:ligatures w14:val="none"/>
-              </w:rPr>
-              <w:t>$k, $item as $</w:t>
-            </w:r>
-            <w:proofErr w:type="spellStart"/>
-            <w:proofErr w:type="gramStart"/>
-            <w:r>
-              <w:rPr>
-                <w:rFonts w:ascii="Helvetica Neue" w:eastAsia="Times New Roman" w:hAnsi="Helvetica Neue" w:cs="Arial"/>
-                <w:color w:val="000000"/>
-                <w:kern w:val="0"/>
-                <w:sz w:val="18"/>
-                <w:szCs w:val="18"/>
-                <w14:ligatures w14:val="none"/>
-              </w:rPr>
-              <w:t>pv.items</w:t>
-            </w:r>
-            <w:proofErr w:type="spellEnd"/>
-            <w:proofErr w:type="gramEnd"/>
-            <w:r>
-              <w:rPr>
-                <w:rFonts w:ascii="Helvetica Neue" w:eastAsia="Times New Roman" w:hAnsi="Helvetica Neue" w:cs="Arial"/>
-                <w:color w:val="000000"/>
-                <w:kern w:val="0"/>
-                <w:sz w:val="18"/>
-                <w:szCs w:val="18"/>
-                <w14:ligatures w14:val="none"/>
-              </w:rPr>
-              <w:t>)]]</w:t>
+              <w:t>[[tableStart($k, $item as $pv.items)]]</w:t>
             </w:r>
           </w:p>
         </w:tc>
@@ -3933,35 +2447,65 @@
                 <w:lang w:val="en-US"/>
                 <w14:ligatures w14:val="none"/>
               </w:rPr>
-              <w:t>[[if ne $</w:t>
-            </w:r>
-            <w:proofErr w:type="spellStart"/>
-            <w:proofErr w:type="gramStart"/>
-            <w:r>
-              <w:rPr>
-                <w:rFonts w:ascii="Helvetica Neue" w:eastAsia="Times New Roman" w:hAnsi="Helvetica Neue" w:cs="Arial"/>
+              <w:t>[[if ne $pv.productCode “SIL”]]</w:t>
+            </w:r>
+          </w:p>
+          <w:p>
+            <w:pPr>
+              <w:jc w:val="center"/>
+              <w:outlineLvl w:val="1"/>
+              <w:rPr>
+                <w:rFonts w:ascii="Helvetica Neue" w:eastAsia="Times New Roman" w:hAnsi="Helvetica Neue" w:cs="Arial"/>
+                <w:b/>
+                <w:bCs/>
+                <w:color w:val="000000"/>
+                <w:kern w:val="0"/>
+                <w:sz w:val="18"/>
+                <w:szCs w:val="18"/>
+                <w14:ligatures w14:val="none"/>
+              </w:rPr>
+            </w:pPr>
+            <w:r>
+              <w:rPr>
+                <w:rFonts w:ascii="Helvetica Neue" w:eastAsia="Times New Roman" w:hAnsi="Helvetica Neue" w:cs="Arial"/>
+                <w:b/>
+                <w:bCs/>
+                <w:color w:val="000000"/>
+                <w:kern w:val="0"/>
+                <w:sz w:val="18"/>
+                <w:szCs w:val="18"/>
+                <w14:ligatures w14:val="none"/>
+              </w:rPr>
+              <w:t>[[$Item.modelName]]</w:t>
+            </w:r>
+          </w:p>
+          <w:p>
+            <w:pPr>
+              <w:jc w:val="center"/>
+              <w:outlineLvl w:val="1"/>
+              <w:rPr>
+                <w:rFonts w:ascii="Helvetica Neue" w:eastAsia="Times New Roman" w:hAnsi="Helvetica Neue" w:cs="Arial"/>
+                <w:b/>
+                <w:bCs/>
                 <w:color w:val="000000"/>
                 <w:kern w:val="0"/>
                 <w:sz w:val="10"/>
                 <w:szCs w:val="10"/>
-                <w:lang w:val="en-US"/>
-                <w14:ligatures w14:val="none"/>
-              </w:rPr>
-              <w:t>pv.productCode</w:t>
-            </w:r>
-            <w:proofErr w:type="spellEnd"/>
-            <w:proofErr w:type="gramEnd"/>
-            <w:r>
-              <w:rPr>
-                <w:rFonts w:ascii="Helvetica Neue" w:eastAsia="Times New Roman" w:hAnsi="Helvetica Neue" w:cs="Arial"/>
+                <w14:ligatures w14:val="none"/>
+              </w:rPr>
+            </w:pPr>
+            <w:r>
+              <w:rPr>
+                <w:rFonts w:ascii="Helvetica Neue" w:eastAsia="Times New Roman" w:hAnsi="Helvetica Neue" w:cs="Arial"/>
+                <w:b/>
+                <w:bCs/>
                 <w:color w:val="000000"/>
                 <w:kern w:val="0"/>
                 <w:sz w:val="10"/>
                 <w:szCs w:val="10"/>
-                <w:lang w:val="en-US"/>
-                <w14:ligatures w14:val="none"/>
-              </w:rPr>
-              <w:t xml:space="preserve"> “SIL”]]</w:t>
+                <w14:ligatures w14:val="none"/>
+              </w:rPr>
+              <w:t>[[end]]</w:t>
             </w:r>
           </w:p>
           <w:p>
@@ -3982,43 +2526,14 @@
             <w:r>
               <w:rPr>
                 <w:rFonts w:ascii="Helvetica Neue" w:eastAsia="Times New Roman" w:hAnsi="Helvetica Neue" w:cs="Arial"/>
-                <w:b/>
-                <w:bCs/>
-                <w:color w:val="000000"/>
-                <w:kern w:val="0"/>
-                <w:sz w:val="18"/>
-                <w:szCs w:val="18"/>
-                <w14:ligatures w14:val="none"/>
-              </w:rPr>
-              <w:t>[[$</w:t>
-            </w:r>
-            <w:proofErr w:type="spellStart"/>
-            <w:r>
-              <w:rPr>
-                <w:rFonts w:ascii="Helvetica Neue" w:eastAsia="Times New Roman" w:hAnsi="Helvetica Neue" w:cs="Arial"/>
-                <w:b/>
-                <w:bCs/>
-                <w:color w:val="000000"/>
-                <w:kern w:val="0"/>
-                <w:sz w:val="18"/>
-                <w:szCs w:val="18"/>
-                <w14:ligatures w14:val="none"/>
-              </w:rPr>
-              <w:t>Item.modelName</w:t>
-            </w:r>
-            <w:proofErr w:type="spellEnd"/>
-            <w:r>
-              <w:rPr>
-                <w:rFonts w:ascii="Helvetica Neue" w:eastAsia="Times New Roman" w:hAnsi="Helvetica Neue" w:cs="Arial"/>
-                <w:b/>
-                <w:bCs/>
-                <w:color w:val="000000"/>
-                <w:kern w:val="0"/>
-                <w:sz w:val="18"/>
-                <w:szCs w:val="18"/>
-                <w14:ligatures w14:val="none"/>
-              </w:rPr>
-              <w:t>]]</w:t>
+                <w:color w:val="000000"/>
+                <w:kern w:val="0"/>
+                <w:sz w:val="10"/>
+                <w:szCs w:val="10"/>
+                <w:lang w:val="en-US"/>
+                <w14:ligatures w14:val="none"/>
+              </w:rPr>
+              <w:t>[[if eq $pv.productCode “SIL”]]</w:t>
             </w:r>
           </w:p>
           <w:p>
@@ -4031,136 +2546,23 @@
                 <w:bCs/>
                 <w:color w:val="000000"/>
                 <w:kern w:val="0"/>
-                <w:sz w:val="10"/>
-                <w:szCs w:val="10"/>
-                <w14:ligatures w14:val="none"/>
-              </w:rPr>
-            </w:pPr>
-            <w:r>
-              <w:rPr>
-                <w:rFonts w:ascii="Helvetica Neue" w:eastAsia="Times New Roman" w:hAnsi="Helvetica Neue" w:cs="Arial"/>
-                <w:b/>
-                <w:bCs/>
-                <w:color w:val="000000"/>
-                <w:kern w:val="0"/>
-                <w:sz w:val="10"/>
-                <w:szCs w:val="10"/>
-                <w14:ligatures w14:val="none"/>
-              </w:rPr>
-              <w:t>[[end]]</w:t>
-            </w:r>
-          </w:p>
-          <w:p>
-            <w:pPr>
-              <w:jc w:val="center"/>
-              <w:outlineLvl w:val="1"/>
-              <w:rPr>
-                <w:rFonts w:ascii="Helvetica Neue" w:eastAsia="Times New Roman" w:hAnsi="Helvetica Neue" w:cs="Arial"/>
-                <w:b/>
-                <w:bCs/>
-                <w:color w:val="000000"/>
-                <w:kern w:val="0"/>
-                <w:sz w:val="18"/>
-                <w:szCs w:val="18"/>
-                <w14:ligatures w14:val="none"/>
-              </w:rPr>
-            </w:pPr>
-            <w:r>
-              <w:rPr>
-                <w:rFonts w:ascii="Helvetica Neue" w:eastAsia="Times New Roman" w:hAnsi="Helvetica Neue" w:cs="Arial"/>
-                <w:color w:val="000000"/>
-                <w:kern w:val="0"/>
-                <w:sz w:val="10"/>
-                <w:szCs w:val="10"/>
-                <w:lang w:val="en-US"/>
-                <w14:ligatures w14:val="none"/>
-              </w:rPr>
-              <w:t>[[if eq $</w:t>
-            </w:r>
-            <w:proofErr w:type="spellStart"/>
-            <w:proofErr w:type="gramStart"/>
-            <w:r>
-              <w:rPr>
-                <w:rFonts w:ascii="Helvetica Neue" w:eastAsia="Times New Roman" w:hAnsi="Helvetica Neue" w:cs="Arial"/>
-                <w:color w:val="000000"/>
-                <w:kern w:val="0"/>
-                <w:sz w:val="10"/>
-                <w:szCs w:val="10"/>
-                <w:lang w:val="en-US"/>
-                <w14:ligatures w14:val="none"/>
-              </w:rPr>
-              <w:t>pv.productCode</w:t>
-            </w:r>
-            <w:proofErr w:type="spellEnd"/>
-            <w:proofErr w:type="gramEnd"/>
-            <w:r>
-              <w:rPr>
-                <w:rFonts w:ascii="Helvetica Neue" w:eastAsia="Times New Roman" w:hAnsi="Helvetica Neue" w:cs="Arial"/>
-                <w:color w:val="000000"/>
-                <w:kern w:val="0"/>
-                <w:sz w:val="10"/>
-                <w:szCs w:val="10"/>
-                <w:lang w:val="en-US"/>
-                <w14:ligatures w14:val="none"/>
-              </w:rPr>
-              <w:t xml:space="preserve"> “SIL”]]</w:t>
-            </w:r>
-          </w:p>
-          <w:p>
-            <w:pPr>
-              <w:jc w:val="center"/>
-              <w:outlineLvl w:val="1"/>
-              <w:rPr>
-                <w:rFonts w:ascii="Helvetica Neue" w:eastAsia="Times New Roman" w:hAnsi="Helvetica Neue" w:cs="Arial"/>
-                <w:b/>
-                <w:bCs/>
-                <w:color w:val="000000"/>
-                <w:kern w:val="0"/>
-                <w:sz w:val="18"/>
-                <w:szCs w:val="18"/>
-                <w14:ligatures w14:val="none"/>
-              </w:rPr>
-            </w:pPr>
-            <w:r>
-              <w:rPr>
-                <w:rFonts w:ascii="Helvetica Neue" w:eastAsia="Times New Roman" w:hAnsi="Helvetica Neue" w:cs="Arial"/>
-                <w:b/>
-                <w:bCs/>
-                <w:color w:val="000000"/>
-                <w:kern w:val="0"/>
-                <w:sz w:val="18"/>
-                <w:szCs w:val="18"/>
-                <w14:ligatures w14:val="none"/>
-              </w:rPr>
-              <w:t>[[$</w:t>
-            </w:r>
-            <w:proofErr w:type="spellStart"/>
-            <w:r>
-              <w:rPr>
-                <w:rFonts w:ascii="Helvetica Neue" w:eastAsia="Times New Roman" w:hAnsi="Helvetica Neue" w:cs="Arial"/>
-                <w:b/>
-                <w:bCs/>
-                <w:color w:val="000000"/>
-                <w:kern w:val="0"/>
-                <w:sz w:val="18"/>
-                <w:szCs w:val="18"/>
-                <w14:ligatures w14:val="none"/>
-              </w:rPr>
-              <w:t>Item.subcategory</w:t>
-            </w:r>
-            <w:proofErr w:type="spellEnd"/>
-            <w:r>
-              <w:rPr>
-                <w:rFonts w:ascii="Helvetica Neue" w:eastAsia="Times New Roman" w:hAnsi="Helvetica Neue" w:cs="Arial"/>
-                <w:b/>
-                <w:bCs/>
-                <w:color w:val="000000"/>
-                <w:kern w:val="0"/>
-                <w:sz w:val="18"/>
-                <w:szCs w:val="18"/>
-                <w14:ligatures w14:val="none"/>
-              </w:rPr>
-              <w:t>]]</w:t>
+                <w:sz w:val="18"/>
+                <w:szCs w:val="18"/>
+                <w14:ligatures w14:val="none"/>
+              </w:rPr>
+            </w:pPr>
+            <w:r>
+              <w:rPr>
+                <w:rFonts w:ascii="Helvetica Neue" w:eastAsia="Times New Roman" w:hAnsi="Helvetica Neue" w:cs="Arial"/>
+                <w:b/>
+                <w:bCs/>
+                <w:color w:val="000000"/>
+                <w:kern w:val="0"/>
+                <w:sz w:val="18"/>
+                <w:szCs w:val="18"/>
+                <w14:ligatures w14:val="none"/>
+              </w:rPr>
+              <w:t>[[$Item.subcategory]]</w:t>
             </w:r>
           </w:p>
           <w:p>
@@ -4222,94 +2624,7 @@
                 <w:szCs w:val="18"/>
                 <w14:ligatures w14:val="none"/>
               </w:rPr>
-              <w:t>[[</w:t>
-            </w:r>
-            <w:proofErr w:type="spellStart"/>
-            <w:proofErr w:type="gramStart"/>
-            <w:r>
-              <w:rPr>
-                <w:rFonts w:ascii="Helvetica Neue" w:eastAsia="Times New Roman" w:hAnsi="Helvetica Neue" w:cs="Arial"/>
-                <w:color w:val="000000"/>
-                <w:kern w:val="0"/>
-                <w:sz w:val="18"/>
-                <w:szCs w:val="18"/>
-                <w14:ligatures w14:val="none"/>
-              </w:rPr>
-              <w:t>tableStart</w:t>
-            </w:r>
-            <w:proofErr w:type="spellEnd"/>
-            <w:r>
-              <w:rPr>
-                <w:rFonts w:ascii="Helvetica Neue" w:eastAsia="Times New Roman" w:hAnsi="Helvetica Neue" w:cs="Arial"/>
-                <w:color w:val="000000"/>
-                <w:kern w:val="0"/>
-                <w:sz w:val="18"/>
-                <w:szCs w:val="18"/>
-                <w14:ligatures w14:val="none"/>
-              </w:rPr>
-              <w:t>(</w:t>
-            </w:r>
-            <w:proofErr w:type="gramEnd"/>
-            <w:r>
-              <w:rPr>
-                <w:rFonts w:ascii="Helvetica Neue" w:eastAsia="Times New Roman" w:hAnsi="Helvetica Neue" w:cs="Arial"/>
-                <w:color w:val="000000"/>
-                <w:kern w:val="0"/>
-                <w:sz w:val="18"/>
-                <w:szCs w:val="18"/>
-                <w14:ligatures w14:val="none"/>
-              </w:rPr>
-              <w:t>$k, $</w:t>
-            </w:r>
-            <w:proofErr w:type="spellStart"/>
-            <w:r>
-              <w:rPr>
-                <w:rFonts w:ascii="Helvetica Neue" w:eastAsia="Times New Roman" w:hAnsi="Helvetica Neue" w:cs="Arial"/>
-                <w:color w:val="000000"/>
-                <w:kern w:val="0"/>
-                <w:sz w:val="18"/>
-                <w:szCs w:val="18"/>
-                <w14:ligatures w14:val="none"/>
-              </w:rPr>
-              <w:t>h as</w:t>
-            </w:r>
-            <w:proofErr w:type="spellEnd"/>
-            <w:r>
-              <w:rPr>
-                <w:rFonts w:ascii="Helvetica Neue" w:eastAsia="Times New Roman" w:hAnsi="Helvetica Neue" w:cs="Arial"/>
-                <w:color w:val="000000"/>
-                <w:kern w:val="0"/>
-                <w:sz w:val="18"/>
-                <w:szCs w:val="18"/>
-                <w14:ligatures w14:val="none"/>
-              </w:rPr>
-              <w:t xml:space="preserve"> $</w:t>
-            </w:r>
-            <w:proofErr w:type="spellStart"/>
-            <w:proofErr w:type="gramStart"/>
-            <w:r>
-              <w:rPr>
-                <w:rFonts w:ascii="Helvetica Neue" w:eastAsia="Times New Roman" w:hAnsi="Helvetica Neue" w:cs="Arial"/>
-                <w:color w:val="000000"/>
-                <w:kern w:val="0"/>
-                <w:sz w:val="18"/>
-                <w:szCs w:val="18"/>
-                <w14:ligatures w14:val="none"/>
-              </w:rPr>
-              <w:t>item.headersDisplay</w:t>
-            </w:r>
-            <w:proofErr w:type="spellEnd"/>
-            <w:proofErr w:type="gramEnd"/>
-            <w:r>
-              <w:rPr>
-                <w:rFonts w:ascii="Helvetica Neue" w:eastAsia="Times New Roman" w:hAnsi="Helvetica Neue" w:cs="Arial"/>
-                <w:color w:val="000000"/>
-                <w:kern w:val="0"/>
-                <w:sz w:val="18"/>
-                <w:szCs w:val="18"/>
-                <w14:ligatures w14:val="none"/>
-              </w:rPr>
-              <w:t>)]]</w:t>
+              <w:t>[[tableStart($k, $h as $item.headersDisplay)]]</w:t>
             </w:r>
           </w:p>
         </w:tc>
@@ -4344,37 +2659,7 @@
                 <w:szCs w:val="18"/>
                 <w14:ligatures w14:val="none"/>
               </w:rPr>
-              <w:t>[[$</w:t>
-            </w:r>
-            <w:proofErr w:type="spellStart"/>
-            <w:proofErr w:type="gramStart"/>
-            <w:r>
-              <w:rPr>
-                <w:rFonts w:ascii="Helvetica Neue" w:eastAsia="Times New Roman" w:hAnsi="Helvetica Neue" w:cs="Arial"/>
-                <w:b/>
-                <w:bCs/>
-                <w:color w:val="000000"/>
-                <w:kern w:val="0"/>
-                <w:sz w:val="18"/>
-                <w:szCs w:val="18"/>
-                <w14:ligatures w14:val="none"/>
-              </w:rPr>
-              <w:t>h.leftLabel</w:t>
-            </w:r>
-            <w:proofErr w:type="spellEnd"/>
-            <w:proofErr w:type="gramEnd"/>
-            <w:r>
-              <w:rPr>
-                <w:rFonts w:ascii="Helvetica Neue" w:eastAsia="Times New Roman" w:hAnsi="Helvetica Neue" w:cs="Arial"/>
-                <w:b/>
-                <w:bCs/>
-                <w:color w:val="000000"/>
-                <w:kern w:val="0"/>
-                <w:sz w:val="18"/>
-                <w:szCs w:val="18"/>
-                <w14:ligatures w14:val="none"/>
-              </w:rPr>
-              <w:t>]]</w:t>
+              <w:t>[[$h.leftLabel]]</w:t>
             </w:r>
           </w:p>
         </w:tc>
@@ -4403,216 +2688,29 @@
                 <w:szCs w:val="18"/>
                 <w14:ligatures w14:val="none"/>
               </w:rPr>
-              <w:t>[[if ne $</w:t>
-            </w:r>
-            <w:proofErr w:type="spellStart"/>
-            <w:proofErr w:type="gramStart"/>
-            <w:r>
-              <w:rPr>
-                <w:rFonts w:ascii="Helvetica Neue" w:eastAsia="Times New Roman" w:hAnsi="Helvetica Neue" w:cs="Arial"/>
-                <w:color w:val="000000"/>
-                <w:kern w:val="0"/>
-                <w:sz w:val="18"/>
-                <w:szCs w:val="18"/>
-                <w14:ligatures w14:val="none"/>
-              </w:rPr>
-              <w:t>h.leftValue</w:t>
-            </w:r>
-            <w:proofErr w:type="spellEnd"/>
-            <w:proofErr w:type="gramEnd"/>
-            <w:r>
-              <w:rPr>
-                <w:rFonts w:ascii="Helvetica Neue" w:eastAsia="Times New Roman" w:hAnsi="Helvetica Neue" w:cs="Arial"/>
-                <w:color w:val="000000"/>
-                <w:kern w:val="0"/>
-                <w:sz w:val="18"/>
-                <w:szCs w:val="18"/>
-                <w14:ligatures w14:val="none"/>
-              </w:rPr>
-              <w:t xml:space="preserve"> $</w:t>
-            </w:r>
-            <w:proofErr w:type="spellStart"/>
-            <w:r>
-              <w:rPr>
-                <w:rFonts w:ascii="Helvetica Neue" w:eastAsia="Times New Roman" w:hAnsi="Helvetica Neue" w:cs="Arial"/>
-                <w:color w:val="000000"/>
-                <w:kern w:val="0"/>
-                <w:sz w:val="18"/>
-                <w:szCs w:val="18"/>
-                <w14:ligatures w14:val="none"/>
-              </w:rPr>
-              <w:t>na</w:t>
-            </w:r>
-            <w:proofErr w:type="spellEnd"/>
-            <w:proofErr w:type="gramStart"/>
-            <w:r>
-              <w:rPr>
-                <w:rFonts w:ascii="Helvetica Neue" w:eastAsia="Times New Roman" w:hAnsi="Helvetica Neue" w:cs="Arial"/>
-                <w:color w:val="000000"/>
-                <w:kern w:val="0"/>
-                <w:sz w:val="18"/>
-                <w:szCs w:val="18"/>
-                <w14:ligatures w14:val="none"/>
-              </w:rPr>
-              <w:t>]]</w:t>
-            </w:r>
-            <w:r>
-              <w:rPr>
-                <w:rFonts w:ascii="Helvetica Neue" w:eastAsia="Times New Roman" w:hAnsi="Helvetica Neue" w:cs="Arial"/>
-                <w:color w:val="000000"/>
-                <w:kern w:val="0"/>
-                <w:sz w:val="18"/>
-                <w:szCs w:val="18"/>
-                <w14:ligatures w14:val="none"/>
-              </w:rPr>
-              <w:t>[</w:t>
-            </w:r>
-            <w:proofErr w:type="gramEnd"/>
-            <w:r>
-              <w:rPr>
-                <w:rFonts w:ascii="Helvetica Neue" w:eastAsia="Times New Roman" w:hAnsi="Helvetica Neue" w:cs="Arial"/>
-                <w:color w:val="000000"/>
-                <w:kern w:val="0"/>
-                <w:sz w:val="18"/>
-                <w:szCs w:val="18"/>
-                <w14:ligatures w14:val="none"/>
-              </w:rPr>
-              <w:t>[$</w:t>
-            </w:r>
-            <w:proofErr w:type="spellStart"/>
-            <w:proofErr w:type="gramStart"/>
-            <w:r>
-              <w:rPr>
-                <w:rFonts w:ascii="Helvetica Neue" w:eastAsia="Times New Roman" w:hAnsi="Helvetica Neue" w:cs="Arial"/>
-                <w:color w:val="000000"/>
-                <w:kern w:val="0"/>
-                <w:sz w:val="18"/>
-                <w:szCs w:val="18"/>
-                <w14:ligatures w14:val="none"/>
-              </w:rPr>
-              <w:t>h.leftValue</w:t>
-            </w:r>
-            <w:proofErr w:type="spellEnd"/>
-            <w:r>
-              <w:rPr>
-                <w:rFonts w:ascii="Helvetica Neue" w:eastAsia="Times New Roman" w:hAnsi="Helvetica Neue" w:cs="Arial"/>
-                <w:color w:val="000000"/>
-                <w:kern w:val="0"/>
-                <w:sz w:val="18"/>
-                <w:szCs w:val="18"/>
-                <w14:ligatures w14:val="none"/>
-              </w:rPr>
-              <w:t>]]</w:t>
-            </w:r>
-            <w:r>
-              <w:rPr>
-                <w:rFonts w:ascii="Helvetica Neue" w:eastAsia="Times New Roman" w:hAnsi="Helvetica Neue" w:cs="Arial"/>
-                <w:color w:val="000000"/>
-                <w:kern w:val="0"/>
-                <w:sz w:val="18"/>
-                <w:szCs w:val="18"/>
-                <w14:ligatures w14:val="none"/>
-              </w:rPr>
-              <w:t>[</w:t>
-            </w:r>
-            <w:proofErr w:type="gramEnd"/>
-            <w:r>
-              <w:rPr>
-                <w:rFonts w:ascii="Helvetica Neue" w:eastAsia="Times New Roman" w:hAnsi="Helvetica Neue" w:cs="Arial"/>
-                <w:color w:val="000000"/>
-                <w:kern w:val="0"/>
-                <w:sz w:val="18"/>
-                <w:szCs w:val="18"/>
-                <w14:ligatures w14:val="none"/>
-              </w:rPr>
-              <w:t>[end</w:t>
-            </w:r>
-            <w:proofErr w:type="gramStart"/>
-            <w:r>
-              <w:rPr>
-                <w:rFonts w:ascii="Helvetica Neue" w:eastAsia="Times New Roman" w:hAnsi="Helvetica Neue" w:cs="Arial"/>
-                <w:color w:val="000000"/>
-                <w:kern w:val="0"/>
-                <w:sz w:val="18"/>
-                <w:szCs w:val="18"/>
-                <w14:ligatures w14:val="none"/>
-              </w:rPr>
-              <w:t>]][</w:t>
-            </w:r>
-            <w:proofErr w:type="gramEnd"/>
-            <w:r>
-              <w:rPr>
-                <w:rFonts w:ascii="Helvetica Neue" w:eastAsia="Times New Roman" w:hAnsi="Helvetica Neue" w:cs="Arial"/>
-                <w:color w:val="000000"/>
-                <w:kern w:val="0"/>
-                <w:sz w:val="18"/>
-                <w:szCs w:val="18"/>
-                <w14:ligatures w14:val="none"/>
-              </w:rPr>
-              <w:t>[if eq $</w:t>
-            </w:r>
-            <w:proofErr w:type="spellStart"/>
-            <w:proofErr w:type="gramStart"/>
-            <w:r>
-              <w:rPr>
-                <w:rFonts w:ascii="Helvetica Neue" w:eastAsia="Times New Roman" w:hAnsi="Helvetica Neue" w:cs="Arial"/>
-                <w:color w:val="000000"/>
-                <w:kern w:val="0"/>
-                <w:sz w:val="18"/>
-                <w:szCs w:val="18"/>
-                <w14:ligatures w14:val="none"/>
-              </w:rPr>
-              <w:t>h.leftValue</w:t>
-            </w:r>
-            <w:proofErr w:type="spellEnd"/>
-            <w:proofErr w:type="gramEnd"/>
-            <w:r>
-              <w:rPr>
-                <w:rFonts w:ascii="Helvetica Neue" w:eastAsia="Times New Roman" w:hAnsi="Helvetica Neue" w:cs="Arial"/>
-                <w:color w:val="000000"/>
-                <w:kern w:val="0"/>
-                <w:sz w:val="18"/>
-                <w:szCs w:val="18"/>
-                <w14:ligatures w14:val="none"/>
-              </w:rPr>
-              <w:t xml:space="preserve"> $</w:t>
-            </w:r>
-            <w:proofErr w:type="spellStart"/>
-            <w:r>
-              <w:rPr>
-                <w:rFonts w:ascii="Helvetica Neue" w:eastAsia="Times New Roman" w:hAnsi="Helvetica Neue" w:cs="Arial"/>
-                <w:color w:val="000000"/>
-                <w:kern w:val="0"/>
-                <w:sz w:val="18"/>
-                <w:szCs w:val="18"/>
-                <w14:ligatures w14:val="none"/>
-              </w:rPr>
-              <w:t>na</w:t>
-            </w:r>
-            <w:proofErr w:type="spellEnd"/>
-            <w:proofErr w:type="gramStart"/>
-            <w:r>
-              <w:rPr>
-                <w:rFonts w:ascii="Helvetica Neue" w:eastAsia="Times New Roman" w:hAnsi="Helvetica Neue" w:cs="Arial"/>
-                <w:color w:val="000000"/>
-                <w:kern w:val="0"/>
-                <w:sz w:val="18"/>
-                <w:szCs w:val="18"/>
-                <w14:ligatures w14:val="none"/>
-              </w:rPr>
-              <w:t>]]N</w:t>
-            </w:r>
-            <w:proofErr w:type="gramEnd"/>
-            <w:r>
-              <w:rPr>
-                <w:rFonts w:ascii="Helvetica Neue" w:eastAsia="Times New Roman" w:hAnsi="Helvetica Neue" w:cs="Arial"/>
-                <w:color w:val="000000"/>
-                <w:kern w:val="0"/>
-                <w:sz w:val="18"/>
-                <w:szCs w:val="18"/>
-                <w14:ligatures w14:val="none"/>
-              </w:rPr>
-              <w:t>/A[[end]]</w:t>
+              <w:t>[[if ne $h.leftValue $na]]</w:t>
+            </w:r>
+            <w:r>
+              <w:rPr>
+                <w:rFonts w:ascii="Helvetica Neue" w:eastAsia="Times New Roman" w:hAnsi="Helvetica Neue" w:cs="Arial"/>
+                <w:color w:val="000000"/>
+                <w:kern w:val="0"/>
+                <w:sz w:val="18"/>
+                <w:szCs w:val="18"/>
+                <w14:ligatures w14:val="none"/>
+              </w:rPr>
+              <w:t>[[$h.leftValue]]</w:t>
+            </w:r>
+            <w:r>
+              <w:rPr>
+                <w:rFonts w:ascii="Helvetica Neue" w:eastAsia="Times New Roman" w:hAnsi="Helvetica Neue" w:cs="Arial"/>
+                <w:color w:val="000000"/>
+                <w:kern w:val="0"/>
+                <w:sz w:val="18"/>
+                <w:szCs w:val="18"/>
+                <w14:ligatures w14:val="none"/>
+              </w:rPr>
+              <w:t>[[end]][[if eq $h.leftValue $na]]N/A[[end]]</w:t>
             </w:r>
           </w:p>
         </w:tc>
@@ -4645,37 +2743,7 @@
                 <w:szCs w:val="18"/>
                 <w14:ligatures w14:val="none"/>
               </w:rPr>
-              <w:t>[[$</w:t>
-            </w:r>
-            <w:proofErr w:type="spellStart"/>
-            <w:proofErr w:type="gramStart"/>
-            <w:r>
-              <w:rPr>
-                <w:rFonts w:ascii="Helvetica Neue" w:eastAsia="Times New Roman" w:hAnsi="Helvetica Neue" w:cs="Arial"/>
-                <w:b/>
-                <w:bCs/>
-                <w:color w:val="000000"/>
-                <w:kern w:val="0"/>
-                <w:sz w:val="18"/>
-                <w:szCs w:val="18"/>
-                <w14:ligatures w14:val="none"/>
-              </w:rPr>
-              <w:t>h.rightLabel</w:t>
-            </w:r>
-            <w:proofErr w:type="spellEnd"/>
-            <w:proofErr w:type="gramEnd"/>
-            <w:r>
-              <w:rPr>
-                <w:rFonts w:ascii="Helvetica Neue" w:eastAsia="Times New Roman" w:hAnsi="Helvetica Neue" w:cs="Arial"/>
-                <w:b/>
-                <w:bCs/>
-                <w:color w:val="000000"/>
-                <w:kern w:val="0"/>
-                <w:sz w:val="18"/>
-                <w:szCs w:val="18"/>
-                <w14:ligatures w14:val="none"/>
-              </w:rPr>
-              <w:t>]]</w:t>
+              <w:t>[[$h.rightLabel]]</w:t>
             </w:r>
           </w:p>
         </w:tc>
@@ -4706,20 +2774,7 @@
                 <w:szCs w:val="18"/>
                 <w14:ligatures w14:val="none"/>
               </w:rPr>
-              <w:t>[[if ne $</w:t>
-            </w:r>
-            <w:proofErr w:type="spellStart"/>
-            <w:proofErr w:type="gramStart"/>
-            <w:r>
-              <w:rPr>
-                <w:rFonts w:ascii="Helvetica Neue" w:eastAsia="Times New Roman" w:hAnsi="Helvetica Neue" w:cs="Arial"/>
-                <w:color w:val="000000"/>
-                <w:kern w:val="0"/>
-                <w:sz w:val="18"/>
-                <w:szCs w:val="18"/>
-                <w14:ligatures w14:val="none"/>
-              </w:rPr>
-              <w:t>h.</w:t>
+              <w:t>[[if ne $h.</w:t>
             </w:r>
             <w:r>
               <w:rPr>
@@ -4732,151 +2787,38 @@
               </w:rPr>
               <w:t>rightValue</w:t>
             </w:r>
-            <w:proofErr w:type="spellEnd"/>
-            <w:proofErr w:type="gramEnd"/>
-            <w:r>
-              <w:rPr>
-                <w:rFonts w:ascii="Helvetica Neue" w:eastAsia="Times New Roman" w:hAnsi="Helvetica Neue" w:cs="Arial"/>
-                <w:color w:val="000000"/>
-                <w:kern w:val="0"/>
-                <w:sz w:val="18"/>
-                <w:szCs w:val="18"/>
-                <w14:ligatures w14:val="none"/>
-              </w:rPr>
-              <w:t xml:space="preserve"> $</w:t>
-            </w:r>
-            <w:proofErr w:type="spellStart"/>
-            <w:r>
-              <w:rPr>
-                <w:rFonts w:ascii="Helvetica Neue" w:eastAsia="Times New Roman" w:hAnsi="Helvetica Neue" w:cs="Arial"/>
-                <w:color w:val="000000"/>
-                <w:kern w:val="0"/>
-                <w:sz w:val="18"/>
-                <w:szCs w:val="18"/>
-                <w14:ligatures w14:val="none"/>
-              </w:rPr>
-              <w:t>na</w:t>
-            </w:r>
-            <w:proofErr w:type="spellEnd"/>
-            <w:proofErr w:type="gramStart"/>
-            <w:r>
-              <w:rPr>
-                <w:rFonts w:ascii="Helvetica Neue" w:eastAsia="Times New Roman" w:hAnsi="Helvetica Neue" w:cs="Arial"/>
-                <w:color w:val="000000"/>
-                <w:kern w:val="0"/>
-                <w:sz w:val="18"/>
-                <w:szCs w:val="18"/>
-                <w14:ligatures w14:val="none"/>
-              </w:rPr>
-              <w:t>]]</w:t>
-            </w:r>
-            <w:r>
-              <w:rPr>
-                <w:rFonts w:ascii="Helvetica Neue" w:eastAsia="Times New Roman" w:hAnsi="Helvetica Neue" w:cs="Arial"/>
-                <w:color w:val="000000"/>
-                <w:kern w:val="0"/>
-                <w:sz w:val="18"/>
-                <w:szCs w:val="18"/>
-                <w14:ligatures w14:val="none"/>
-              </w:rPr>
-              <w:t>[</w:t>
-            </w:r>
-            <w:proofErr w:type="gramEnd"/>
-            <w:r>
-              <w:rPr>
-                <w:rFonts w:ascii="Helvetica Neue" w:eastAsia="Times New Roman" w:hAnsi="Helvetica Neue" w:cs="Arial"/>
-                <w:color w:val="000000"/>
-                <w:kern w:val="0"/>
-                <w:sz w:val="18"/>
-                <w:szCs w:val="18"/>
-                <w14:ligatures w14:val="none"/>
-              </w:rPr>
-              <w:t>[$</w:t>
-            </w:r>
-            <w:proofErr w:type="spellStart"/>
-            <w:proofErr w:type="gramStart"/>
-            <w:r>
-              <w:rPr>
-                <w:rFonts w:ascii="Helvetica Neue" w:eastAsia="Times New Roman" w:hAnsi="Helvetica Neue" w:cs="Arial"/>
-                <w:color w:val="000000"/>
-                <w:kern w:val="0"/>
-                <w:sz w:val="18"/>
-                <w:szCs w:val="18"/>
-                <w14:ligatures w14:val="none"/>
-              </w:rPr>
-              <w:t>h.rightValue</w:t>
-            </w:r>
-            <w:proofErr w:type="spellEnd"/>
-            <w:r>
-              <w:rPr>
-                <w:rFonts w:ascii="Helvetica Neue" w:eastAsia="Times New Roman" w:hAnsi="Helvetica Neue" w:cs="Arial"/>
-                <w:color w:val="000000"/>
-                <w:kern w:val="0"/>
-                <w:sz w:val="18"/>
-                <w:szCs w:val="18"/>
-                <w14:ligatures w14:val="none"/>
-              </w:rPr>
-              <w:t>]]</w:t>
-            </w:r>
-            <w:r>
-              <w:rPr>
-                <w:rFonts w:ascii="Helvetica Neue" w:eastAsia="Times New Roman" w:hAnsi="Helvetica Neue" w:cs="Arial"/>
-                <w:color w:val="000000"/>
-                <w:kern w:val="0"/>
-                <w:sz w:val="18"/>
-                <w:szCs w:val="18"/>
-                <w14:ligatures w14:val="none"/>
-              </w:rPr>
-              <w:t>[</w:t>
-            </w:r>
-            <w:proofErr w:type="gramEnd"/>
-            <w:r>
-              <w:rPr>
-                <w:rFonts w:ascii="Helvetica Neue" w:eastAsia="Times New Roman" w:hAnsi="Helvetica Neue" w:cs="Arial"/>
-                <w:color w:val="000000"/>
-                <w:kern w:val="0"/>
-                <w:sz w:val="18"/>
-                <w:szCs w:val="18"/>
-                <w14:ligatures w14:val="none"/>
-              </w:rPr>
-              <w:t>[end</w:t>
-            </w:r>
-            <w:proofErr w:type="gramStart"/>
-            <w:r>
-              <w:rPr>
-                <w:rFonts w:ascii="Helvetica Neue" w:eastAsia="Times New Roman" w:hAnsi="Helvetica Neue" w:cs="Arial"/>
-                <w:color w:val="000000"/>
-                <w:kern w:val="0"/>
-                <w:sz w:val="18"/>
-                <w:szCs w:val="18"/>
-                <w14:ligatures w14:val="none"/>
-              </w:rPr>
-              <w:t>]][</w:t>
-            </w:r>
-            <w:proofErr w:type="gramEnd"/>
-            <w:r>
-              <w:rPr>
-                <w:rFonts w:ascii="Helvetica Neue" w:eastAsia="Times New Roman" w:hAnsi="Helvetica Neue" w:cs="Arial"/>
-                <w:color w:val="000000"/>
-                <w:kern w:val="0"/>
-                <w:sz w:val="18"/>
-                <w:szCs w:val="18"/>
-                <w14:ligatures w14:val="none"/>
-              </w:rPr>
-              <w:t>[if eq $</w:t>
-            </w:r>
-            <w:proofErr w:type="spellStart"/>
-            <w:proofErr w:type="gramStart"/>
-            <w:r>
-              <w:rPr>
-                <w:rFonts w:ascii="Helvetica Neue" w:eastAsia="Times New Roman" w:hAnsi="Helvetica Neue" w:cs="Arial"/>
-                <w:color w:val="000000"/>
-                <w:kern w:val="0"/>
-                <w:sz w:val="18"/>
-                <w:szCs w:val="18"/>
-                <w14:ligatures w14:val="none"/>
-              </w:rPr>
-              <w:t>h.</w:t>
+            <w:r>
+              <w:rPr>
+                <w:rFonts w:ascii="Helvetica Neue" w:eastAsia="Times New Roman" w:hAnsi="Helvetica Neue" w:cs="Arial"/>
+                <w:color w:val="000000"/>
+                <w:kern w:val="0"/>
+                <w:sz w:val="18"/>
+                <w:szCs w:val="18"/>
+                <w14:ligatures w14:val="none"/>
+              </w:rPr>
+              <w:t xml:space="preserve"> $na]]</w:t>
+            </w:r>
+            <w:r>
+              <w:rPr>
+                <w:rFonts w:ascii="Helvetica Neue" w:eastAsia="Times New Roman" w:hAnsi="Helvetica Neue" w:cs="Arial"/>
+                <w:color w:val="000000"/>
+                <w:kern w:val="0"/>
+                <w:sz w:val="18"/>
+                <w:szCs w:val="18"/>
+                <w14:ligatures w14:val="none"/>
+              </w:rPr>
+              <w:t>[[$h.rightValue]]</w:t>
+            </w:r>
+            <w:r>
+              <w:rPr>
+                <w:rFonts w:ascii="Helvetica Neue" w:eastAsia="Times New Roman" w:hAnsi="Helvetica Neue" w:cs="Arial"/>
+                <w:color w:val="000000"/>
+                <w:kern w:val="0"/>
+                <w:sz w:val="18"/>
+                <w:szCs w:val="18"/>
+                <w14:ligatures w14:val="none"/>
+              </w:rPr>
+              <w:t>[[end]][[if eq $h.</w:t>
             </w:r>
             <w:r>
               <w:rPr>
@@ -4889,55 +2831,16 @@
               </w:rPr>
               <w:t>rightValue</w:t>
             </w:r>
-            <w:proofErr w:type="spellEnd"/>
-            <w:proofErr w:type="gramEnd"/>
-            <w:r>
-              <w:rPr>
-                <w:rFonts w:ascii="Helvetica Neue" w:eastAsia="Times New Roman" w:hAnsi="Helvetica Neue" w:cs="Arial"/>
-                <w:color w:val="000000"/>
-                <w:kern w:val="0"/>
-                <w:sz w:val="18"/>
-                <w:szCs w:val="18"/>
-                <w14:ligatures w14:val="none"/>
-              </w:rPr>
-              <w:t xml:space="preserve"> $</w:t>
-            </w:r>
-            <w:proofErr w:type="spellStart"/>
-            <w:r>
-              <w:rPr>
-                <w:rFonts w:ascii="Helvetica Neue" w:eastAsia="Times New Roman" w:hAnsi="Helvetica Neue" w:cs="Arial"/>
-                <w:color w:val="000000"/>
-                <w:kern w:val="0"/>
-                <w:sz w:val="18"/>
-                <w:szCs w:val="18"/>
-                <w14:ligatures w14:val="none"/>
-              </w:rPr>
-              <w:t>na</w:t>
-            </w:r>
-            <w:proofErr w:type="spellEnd"/>
-            <w:proofErr w:type="gramStart"/>
-            <w:r>
-              <w:rPr>
-                <w:rFonts w:ascii="Helvetica Neue" w:eastAsia="Times New Roman" w:hAnsi="Helvetica Neue" w:cs="Arial"/>
-                <w:color w:val="000000"/>
-                <w:kern w:val="0"/>
-                <w:sz w:val="18"/>
-                <w:szCs w:val="18"/>
-                <w14:ligatures w14:val="none"/>
-              </w:rPr>
-              <w:t>]]N</w:t>
-            </w:r>
-            <w:proofErr w:type="gramEnd"/>
-            <w:r>
-              <w:rPr>
-                <w:rFonts w:ascii="Helvetica Neue" w:eastAsia="Times New Roman" w:hAnsi="Helvetica Neue" w:cs="Arial"/>
-                <w:color w:val="000000"/>
-                <w:kern w:val="0"/>
-                <w:sz w:val="18"/>
-                <w:szCs w:val="18"/>
-                <w14:ligatures w14:val="none"/>
-              </w:rPr>
-              <w:t>/A[[end]]</w:t>
+            <w:r>
+              <w:rPr>
+                <w:rFonts w:ascii="Helvetica Neue" w:eastAsia="Times New Roman" w:hAnsi="Helvetica Neue" w:cs="Arial"/>
+                <w:color w:val="000000"/>
+                <w:kern w:val="0"/>
+                <w:sz w:val="18"/>
+                <w:szCs w:val="18"/>
+                <w14:ligatures w14:val="none"/>
+              </w:rPr>
+              <w:t xml:space="preserve"> $na]]N/A[[end]]</w:t>
             </w:r>
           </w:p>
         </w:tc>
@@ -4972,31 +2875,7 @@
                 <w:szCs w:val="18"/>
                 <w14:ligatures w14:val="none"/>
               </w:rPr>
-              <w:t>[[</w:t>
-            </w:r>
-            <w:proofErr w:type="spellStart"/>
-            <w:r>
-              <w:rPr>
-                <w:rFonts w:ascii="Helvetica Neue" w:eastAsia="Times New Roman" w:hAnsi="Helvetica Neue" w:cs="Arial"/>
-                <w:color w:val="000000"/>
-                <w:kern w:val="0"/>
-                <w:sz w:val="18"/>
-                <w:szCs w:val="18"/>
-                <w14:ligatures w14:val="none"/>
-              </w:rPr>
-              <w:t>tableEnd</w:t>
-            </w:r>
-            <w:proofErr w:type="spellEnd"/>
-            <w:r>
-              <w:rPr>
-                <w:rFonts w:ascii="Helvetica Neue" w:eastAsia="Times New Roman" w:hAnsi="Helvetica Neue" w:cs="Arial"/>
-                <w:color w:val="000000"/>
-                <w:kern w:val="0"/>
-                <w:sz w:val="18"/>
-                <w:szCs w:val="18"/>
-                <w14:ligatures w14:val="none"/>
-              </w:rPr>
-              <w:t>]]</w:t>
+              <w:t>[[tableEnd]]</w:t>
             </w:r>
           </w:p>
         </w:tc>
@@ -5264,44 +3143,7 @@
                 <w:szCs w:val="18"/>
                 <w14:ligatures w14:val="none"/>
               </w:rPr>
-              <w:t>[[$</w:t>
-            </w:r>
-            <w:proofErr w:type="spellStart"/>
-            <w:proofErr w:type="gramStart"/>
-            <w:r>
-              <w:rPr>
-                <w:rFonts w:ascii="Helvetica Neue" w:eastAsia="Times New Roman" w:hAnsi="Helvetica Neue" w:cs="Arial"/>
-                <w:color w:val="000000"/>
-                <w:kern w:val="0"/>
-                <w:sz w:val="18"/>
-                <w:szCs w:val="18"/>
-                <w14:ligatures w14:val="none"/>
-              </w:rPr>
-              <w:t>sNo</w:t>
-            </w:r>
-            <w:proofErr w:type="spellEnd"/>
-            <w:r>
-              <w:rPr>
-                <w:rFonts w:ascii="Helvetica Neue" w:eastAsia="Times New Roman" w:hAnsi="Helvetica Neue" w:cs="Arial"/>
-                <w:color w:val="000000"/>
-                <w:kern w:val="0"/>
-                <w:sz w:val="18"/>
-                <w:szCs w:val="18"/>
-                <w14:ligatures w14:val="none"/>
-              </w:rPr>
-              <w:t xml:space="preserve"> :</w:t>
-            </w:r>
-            <w:proofErr w:type="gramEnd"/>
-            <w:r>
-              <w:rPr>
-                <w:rFonts w:ascii="Helvetica Neue" w:eastAsia="Times New Roman" w:hAnsi="Helvetica Neue" w:cs="Arial"/>
-                <w:color w:val="000000"/>
-                <w:kern w:val="0"/>
-                <w:sz w:val="18"/>
-                <w:szCs w:val="18"/>
-                <w14:ligatures w14:val="none"/>
-              </w:rPr>
-              <w:t>= 1]]</w:t>
+              <w:t>[[$sNo := 1]]</w:t>
             </w:r>
           </w:p>
           <w:p>
@@ -5328,131 +3170,31 @@
                 <w:szCs w:val="18"/>
                 <w14:ligatures w14:val="none"/>
               </w:rPr>
-              <w:t>[[$</w:t>
-            </w:r>
-            <w:proofErr w:type="spellStart"/>
-            <w:proofErr w:type="gramStart"/>
-            <w:r>
-              <w:rPr>
-                <w:rFonts w:ascii="Helvetica Neue" w:eastAsia="Times New Roman" w:hAnsi="Helvetica Neue" w:cs="Arial"/>
-                <w:color w:val="000000"/>
-                <w:kern w:val="0"/>
-                <w:sz w:val="18"/>
-                <w:szCs w:val="18"/>
-                <w14:ligatures w14:val="none"/>
-              </w:rPr>
-              <w:t>cVal</w:t>
-            </w:r>
-            <w:proofErr w:type="spellEnd"/>
-            <w:r>
-              <w:rPr>
-                <w:rFonts w:ascii="Helvetica Neue" w:eastAsia="Times New Roman" w:hAnsi="Helvetica Neue" w:cs="Arial"/>
-                <w:color w:val="000000"/>
-                <w:kern w:val="0"/>
-                <w:sz w:val="18"/>
-                <w:szCs w:val="18"/>
-                <w14:ligatures w14:val="none"/>
-              </w:rPr>
-              <w:t xml:space="preserve"> :</w:t>
-            </w:r>
-            <w:proofErr w:type="gramEnd"/>
-            <w:r>
-              <w:rPr>
-                <w:rFonts w:ascii="Helvetica Neue" w:eastAsia="Times New Roman" w:hAnsi="Helvetica Neue" w:cs="Arial"/>
-                <w:color w:val="000000"/>
-                <w:kern w:val="0"/>
-                <w:sz w:val="18"/>
-                <w:szCs w:val="18"/>
-                <w14:ligatures w14:val="none"/>
-              </w:rPr>
-              <w:t>=0]]</w:t>
-            </w:r>
-          </w:p>
-          <w:p>
-            <w:pPr>
-              <w:rPr>
-                <w:rFonts w:ascii="Helvetica Neue" w:eastAsia="Times New Roman" w:hAnsi="Helvetica Neue" w:cs="Arial"/>
-                <w:color w:val="000000"/>
-                <w:kern w:val="0"/>
-                <w:sz w:val="18"/>
-                <w:szCs w:val="18"/>
-                <w:lang w:val="en-US"/>
-                <w14:ligatures w14:val="none"/>
-              </w:rPr>
-            </w:pPr>
-            <w:r>
-              <w:rPr>
-                <w:rFonts w:ascii="Helvetica Neue" w:eastAsia="Times New Roman" w:hAnsi="Helvetica Neue" w:cs="Arial"/>
-                <w:color w:val="000000"/>
-                <w:kern w:val="0"/>
-                <w:sz w:val="18"/>
-                <w:szCs w:val="18"/>
-                <w14:ligatures w14:val="none"/>
-              </w:rPr>
-              <w:t>[[</w:t>
-            </w:r>
-            <w:proofErr w:type="spellStart"/>
-            <w:proofErr w:type="gramStart"/>
-            <w:r>
-              <w:rPr>
-                <w:rFonts w:ascii="Helvetica Neue" w:eastAsia="Times New Roman" w:hAnsi="Helvetica Neue" w:cs="Arial"/>
-                <w:color w:val="000000"/>
-                <w:kern w:val="0"/>
-                <w:sz w:val="18"/>
-                <w:szCs w:val="18"/>
-                <w14:ligatures w14:val="none"/>
-              </w:rPr>
-              <w:t>tableStart</w:t>
-            </w:r>
-            <w:proofErr w:type="spellEnd"/>
-            <w:r>
-              <w:rPr>
-                <w:rFonts w:ascii="Helvetica Neue" w:eastAsia="Times New Roman" w:hAnsi="Helvetica Neue" w:cs="Arial"/>
-                <w:color w:val="000000"/>
-                <w:kern w:val="0"/>
-                <w:sz w:val="18"/>
-                <w:szCs w:val="18"/>
-                <w14:ligatures w14:val="none"/>
-              </w:rPr>
-              <w:t>(</w:t>
-            </w:r>
-            <w:proofErr w:type="gramEnd"/>
-            <w:r>
-              <w:rPr>
-                <w:rFonts w:ascii="Helvetica Neue" w:eastAsia="Times New Roman" w:hAnsi="Helvetica Neue" w:cs="Arial"/>
-                <w:color w:val="000000"/>
-                <w:kern w:val="0"/>
-                <w:sz w:val="18"/>
-                <w:szCs w:val="18"/>
-                <w14:ligatures w14:val="none"/>
-              </w:rPr>
-              <w:t>$k, $s as $</w:t>
-            </w:r>
-            <w:proofErr w:type="spellStart"/>
-            <w:proofErr w:type="gramStart"/>
-            <w:r>
-              <w:rPr>
-                <w:rFonts w:ascii="Helvetica Neue" w:eastAsia="Times New Roman" w:hAnsi="Helvetica Neue" w:cs="Arial"/>
-                <w:color w:val="000000"/>
-                <w:kern w:val="0"/>
-                <w:sz w:val="18"/>
-                <w:szCs w:val="18"/>
-                <w14:ligatures w14:val="none"/>
-              </w:rPr>
-              <w:t>item.details</w:t>
-            </w:r>
-            <w:proofErr w:type="spellEnd"/>
-            <w:proofErr w:type="gramEnd"/>
-            <w:r>
-              <w:rPr>
-                <w:rFonts w:ascii="Helvetica Neue" w:eastAsia="Times New Roman" w:hAnsi="Helvetica Neue" w:cs="Arial"/>
-                <w:color w:val="000000"/>
-                <w:kern w:val="0"/>
-                <w:sz w:val="18"/>
-                <w:szCs w:val="18"/>
-                <w14:ligatures w14:val="none"/>
-              </w:rPr>
-              <w:t>)]]</w:t>
+              <w:t>[[$cVal :=0]]</w:t>
+            </w:r>
+          </w:p>
+          <w:p>
+            <w:pPr>
+              <w:rPr>
+                <w:rFonts w:ascii="Helvetica Neue" w:eastAsia="Times New Roman" w:hAnsi="Helvetica Neue" w:cs="Arial"/>
+                <w:color w:val="000000"/>
+                <w:kern w:val="0"/>
+                <w:sz w:val="18"/>
+                <w:szCs w:val="18"/>
+                <w:lang w:val="en-US"/>
+                <w14:ligatures w14:val="none"/>
+              </w:rPr>
+            </w:pPr>
+            <w:r>
+              <w:rPr>
+                <w:rFonts w:ascii="Helvetica Neue" w:eastAsia="Times New Roman" w:hAnsi="Helvetica Neue" w:cs="Arial"/>
+                <w:color w:val="000000"/>
+                <w:kern w:val="0"/>
+                <w:sz w:val="18"/>
+                <w:szCs w:val="18"/>
+                <w14:ligatures w14:val="none"/>
+              </w:rPr>
+              <w:t>[[tableStart($k, $s as $item.details)]]</w:t>
             </w:r>
           </w:p>
         </w:tc>
@@ -5485,31 +3227,7 @@
                 <w:szCs w:val="18"/>
                 <w14:ligatures w14:val="none"/>
               </w:rPr>
-              <w:t>[[$</w:t>
-            </w:r>
-            <w:proofErr w:type="spellStart"/>
-            <w:r>
-              <w:rPr>
-                <w:rFonts w:ascii="Helvetica Neue" w:eastAsia="Times New Roman" w:hAnsi="Helvetica Neue" w:cs="Arial"/>
-                <w:color w:val="000000"/>
-                <w:kern w:val="0"/>
-                <w:sz w:val="18"/>
-                <w:szCs w:val="18"/>
-                <w14:ligatures w14:val="none"/>
-              </w:rPr>
-              <w:t>sNo</w:t>
-            </w:r>
-            <w:proofErr w:type="spellEnd"/>
-            <w:r>
-              <w:rPr>
-                <w:rFonts w:ascii="Helvetica Neue" w:eastAsia="Times New Roman" w:hAnsi="Helvetica Neue" w:cs="Arial"/>
-                <w:color w:val="000000"/>
-                <w:kern w:val="0"/>
-                <w:sz w:val="18"/>
-                <w:szCs w:val="18"/>
-                <w14:ligatures w14:val="none"/>
-              </w:rPr>
-              <w:t>]]</w:t>
+              <w:t>[[$sNo]]</w:t>
             </w:r>
           </w:p>
         </w:tc>
@@ -5539,20 +3257,7 @@
                 <w:szCs w:val="18"/>
                 <w14:ligatures w14:val="none"/>
               </w:rPr>
-              <w:t>[[$</w:t>
-            </w:r>
-            <w:proofErr w:type="spellStart"/>
-            <w:proofErr w:type="gramStart"/>
-            <w:r>
-              <w:rPr>
-                <w:rFonts w:ascii="Helvetica Neue" w:eastAsia="Times New Roman" w:hAnsi="Helvetica Neue" w:cs="Arial"/>
-                <w:color w:val="000000"/>
-                <w:kern w:val="0"/>
-                <w:sz w:val="18"/>
-                <w:szCs w:val="18"/>
-                <w14:ligatures w14:val="none"/>
-              </w:rPr>
-              <w:t>s.tag</w:t>
+              <w:t>[[$s.tag</w:t>
             </w:r>
             <w:r>
               <w:rPr>
@@ -5565,8 +3270,6 @@
               </w:rPr>
               <w:t>Ref</w:t>
             </w:r>
-            <w:proofErr w:type="spellEnd"/>
-            <w:proofErr w:type="gramEnd"/>
             <w:r>
               <w:rPr>
                 <w:rFonts w:ascii="Helvetica Neue" w:eastAsia="Times New Roman" w:hAnsi="Helvetica Neue" w:cs="Arial"/>
@@ -5610,33 +3313,7 @@
                 <w:szCs w:val="18"/>
                 <w14:ligatures w14:val="none"/>
               </w:rPr>
-              <w:t>[[$</w:t>
-            </w:r>
-            <w:proofErr w:type="spellStart"/>
-            <w:proofErr w:type="gramStart"/>
-            <w:r>
-              <w:rPr>
-                <w:rFonts w:ascii="Helvetica Neue" w:eastAsia="Times New Roman" w:hAnsi="Helvetica Neue" w:cs="Arial"/>
-                <w:color w:val="000000"/>
-                <w:kern w:val="0"/>
-                <w:sz w:val="18"/>
-                <w:szCs w:val="18"/>
-                <w14:ligatures w14:val="none"/>
-              </w:rPr>
-              <w:t>s.cartTitle</w:t>
-            </w:r>
-            <w:proofErr w:type="spellEnd"/>
-            <w:proofErr w:type="gramEnd"/>
-            <w:r>
-              <w:rPr>
-                <w:rFonts w:ascii="Helvetica Neue" w:eastAsia="Times New Roman" w:hAnsi="Helvetica Neue" w:cs="Arial"/>
-                <w:color w:val="000000"/>
-                <w:kern w:val="0"/>
-                <w:sz w:val="18"/>
-                <w:szCs w:val="18"/>
-                <w14:ligatures w14:val="none"/>
-              </w:rPr>
-              <w:t>]]</w:t>
+              <w:t>[[$s.cartTitle]]</w:t>
             </w:r>
           </w:p>
         </w:tc>
@@ -5667,31 +3344,7 @@
                 <w:szCs w:val="18"/>
                 <w14:ligatures w14:val="none"/>
               </w:rPr>
-              <w:t>[[$</w:t>
-            </w:r>
-            <w:proofErr w:type="spellStart"/>
-            <w:r>
-              <w:rPr>
-                <w:rFonts w:ascii="Helvetica Neue" w:eastAsia="Times New Roman" w:hAnsi="Helvetica Neue" w:cs="Arial"/>
-                <w:color w:val="000000"/>
-                <w:kern w:val="0"/>
-                <w:sz w:val="18"/>
-                <w:szCs w:val="18"/>
-                <w14:ligatures w14:val="none"/>
-              </w:rPr>
-              <w:t>s.qty</w:t>
-            </w:r>
-            <w:proofErr w:type="spellEnd"/>
-            <w:r>
-              <w:rPr>
-                <w:rFonts w:ascii="Helvetica Neue" w:eastAsia="Times New Roman" w:hAnsi="Helvetica Neue" w:cs="Arial"/>
-                <w:color w:val="000000"/>
-                <w:kern w:val="0"/>
-                <w:sz w:val="18"/>
-                <w:szCs w:val="18"/>
-                <w14:ligatures w14:val="none"/>
-              </w:rPr>
-              <w:t>]]</w:t>
+              <w:t>[[$s.qty]]</w:t>
             </w:r>
           </w:p>
         </w:tc>
@@ -5723,20 +3376,7 @@
                 <w:szCs w:val="18"/>
                 <w14:ligatures w14:val="none"/>
               </w:rPr>
-              <w:t>[[$</w:t>
-            </w:r>
-            <w:proofErr w:type="spellStart"/>
-            <w:proofErr w:type="gramStart"/>
-            <w:r>
-              <w:rPr>
-                <w:rFonts w:ascii="Helvetica Neue" w:eastAsia="Times New Roman" w:hAnsi="Helvetica Neue" w:cs="Arial"/>
-                <w:color w:val="000000"/>
-                <w:kern w:val="0"/>
-                <w:sz w:val="18"/>
-                <w:szCs w:val="18"/>
-                <w14:ligatures w14:val="none"/>
-              </w:rPr>
-              <w:t>s.</w:t>
+              <w:t>[[$s.</w:t>
             </w:r>
             <w:r>
               <w:rPr>
@@ -5749,8 +3389,6 @@
               </w:rPr>
               <w:t>rate</w:t>
             </w:r>
-            <w:proofErr w:type="spellEnd"/>
-            <w:proofErr w:type="gramEnd"/>
             <w:r>
               <w:rPr>
                 <w:rFonts w:ascii="Helvetica Neue" w:eastAsia="Times New Roman" w:hAnsi="Helvetica Neue" w:cs="Arial"/>
@@ -5791,20 +3429,7 @@
                 <w:szCs w:val="18"/>
                 <w14:ligatures w14:val="none"/>
               </w:rPr>
-              <w:t>[[$</w:t>
-            </w:r>
-            <w:proofErr w:type="spellStart"/>
-            <w:proofErr w:type="gramStart"/>
-            <w:r>
-              <w:rPr>
-                <w:rFonts w:ascii="Helvetica Neue" w:eastAsia="Times New Roman" w:hAnsi="Helvetica Neue" w:cs="Arial"/>
-                <w:color w:val="000000"/>
-                <w:kern w:val="0"/>
-                <w:sz w:val="18"/>
-                <w:szCs w:val="18"/>
-                <w14:ligatures w14:val="none"/>
-              </w:rPr>
-              <w:t>s.</w:t>
+              <w:t>[[$s.</w:t>
             </w:r>
             <w:r>
               <w:rPr>
@@ -5817,8 +3442,6 @@
               </w:rPr>
               <w:t>amount</w:t>
             </w:r>
-            <w:proofErr w:type="spellEnd"/>
-            <w:proofErr w:type="gramEnd"/>
             <w:r>
               <w:rPr>
                 <w:rFonts w:ascii="Helvetica Neue" w:eastAsia="Times New Roman" w:hAnsi="Helvetica Neue" w:cs="Arial"/>
@@ -5860,35 +3483,7 @@
                 <w:lang w:val="en-US"/>
                 <w14:ligatures w14:val="none"/>
               </w:rPr>
-              <w:t>[[$</w:t>
-            </w:r>
-            <w:proofErr w:type="spellStart"/>
-            <w:proofErr w:type="gramStart"/>
-            <w:r>
-              <w:rPr>
-                <w:rFonts w:ascii="Helvetica Neue" w:eastAsia="Times New Roman" w:hAnsi="Helvetica Neue" w:cs="Arial"/>
-                <w:color w:val="000000"/>
-                <w:kern w:val="0"/>
-                <w:sz w:val="18"/>
-                <w:szCs w:val="18"/>
-                <w:lang w:val="en-US"/>
-                <w14:ligatures w14:val="none"/>
-              </w:rPr>
-              <w:t>s.notes</w:t>
-            </w:r>
-            <w:proofErr w:type="spellEnd"/>
-            <w:proofErr w:type="gramEnd"/>
-            <w:r>
-              <w:rPr>
-                <w:rFonts w:ascii="Helvetica Neue" w:eastAsia="Times New Roman" w:hAnsi="Helvetica Neue" w:cs="Arial"/>
-                <w:color w:val="000000"/>
-                <w:kern w:val="0"/>
-                <w:sz w:val="18"/>
-                <w:szCs w:val="18"/>
-                <w:lang w:val="en-US"/>
-                <w14:ligatures w14:val="none"/>
-              </w:rPr>
-              <w:t>]]</w:t>
+              <w:t>[[$s.notes]]</w:t>
             </w:r>
           </w:p>
         </w:tc>
@@ -5923,103 +3518,31 @@
                 <w:szCs w:val="18"/>
                 <w14:ligatures w14:val="none"/>
               </w:rPr>
-              <w:t>[[$</w:t>
-            </w:r>
-            <w:proofErr w:type="spellStart"/>
-            <w:r>
-              <w:rPr>
-                <w:rFonts w:ascii="Helvetica Neue" w:eastAsia="Times New Roman" w:hAnsi="Helvetica Neue" w:cs="Arial"/>
-                <w:color w:val="000000"/>
-                <w:kern w:val="0"/>
-                <w:sz w:val="18"/>
-                <w:szCs w:val="18"/>
-                <w14:ligatures w14:val="none"/>
-              </w:rPr>
-              <w:t>sNo</w:t>
-            </w:r>
-            <w:proofErr w:type="spellEnd"/>
-            <w:r>
-              <w:rPr>
-                <w:rFonts w:ascii="Helvetica Neue" w:eastAsia="Times New Roman" w:hAnsi="Helvetica Neue" w:cs="Arial"/>
-                <w:color w:val="000000"/>
-                <w:kern w:val="0"/>
-                <w:sz w:val="18"/>
-                <w:szCs w:val="18"/>
-                <w14:ligatures w14:val="none"/>
-              </w:rPr>
-              <w:t xml:space="preserve"> = add $</w:t>
-            </w:r>
-            <w:proofErr w:type="spellStart"/>
-            <w:r>
-              <w:rPr>
-                <w:rFonts w:ascii="Helvetica Neue" w:eastAsia="Times New Roman" w:hAnsi="Helvetica Neue" w:cs="Arial"/>
-                <w:color w:val="000000"/>
-                <w:kern w:val="0"/>
-                <w:sz w:val="18"/>
-                <w:szCs w:val="18"/>
-                <w14:ligatures w14:val="none"/>
-              </w:rPr>
-              <w:t>sNo</w:t>
-            </w:r>
-            <w:proofErr w:type="spellEnd"/>
-            <w:r>
-              <w:rPr>
-                <w:rFonts w:ascii="Helvetica Neue" w:eastAsia="Times New Roman" w:hAnsi="Helvetica Neue" w:cs="Arial"/>
-                <w:color w:val="000000"/>
-                <w:kern w:val="0"/>
-                <w:sz w:val="18"/>
-                <w:szCs w:val="18"/>
-                <w14:ligatures w14:val="none"/>
-              </w:rPr>
-              <w:t xml:space="preserve"> 1]]</w:t>
-            </w:r>
-          </w:p>
-          <w:p>
-            <w:pPr>
-              <w:rPr>
-                <w:rFonts w:ascii="Helvetica Neue" w:eastAsia="Times New Roman" w:hAnsi="Helvetica Neue" w:cs="Arial"/>
-                <w:color w:val="000000"/>
-                <w:kern w:val="0"/>
-                <w:sz w:val="18"/>
-                <w:szCs w:val="18"/>
-                <w:lang w:val="en-US"/>
-                <w14:ligatures w14:val="none"/>
-              </w:rPr>
-            </w:pPr>
-            <w:r>
-              <w:rPr>
-                <w:rFonts w:ascii="Helvetica Neue" w:eastAsia="Times New Roman" w:hAnsi="Helvetica Neue" w:cs="Arial"/>
-                <w:color w:val="000000"/>
-                <w:kern w:val="0"/>
-                <w:sz w:val="18"/>
-                <w:szCs w:val="18"/>
-                <w14:ligatures w14:val="none"/>
-              </w:rPr>
-              <w:t>[[</w:t>
-            </w:r>
-            <w:proofErr w:type="spellStart"/>
-            <w:r>
-              <w:rPr>
-                <w:rFonts w:ascii="Helvetica Neue" w:eastAsia="Times New Roman" w:hAnsi="Helvetica Neue" w:cs="Arial"/>
-                <w:color w:val="000000"/>
-                <w:kern w:val="0"/>
-                <w:sz w:val="18"/>
-                <w:szCs w:val="18"/>
-                <w14:ligatures w14:val="none"/>
-              </w:rPr>
-              <w:t>tableEnd</w:t>
-            </w:r>
-            <w:proofErr w:type="spellEnd"/>
-            <w:r>
-              <w:rPr>
-                <w:rFonts w:ascii="Helvetica Neue" w:eastAsia="Times New Roman" w:hAnsi="Helvetica Neue" w:cs="Arial"/>
-                <w:color w:val="000000"/>
-                <w:kern w:val="0"/>
-                <w:sz w:val="18"/>
-                <w:szCs w:val="18"/>
-                <w14:ligatures w14:val="none"/>
-              </w:rPr>
-              <w:t>]]</w:t>
+              <w:t>[[$sNo = add $sNo 1]]</w:t>
+            </w:r>
+          </w:p>
+          <w:p>
+            <w:pPr>
+              <w:rPr>
+                <w:rFonts w:ascii="Helvetica Neue" w:eastAsia="Times New Roman" w:hAnsi="Helvetica Neue" w:cs="Arial"/>
+                <w:color w:val="000000"/>
+                <w:kern w:val="0"/>
+                <w:sz w:val="18"/>
+                <w:szCs w:val="18"/>
+                <w:lang w:val="en-US"/>
+                <w14:ligatures w14:val="none"/>
+              </w:rPr>
+            </w:pPr>
+            <w:r>
+              <w:rPr>
+                <w:rFonts w:ascii="Helvetica Neue" w:eastAsia="Times New Roman" w:hAnsi="Helvetica Neue" w:cs="Arial"/>
+                <w:color w:val="000000"/>
+                <w:kern w:val="0"/>
+                <w:sz w:val="18"/>
+                <w:szCs w:val="18"/>
+                <w14:ligatures w14:val="none"/>
+              </w:rPr>
+              <w:t>[[tableEnd]]</w:t>
             </w:r>
           </w:p>
         </w:tc>
@@ -6088,25 +3611,8 @@
                 <w:lang w:val="en-US"/>
                 <w14:ligatures w14:val="none"/>
               </w:rPr>
-              <w:t>[[$</w:t>
-            </w:r>
-            <w:proofErr w:type="spellStart"/>
-            <w:proofErr w:type="gramStart"/>
-            <w:r>
-              <w:rPr>
-                <w:rFonts w:ascii="Helvetica Neue" w:eastAsia="Times New Roman" w:hAnsi="Helvetica Neue" w:cs="Arial"/>
-                <w:b/>
-                <w:bCs/>
-                <w:color w:val="000000"/>
-                <w:kern w:val="0"/>
-                <w:sz w:val="18"/>
-                <w:szCs w:val="18"/>
-                <w:lang w:val="en-US"/>
-                <w14:ligatures w14:val="none"/>
-              </w:rPr>
-              <w:t>item.summary</w:t>
-            </w:r>
-            <w:proofErr w:type="gramEnd"/>
+              <w:t>[[$item.summary</w:t>
+            </w:r>
             <w:r>
               <w:rPr>
                 <w:rFonts w:ascii="Helvetica Neue" w:eastAsia="Times New Roman" w:hAnsi="Helvetica Neue" w:cs="Arial"/>
@@ -6149,7 +3655,6 @@
               </w:rPr>
               <w:t>y</w:t>
             </w:r>
-            <w:proofErr w:type="spellEnd"/>
             <w:r>
               <w:rPr>
                 <w:rFonts w:ascii="Helvetica Neue" w:eastAsia="Times New Roman" w:hAnsi="Helvetica Neue" w:cs="Arial"/>
@@ -6215,38 +3720,7 @@
                 <w:lang w:val="en-US"/>
                 <w14:ligatures w14:val="none"/>
               </w:rPr>
-              <w:t>[[$</w:t>
-            </w:r>
-            <w:proofErr w:type="spellStart"/>
-            <w:proofErr w:type="gramStart"/>
-            <w:r>
-              <w:rPr>
-                <w:rFonts w:ascii="Helvetica Neue" w:eastAsia="Times New Roman" w:hAnsi="Helvetica Neue" w:cs="Arial"/>
-                <w:b/>
-                <w:bCs/>
-                <w:color w:val="000000"/>
-                <w:kern w:val="0"/>
-                <w:sz w:val="18"/>
-                <w:szCs w:val="18"/>
-                <w:lang w:val="en-US"/>
-                <w14:ligatures w14:val="none"/>
-              </w:rPr>
-              <w:t>item.summary</w:t>
-            </w:r>
-            <w:proofErr w:type="gramEnd"/>
-            <w:r>
-              <w:rPr>
-                <w:rFonts w:ascii="Helvetica Neue" w:eastAsia="Times New Roman" w:hAnsi="Helvetica Neue" w:cs="Arial"/>
-                <w:b/>
-                <w:bCs/>
-                <w:color w:val="000000"/>
-                <w:kern w:val="0"/>
-                <w:sz w:val="18"/>
-                <w:szCs w:val="18"/>
-                <w:lang w:val="en-US"/>
-                <w14:ligatures w14:val="none"/>
-              </w:rPr>
-              <w:t>.</w:t>
+              <w:t>[[$item.summary.</w:t>
             </w:r>
             <w:r>
               <w:rPr>
@@ -6262,7 +3736,6 @@
               </w:rPr>
               <w:t>cartAmount</w:t>
             </w:r>
-            <w:proofErr w:type="spellEnd"/>
             <w:r>
               <w:rPr>
                 <w:rFonts w:ascii="Helvetica Neue" w:eastAsia="Times New Roman" w:hAnsi="Helvetica Neue" w:cs="Arial"/>
@@ -6328,31 +3801,7 @@
                 <w:szCs w:val="18"/>
                 <w14:ligatures w14:val="none"/>
               </w:rPr>
-              <w:t>[[</w:t>
-            </w:r>
-            <w:proofErr w:type="spellStart"/>
-            <w:r>
-              <w:rPr>
-                <w:rFonts w:ascii="Helvetica Neue" w:eastAsia="Times New Roman" w:hAnsi="Helvetica Neue" w:cs="Arial"/>
-                <w:color w:val="000000"/>
-                <w:kern w:val="0"/>
-                <w:sz w:val="18"/>
-                <w:szCs w:val="18"/>
-                <w14:ligatures w14:val="none"/>
-              </w:rPr>
-              <w:t>tableEnd</w:t>
-            </w:r>
-            <w:proofErr w:type="spellEnd"/>
-            <w:r>
-              <w:rPr>
-                <w:rFonts w:ascii="Helvetica Neue" w:eastAsia="Times New Roman" w:hAnsi="Helvetica Neue" w:cs="Arial"/>
-                <w:color w:val="000000"/>
-                <w:kern w:val="0"/>
-                <w:sz w:val="18"/>
-                <w:szCs w:val="18"/>
-                <w14:ligatures w14:val="none"/>
-              </w:rPr>
-              <w:t>]]</w:t>
+              <w:t>[[tableEnd]]</w:t>
             </w:r>
           </w:p>
           <w:p>
@@ -6379,103 +3828,31 @@
                 <w:szCs w:val="18"/>
                 <w14:ligatures w14:val="none"/>
               </w:rPr>
-              <w:t>[[$</w:t>
-            </w:r>
-            <w:proofErr w:type="spellStart"/>
-            <w:r>
-              <w:rPr>
-                <w:rFonts w:ascii="Helvetica Neue" w:eastAsia="Times New Roman" w:hAnsi="Helvetica Neue" w:cs="Arial"/>
-                <w:color w:val="000000"/>
-                <w:kern w:val="0"/>
-                <w:sz w:val="18"/>
-                <w:szCs w:val="18"/>
-                <w14:ligatures w14:val="none"/>
-              </w:rPr>
-              <w:t>prdSNo</w:t>
-            </w:r>
-            <w:proofErr w:type="spellEnd"/>
-            <w:r>
-              <w:rPr>
-                <w:rFonts w:ascii="Helvetica Neue" w:eastAsia="Times New Roman" w:hAnsi="Helvetica Neue" w:cs="Arial"/>
-                <w:color w:val="000000"/>
-                <w:kern w:val="0"/>
-                <w:sz w:val="18"/>
-                <w:szCs w:val="18"/>
-                <w14:ligatures w14:val="none"/>
-              </w:rPr>
-              <w:t xml:space="preserve"> = add $</w:t>
-            </w:r>
-            <w:proofErr w:type="spellStart"/>
-            <w:r>
-              <w:rPr>
-                <w:rFonts w:ascii="Helvetica Neue" w:eastAsia="Times New Roman" w:hAnsi="Helvetica Neue" w:cs="Arial"/>
-                <w:color w:val="000000"/>
-                <w:kern w:val="0"/>
-                <w:sz w:val="18"/>
-                <w:szCs w:val="18"/>
-                <w14:ligatures w14:val="none"/>
-              </w:rPr>
-              <w:t>prdSNo</w:t>
-            </w:r>
-            <w:proofErr w:type="spellEnd"/>
-            <w:r>
-              <w:rPr>
-                <w:rFonts w:ascii="Helvetica Neue" w:eastAsia="Times New Roman" w:hAnsi="Helvetica Neue" w:cs="Arial"/>
-                <w:color w:val="000000"/>
-                <w:kern w:val="0"/>
-                <w:sz w:val="18"/>
-                <w:szCs w:val="18"/>
-                <w14:ligatures w14:val="none"/>
-              </w:rPr>
-              <w:t xml:space="preserve"> 1]]</w:t>
-            </w:r>
-          </w:p>
-          <w:p>
-            <w:pPr>
-              <w:rPr>
-                <w:rFonts w:ascii="Helvetica Neue" w:eastAsia="Times New Roman" w:hAnsi="Helvetica Neue" w:cs="Arial"/>
-                <w:color w:val="000000"/>
-                <w:kern w:val="0"/>
-                <w:sz w:val="18"/>
-                <w:szCs w:val="18"/>
-                <w:lang w:val="en-US"/>
-                <w14:ligatures w14:val="none"/>
-              </w:rPr>
-            </w:pPr>
-            <w:r>
-              <w:rPr>
-                <w:rFonts w:ascii="Helvetica Neue" w:eastAsia="Times New Roman" w:hAnsi="Helvetica Neue" w:cs="Arial"/>
-                <w:color w:val="000000"/>
-                <w:kern w:val="0"/>
-                <w:sz w:val="18"/>
-                <w:szCs w:val="18"/>
-                <w14:ligatures w14:val="none"/>
-              </w:rPr>
-              <w:t>[[</w:t>
-            </w:r>
-            <w:proofErr w:type="spellStart"/>
-            <w:r>
-              <w:rPr>
-                <w:rFonts w:ascii="Helvetica Neue" w:eastAsia="Times New Roman" w:hAnsi="Helvetica Neue" w:cs="Arial"/>
-                <w:color w:val="000000"/>
-                <w:kern w:val="0"/>
-                <w:sz w:val="18"/>
-                <w:szCs w:val="18"/>
-                <w14:ligatures w14:val="none"/>
-              </w:rPr>
-              <w:t>tableEnd</w:t>
-            </w:r>
-            <w:proofErr w:type="spellEnd"/>
-            <w:r>
-              <w:rPr>
-                <w:rFonts w:ascii="Helvetica Neue" w:eastAsia="Times New Roman" w:hAnsi="Helvetica Neue" w:cs="Arial"/>
-                <w:color w:val="000000"/>
-                <w:kern w:val="0"/>
-                <w:sz w:val="18"/>
-                <w:szCs w:val="18"/>
-                <w14:ligatures w14:val="none"/>
-              </w:rPr>
-              <w:t>]]</w:t>
+              <w:t>[[$prdSNo = add $prdSNo 1]]</w:t>
+            </w:r>
+          </w:p>
+          <w:p>
+            <w:pPr>
+              <w:rPr>
+                <w:rFonts w:ascii="Helvetica Neue" w:eastAsia="Times New Roman" w:hAnsi="Helvetica Neue" w:cs="Arial"/>
+                <w:color w:val="000000"/>
+                <w:kern w:val="0"/>
+                <w:sz w:val="18"/>
+                <w:szCs w:val="18"/>
+                <w:lang w:val="en-US"/>
+                <w14:ligatures w14:val="none"/>
+              </w:rPr>
+            </w:pPr>
+            <w:r>
+              <w:rPr>
+                <w:rFonts w:ascii="Helvetica Neue" w:eastAsia="Times New Roman" w:hAnsi="Helvetica Neue" w:cs="Arial"/>
+                <w:color w:val="000000"/>
+                <w:kern w:val="0"/>
+                <w:sz w:val="18"/>
+                <w:szCs w:val="18"/>
+                <w14:ligatures w14:val="none"/>
+              </w:rPr>
+              <w:t>[[tableEnd]]</w:t>
             </w:r>
           </w:p>
         </w:tc>
@@ -6497,35 +3874,7 @@
         <w:rPr>
           <w:rFonts w:ascii="Helvetica Neue" w:hAnsi="Helvetica Neue" w:cs="Arial"/>
         </w:rPr>
-        <w:t>.</w:t>
-      </w:r>
-      <w:proofErr w:type="gramStart"/>
-      <w:r>
-        <w:rPr>
-          <w:rFonts w:ascii="Helvetica Neue" w:hAnsi="Helvetica Neue" w:cs="Arial"/>
-        </w:rPr>
-        <w:t>ci.companyinfo</w:t>
-      </w:r>
-      <w:proofErr w:type="gramEnd"/>
-      <w:r>
-        <w:rPr>
-          <w:rFonts w:ascii="Helvetica Neue" w:hAnsi="Helvetica Neue" w:cs="Arial"/>
-        </w:rPr>
-        <w:t>.</w:t>
-      </w:r>
-      <w:proofErr w:type="spellStart"/>
-      <w:r>
-        <w:rPr>
-          <w:rFonts w:ascii="Helvetica Neue" w:hAnsi="Helvetica Neue" w:cs="Arial"/>
-        </w:rPr>
-        <w:t>TermsandConditions</w:t>
-      </w:r>
-      <w:proofErr w:type="spellEnd"/>
-      <w:r>
-        <w:rPr>
-          <w:rFonts w:ascii="Helvetica Neue" w:hAnsi="Helvetica Neue" w:cs="Arial"/>
-        </w:rPr>
-        <w:t>__c</w:t>
+        <w:t>.ci.companyinfo.TermsandConditions__c</w:t>
       </w:r>
       <w:r>
         <w:rPr>
@@ -6558,35 +3907,7 @@
           <w:rFonts w:ascii="Helvetica Neue" w:hAnsi="Helvetica Neue" w:cs="Arial"/>
         </w:rPr>
         <w:lastRenderedPageBreak/>
-        <w:t>[[rtf .</w:t>
-      </w:r>
-      <w:proofErr w:type="gramStart"/>
-      <w:r>
-        <w:rPr>
-          <w:rFonts w:ascii="Helvetica Neue" w:hAnsi="Helvetica Neue" w:cs="Arial"/>
-        </w:rPr>
-        <w:t>ci.companyinfo</w:t>
-      </w:r>
-      <w:proofErr w:type="gramEnd"/>
-      <w:r>
-        <w:rPr>
-          <w:rFonts w:ascii="Helvetica Neue" w:hAnsi="Helvetica Neue" w:cs="Arial"/>
-        </w:rPr>
-        <w:t>.</w:t>
-      </w:r>
-      <w:proofErr w:type="spellStart"/>
-      <w:r>
-        <w:rPr>
-          <w:rFonts w:ascii="Helvetica Neue" w:hAnsi="Helvetica Neue" w:cs="Arial"/>
-        </w:rPr>
-        <w:t>TermsandConditions</w:t>
-      </w:r>
-      <w:proofErr w:type="spellEnd"/>
-      <w:r>
-        <w:rPr>
-          <w:rFonts w:ascii="Helvetica Neue" w:hAnsi="Helvetica Neue" w:cs="Arial"/>
-        </w:rPr>
-        <w:t>__c]]</w:t>
+        <w:t>[[rtf .ci.companyinfo.TermsandConditions__c]]</w:t>
       </w:r>
       <w:r>
         <w:rPr>
@@ -6715,17 +4036,7 @@
         <w:sz w:val="18"/>
         <w:szCs w:val="18"/>
       </w:rPr>
-      <w:t>[</w:t>
-    </w:r>
-    <w:proofErr w:type="gramStart"/>
-    <w:r>
-      <w:rPr>
-        <w:rFonts w:ascii="Arial" w:hAnsi="Arial" w:cs="Arial"/>
-        <w:color w:val="auto"/>
-        <w:sz w:val="18"/>
-        <w:szCs w:val="18"/>
-      </w:rPr>
-      <w:t>[</w:t>
+      <w:t>[[</w:t>
     </w:r>
     <w:r>
       <w:rPr>
@@ -6745,7 +4056,6 @@
       </w:rPr>
       <w:t>.name</w:t>
     </w:r>
-    <w:proofErr w:type="gramEnd"/>
     <w:r>
       <w:rPr>
         <w:rFonts w:ascii="Arial" w:hAnsi="Arial" w:cs="Arial"/>
@@ -6811,18 +4121,7 @@
         <w:szCs w:val="18"/>
         <w:lang w:val="en-US"/>
       </w:rPr>
-      <w:t xml:space="preserve">, </w:t>
-    </w:r>
-    <w:proofErr w:type="gramStart"/>
-    <w:r>
-      <w:rPr>
-        <w:rFonts w:ascii="Arial" w:hAnsi="Arial" w:cs="Arial"/>
-        <w:color w:val="auto"/>
-        <w:sz w:val="18"/>
-        <w:szCs w:val="18"/>
-        <w:lang w:val="en-US"/>
-      </w:rPr>
-      <w:t>By</w:t>
+      <w:t>, By</w:t>
     </w:r>
     <w:r>
       <w:rPr>
@@ -6842,30 +4141,7 @@
         <w:szCs w:val="18"/>
         <w:lang w:val="en-US"/>
       </w:rPr>
-      <w:t xml:space="preserve"> [</w:t>
-    </w:r>
-    <w:proofErr w:type="gramEnd"/>
-    <w:r>
-      <w:rPr>
-        <w:rFonts w:ascii="Arial" w:hAnsi="Arial" w:cs="Arial"/>
-        <w:color w:val="auto"/>
-        <w:sz w:val="18"/>
-        <w:szCs w:val="18"/>
-        <w:lang w:val="en-US"/>
-      </w:rPr>
-      <w:t>[.</w:t>
-    </w:r>
-    <w:proofErr w:type="spellStart"/>
-    <w:proofErr w:type="gramStart"/>
-    <w:r>
-      <w:rPr>
-        <w:rFonts w:ascii="Arial" w:hAnsi="Arial" w:cs="Arial"/>
-        <w:color w:val="auto"/>
-        <w:sz w:val="18"/>
-        <w:szCs w:val="18"/>
-        <w:lang w:val="en-US"/>
-      </w:rPr>
-      <w:t>qt.user</w:t>
+      <w:t xml:space="preserve"> [[.qt.user</w:t>
     </w:r>
     <w:r>
       <w:rPr>
@@ -6877,8 +4153,6 @@
       </w:rPr>
       <w:t>Name</w:t>
     </w:r>
-    <w:proofErr w:type="spellEnd"/>
-    <w:proofErr w:type="gramEnd"/>
     <w:r>
       <w:rPr>
         <w:rFonts w:ascii="Arial" w:hAnsi="Arial" w:cs="Arial"/>

--- a/btb_cvs_support/document/templates/quotation_format_qa.docx
+++ b/btb_cvs_support/document/templates/quotation_format_qa.docx
@@ -216,7 +216,7 @@
                 <w:lang w:val="en-US"/>
                 <w14:ligatures w14:val="none"/>
               </w:rPr>
-              <w:t>14-Aug-25</w:t>
+              <w:t>18-Aug-25</w:t>
             </w:r>
             <w:r>
               <w:rPr>
@@ -2153,11 +2153,11 @@
         <w:gridCol w:w="851"/>
         <w:gridCol w:w="673"/>
         <w:gridCol w:w="3438"/>
+        <w:gridCol w:w="567"/>
         <w:gridCol w:w="992"/>
-        <w:gridCol w:w="709"/>
-        <w:gridCol w:w="425"/>
-        <w:gridCol w:w="709"/>
-        <w:gridCol w:w="1134"/>
+        <w:gridCol w:w="567"/>
+        <w:gridCol w:w="567"/>
+        <w:gridCol w:w="1276"/>
         <w:gridCol w:w="1559"/>
       </w:tblGrid>
       <w:tr>
@@ -2237,7 +2237,7 @@
                 <w:u w:val="single"/>
                 <w14:ligatures w14:val="none"/>
               </w:rPr>
-              <w:t>[[$prdSNo]]</w:t>
+              <w:t>[[$prdSNo]] - [[$pv.productName]]</w:t>
             </w:r>
             <w:r>
               <w:rPr>
@@ -2249,7 +2249,7 @@
                 <w:u w:val="single"/>
                 <w14:ligatures w14:val="none"/>
               </w:rPr>
-              <w:t xml:space="preserve"> - </w:t>
+              <w:t xml:space="preserve"> -</w:t>
             </w:r>
             <w:r>
               <w:rPr>
@@ -2261,89 +2261,18 @@
                 <w:u w:val="single"/>
                 <w14:ligatures w14:val="none"/>
               </w:rPr>
-              <w:t>[[$pv.productName]]</w:t>
-            </w:r>
-            <w:r>
-              <w:rPr>
-                <w:rFonts w:ascii="Helvetica Neue" w:eastAsia="Times New Roman" w:hAnsi="Helvetica Neue" w:cs="Arial"/>
-                <w:b/>
-                <w:bCs/>
-                <w:color w:val="000000"/>
-                <w:kern w:val="0"/>
-                <w:u w:val="single"/>
-                <w14:ligatures w14:val="none"/>
-              </w:rPr>
-              <w:t xml:space="preserve"> -</w:t>
-            </w:r>
-            <w:r>
-              <w:rPr>
-                <w:rFonts w:ascii="Helvetica Neue" w:eastAsia="Times New Roman" w:hAnsi="Helvetica Neue" w:cs="Arial"/>
-                <w:b/>
-                <w:bCs/>
-                <w:color w:val="000000"/>
-                <w:kern w:val="0"/>
-                <w:u w:val="single"/>
-                <w14:ligatures w14:val="none"/>
-              </w:rPr>
-              <w:t xml:space="preserve"> </w:t>
-            </w:r>
-            <w:r>
-              <w:rPr>
-                <w:rFonts w:ascii="Helvetica Neue" w:eastAsia="Times New Roman" w:hAnsi="Helvetica Neue" w:cs="Arial"/>
-                <w:b/>
-                <w:bCs/>
-                <w:color w:val="000000"/>
-                <w:kern w:val="0"/>
-                <w:u w:val="single"/>
-                <w14:ligatures w14:val="none"/>
-              </w:rPr>
-              <w:t>[[$cur]]</w:t>
-            </w:r>
-            <w:r>
-              <w:rPr>
-                <w:rFonts w:ascii="Helvetica Neue" w:eastAsia="Times New Roman" w:hAnsi="Helvetica Neue" w:cs="Arial"/>
-                <w:b/>
-                <w:bCs/>
-                <w:color w:val="000000"/>
-                <w:kern w:val="0"/>
-                <w:u w:val="single"/>
-                <w14:ligatures w14:val="none"/>
-              </w:rPr>
-              <w:t xml:space="preserve"> </w:t>
-            </w:r>
-            <w:r>
-              <w:rPr>
-                <w:rFonts w:ascii="Helvetica Neue" w:eastAsia="Times New Roman" w:hAnsi="Helvetica Neue" w:cs="Arial"/>
-                <w:b/>
-                <w:bCs/>
-                <w:color w:val="000000"/>
-                <w:kern w:val="0"/>
-                <w:u w:val="single"/>
-                <w14:ligatures w14:val="none"/>
-              </w:rPr>
-              <w:t>[[$pv.productTotal]]</w:t>
-            </w:r>
-            <w:r>
-              <w:rPr>
-                <w:rFonts w:ascii="Helvetica Neue" w:eastAsia="Times New Roman" w:hAnsi="Helvetica Neue" w:cs="Arial"/>
-                <w:b/>
-                <w:bCs/>
-                <w:color w:val="000000"/>
-                <w:kern w:val="0"/>
-                <w14:ligatures w14:val="none"/>
-              </w:rPr>
-              <w:t xml:space="preserve"> </w:t>
-            </w:r>
-            <w:r>
-              <w:rPr>
-                <w:rFonts w:ascii="Helvetica Neue" w:eastAsia="Times New Roman" w:hAnsi="Helvetica Neue" w:cs="Arial"/>
-                <w:b/>
-                <w:bCs/>
-                <w:color w:val="000000"/>
-                <w:kern w:val="0"/>
-                <w14:ligatures w14:val="none"/>
-              </w:rPr>
-              <w:t>[[$na := “</w:t>
+              <w:t xml:space="preserve"> [[$cur]] [[$pv.productTotal]]</w:t>
+            </w:r>
+            <w:r>
+              <w:rPr>
+                <w:rFonts w:ascii="Helvetica Neue" w:eastAsia="Times New Roman" w:hAnsi="Helvetica Neue" w:cs="Arial"/>
+                <w:b/>
+                <w:bCs/>
+                <w:color w:val="000000"/>
+                <w:kern w:val="0"/>
+                <w14:ligatures w14:val="none"/>
+              </w:rPr>
+              <w:t xml:space="preserve"> [[$na := “</w:t>
             </w:r>
             <w:r>
               <w:rPr>
@@ -2950,7 +2879,7 @@
         </w:tc>
         <w:tc>
           <w:tcPr>
-            <w:tcW w:w="5103" w:type="dxa"/>
+            <w:tcW w:w="4678" w:type="dxa"/>
             <w:gridSpan w:val="3"/>
             <w:vAlign w:val="center"/>
           </w:tcPr>
@@ -2984,7 +2913,7 @@
         </w:tc>
         <w:tc>
           <w:tcPr>
-            <w:tcW w:w="709" w:type="dxa"/>
+            <w:tcW w:w="992" w:type="dxa"/>
             <w:vAlign w:val="center"/>
           </w:tcPr>
           <w:p>
@@ -3051,7 +2980,7 @@
         </w:tc>
         <w:tc>
           <w:tcPr>
-            <w:tcW w:w="1134" w:type="dxa"/>
+            <w:tcW w:w="1276" w:type="dxa"/>
             <w:vAlign w:val="center"/>
           </w:tcPr>
           <w:p>
@@ -3257,18 +3186,18 @@
                 <w:szCs w:val="18"/>
                 <w14:ligatures w14:val="none"/>
               </w:rPr>
-              <w:t>[[$s.tag</w:t>
-            </w:r>
-            <w:r>
-              <w:rPr>
-                <w:rFonts w:ascii="Helvetica Neue" w:eastAsia="Times New Roman" w:hAnsi="Helvetica Neue" w:cs="Arial"/>
-                <w:color w:val="000000"/>
-                <w:kern w:val="0"/>
-                <w:sz w:val="18"/>
-                <w:szCs w:val="18"/>
-                <w14:ligatures w14:val="none"/>
-              </w:rPr>
-              <w:t>Ref</w:t>
+              <w:t>[[$s.ta</w:t>
+            </w:r>
+            <w:r>
+              <w:rPr>
+                <w:rFonts w:ascii="Helvetica Neue" w:eastAsia="Times New Roman" w:hAnsi="Helvetica Neue" w:cs="Arial"/>
+                <w:color w:val="000000"/>
+                <w:kern w:val="0"/>
+                <w:sz w:val="18"/>
+                <w:szCs w:val="18"/>
+                <w14:ligatures w14:val="none"/>
+              </w:rPr>
+              <w:t>gRef</w:t>
             </w:r>
             <w:r>
               <w:rPr>
@@ -3285,7 +3214,7 @@
         </w:tc>
         <w:tc>
           <w:tcPr>
-            <w:tcW w:w="5103" w:type="dxa"/>
+            <w:tcW w:w="4678" w:type="dxa"/>
             <w:gridSpan w:val="3"/>
             <w:vAlign w:val="center"/>
           </w:tcPr>
@@ -3319,7 +3248,7 @@
         </w:tc>
         <w:tc>
           <w:tcPr>
-            <w:tcW w:w="709" w:type="dxa"/>
+            <w:tcW w:w="992" w:type="dxa"/>
             <w:vAlign w:val="center"/>
           </w:tcPr>
           <w:p>
@@ -3376,35 +3305,13 @@
                 <w:szCs w:val="18"/>
                 <w14:ligatures w14:val="none"/>
               </w:rPr>
-              <w:t>[[$s.</w:t>
-            </w:r>
-            <w:r>
-              <w:rPr>
-                <w:rFonts w:ascii="Helvetica Neue" w:eastAsia="Times New Roman" w:hAnsi="Helvetica Neue" w:cs="Arial"/>
-                <w:color w:val="000000"/>
-                <w:kern w:val="0"/>
-                <w:sz w:val="18"/>
-                <w:szCs w:val="18"/>
-                <w14:ligatures w14:val="none"/>
-              </w:rPr>
-              <w:t>rate</w:t>
-            </w:r>
-            <w:r>
-              <w:rPr>
-                <w:rFonts w:ascii="Helvetica Neue" w:eastAsia="Times New Roman" w:hAnsi="Helvetica Neue" w:cs="Arial"/>
-                <w:color w:val="000000"/>
-                <w:kern w:val="0"/>
-                <w:sz w:val="18"/>
-                <w:szCs w:val="18"/>
-                <w14:ligatures w14:val="none"/>
-              </w:rPr>
-              <w:t>]]</w:t>
-            </w:r>
-          </w:p>
-        </w:tc>
-        <w:tc>
-          <w:tcPr>
-            <w:tcW w:w="1134" w:type="dxa"/>
+              <w:t>[[$s.rate]]</w:t>
+            </w:r>
+          </w:p>
+        </w:tc>
+        <w:tc>
+          <w:tcPr>
+            <w:tcW w:w="1276" w:type="dxa"/>
             <w:vAlign w:val="center"/>
           </w:tcPr>
           <w:p>
@@ -3429,29 +3336,7 @@
                 <w:szCs w:val="18"/>
                 <w14:ligatures w14:val="none"/>
               </w:rPr>
-              <w:t>[[$s.</w:t>
-            </w:r>
-            <w:r>
-              <w:rPr>
-                <w:rFonts w:ascii="Helvetica Neue" w:eastAsia="Times New Roman" w:hAnsi="Helvetica Neue" w:cs="Arial"/>
-                <w:color w:val="000000"/>
-                <w:kern w:val="0"/>
-                <w:sz w:val="18"/>
-                <w:szCs w:val="18"/>
-                <w14:ligatures w14:val="none"/>
-              </w:rPr>
-              <w:t>amount</w:t>
-            </w:r>
-            <w:r>
-              <w:rPr>
-                <w:rFonts w:ascii="Helvetica Neue" w:eastAsia="Times New Roman" w:hAnsi="Helvetica Neue" w:cs="Arial"/>
-                <w:color w:val="000000"/>
-                <w:kern w:val="0"/>
-                <w:sz w:val="18"/>
-                <w:szCs w:val="18"/>
-                <w14:ligatures w14:val="none"/>
-              </w:rPr>
-              <w:t>]]</w:t>
+              <w:t>[[$s.amount]]</w:t>
             </w:r>
           </w:p>
         </w:tc>
@@ -3550,7 +3435,7 @@
       <w:tr>
         <w:tc>
           <w:tcPr>
-            <w:tcW w:w="6521" w:type="dxa"/>
+            <w:tcW w:w="6096" w:type="dxa"/>
             <w:gridSpan w:val="5"/>
             <w:vAlign w:val="center"/>
           </w:tcPr>
@@ -3583,7 +3468,7 @@
         </w:tc>
         <w:tc>
           <w:tcPr>
-            <w:tcW w:w="709" w:type="dxa"/>
+            <w:tcW w:w="992" w:type="dxa"/>
             <w:vAlign w:val="center"/>
           </w:tcPr>
           <w:p>
@@ -3692,7 +3577,7 @@
         </w:tc>
         <w:tc>
           <w:tcPr>
-            <w:tcW w:w="1134" w:type="dxa"/>
+            <w:tcW w:w="1276" w:type="dxa"/>
             <w:vAlign w:val="center"/>
           </w:tcPr>
           <w:p>
@@ -3720,35 +3605,7 @@
                 <w:lang w:val="en-US"/>
                 <w14:ligatures w14:val="none"/>
               </w:rPr>
-              <w:t>[[$item.summary.</w:t>
-            </w:r>
-            <w:r>
-              <w:rPr>
-                <w:rFonts w:ascii="Helvetica Neue" w:eastAsia="Times New Roman" w:hAnsi="Helvetica Neue" w:cs="Arial"/>
-                <w:b/>
-                <w:bCs/>
-                <w:color w:val="000000"/>
-                <w:kern w:val="0"/>
-                <w:sz w:val="18"/>
-                <w:szCs w:val="18"/>
-                <w:lang w:val="en-US"/>
-                <w14:ligatures w14:val="none"/>
-              </w:rPr>
-              <w:t>cartAmount</w:t>
-            </w:r>
-            <w:r>
-              <w:rPr>
-                <w:rFonts w:ascii="Helvetica Neue" w:eastAsia="Times New Roman" w:hAnsi="Helvetica Neue" w:cs="Arial"/>
-                <w:b/>
-                <w:bCs/>
-                <w:color w:val="000000"/>
-                <w:kern w:val="0"/>
-                <w:sz w:val="18"/>
-                <w:szCs w:val="18"/>
-                <w:lang w:val="en-US"/>
-                <w14:ligatures w14:val="none"/>
-              </w:rPr>
-              <w:t>]]</w:t>
+              <w:t>[[$item.summary.cartAmount]]</w:t>
             </w:r>
           </w:p>
         </w:tc>
@@ -4102,7 +3959,7 @@
         <w:szCs w:val="18"/>
         <w:lang w:val="en-US"/>
       </w:rPr>
-      <w:t>14-Aug-25</w:t>
+      <w:t>18-Aug-25</w:t>
     </w:r>
     <w:r>
       <w:rPr>

--- a/btb_cvs_support/document/templates/quotation_format_qa.docx
+++ b/btb_cvs_support/document/templates/quotation_format_qa.docx
@@ -33,7 +33,7 @@
         <w:tblStyle w:val="TableGrid"/>
         <w:tblpPr w:leftFromText="180" w:rightFromText="180" w:vertAnchor="text" w:horzAnchor="margin" w:tblpY="45"/>
         <w:tblOverlap w:val="never"/>
-        <w:tblW w:w="11055" w:type="dxa"/>
+        <w:tblW w:w="10875" w:type="dxa"/>
         <w:tblBorders>
           <w:top w:val="none" w:sz="0" w:space="0" w:color="auto"/>
           <w:left w:val="none" w:sz="0" w:space="0" w:color="auto"/>
@@ -46,9 +46,9 @@
       </w:tblPr>
       <w:tblGrid>
         <w:gridCol w:w="940"/>
-        <w:gridCol w:w="6806"/>
+        <w:gridCol w:w="6681"/>
         <w:gridCol w:w="1123"/>
-        <w:gridCol w:w="2186"/>
+        <w:gridCol w:w="2131"/>
       </w:tblGrid>
       <w:tr>
         <w:trPr>
@@ -56,7 +56,7 @@
         </w:trPr>
         <w:tc>
           <w:tcPr>
-            <w:tcW w:w="851" w:type="dxa"/>
+            <w:tcW w:w="928" w:type="dxa"/>
             <w:vMerge w:val="restart"/>
           </w:tcPr>
           <w:p>
@@ -93,11 +93,12 @@
         </w:tc>
         <w:tc>
           <w:tcPr>
-            <w:tcW w:w="6879" w:type="dxa"/>
+            <w:tcW w:w="6691" w:type="dxa"/>
           </w:tcPr>
           <w:p>
             <w:pPr>
               <w:spacing w:line="276" w:lineRule="auto"/>
+              <w:ind w:left="-62"/>
               <w:rPr>
                 <w:rFonts w:ascii="Helvetica Neue" w:eastAsia="Times New Roman" w:hAnsi="Helvetica Neue" w:cs="Arial"/>
                 <w:b/>
@@ -158,10 +159,11 @@
         </w:tc>
         <w:tc>
           <w:tcPr>
-            <w:tcW w:w="2202" w:type="dxa"/>
-          </w:tcPr>
-          <w:p>
-            <w:pPr>
+            <w:tcW w:w="2133" w:type="dxa"/>
+          </w:tcPr>
+          <w:p>
+            <w:pPr>
+              <w:ind w:hanging="64"/>
               <w:rPr>
                 <w:rFonts w:ascii="Helvetica Neue" w:eastAsia="Times New Roman" w:hAnsi="Helvetica Neue" w:cs="Arial"/>
                 <w:color w:val="000000"/>
@@ -238,7 +240,7 @@
         </w:trPr>
         <w:tc>
           <w:tcPr>
-            <w:tcW w:w="851" w:type="dxa"/>
+            <w:tcW w:w="928" w:type="dxa"/>
             <w:vMerge/>
           </w:tcPr>
           <w:p>
@@ -259,11 +261,12 @@
         </w:tc>
         <w:tc>
           <w:tcPr>
-            <w:tcW w:w="6879" w:type="dxa"/>
+            <w:tcW w:w="6691" w:type="dxa"/>
           </w:tcPr>
           <w:p>
             <w:pPr>
               <w:spacing w:line="276" w:lineRule="auto"/>
+              <w:ind w:left="-48" w:hanging="14"/>
               <w:rPr>
                 <w:rFonts w:ascii="Helvetica Neue" w:eastAsia="Times New Roman" w:hAnsi="Helvetica Neue" w:cs="Arial"/>
                 <w:b/>
@@ -319,7 +322,7 @@
           <w:p>
             <w:pPr>
               <w:spacing w:before="100" w:beforeAutospacing="1"/>
-              <w:ind w:right="-168"/>
+              <w:ind w:right="-153"/>
               <w:rPr>
                 <w:rFonts w:ascii="Helvetica Neue" w:eastAsia="Times New Roman" w:hAnsi="Helvetica Neue" w:cs="Arial"/>
                 <w:b/>
@@ -348,10 +351,11 @@
         </w:tc>
         <w:tc>
           <w:tcPr>
-            <w:tcW w:w="2202" w:type="dxa"/>
-          </w:tcPr>
-          <w:p>
-            <w:pPr>
+            <w:tcW w:w="2133" w:type="dxa"/>
+          </w:tcPr>
+          <w:p>
+            <w:pPr>
+              <w:ind w:hanging="64"/>
               <w:rPr>
                 <w:rFonts w:ascii="Helvetica Neue" w:eastAsia="Times New Roman" w:hAnsi="Helvetica Neue" w:cs="Arial"/>
                 <w:b/>
@@ -382,11 +386,11 @@
       <w:tr>
         <w:tc>
           <w:tcPr>
-            <w:tcW w:w="851" w:type="dxa"/>
-          </w:tcPr>
-          <w:p>
-            <w:pPr>
-              <w:ind w:left="-107" w:right="-166"/>
+            <w:tcW w:w="928" w:type="dxa"/>
+          </w:tcPr>
+          <w:p>
+            <w:pPr>
+              <w:ind w:left="-107" w:right="-151"/>
               <w:rPr>
                 <w:rFonts w:ascii="Helvetica Neue" w:eastAsia="Times New Roman" w:hAnsi="Helvetica Neue" w:cs="Arial"/>
                 <w:b/>
@@ -417,37 +421,108 @@
         </w:tc>
         <w:tc>
           <w:tcPr>
-            <w:tcW w:w="10204" w:type="dxa"/>
+            <w:tcW w:w="9947" w:type="dxa"/>
             <w:gridSpan w:val="3"/>
             <w:vAlign w:val="center"/>
           </w:tcPr>
           <w:p>
             <w:pPr>
               <w:spacing w:before="57" w:after="57"/>
-              <w:rPr>
-                <w:rFonts w:ascii="Helvetica Neue" w:eastAsia="Times New Roman" w:hAnsi="Helvetica Neue" w:cs="Arial"/>
-                <w:color w:val="000000"/>
-                <w:kern w:val="0"/>
-                <w:sz w:val="18"/>
-                <w:szCs w:val="18"/>
-                <w14:ligatures w14:val="none"/>
-              </w:rPr>
-            </w:pPr>
-            <w:r>
-              <w:rPr>
-                <w:rFonts w:ascii="Helvetica Neue" w:eastAsia="Times New Roman" w:hAnsi="Helvetica Neue" w:cs="Arial"/>
-                <w:color w:val="000000"/>
-                <w:kern w:val="0"/>
-                <w:sz w:val="18"/>
-                <w:szCs w:val="18"/>
-                <w14:ligatures w14:val="none"/>
-              </w:rPr>
-              <w:t>[[.qt.contact_display]], [[.qt.contact_designation]]</w:t>
+              <w:ind w:left="-62"/>
+              <w:rPr>
+                <w:rFonts w:ascii="Helvetica Neue" w:eastAsia="Times New Roman" w:hAnsi="Helvetica Neue" w:cs="Arial"/>
+                <w:color w:val="000000"/>
+                <w:kern w:val="0"/>
+                <w:sz w:val="18"/>
+                <w:szCs w:val="18"/>
+                <w14:ligatures w14:val="none"/>
+              </w:rPr>
+            </w:pPr>
+            <w:r>
+              <w:rPr>
+                <w:rFonts w:ascii="Helvetica Neue" w:eastAsia="Times New Roman" w:hAnsi="Helvetica Neue" w:cs="Arial"/>
+                <w:color w:val="000000"/>
+                <w:kern w:val="0"/>
+                <w:sz w:val="18"/>
+                <w:szCs w:val="18"/>
+                <w14:ligatures w14:val="none"/>
+              </w:rPr>
+              <w:t>[[</w:t>
+            </w:r>
+            <w:r>
+              <w:rPr>
+                <w:rFonts w:ascii="Helvetica Neue" w:eastAsia="Times New Roman" w:hAnsi="Helvetica Neue" w:cs="Arial"/>
+                <w:color w:val="000000"/>
+                <w:kern w:val="0"/>
+                <w:sz w:val="18"/>
+                <w:szCs w:val="18"/>
+                <w14:ligatures w14:val="none"/>
+              </w:rPr>
+              <w:t xml:space="preserve">rtf </w:t>
+            </w:r>
+            <w:r>
+              <w:rPr>
+                <w:rFonts w:ascii="Helvetica Neue" w:eastAsia="Times New Roman" w:hAnsi="Helvetica Neue" w:cs="Arial"/>
+                <w:color w:val="000000"/>
+                <w:kern w:val="0"/>
+                <w:sz w:val="18"/>
+                <w:szCs w:val="18"/>
+                <w14:ligatures w14:val="none"/>
+              </w:rPr>
+              <w:t>.qt.contact_display]], [[.qt.contact_designation]]</w:t>
+            </w:r>
+          </w:p>
+          <w:p>
+            <w:pPr>
+              <w:spacing w:before="57" w:after="57"/>
+              <w:ind w:left="-62"/>
+              <w:rPr>
+                <w:rFonts w:ascii="Helvetica Neue" w:eastAsia="Times New Roman" w:hAnsi="Helvetica Neue" w:cs="Arial"/>
+                <w:color w:val="000000"/>
+                <w:kern w:val="0"/>
+                <w:sz w:val="18"/>
+                <w:szCs w:val="18"/>
+                <w14:ligatures w14:val="none"/>
+              </w:rPr>
+            </w:pPr>
+            <w:r>
+              <w:rPr>
+                <w:rFonts w:ascii="Helvetica Neue" w:eastAsia="Times New Roman" w:hAnsi="Helvetica Neue" w:cs="Arial"/>
+                <w:color w:val="000000"/>
+                <w:kern w:val="0"/>
+                <w:sz w:val="18"/>
+                <w:szCs w:val="18"/>
+                <w14:ligatures w14:val="none"/>
+              </w:rPr>
+              <w:t xml:space="preserve">[[if </w:t>
+            </w:r>
+            <w:r>
+              <w:rPr>
+                <w:rFonts w:ascii="Helvetica Neue" w:eastAsia="Times New Roman" w:hAnsi="Helvetica Neue" w:cs="Arial"/>
+                <w:color w:val="000000"/>
+                <w:kern w:val="0"/>
+                <w:sz w:val="18"/>
+                <w:szCs w:val="18"/>
+                <w14:ligatures w14:val="none"/>
+              </w:rPr>
+              <w:t>.qt.contact_mobil</w:t>
+            </w:r>
+            <w:r>
+              <w:rPr>
+                <w:rFonts w:ascii="Helvetica Neue" w:eastAsia="Times New Roman" w:hAnsi="Helvetica Neue" w:cs="Arial"/>
+                <w:color w:val="000000"/>
+                <w:kern w:val="0"/>
+                <w:sz w:val="18"/>
+                <w:szCs w:val="18"/>
+                <w14:ligatures w14:val="none"/>
+              </w:rPr>
+              <w:t xml:space="preserve">e]] </w:t>
             </w:r>
           </w:p>
           <w:p>
             <w:pPr>
               <w:spacing w:before="57"/>
+              <w:ind w:left="-48" w:hanging="14"/>
               <w:rPr>
                 <w:rFonts w:ascii="Helvetica Neue" w:eastAsia="Times New Roman" w:hAnsi="Helvetica Neue" w:cs="Arial"/>
                 <w:color w:val="000000"/>
@@ -468,32 +543,138 @@
               </w:rPr>
               <w:t>[[.qt.contact_mobile]]</w:t>
             </w:r>
-          </w:p>
-          <w:p>
-            <w:pPr>
-              <w:rPr>
-                <w:rFonts w:ascii="Helvetica Neue" w:eastAsia="Times New Roman" w:hAnsi="Helvetica Neue" w:cs="Arial"/>
-                <w:b/>
-                <w:bCs/>
-                <w:color w:val="000000"/>
-                <w:kern w:val="0"/>
-                <w:sz w:val="18"/>
-                <w:szCs w:val="18"/>
-                <w:u w:val="single"/>
-                <w:lang w:val="en-US"/>
-                <w14:ligatures w14:val="none"/>
-              </w:rPr>
-            </w:pPr>
-            <w:r>
-              <w:rPr>
-                <w:rFonts w:ascii="Helvetica Neue" w:eastAsia="Times New Roman" w:hAnsi="Helvetica Neue" w:cs="Arial"/>
-                <w:color w:val="000000"/>
-                <w:kern w:val="0"/>
-                <w:sz w:val="18"/>
-                <w:szCs w:val="18"/>
-                <w14:ligatures w14:val="none"/>
-              </w:rPr>
-              <w:t>[[if .qt.contact_email]] [[.qt.contact_email]] [[end]]</w:t>
+            <w:r>
+              <w:rPr>
+                <w:rFonts w:ascii="Helvetica Neue" w:eastAsia="Times New Roman" w:hAnsi="Helvetica Neue" w:cs="Arial"/>
+                <w:color w:val="000000"/>
+                <w:kern w:val="0"/>
+                <w:sz w:val="18"/>
+                <w:szCs w:val="18"/>
+                <w14:ligatures w14:val="none"/>
+              </w:rPr>
+              <w:t xml:space="preserve"> </w:t>
+            </w:r>
+          </w:p>
+          <w:p>
+            <w:pPr>
+              <w:spacing w:before="57"/>
+              <w:ind w:left="-48" w:hanging="14"/>
+              <w:rPr>
+                <w:rFonts w:ascii="Helvetica Neue" w:eastAsia="Times New Roman" w:hAnsi="Helvetica Neue" w:cs="Arial"/>
+                <w:color w:val="000000"/>
+                <w:kern w:val="0"/>
+                <w:sz w:val="18"/>
+                <w:szCs w:val="18"/>
+                <w14:ligatures w14:val="none"/>
+              </w:rPr>
+            </w:pPr>
+            <w:r>
+              <w:rPr>
+                <w:rFonts w:ascii="Helvetica Neue" w:eastAsia="Times New Roman" w:hAnsi="Helvetica Neue" w:cs="Arial"/>
+                <w:color w:val="000000"/>
+                <w:kern w:val="0"/>
+                <w:sz w:val="18"/>
+                <w:szCs w:val="18"/>
+                <w14:ligatures w14:val="none"/>
+              </w:rPr>
+              <w:t>[[end]]</w:t>
+            </w:r>
+          </w:p>
+          <w:p>
+            <w:pPr>
+              <w:spacing w:before="57"/>
+              <w:ind w:left="-48" w:hanging="14"/>
+              <w:rPr>
+                <w:rFonts w:ascii="Helvetica Neue" w:eastAsia="Times New Roman" w:hAnsi="Helvetica Neue" w:cs="Arial"/>
+                <w:color w:val="000000"/>
+                <w:kern w:val="0"/>
+                <w:sz w:val="18"/>
+                <w:szCs w:val="18"/>
+                <w14:ligatures w14:val="none"/>
+              </w:rPr>
+            </w:pPr>
+            <w:r>
+              <w:rPr>
+                <w:rFonts w:ascii="Helvetica Neue" w:eastAsia="Times New Roman" w:hAnsi="Helvetica Neue" w:cs="Arial"/>
+                <w:color w:val="000000"/>
+                <w:kern w:val="0"/>
+                <w:sz w:val="18"/>
+                <w:szCs w:val="18"/>
+                <w14:ligatures w14:val="none"/>
+              </w:rPr>
+              <w:t>[[</w:t>
+            </w:r>
+            <w:r>
+              <w:rPr>
+                <w:rFonts w:ascii="Helvetica Neue" w:eastAsia="Times New Roman" w:hAnsi="Helvetica Neue" w:cs="Arial"/>
+                <w:color w:val="000000"/>
+                <w:kern w:val="0"/>
+                <w:sz w:val="18"/>
+                <w:szCs w:val="18"/>
+                <w14:ligatures w14:val="none"/>
+              </w:rPr>
+              <w:t xml:space="preserve">if </w:t>
+            </w:r>
+            <w:r>
+              <w:rPr>
+                <w:rFonts w:ascii="Helvetica Neue" w:eastAsia="Times New Roman" w:hAnsi="Helvetica Neue" w:cs="Arial"/>
+                <w:color w:val="000000"/>
+                <w:kern w:val="0"/>
+                <w:sz w:val="18"/>
+                <w:szCs w:val="18"/>
+                <w14:ligatures w14:val="none"/>
+              </w:rPr>
+              <w:t>.qt.contact_email]]</w:t>
+            </w:r>
+          </w:p>
+          <w:p>
+            <w:pPr>
+              <w:spacing w:before="57"/>
+              <w:ind w:left="-48" w:hanging="14"/>
+              <w:rPr>
+                <w:rFonts w:ascii="Helvetica Neue" w:eastAsia="Times New Roman" w:hAnsi="Helvetica Neue" w:cs="Arial"/>
+                <w:color w:val="000000"/>
+                <w:kern w:val="0"/>
+                <w:sz w:val="18"/>
+                <w:szCs w:val="18"/>
+                <w14:ligatures w14:val="none"/>
+              </w:rPr>
+            </w:pPr>
+            <w:r>
+              <w:rPr>
+                <w:rFonts w:ascii="Helvetica Neue" w:eastAsia="Times New Roman" w:hAnsi="Helvetica Neue" w:cs="Arial"/>
+                <w:color w:val="000000"/>
+                <w:kern w:val="0"/>
+                <w:sz w:val="18"/>
+                <w:szCs w:val="18"/>
+                <w14:ligatures w14:val="none"/>
+              </w:rPr>
+              <w:t>[[.qt.contact_email]]</w:t>
+            </w:r>
+          </w:p>
+          <w:p>
+            <w:pPr>
+              <w:spacing w:before="57"/>
+              <w:ind w:left="-48" w:hanging="14"/>
+              <w:rPr>
+                <w:rFonts w:ascii="Helvetica Neue" w:eastAsia="Times New Roman" w:hAnsi="Helvetica Neue" w:cs="Arial"/>
+                <w:color w:val="000000"/>
+                <w:kern w:val="0"/>
+                <w:sz w:val="18"/>
+                <w:szCs w:val="18"/>
+                <w14:ligatures w14:val="none"/>
+              </w:rPr>
+            </w:pPr>
+            <w:r>
+              <w:rPr>
+                <w:rFonts w:ascii="Helvetica Neue" w:eastAsia="Times New Roman" w:hAnsi="Helvetica Neue" w:cs="Arial"/>
+                <w:color w:val="000000"/>
+                <w:kern w:val="0"/>
+                <w:sz w:val="18"/>
+                <w:szCs w:val="18"/>
+                <w14:ligatures w14:val="none"/>
+              </w:rPr>
+              <w:t>[[end]]</w:t>
             </w:r>
           </w:p>
         </w:tc>
@@ -501,7 +682,7 @@
       <w:tr>
         <w:tc>
           <w:tcPr>
-            <w:tcW w:w="851" w:type="dxa"/>
+            <w:tcW w:w="928" w:type="dxa"/>
           </w:tcPr>
           <w:p>
             <w:pPr>
@@ -536,12 +717,13 @@
         </w:tc>
         <w:tc>
           <w:tcPr>
-            <w:tcW w:w="10204" w:type="dxa"/>
+            <w:tcW w:w="9947" w:type="dxa"/>
             <w:gridSpan w:val="3"/>
           </w:tcPr>
           <w:p>
             <w:pPr>
               <w:spacing w:line="276" w:lineRule="auto"/>
+              <w:ind w:left="-48" w:hanging="14"/>
               <w:rPr>
                 <w:rFonts w:ascii="Helvetica Neue" w:eastAsia="Times New Roman" w:hAnsi="Helvetica Neue" w:cs="Arial"/>
                 <w:b/>
@@ -558,6 +740,8 @@
             <w:r>
               <w:rPr>
                 <w:rFonts w:ascii="Helvetica Neue" w:eastAsia="Times New Roman" w:hAnsi="Helvetica Neue" w:cs="Arial"/>
+                <w:b/>
+                <w:bCs/>
                 <w:color w:val="000000"/>
                 <w:kern w:val="0"/>
                 <w:sz w:val="18"/>
@@ -572,7 +756,7 @@
       <w:tr>
         <w:tc>
           <w:tcPr>
-            <w:tcW w:w="851" w:type="dxa"/>
+            <w:tcW w:w="928" w:type="dxa"/>
           </w:tcPr>
           <w:p>
             <w:pPr>
@@ -607,12 +791,13 @@
         </w:tc>
         <w:tc>
           <w:tcPr>
-            <w:tcW w:w="10204" w:type="dxa"/>
+            <w:tcW w:w="9947" w:type="dxa"/>
             <w:gridSpan w:val="3"/>
           </w:tcPr>
           <w:p>
             <w:pPr>
               <w:spacing w:line="276" w:lineRule="auto"/>
+              <w:ind w:left="-48" w:hanging="14"/>
               <w:rPr>
                 <w:rFonts w:ascii="Helvetica Neue" w:eastAsia="Times New Roman" w:hAnsi="Helvetica Neue" w:cs="Arial"/>
                 <w:b/>

--- a/btb_cvs_support/document/templates/quotation_format_qa.docx
+++ b/btb_cvs_support/document/templates/quotation_format_qa.docx
@@ -469,7 +469,7 @@
                 <w:szCs w:val="18"/>
                 <w14:ligatures w14:val="none"/>
               </w:rPr>
-              <w:t>.qt.contact_display]], [[.qt.contact_designation]]</w:t>
+              <w:t>.qt.contact_display]]</w:t>
             </w:r>
           </w:p>
           <w:p>
@@ -516,7 +516,54 @@
                 <w:szCs w:val="18"/>
                 <w14:ligatures w14:val="none"/>
               </w:rPr>
-              <w:t xml:space="preserve">e]] </w:t>
+              <w:t>e]]</w:t>
+            </w:r>
+          </w:p>
+          <w:p>
+            <w:pPr>
+              <w:spacing w:before="57" w:after="57"/>
+              <w:ind w:left="-62"/>
+              <w:rPr>
+                <w:rFonts w:ascii="Helvetica Neue" w:eastAsia="Times New Roman" w:hAnsi="Helvetica Neue" w:cs="Arial"/>
+                <w:color w:val="000000"/>
+                <w:kern w:val="0"/>
+                <w:sz w:val="18"/>
+                <w:szCs w:val="18"/>
+                <w14:ligatures w14:val="none"/>
+              </w:rPr>
+            </w:pPr>
+            <w:r>
+              <w:rPr>
+                <w:rFonts w:ascii="Helvetica Neue" w:eastAsia="Times New Roman" w:hAnsi="Helvetica Neue" w:cs="Arial"/>
+                <w:color w:val="000000"/>
+                <w:kern w:val="0"/>
+                <w:sz w:val="18"/>
+                <w:szCs w:val="18"/>
+                <w14:ligatures w14:val="none"/>
+              </w:rPr>
+              <w:t>[[</w:t>
+            </w:r>
+            <w:r>
+              <w:rPr>
+                <w:rFonts w:ascii="Helvetica Neue" w:eastAsia="Times New Roman" w:hAnsi="Helvetica Neue" w:cs="Arial"/>
+                <w:color w:val="000000"/>
+                <w:kern w:val="0"/>
+                <w:sz w:val="18"/>
+                <w:szCs w:val="18"/>
+                <w14:ligatures w14:val="none"/>
+              </w:rPr>
+              <w:t>.qt.contact_mobil</w:t>
+            </w:r>
+            <w:r>
+              <w:rPr>
+                <w:rFonts w:ascii="Helvetica Neue" w:eastAsia="Times New Roman" w:hAnsi="Helvetica Neue" w:cs="Arial"/>
+                <w:color w:val="000000"/>
+                <w:kern w:val="0"/>
+                <w:sz w:val="18"/>
+                <w:szCs w:val="18"/>
+                <w14:ligatures w14:val="none"/>
+              </w:rPr>
+              <w:t>e]]</w:t>
             </w:r>
           </w:p>
           <w:p>
@@ -541,90 +588,54 @@
                 <w:szCs w:val="18"/>
                 <w14:ligatures w14:val="none"/>
               </w:rPr>
-              <w:t>[[.qt.contact_mobile]]</w:t>
-            </w:r>
-            <w:r>
-              <w:rPr>
-                <w:rFonts w:ascii="Helvetica Neue" w:eastAsia="Times New Roman" w:hAnsi="Helvetica Neue" w:cs="Arial"/>
-                <w:color w:val="000000"/>
-                <w:kern w:val="0"/>
-                <w:sz w:val="18"/>
-                <w:szCs w:val="18"/>
-                <w14:ligatures w14:val="none"/>
-              </w:rPr>
-              <w:t xml:space="preserve"> </w:t>
-            </w:r>
-          </w:p>
-          <w:p>
-            <w:pPr>
-              <w:spacing w:before="57"/>
-              <w:ind w:left="-48" w:hanging="14"/>
-              <w:rPr>
-                <w:rFonts w:ascii="Helvetica Neue" w:eastAsia="Times New Roman" w:hAnsi="Helvetica Neue" w:cs="Arial"/>
-                <w:color w:val="000000"/>
-                <w:kern w:val="0"/>
-                <w:sz w:val="18"/>
-                <w:szCs w:val="18"/>
-                <w14:ligatures w14:val="none"/>
-              </w:rPr>
-            </w:pPr>
-            <w:r>
-              <w:rPr>
-                <w:rFonts w:ascii="Helvetica Neue" w:eastAsia="Times New Roman" w:hAnsi="Helvetica Neue" w:cs="Arial"/>
-                <w:color w:val="000000"/>
-                <w:kern w:val="0"/>
-                <w:sz w:val="18"/>
-                <w:szCs w:val="18"/>
-                <w14:ligatures w14:val="none"/>
-              </w:rPr>
               <w:t>[[end]]</w:t>
             </w:r>
           </w:p>
           <w:p>
             <w:pPr>
-              <w:spacing w:before="57"/>
-              <w:ind w:left="-48" w:hanging="14"/>
-              <w:rPr>
-                <w:rFonts w:ascii="Helvetica Neue" w:eastAsia="Times New Roman" w:hAnsi="Helvetica Neue" w:cs="Arial"/>
-                <w:color w:val="000000"/>
-                <w:kern w:val="0"/>
-                <w:sz w:val="18"/>
-                <w:szCs w:val="18"/>
-                <w14:ligatures w14:val="none"/>
-              </w:rPr>
-            </w:pPr>
-            <w:r>
-              <w:rPr>
-                <w:rFonts w:ascii="Helvetica Neue" w:eastAsia="Times New Roman" w:hAnsi="Helvetica Neue" w:cs="Arial"/>
-                <w:color w:val="000000"/>
-                <w:kern w:val="0"/>
-                <w:sz w:val="18"/>
-                <w:szCs w:val="18"/>
-                <w14:ligatures w14:val="none"/>
-              </w:rPr>
-              <w:t>[[</w:t>
-            </w:r>
-            <w:r>
-              <w:rPr>
-                <w:rFonts w:ascii="Helvetica Neue" w:eastAsia="Times New Roman" w:hAnsi="Helvetica Neue" w:cs="Arial"/>
-                <w:color w:val="000000"/>
-                <w:kern w:val="0"/>
-                <w:sz w:val="18"/>
-                <w:szCs w:val="18"/>
-                <w14:ligatures w14:val="none"/>
-              </w:rPr>
-              <w:t xml:space="preserve">if </w:t>
-            </w:r>
-            <w:r>
-              <w:rPr>
-                <w:rFonts w:ascii="Helvetica Neue" w:eastAsia="Times New Roman" w:hAnsi="Helvetica Neue" w:cs="Arial"/>
-                <w:color w:val="000000"/>
-                <w:kern w:val="0"/>
-                <w:sz w:val="18"/>
-                <w:szCs w:val="18"/>
-                <w14:ligatures w14:val="none"/>
-              </w:rPr>
-              <w:t>.qt.contact_email]]</w:t>
+              <w:spacing w:before="57" w:after="57"/>
+              <w:ind w:left="-62"/>
+              <w:rPr>
+                <w:rFonts w:ascii="Helvetica Neue" w:eastAsia="Times New Roman" w:hAnsi="Helvetica Neue" w:cs="Arial"/>
+                <w:color w:val="000000"/>
+                <w:kern w:val="0"/>
+                <w:sz w:val="18"/>
+                <w:szCs w:val="18"/>
+                <w14:ligatures w14:val="none"/>
+              </w:rPr>
+            </w:pPr>
+            <w:r>
+              <w:rPr>
+                <w:rFonts w:ascii="Helvetica Neue" w:eastAsia="Times New Roman" w:hAnsi="Helvetica Neue" w:cs="Arial"/>
+                <w:color w:val="000000"/>
+                <w:kern w:val="0"/>
+                <w:sz w:val="18"/>
+                <w:szCs w:val="18"/>
+                <w14:ligatures w14:val="none"/>
+              </w:rPr>
+              <w:t xml:space="preserve">[[if </w:t>
+            </w:r>
+            <w:r>
+              <w:rPr>
+                <w:rFonts w:ascii="Helvetica Neue" w:eastAsia="Times New Roman" w:hAnsi="Helvetica Neue" w:cs="Arial"/>
+                <w:color w:val="000000"/>
+                <w:kern w:val="0"/>
+                <w:sz w:val="18"/>
+                <w:szCs w:val="18"/>
+                <w14:ligatures w14:val="none"/>
+              </w:rPr>
+              <w:t>.qt.contact_email</w:t>
+            </w:r>
+            <w:r>
+              <w:rPr>
+                <w:rFonts w:ascii="Helvetica Neue" w:eastAsia="Times New Roman" w:hAnsi="Helvetica Neue" w:cs="Arial"/>
+                <w:color w:val="000000"/>
+                <w:kern w:val="0"/>
+                <w:sz w:val="18"/>
+                <w:szCs w:val="18"/>
+                <w14:ligatures w14:val="none"/>
+              </w:rPr>
+              <w:t>]]</w:t>
             </w:r>
           </w:p>
           <w:p>

--- a/btb_cvs_support/document/templates/quotation_format_qa.docx
+++ b/btb_cvs_support/document/templates/quotation_format_qa.docx
@@ -1099,21 +1099,7 @@
                 <w:lang w:val="en-US"/>
                 <w14:ligatures w14:val="none"/>
               </w:rPr>
-              <w:t>S</w:t>
-            </w:r>
-            <w:r>
-              <w:rPr>
-                <w:rFonts w:ascii="Helvetica Neue" w:eastAsia="Times New Roman" w:hAnsi="Helvetica Neue" w:cs="Arial"/>
-                <w:b/>
-                <w:bCs/>
-                <w:color w:val="000000"/>
-                <w:kern w:val="0"/>
-                <w:sz w:val="18"/>
-                <w:szCs w:val="18"/>
-                <w:lang w:val="en-US"/>
-                <w14:ligatures w14:val="none"/>
-              </w:rPr>
-              <w:t xml:space="preserve"> No.</w:t>
+              <w:t>S No.</w:t>
             </w:r>
           </w:p>
         </w:tc>
@@ -1308,31 +1294,7 @@
                 <w:lang w:val="en-US"/>
                 <w14:ligatures w14:val="none"/>
               </w:rPr>
-              <w:t>[[</w:t>
-            </w:r>
-            <w:r>
-              <w:rPr>
-                <w:rFonts w:ascii="Helvetica Neue" w:eastAsia="Times New Roman" w:hAnsi="Helvetica Neue" w:cs="Arial"/>
-                <w:color w:val="000000"/>
-                <w:kern w:val="0"/>
-                <w:sz w:val="18"/>
-                <w:szCs w:val="18"/>
-                <w:lang w:val="en-US"/>
-                <w14:ligatures w14:val="none"/>
-              </w:rPr>
-              <w:t>$No</w:t>
-            </w:r>
-            <w:r>
-              <w:rPr>
-                <w:rFonts w:ascii="Helvetica Neue" w:eastAsia="Times New Roman" w:hAnsi="Helvetica Neue" w:cs="Arial"/>
-                <w:color w:val="000000"/>
-                <w:kern w:val="0"/>
-                <w:sz w:val="18"/>
-                <w:szCs w:val="18"/>
-                <w:lang w:val="en-US"/>
-                <w14:ligatures w14:val="none"/>
-              </w:rPr>
-              <w:t>]]</w:t>
+              <w:t>[[$No]]</w:t>
             </w:r>
           </w:p>
         </w:tc>
@@ -1556,8 +1518,8 @@
         </w:trPr>
         <w:tc>
           <w:tcPr>
-            <w:tcW w:w="8642" w:type="dxa"/>
-            <w:gridSpan w:val="3"/>
+            <w:tcW w:w="11077" w:type="dxa"/>
+            <w:gridSpan w:val="4"/>
             <w:vAlign w:val="center"/>
           </w:tcPr>
           <w:p>
@@ -1568,62 +1530,47 @@
               <w:outlineLvl w:val="1"/>
               <w:rPr>
                 <w:rFonts w:ascii="Helvetica Neue" w:eastAsia="Times New Roman" w:hAnsi="Helvetica Neue" w:cs="Arial"/>
-                <w:color w:val="000000"/>
-                <w:kern w:val="0"/>
-                <w:sz w:val="18"/>
-                <w:szCs w:val="18"/>
-                <w:lang w:val="en-US"/>
-                <w14:ligatures w14:val="none"/>
-              </w:rPr>
-            </w:pPr>
-            <w:r>
-              <w:rPr>
-                <w:rFonts w:ascii="Helvetica Neue" w:eastAsia="Times New Roman" w:hAnsi="Helvetica Neue" w:cs="Arial"/>
-                <w:b/>
-                <w:bCs/>
-                <w:color w:val="000000"/>
-                <w:kern w:val="0"/>
-                <w:sz w:val="18"/>
-                <w:szCs w:val="18"/>
-                <w14:ligatures w14:val="none"/>
-              </w:rPr>
-              <w:t>Total</w:t>
-            </w:r>
-          </w:p>
-        </w:tc>
-        <w:tc>
-          <w:tcPr>
-            <w:tcW w:w="2435" w:type="dxa"/>
-            <w:vAlign w:val="center"/>
-          </w:tcPr>
-          <w:p>
-            <w:pPr>
-              <w:pStyle w:val="ListParagraph"/>
-              <w:ind w:left="0"/>
-              <w:jc w:val="right"/>
-              <w:outlineLvl w:val="1"/>
-              <w:rPr>
-                <w:rFonts w:ascii="Helvetica Neue" w:eastAsia="Times New Roman" w:hAnsi="Helvetica Neue" w:cs="Arial"/>
-                <w:color w:val="000000"/>
-                <w:kern w:val="0"/>
-                <w:sz w:val="18"/>
-                <w:szCs w:val="18"/>
-                <w:lang w:val="en-US"/>
-                <w14:ligatures w14:val="none"/>
-              </w:rPr>
-            </w:pPr>
-            <w:r>
-              <w:rPr>
-                <w:rFonts w:ascii="Helvetica Neue" w:eastAsia="Times New Roman" w:hAnsi="Helvetica Neue" w:cs="Arial"/>
-                <w:b/>
-                <w:bCs/>
-                <w:color w:val="000000"/>
-                <w:kern w:val="0"/>
-                <w:sz w:val="18"/>
-                <w:szCs w:val="18"/>
-                <w14:ligatures w14:val="none"/>
-              </w:rPr>
-              <w:t>[[.qt.total]]</w:t>
+                <w:b/>
+                <w:bCs/>
+                <w:color w:val="000000"/>
+                <w:kern w:val="0"/>
+                <w:sz w:val="18"/>
+                <w:szCs w:val="18"/>
+                <w14:ligatures w14:val="none"/>
+              </w:rPr>
+            </w:pPr>
+            <w:r>
+              <w:rPr>
+                <w:rFonts w:ascii="Helvetica Neue" w:eastAsia="Times New Roman" w:hAnsi="Helvetica Neue" w:cs="Arial"/>
+                <w:color w:val="000000"/>
+                <w:kern w:val="0"/>
+                <w:sz w:val="18"/>
+                <w:szCs w:val="18"/>
+                <w14:ligatures w14:val="none"/>
+              </w:rPr>
+              <w:t>[[if .qt.</w:t>
+            </w:r>
+            <w:r>
+              <w:rPr>
+                <w:rFonts w:ascii="Helvetica Neue" w:eastAsia="Times New Roman" w:hAnsi="Helvetica Neue" w:cs="Arial"/>
+                <w:color w:val="000000"/>
+                <w:kern w:val="0"/>
+                <w:sz w:val="18"/>
+                <w:szCs w:val="18"/>
+                <w14:ligatures w14:val="none"/>
+              </w:rPr>
+              <w:t>displayTotal</w:t>
+            </w:r>
+            <w:r>
+              <w:rPr>
+                <w:rFonts w:ascii="Helvetica Neue" w:eastAsia="Times New Roman" w:hAnsi="Helvetica Neue" w:cs="Arial"/>
+                <w:color w:val="000000"/>
+                <w:kern w:val="0"/>
+                <w:sz w:val="18"/>
+                <w:szCs w:val="18"/>
+                <w14:ligatures w14:val="none"/>
+              </w:rPr>
+              <w:t>]]</w:t>
             </w:r>
           </w:p>
         </w:tc>
@@ -1665,7 +1612,7 @@
                 <w:szCs w:val="18"/>
                 <w14:ligatures w14:val="none"/>
               </w:rPr>
-              <w:t>Discount ([[.qt.additional_discount_percentage]]%)</w:t>
+              <w:t>Total</w:t>
             </w:r>
           </w:p>
         </w:tc>
@@ -1693,13 +1640,15 @@
             <w:r>
               <w:rPr>
                 <w:rFonts w:ascii="Helvetica Neue" w:eastAsia="Times New Roman" w:hAnsi="Helvetica Neue" w:cs="Arial"/>
-                <w:color w:val="000000"/>
-                <w:kern w:val="0"/>
-                <w:sz w:val="18"/>
-                <w:szCs w:val="18"/>
-                <w14:ligatures w14:val="none"/>
-              </w:rPr>
-              <w:t>[[.qt.discount_amount]]</w:t>
+                <w:b/>
+                <w:bCs/>
+                <w:color w:val="000000"/>
+                <w:kern w:val="0"/>
+                <w:sz w:val="18"/>
+                <w:szCs w:val="18"/>
+                <w14:ligatures w14:val="none"/>
+              </w:rPr>
+              <w:t>[[.qt.total]]</w:t>
             </w:r>
           </w:p>
         </w:tc>
@@ -1710,8 +1659,8 @@
         </w:trPr>
         <w:tc>
           <w:tcPr>
-            <w:tcW w:w="8642" w:type="dxa"/>
-            <w:gridSpan w:val="3"/>
+            <w:tcW w:w="11077" w:type="dxa"/>
+            <w:gridSpan w:val="4"/>
             <w:vAlign w:val="center"/>
           </w:tcPr>
           <w:p>
@@ -1722,62 +1671,27 @@
               <w:outlineLvl w:val="1"/>
               <w:rPr>
                 <w:rFonts w:ascii="Helvetica Neue" w:eastAsia="Times New Roman" w:hAnsi="Helvetica Neue" w:cs="Arial"/>
-                <w:color w:val="000000"/>
-                <w:kern w:val="0"/>
-                <w:sz w:val="18"/>
-                <w:szCs w:val="18"/>
-                <w:lang w:val="en-US"/>
-                <w14:ligatures w14:val="none"/>
-              </w:rPr>
-            </w:pPr>
-            <w:r>
-              <w:rPr>
-                <w:rFonts w:ascii="Helvetica Neue" w:eastAsia="Times New Roman" w:hAnsi="Helvetica Neue" w:cs="Arial"/>
-                <w:b/>
-                <w:bCs/>
-                <w:color w:val="000000"/>
-                <w:kern w:val="0"/>
-                <w:sz w:val="18"/>
-                <w:szCs w:val="18"/>
-                <w14:ligatures w14:val="none"/>
-              </w:rPr>
-              <w:t>Total Amount after Discount</w:t>
-            </w:r>
-          </w:p>
-        </w:tc>
-        <w:tc>
-          <w:tcPr>
-            <w:tcW w:w="2435" w:type="dxa"/>
-            <w:vAlign w:val="center"/>
-          </w:tcPr>
-          <w:p>
-            <w:pPr>
-              <w:pStyle w:val="ListParagraph"/>
-              <w:ind w:left="0"/>
-              <w:jc w:val="right"/>
-              <w:outlineLvl w:val="1"/>
-              <w:rPr>
-                <w:rFonts w:ascii="Helvetica Neue" w:eastAsia="Times New Roman" w:hAnsi="Helvetica Neue" w:cs="Arial"/>
-                <w:color w:val="000000"/>
-                <w:kern w:val="0"/>
-                <w:sz w:val="18"/>
-                <w:szCs w:val="18"/>
-                <w:lang w:val="en-US"/>
-                <w14:ligatures w14:val="none"/>
-              </w:rPr>
-            </w:pPr>
-            <w:r>
-              <w:rPr>
-                <w:rFonts w:ascii="Helvetica Neue" w:eastAsia="Times New Roman" w:hAnsi="Helvetica Neue" w:cs="Arial"/>
-                <w:b/>
-                <w:bCs/>
-                <w:color w:val="000000"/>
-                <w:kern w:val="0"/>
-                <w:sz w:val="18"/>
-                <w:szCs w:val="18"/>
-                <w14:ligatures w14:val="none"/>
-              </w:rPr>
-              <w:t>[[.qt.net_total]]</w:t>
+                <w:b/>
+                <w:bCs/>
+                <w:color w:val="000000"/>
+                <w:kern w:val="0"/>
+                <w:sz w:val="18"/>
+                <w:szCs w:val="18"/>
+                <w14:ligatures w14:val="none"/>
+              </w:rPr>
+            </w:pPr>
+            <w:r>
+              <w:rPr>
+                <w:rFonts w:ascii="Helvetica Neue" w:eastAsia="Times New Roman" w:hAnsi="Helvetica Neue" w:cs="Arial"/>
+                <w:b/>
+                <w:bCs/>
+                <w:color w:val="000000"/>
+                <w:kern w:val="0"/>
+                <w:sz w:val="18"/>
+                <w:szCs w:val="18"/>
+                <w14:ligatures w14:val="none"/>
+              </w:rPr>
+              <w:t>[[end]]</w:t>
             </w:r>
           </w:p>
         </w:tc>
@@ -1827,7 +1741,7 @@
                 <w:szCs w:val="18"/>
                 <w14:ligatures w14:val="none"/>
               </w:rPr>
-              <w:t>.qt.total_taxes_and_charges</w:t>
+              <w:t>.qt.discount_amount</w:t>
             </w:r>
             <w:r>
               <w:rPr>
@@ -1891,7 +1805,7 @@
                 <w:szCs w:val="18"/>
                 <w14:ligatures w14:val="none"/>
               </w:rPr>
-              <w:t>VAT</w:t>
+              <w:t>Discount ([[.qt.additional_discount_percentage]]%)</w:t>
             </w:r>
           </w:p>
         </w:tc>
@@ -1925,7 +1839,7 @@
                 <w:szCs w:val="18"/>
                 <w14:ligatures w14:val="none"/>
               </w:rPr>
-              <w:t>[[.qt.total_taxes_and_charges]]</w:t>
+              <w:t>[[.qt.discount_amount]]</w:t>
             </w:r>
           </w:p>
         </w:tc>
@@ -1936,8 +1850,8 @@
         </w:trPr>
         <w:tc>
           <w:tcPr>
-            <w:tcW w:w="11077" w:type="dxa"/>
-            <w:gridSpan w:val="4"/>
+            <w:tcW w:w="8642" w:type="dxa"/>
+            <w:gridSpan w:val="3"/>
             <w:vAlign w:val="center"/>
           </w:tcPr>
           <w:p>
@@ -1952,19 +1866,58 @@
                 <w:kern w:val="0"/>
                 <w:sz w:val="18"/>
                 <w:szCs w:val="18"/>
-                <w14:ligatures w14:val="none"/>
-              </w:rPr>
-            </w:pPr>
-            <w:r>
-              <w:rPr>
-                <w:rFonts w:ascii="Helvetica Neue" w:eastAsia="Times New Roman" w:hAnsi="Helvetica Neue" w:cs="Arial"/>
-                <w:color w:val="000000"/>
-                <w:kern w:val="0"/>
-                <w:sz w:val="18"/>
-                <w:szCs w:val="18"/>
-                <w14:ligatures w14:val="none"/>
-              </w:rPr>
-              <w:t>[[end]]</w:t>
+                <w:lang w:val="en-US"/>
+                <w14:ligatures w14:val="none"/>
+              </w:rPr>
+            </w:pPr>
+            <w:r>
+              <w:rPr>
+                <w:rFonts w:ascii="Helvetica Neue" w:eastAsia="Times New Roman" w:hAnsi="Helvetica Neue" w:cs="Arial"/>
+                <w:b/>
+                <w:bCs/>
+                <w:color w:val="000000"/>
+                <w:kern w:val="0"/>
+                <w:sz w:val="18"/>
+                <w:szCs w:val="18"/>
+                <w14:ligatures w14:val="none"/>
+              </w:rPr>
+              <w:t>Total Amount after Discount</w:t>
+            </w:r>
+          </w:p>
+        </w:tc>
+        <w:tc>
+          <w:tcPr>
+            <w:tcW w:w="2435" w:type="dxa"/>
+            <w:vAlign w:val="center"/>
+          </w:tcPr>
+          <w:p>
+            <w:pPr>
+              <w:pStyle w:val="ListParagraph"/>
+              <w:ind w:left="0"/>
+              <w:jc w:val="right"/>
+              <w:outlineLvl w:val="1"/>
+              <w:rPr>
+                <w:rFonts w:ascii="Helvetica Neue" w:eastAsia="Times New Roman" w:hAnsi="Helvetica Neue" w:cs="Arial"/>
+                <w:color w:val="000000"/>
+                <w:kern w:val="0"/>
+                <w:sz w:val="18"/>
+                <w:szCs w:val="18"/>
+                <w:lang w:val="en-US"/>
+                <w14:ligatures w14:val="none"/>
+              </w:rPr>
+            </w:pPr>
+            <w:r>
+              <w:rPr>
+                <w:rFonts w:ascii="Helvetica Neue" w:eastAsia="Times New Roman" w:hAnsi="Helvetica Neue" w:cs="Arial"/>
+                <w:b/>
+                <w:bCs/>
+                <w:color w:val="000000"/>
+                <w:kern w:val="0"/>
+                <w:sz w:val="18"/>
+                <w:szCs w:val="18"/>
+                <w14:ligatures w14:val="none"/>
+              </w:rPr>
+              <w:t>[[.qt.net_total]]</w:t>
             </w:r>
           </w:p>
         </w:tc>
@@ -1975,8 +1928,8 @@
         </w:trPr>
         <w:tc>
           <w:tcPr>
-            <w:tcW w:w="8642" w:type="dxa"/>
-            <w:gridSpan w:val="3"/>
+            <w:tcW w:w="11077" w:type="dxa"/>
+            <w:gridSpan w:val="4"/>
             <w:vAlign w:val="center"/>
           </w:tcPr>
           <w:p>
@@ -1987,62 +1940,25 @@
               <w:outlineLvl w:val="1"/>
               <w:rPr>
                 <w:rFonts w:ascii="Helvetica Neue" w:eastAsia="Times New Roman" w:hAnsi="Helvetica Neue" w:cs="Arial"/>
-                <w:color w:val="000000"/>
-                <w:kern w:val="0"/>
-                <w:sz w:val="18"/>
-                <w:szCs w:val="18"/>
-                <w:lang w:val="en-US"/>
-                <w14:ligatures w14:val="none"/>
-              </w:rPr>
-            </w:pPr>
-            <w:r>
-              <w:rPr>
-                <w:rFonts w:ascii="Helvetica Neue" w:eastAsia="Times New Roman" w:hAnsi="Helvetica Neue" w:cs="Arial"/>
-                <w:b/>
-                <w:bCs/>
-                <w:color w:val="000000"/>
-                <w:kern w:val="0"/>
-                <w:sz w:val="18"/>
-                <w:szCs w:val="18"/>
-                <w14:ligatures w14:val="none"/>
-              </w:rPr>
-              <w:t>Total Amount ([[$cur]])</w:t>
-            </w:r>
-          </w:p>
-        </w:tc>
-        <w:tc>
-          <w:tcPr>
-            <w:tcW w:w="2435" w:type="dxa"/>
-            <w:vAlign w:val="center"/>
-          </w:tcPr>
-          <w:p>
-            <w:pPr>
-              <w:pStyle w:val="ListParagraph"/>
-              <w:ind w:left="0"/>
-              <w:jc w:val="right"/>
-              <w:outlineLvl w:val="1"/>
-              <w:rPr>
-                <w:rFonts w:ascii="Helvetica Neue" w:eastAsia="Times New Roman" w:hAnsi="Helvetica Neue" w:cs="Arial"/>
-                <w:color w:val="000000"/>
-                <w:kern w:val="0"/>
-                <w:sz w:val="18"/>
-                <w:szCs w:val="18"/>
-                <w:lang w:val="en-US"/>
-                <w14:ligatures w14:val="none"/>
-              </w:rPr>
-            </w:pPr>
-            <w:r>
-              <w:rPr>
-                <w:rFonts w:ascii="Helvetica Neue" w:eastAsia="Times New Roman" w:hAnsi="Helvetica Neue" w:cs="Arial"/>
-                <w:b/>
-                <w:bCs/>
-                <w:color w:val="000000"/>
-                <w:kern w:val="0"/>
-                <w:sz w:val="18"/>
-                <w:szCs w:val="18"/>
-                <w14:ligatures w14:val="none"/>
-              </w:rPr>
-              <w:t>[[.qt.grand_total]]</w:t>
+                <w:b/>
+                <w:bCs/>
+                <w:color w:val="000000"/>
+                <w:kern w:val="0"/>
+                <w:sz w:val="18"/>
+                <w:szCs w:val="18"/>
+                <w14:ligatures w14:val="none"/>
+              </w:rPr>
+            </w:pPr>
+            <w:r>
+              <w:rPr>
+                <w:rFonts w:ascii="Helvetica Neue" w:eastAsia="Times New Roman" w:hAnsi="Helvetica Neue" w:cs="Arial"/>
+                <w:color w:val="000000"/>
+                <w:kern w:val="0"/>
+                <w:sz w:val="18"/>
+                <w:szCs w:val="18"/>
+                <w14:ligatures w14:val="none"/>
+              </w:rPr>
+              <w:t>[[end]]</w:t>
             </w:r>
           </w:p>
         </w:tc>
@@ -2059,6 +1975,271 @@
           </w:tcPr>
           <w:p>
             <w:pPr>
+              <w:pStyle w:val="ListParagraph"/>
+              <w:ind w:left="0"/>
+              <w:jc w:val="right"/>
+              <w:outlineLvl w:val="1"/>
+              <w:rPr>
+                <w:rFonts w:ascii="Helvetica Neue" w:eastAsia="Times New Roman" w:hAnsi="Helvetica Neue" w:cs="Arial"/>
+                <w:color w:val="000000"/>
+                <w:kern w:val="0"/>
+                <w:sz w:val="18"/>
+                <w:szCs w:val="18"/>
+                <w14:ligatures w14:val="none"/>
+              </w:rPr>
+            </w:pPr>
+            <w:r>
+              <w:rPr>
+                <w:rFonts w:ascii="Helvetica Neue" w:eastAsia="Times New Roman" w:hAnsi="Helvetica Neue" w:cs="Arial"/>
+                <w:color w:val="000000"/>
+                <w:kern w:val="0"/>
+                <w:sz w:val="18"/>
+                <w:szCs w:val="18"/>
+                <w14:ligatures w14:val="none"/>
+              </w:rPr>
+              <w:t xml:space="preserve">[[if ne </w:t>
+            </w:r>
+            <w:r>
+              <w:rPr>
+                <w:rFonts w:ascii="Helvetica Neue" w:eastAsia="Times New Roman" w:hAnsi="Helvetica Neue" w:cs="Arial"/>
+                <w:color w:val="000000"/>
+                <w:kern w:val="0"/>
+                <w:sz w:val="18"/>
+                <w:szCs w:val="18"/>
+                <w14:ligatures w14:val="none"/>
+              </w:rPr>
+              <w:t>.qt.total_taxes_and_charges</w:t>
+            </w:r>
+            <w:r>
+              <w:rPr>
+                <w:rFonts w:ascii="Helvetica Neue" w:eastAsia="Times New Roman" w:hAnsi="Helvetica Neue" w:cs="Arial"/>
+                <w:color w:val="000000"/>
+                <w:kern w:val="0"/>
+                <w:sz w:val="18"/>
+                <w:szCs w:val="18"/>
+                <w14:ligatures w14:val="none"/>
+              </w:rPr>
+              <w:t xml:space="preserve"> $comp</w:t>
+            </w:r>
+            <w:r>
+              <w:rPr>
+                <w:rFonts w:ascii="Helvetica Neue" w:eastAsia="Times New Roman" w:hAnsi="Helvetica Neue" w:cs="Arial"/>
+                <w:color w:val="000000"/>
+                <w:kern w:val="0"/>
+                <w:sz w:val="18"/>
+                <w:szCs w:val="18"/>
+                <w14:ligatures w14:val="none"/>
+              </w:rPr>
+              <w:t>]]</w:t>
+            </w:r>
+          </w:p>
+        </w:tc>
+      </w:tr>
+      <w:tr>
+        <w:trPr>
+          <w:trHeight w:val="324"/>
+        </w:trPr>
+        <w:tc>
+          <w:tcPr>
+            <w:tcW w:w="8642" w:type="dxa"/>
+            <w:gridSpan w:val="3"/>
+            <w:vAlign w:val="center"/>
+          </w:tcPr>
+          <w:p>
+            <w:pPr>
+              <w:pStyle w:val="ListParagraph"/>
+              <w:ind w:left="0"/>
+              <w:jc w:val="right"/>
+              <w:outlineLvl w:val="1"/>
+              <w:rPr>
+                <w:rFonts w:ascii="Helvetica Neue" w:eastAsia="Times New Roman" w:hAnsi="Helvetica Neue" w:cs="Arial"/>
+                <w:color w:val="000000"/>
+                <w:kern w:val="0"/>
+                <w:sz w:val="18"/>
+                <w:szCs w:val="18"/>
+                <w:lang w:val="en-US"/>
+                <w14:ligatures w14:val="none"/>
+              </w:rPr>
+            </w:pPr>
+            <w:r>
+              <w:rPr>
+                <w:rFonts w:ascii="Helvetica Neue" w:eastAsia="Times New Roman" w:hAnsi="Helvetica Neue" w:cs="Arial"/>
+                <w:b/>
+                <w:bCs/>
+                <w:color w:val="000000"/>
+                <w:kern w:val="0"/>
+                <w:sz w:val="18"/>
+                <w:szCs w:val="18"/>
+                <w14:ligatures w14:val="none"/>
+              </w:rPr>
+              <w:t>VAT</w:t>
+            </w:r>
+          </w:p>
+        </w:tc>
+        <w:tc>
+          <w:tcPr>
+            <w:tcW w:w="2435" w:type="dxa"/>
+            <w:vAlign w:val="center"/>
+          </w:tcPr>
+          <w:p>
+            <w:pPr>
+              <w:pStyle w:val="ListParagraph"/>
+              <w:ind w:left="0"/>
+              <w:jc w:val="right"/>
+              <w:outlineLvl w:val="1"/>
+              <w:rPr>
+                <w:rFonts w:ascii="Helvetica Neue" w:eastAsia="Times New Roman" w:hAnsi="Helvetica Neue" w:cs="Arial"/>
+                <w:color w:val="000000"/>
+                <w:kern w:val="0"/>
+                <w:sz w:val="18"/>
+                <w:szCs w:val="18"/>
+                <w:lang w:val="en-US"/>
+                <w14:ligatures w14:val="none"/>
+              </w:rPr>
+            </w:pPr>
+            <w:r>
+              <w:rPr>
+                <w:rFonts w:ascii="Helvetica Neue" w:eastAsia="Times New Roman" w:hAnsi="Helvetica Neue" w:cs="Arial"/>
+                <w:color w:val="000000"/>
+                <w:kern w:val="0"/>
+                <w:sz w:val="18"/>
+                <w:szCs w:val="18"/>
+                <w14:ligatures w14:val="none"/>
+              </w:rPr>
+              <w:t>[[.qt.total_taxes_and_charges]]</w:t>
+            </w:r>
+          </w:p>
+        </w:tc>
+      </w:tr>
+      <w:tr>
+        <w:trPr>
+          <w:trHeight w:val="324"/>
+        </w:trPr>
+        <w:tc>
+          <w:tcPr>
+            <w:tcW w:w="11077" w:type="dxa"/>
+            <w:gridSpan w:val="4"/>
+            <w:vAlign w:val="center"/>
+          </w:tcPr>
+          <w:p>
+            <w:pPr>
+              <w:pStyle w:val="ListParagraph"/>
+              <w:ind w:left="0"/>
+              <w:jc w:val="right"/>
+              <w:outlineLvl w:val="1"/>
+              <w:rPr>
+                <w:rFonts w:ascii="Helvetica Neue" w:eastAsia="Times New Roman" w:hAnsi="Helvetica Neue" w:cs="Arial"/>
+                <w:color w:val="000000"/>
+                <w:kern w:val="0"/>
+                <w:sz w:val="18"/>
+                <w:szCs w:val="18"/>
+                <w14:ligatures w14:val="none"/>
+              </w:rPr>
+            </w:pPr>
+            <w:r>
+              <w:rPr>
+                <w:rFonts w:ascii="Helvetica Neue" w:eastAsia="Times New Roman" w:hAnsi="Helvetica Neue" w:cs="Arial"/>
+                <w:color w:val="000000"/>
+                <w:kern w:val="0"/>
+                <w:sz w:val="18"/>
+                <w:szCs w:val="18"/>
+                <w14:ligatures w14:val="none"/>
+              </w:rPr>
+              <w:t>[[end]]</w:t>
+            </w:r>
+          </w:p>
+        </w:tc>
+      </w:tr>
+      <w:tr>
+        <w:trPr>
+          <w:trHeight w:val="324"/>
+        </w:trPr>
+        <w:tc>
+          <w:tcPr>
+            <w:tcW w:w="8642" w:type="dxa"/>
+            <w:gridSpan w:val="3"/>
+            <w:vAlign w:val="center"/>
+          </w:tcPr>
+          <w:p>
+            <w:pPr>
+              <w:pStyle w:val="ListParagraph"/>
+              <w:ind w:left="0"/>
+              <w:jc w:val="right"/>
+              <w:outlineLvl w:val="1"/>
+              <w:rPr>
+                <w:rFonts w:ascii="Helvetica Neue" w:eastAsia="Times New Roman" w:hAnsi="Helvetica Neue" w:cs="Arial"/>
+                <w:color w:val="000000"/>
+                <w:kern w:val="0"/>
+                <w:sz w:val="18"/>
+                <w:szCs w:val="18"/>
+                <w:lang w:val="en-US"/>
+                <w14:ligatures w14:val="none"/>
+              </w:rPr>
+            </w:pPr>
+            <w:r>
+              <w:rPr>
+                <w:rFonts w:ascii="Helvetica Neue" w:eastAsia="Times New Roman" w:hAnsi="Helvetica Neue" w:cs="Arial"/>
+                <w:b/>
+                <w:bCs/>
+                <w:color w:val="000000"/>
+                <w:kern w:val="0"/>
+                <w:sz w:val="18"/>
+                <w:szCs w:val="18"/>
+                <w14:ligatures w14:val="none"/>
+              </w:rPr>
+              <w:t>Total Amount ([[$cur]])</w:t>
+            </w:r>
+          </w:p>
+        </w:tc>
+        <w:tc>
+          <w:tcPr>
+            <w:tcW w:w="2435" w:type="dxa"/>
+            <w:vAlign w:val="center"/>
+          </w:tcPr>
+          <w:p>
+            <w:pPr>
+              <w:pStyle w:val="ListParagraph"/>
+              <w:ind w:left="0"/>
+              <w:jc w:val="right"/>
+              <w:outlineLvl w:val="1"/>
+              <w:rPr>
+                <w:rFonts w:ascii="Helvetica Neue" w:eastAsia="Times New Roman" w:hAnsi="Helvetica Neue" w:cs="Arial"/>
+                <w:color w:val="000000"/>
+                <w:kern w:val="0"/>
+                <w:sz w:val="18"/>
+                <w:szCs w:val="18"/>
+                <w:lang w:val="en-US"/>
+                <w14:ligatures w14:val="none"/>
+              </w:rPr>
+            </w:pPr>
+            <w:r>
+              <w:rPr>
+                <w:rFonts w:ascii="Helvetica Neue" w:eastAsia="Times New Roman" w:hAnsi="Helvetica Neue" w:cs="Arial"/>
+                <w:b/>
+                <w:bCs/>
+                <w:color w:val="000000"/>
+                <w:kern w:val="0"/>
+                <w:sz w:val="18"/>
+                <w:szCs w:val="18"/>
+                <w14:ligatures w14:val="none"/>
+              </w:rPr>
+              <w:t>[[.qt.grand_total]]</w:t>
+            </w:r>
+          </w:p>
+        </w:tc>
+      </w:tr>
+      <w:tr>
+        <w:trPr>
+          <w:trHeight w:val="324"/>
+        </w:trPr>
+        <w:tc>
+          <w:tcPr>
+            <w:tcW w:w="11077" w:type="dxa"/>
+            <w:gridSpan w:val="4"/>
+            <w:vAlign w:val="center"/>
+          </w:tcPr>
+          <w:p>
+            <w:pPr>
               <w:rPr>
                 <w:rFonts w:ascii="Helvetica Neue" w:hAnsi="Helvetica Neue" w:cs="Arial"/>
                 <w:lang w:val="en-US"/>
@@ -2122,6 +2303,7 @@
     </w:tbl>
     <w:p>
       <w:pPr>
+        <w:spacing w:after="0"/>
         <w:rPr>
           <w:rFonts w:ascii="Helvetica Neue" w:eastAsia="Times New Roman" w:hAnsi="Helvetica Neue" w:cs="Arial"/>
           <w:b/>

--- a/btb_cvs_support/document/templates/quotation_format_qa.docx
+++ b/btb_cvs_support/document/templates/quotation_format_qa.docx
@@ -218,7 +218,7 @@
                 <w:lang w:val="en-US"/>
                 <w14:ligatures w14:val="none"/>
               </w:rPr>
-              <w:t>18-Aug-25</w:t>
+              <w:t>8-Sep-25</w:t>
             </w:r>
             <w:r>
               <w:rPr>
@@ -4154,8 +4154,10 @@
     <w:sectPr>
       <w:headerReference w:type="even" r:id="rId8"/>
       <w:headerReference w:type="default" r:id="rId9"/>
-      <w:footerReference w:type="default" r:id="rId10"/>
-      <w:headerReference w:type="first" r:id="rId11"/>
+      <w:footerReference w:type="even" r:id="rId10"/>
+      <w:footerReference w:type="default" r:id="rId11"/>
+      <w:headerReference w:type="first" r:id="rId12"/>
+      <w:footerReference w:type="first" r:id="rId13"/>
       <w:pgSz w:w="12240" w:h="15840"/>
       <w:pgMar w:top="1279" w:right="594" w:bottom="1440" w:left="589" w:header="0" w:footer="372" w:gutter="0"/>
       <w:cols w:space="708"/>
@@ -4191,6 +4193,16 @@
 </file>
 
 <file path=word/footer1.xml><?xml version="1.0" encoding="utf-8"?>
+<w:ftr xmlns:wpc="http://schemas.microsoft.com/office/word/2010/wordprocessingCanvas" xmlns:cx="http://schemas.microsoft.com/office/drawing/2014/chartex" xmlns:cx1="http://schemas.microsoft.com/office/drawing/2015/9/8/chartex" xmlns:cx2="http://schemas.microsoft.com/office/drawing/2015/10/21/chartex" xmlns:cx3="http://schemas.microsoft.com/office/drawing/2016/5/9/chartex" xmlns:cx4="http://schemas.microsoft.com/office/drawing/2016/5/10/chartex" xmlns:cx5="http://schemas.microsoft.com/office/drawing/2016/5/11/chartex" xmlns:cx6="http://schemas.microsoft.com/office/drawing/2016/5/12/chartex" xmlns:cx7="http://schemas.microsoft.com/office/drawing/2016/5/13/chartex" xmlns:cx8="http://schemas.microsoft.com/office/drawing/2016/5/14/chartex" xmlns:mc="http://schemas.openxmlformats.org/markup-compatibility/2006" xmlns:aink="http://schemas.microsoft.com/office/drawing/2016/ink" xmlns:am3d="http://schemas.microsoft.com/office/drawing/2017/model3d" xmlns:o="urn:schemas-microsoft-com:office:office" xmlns:oel="http://schemas.microsoft.com/office/2019/extlst" xmlns:r="http://schemas.openxmlformats.org/officeDocument/2006/relationships" xmlns:m="http://schemas.openxmlformats.org/officeDocument/2006/math" xmlns:v="urn:schemas-microsoft-com:vml" xmlns:wp14="http://schemas.microsoft.com/office/word/2010/wordprocessingDrawing" xmlns:wp="http://schemas.openxmlformats.org/drawingml/2006/wordprocessingDrawing" xmlns:w10="urn:schemas-microsoft-com:office:word" xmlns:w="http://schemas.openxmlformats.org/wordprocessingml/2006/main" xmlns:w14="http://schemas.microsoft.com/office/word/2010/wordml" xmlns:w15="http://schemas.microsoft.com/office/word/2012/wordml" xmlns:w16cex="http://schemas.microsoft.com/office/word/2018/wordml/cex" xmlns:w16cid="http://schemas.microsoft.com/office/word/2016/wordml/cid" xmlns:w16="http://schemas.microsoft.com/office/word/2018/wordml" xmlns:w16du="http://schemas.microsoft.com/office/word/2023/wordml/word16du" xmlns:w16sdtdh="http://schemas.microsoft.com/office/word/2020/wordml/sdtdatahash" xmlns:w16sdtfl="http://schemas.microsoft.com/office/word/2024/wordml/sdtformatlock" xmlns:w16se="http://schemas.microsoft.com/office/word/2015/wordml/symex" xmlns:wpg="http://schemas.microsoft.com/office/word/2010/wordprocessingGroup" xmlns:wpi="http://schemas.microsoft.com/office/word/2010/wordprocessingInk" xmlns:wne="http://schemas.microsoft.com/office/word/2006/wordml" xmlns:wps="http://schemas.microsoft.com/office/word/2010/wordprocessingShape" mc:Ignorable="w14 w15 w16se w16cid w16 w16cex w16sdtdh w16sdtfl w16du wp14">
+  <w:p>
+    <w:pPr>
+      <w:pStyle w:val="Footer"/>
+    </w:pPr>
+  </w:p>
+</w:ftr>
+</file>
+
+<file path=word/footer2.xml><?xml version="1.0" encoding="utf-8"?>
 <w:ftr xmlns:wpc="http://schemas.microsoft.com/office/word/2010/wordprocessingCanvas" xmlns:cx="http://schemas.microsoft.com/office/drawing/2014/chartex" xmlns:cx1="http://schemas.microsoft.com/office/drawing/2015/9/8/chartex" xmlns:cx2="http://schemas.microsoft.com/office/drawing/2015/10/21/chartex" xmlns:cx3="http://schemas.microsoft.com/office/drawing/2016/5/9/chartex" xmlns:cx4="http://schemas.microsoft.com/office/drawing/2016/5/10/chartex" xmlns:cx5="http://schemas.microsoft.com/office/drawing/2016/5/11/chartex" xmlns:cx6="http://schemas.microsoft.com/office/drawing/2016/5/12/chartex" xmlns:cx7="http://schemas.microsoft.com/office/drawing/2016/5/13/chartex" xmlns:cx8="http://schemas.microsoft.com/office/drawing/2016/5/14/chartex" xmlns:mc="http://schemas.openxmlformats.org/markup-compatibility/2006" xmlns:aink="http://schemas.microsoft.com/office/drawing/2016/ink" xmlns:am3d="http://schemas.microsoft.com/office/drawing/2017/model3d" xmlns:o="urn:schemas-microsoft-com:office:office" xmlns:oel="http://schemas.microsoft.com/office/2019/extlst" xmlns:r="http://schemas.openxmlformats.org/officeDocument/2006/relationships" xmlns:m="http://schemas.openxmlformats.org/officeDocument/2006/math" xmlns:v="urn:schemas-microsoft-com:vml" xmlns:wp14="http://schemas.microsoft.com/office/word/2010/wordprocessingDrawing" xmlns:wp="http://schemas.openxmlformats.org/drawingml/2006/wordprocessingDrawing" xmlns:w10="urn:schemas-microsoft-com:office:word" xmlns:w="http://schemas.openxmlformats.org/wordprocessingml/2006/main" xmlns:w14="http://schemas.microsoft.com/office/word/2010/wordml" xmlns:w15="http://schemas.microsoft.com/office/word/2012/wordml" xmlns:w16cex="http://schemas.microsoft.com/office/word/2018/wordml/cex" xmlns:w16cid="http://schemas.microsoft.com/office/word/2016/wordml/cid" xmlns:w16="http://schemas.microsoft.com/office/word/2018/wordml" xmlns:w16du="http://schemas.microsoft.com/office/word/2023/wordml/word16du" xmlns:w16sdtdh="http://schemas.microsoft.com/office/word/2020/wordml/sdtdatahash" xmlns:w16sdtfl="http://schemas.microsoft.com/office/word/2024/wordml/sdtformatlock" xmlns:w16se="http://schemas.microsoft.com/office/word/2015/wordml/symex" xmlns:wpg="http://schemas.microsoft.com/office/word/2010/wordprocessingGroup" xmlns:wpi="http://schemas.microsoft.com/office/word/2010/wordprocessingInk" xmlns:wne="http://schemas.microsoft.com/office/word/2006/wordml" xmlns:wps="http://schemas.microsoft.com/office/word/2010/wordprocessingShape" mc:Ignorable="w14 w15 w16se w16cid w16 w16cex w16sdtdh w16sdtfl w16du wp14">
   <w:p>
     <w:pPr>
@@ -4337,7 +4349,7 @@
         <w:szCs w:val="18"/>
         <w:lang w:val="en-US"/>
       </w:rPr>
-      <w:t>18-Aug-25</w:t>
+      <w:t>8-Sep-25</w:t>
     </w:r>
     <w:r>
       <w:rPr>
@@ -4545,6 +4557,16 @@
 </w:ftr>
 </file>
 
+<file path=word/footer3.xml><?xml version="1.0" encoding="utf-8"?>
+<w:ftr xmlns:wpc="http://schemas.microsoft.com/office/word/2010/wordprocessingCanvas" xmlns:cx="http://schemas.microsoft.com/office/drawing/2014/chartex" xmlns:cx1="http://schemas.microsoft.com/office/drawing/2015/9/8/chartex" xmlns:cx2="http://schemas.microsoft.com/office/drawing/2015/10/21/chartex" xmlns:cx3="http://schemas.microsoft.com/office/drawing/2016/5/9/chartex" xmlns:cx4="http://schemas.microsoft.com/office/drawing/2016/5/10/chartex" xmlns:cx5="http://schemas.microsoft.com/office/drawing/2016/5/11/chartex" xmlns:cx6="http://schemas.microsoft.com/office/drawing/2016/5/12/chartex" xmlns:cx7="http://schemas.microsoft.com/office/drawing/2016/5/13/chartex" xmlns:cx8="http://schemas.microsoft.com/office/drawing/2016/5/14/chartex" xmlns:mc="http://schemas.openxmlformats.org/markup-compatibility/2006" xmlns:aink="http://schemas.microsoft.com/office/drawing/2016/ink" xmlns:am3d="http://schemas.microsoft.com/office/drawing/2017/model3d" xmlns:o="urn:schemas-microsoft-com:office:office" xmlns:oel="http://schemas.microsoft.com/office/2019/extlst" xmlns:r="http://schemas.openxmlformats.org/officeDocument/2006/relationships" xmlns:m="http://schemas.openxmlformats.org/officeDocument/2006/math" xmlns:v="urn:schemas-microsoft-com:vml" xmlns:wp14="http://schemas.microsoft.com/office/word/2010/wordprocessingDrawing" xmlns:wp="http://schemas.openxmlformats.org/drawingml/2006/wordprocessingDrawing" xmlns:w10="urn:schemas-microsoft-com:office:word" xmlns:w="http://schemas.openxmlformats.org/wordprocessingml/2006/main" xmlns:w14="http://schemas.microsoft.com/office/word/2010/wordml" xmlns:w15="http://schemas.microsoft.com/office/word/2012/wordml" xmlns:w16cex="http://schemas.microsoft.com/office/word/2018/wordml/cex" xmlns:w16cid="http://schemas.microsoft.com/office/word/2016/wordml/cid" xmlns:w16="http://schemas.microsoft.com/office/word/2018/wordml" xmlns:w16du="http://schemas.microsoft.com/office/word/2023/wordml/word16du" xmlns:w16sdtdh="http://schemas.microsoft.com/office/word/2020/wordml/sdtdatahash" xmlns:w16sdtfl="http://schemas.microsoft.com/office/word/2024/wordml/sdtformatlock" xmlns:w16se="http://schemas.microsoft.com/office/word/2015/wordml/symex" xmlns:wpg="http://schemas.microsoft.com/office/word/2010/wordprocessingGroup" xmlns:wpi="http://schemas.microsoft.com/office/word/2010/wordprocessingInk" xmlns:wne="http://schemas.microsoft.com/office/word/2006/wordml" xmlns:wps="http://schemas.microsoft.com/office/word/2010/wordprocessingShape" mc:Ignorable="w14 w15 w16se w16cid w16 w16cex w16sdtdh w16sdtfl w16du wp14">
+  <w:p>
+    <w:pPr>
+      <w:pStyle w:val="Footer"/>
+    </w:pPr>
+  </w:p>
+</w:ftr>
+</file>
+
 <file path=word/footnotes.xml><?xml version="1.0" encoding="utf-8"?>
 <w:footnotes xmlns:wpc="http://schemas.microsoft.com/office/word/2010/wordprocessingCanvas" xmlns:cx="http://schemas.microsoft.com/office/drawing/2014/chartex" xmlns:cx1="http://schemas.microsoft.com/office/drawing/2015/9/8/chartex" xmlns:cx2="http://schemas.microsoft.com/office/drawing/2015/10/21/chartex" xmlns:cx3="http://schemas.microsoft.com/office/drawing/2016/5/9/chartex" xmlns:cx4="http://schemas.microsoft.com/office/drawing/2016/5/10/chartex" xmlns:cx5="http://schemas.microsoft.com/office/drawing/2016/5/11/chartex" xmlns:cx6="http://schemas.microsoft.com/office/drawing/2016/5/12/chartex" xmlns:cx7="http://schemas.microsoft.com/office/drawing/2016/5/13/chartex" xmlns:cx8="http://schemas.microsoft.com/office/drawing/2016/5/14/chartex" xmlns:mc="http://schemas.openxmlformats.org/markup-compatibility/2006" xmlns:aink="http://schemas.microsoft.com/office/drawing/2016/ink" xmlns:am3d="http://schemas.microsoft.com/office/drawing/2017/model3d" xmlns:o="urn:schemas-microsoft-com:office:office" xmlns:oel="http://schemas.microsoft.com/office/2019/extlst" xmlns:r="http://schemas.openxmlformats.org/officeDocument/2006/relationships" xmlns:m="http://schemas.openxmlformats.org/officeDocument/2006/math" xmlns:v="urn:schemas-microsoft-com:vml" xmlns:wp14="http://schemas.microsoft.com/office/word/2010/wordprocessingDrawing" xmlns:wp="http://schemas.openxmlformats.org/drawingml/2006/wordprocessingDrawing" xmlns:w10="urn:schemas-microsoft-com:office:word" xmlns:w="http://schemas.openxmlformats.org/wordprocessingml/2006/main" xmlns:w14="http://schemas.microsoft.com/office/word/2010/wordml" xmlns:w15="http://schemas.microsoft.com/office/word/2012/wordml" xmlns:w16cex="http://schemas.microsoft.com/office/word/2018/wordml/cex" xmlns:w16cid="http://schemas.microsoft.com/office/word/2016/wordml/cid" xmlns:w16="http://schemas.microsoft.com/office/word/2018/wordml" xmlns:w16du="http://schemas.microsoft.com/office/word/2023/wordml/word16du" xmlns:w16sdtdh="http://schemas.microsoft.com/office/word/2020/wordml/sdtdatahash" xmlns:w16sdtfl="http://schemas.microsoft.com/office/word/2024/wordml/sdtformatlock" xmlns:w16se="http://schemas.microsoft.com/office/word/2015/wordml/symex" xmlns:wpg="http://schemas.microsoft.com/office/word/2010/wordprocessingGroup" xmlns:wpi="http://schemas.microsoft.com/office/word/2010/wordprocessingInk" xmlns:wne="http://schemas.microsoft.com/office/word/2006/wordml" xmlns:wps="http://schemas.microsoft.com/office/word/2010/wordprocessingShape" mc:Ignorable="w14 w15 w16se w16cid w16 w16cex w16sdtdh w16sdtfl w16du wp14">
   <w:footnote w:type="separator" w:id="-1">
@@ -4580,7 +4602,7 @@
       <w:rPr>
         <w:noProof/>
       </w:rPr>
-      <w:pict w14:anchorId="6F549784">
+      <w:pict w14:anchorId="3B2CBAF0">
         <v:shapetype id="_x0000_t136" coordsize="21600,21600" o:spt="136" adj="10800" path="m@7,l@8,m@5,21600l@6,21600e">
           <v:formulas>
             <v:f eqn="sum #0 0 10800"/>
@@ -4605,7 +4627,7 @@
           </v:handles>
           <o:lock v:ext="edit" text="t" shapetype="t"/>
         </v:shapetype>
-        <v:shape id="PowerPlusWaterMarkObject865740128" o:spid="_x0000_s1027" type="#_x0000_t136" alt="" style="position:absolute;margin-left:0;margin-top:0;width:566.8pt;height:212.55pt;rotation:315;z-index:-251651072;mso-wrap-edited:f;mso-width-percent:0;mso-height-percent:0;mso-position-horizontal:center;mso-position-horizontal-relative:margin;mso-position-vertical:center;mso-position-vertical-relative:margin;mso-width-percent:0;mso-height-percent:0" o:allowincell="f" fillcolor="silver" stroked="f">
+        <v:shape id="PowerPlusWaterMarkObject135452152" o:spid="_x0000_s1027" type="#_x0000_t136" alt="" style="position:absolute;margin-left:0;margin-top:0;width:552.8pt;height:207.3pt;z-index:-251642880;mso-wrap-edited:f;mso-width-percent:0;mso-height-percent:0;mso-position-horizontal:center;mso-position-horizontal-relative:margin;mso-position-vertical:center;mso-position-vertical-relative:margin;mso-width-percent:0;mso-height-percent:0" o:allowincell="f" fillcolor="silver" stroked="f">
           <v:textpath style="font-family:&quot;Helvetica Neue&quot;;font-size:1pt;font-weight:bold;font-style:italic" string="DRAFT"/>
           <w10:wrap anchorx="margin" anchory="margin"/>
         </v:shape>
@@ -4632,7 +4654,7 @@
       <w:rPr>
         <w:noProof/>
       </w:rPr>
-      <w:pict w14:anchorId="18308B12">
+      <w:pict w14:anchorId="645FDF7E">
         <v:shapetype id="_x0000_t136" coordsize="21600,21600" o:spt="136" adj="10800" path="m@7,l@8,m@5,21600l@6,21600e">
           <v:formulas>
             <v:f eqn="sum #0 0 10800"/>
@@ -4657,7 +4679,7 @@
           </v:handles>
           <o:lock v:ext="edit" text="t" shapetype="t"/>
         </v:shapetype>
-        <v:shape id="PowerPlusWaterMarkObject865740129" o:spid="_x0000_s1026" type="#_x0000_t136" alt="" style="position:absolute;margin-left:0;margin-top:0;width:566.8pt;height:212.55pt;rotation:315;z-index:-251646976;mso-wrap-edited:f;mso-width-percent:0;mso-height-percent:0;mso-position-horizontal:center;mso-position-horizontal-relative:margin;mso-position-vertical:center;mso-position-vertical-relative:margin;mso-width-percent:0;mso-height-percent:0" o:allowincell="f" fillcolor="silver" stroked="f">
+        <v:shape id="PowerPlusWaterMarkObject135452153" o:spid="_x0000_s1026" type="#_x0000_t136" alt="" style="position:absolute;margin-left:0;margin-top:0;width:552.8pt;height:207.3pt;z-index:-251640832;mso-wrap-edited:f;mso-width-percent:0;mso-height-percent:0;mso-position-horizontal:center;mso-position-horizontal-relative:margin;mso-position-vertical:center;mso-position-vertical-relative:margin;mso-width-percent:0;mso-height-percent:0" o:allowincell="f" fillcolor="silver" stroked="f">
           <v:textpath style="font-family:&quot;Helvetica Neue&quot;;font-size:1pt;font-weight:bold;font-style:italic" string="DRAFT"/>
           <w10:wrap anchorx="margin" anchory="margin"/>
         </v:shape>
@@ -4723,7 +4745,7 @@
       <w:rPr>
         <w:noProof/>
       </w:rPr>
-      <w:pict w14:anchorId="1D7B34EB">
+      <w:pict w14:anchorId="09B3BE28">
         <v:shapetype id="_x0000_t136" coordsize="21600,21600" o:spt="136" adj="10800" path="m@7,l@8,m@5,21600l@6,21600e">
           <v:formulas>
             <v:f eqn="sum #0 0 10800"/>
@@ -4748,7 +4770,7 @@
           </v:handles>
           <o:lock v:ext="edit" text="t" shapetype="t"/>
         </v:shapetype>
-        <v:shape id="PowerPlusWaterMarkObject865740127" o:spid="_x0000_s1025" type="#_x0000_t136" alt="" style="position:absolute;margin-left:0;margin-top:0;width:566.8pt;height:212.55pt;rotation:315;z-index:-251655168;mso-wrap-edited:f;mso-width-percent:0;mso-height-percent:0;mso-position-horizontal:center;mso-position-horizontal-relative:margin;mso-position-vertical:center;mso-position-vertical-relative:margin;mso-width-percent:0;mso-height-percent:0" o:allowincell="f" fillcolor="silver" stroked="f">
+        <v:shape id="PowerPlusWaterMarkObject135452151" o:spid="_x0000_s1025" type="#_x0000_t136" alt="" style="position:absolute;margin-left:0;margin-top:0;width:552.8pt;height:207.3pt;z-index:-251644928;mso-wrap-edited:f;mso-width-percent:0;mso-height-percent:0;mso-position-horizontal:center;mso-position-horizontal-relative:margin;mso-position-vertical:center;mso-position-vertical-relative:margin;mso-width-percent:0;mso-height-percent:0" o:allowincell="f" fillcolor="silver" stroked="f">
           <v:textpath style="font-family:&quot;Helvetica Neue&quot;;font-size:1pt;font-weight:bold;font-style:italic" string="DRAFT"/>
           <w10:wrap anchorx="margin" anchory="margin"/>
         </v:shape>

--- a/btb_cvs_support/document/templates/quotation_format_qa.docx
+++ b/btb_cvs_support/document/templates/quotation_format_qa.docx
@@ -7,14 +7,14 @@
         <w:spacing w:after="0" w:line="240" w:lineRule="auto"/>
         <w:jc w:val="center"/>
         <w:rPr>
-          <w:rFonts w:ascii="Helvetica Neue" w:hAnsi="Helvetica Neue" w:cs="Arial"/>
+          <w:rFonts w:ascii="Arial" w:hAnsi="Arial" w:cs="Arial"/>
           <w:u w:val="single"/>
           <w:lang w:val="en-US"/>
         </w:rPr>
       </w:pPr>
       <w:r>
         <w:rPr>
-          <w:rFonts w:ascii="Helvetica Neue" w:eastAsia="Times New Roman" w:hAnsi="Helvetica Neue" w:cs="Arial"/>
+          <w:rFonts w:ascii="Arial" w:eastAsia="Times New Roman" w:hAnsi="Arial" w:cs="Arial"/>
           <w:b/>
           <w:bCs/>
           <w:color w:val="000000"/>
@@ -45,10 +45,10 @@
         <w:tblLook w:val="04A0" w:firstRow="1" w:lastRow="0" w:firstColumn="1" w:lastColumn="0" w:noHBand="0" w:noVBand="1"/>
       </w:tblPr>
       <w:tblGrid>
-        <w:gridCol w:w="940"/>
-        <w:gridCol w:w="6681"/>
+        <w:gridCol w:w="934"/>
+        <w:gridCol w:w="6686"/>
         <w:gridCol w:w="1123"/>
-        <w:gridCol w:w="2131"/>
+        <w:gridCol w:w="2132"/>
       </w:tblGrid>
       <w:tr>
         <w:trPr>
@@ -63,7 +63,7 @@
             <w:pPr>
               <w:ind w:left="-107" w:right="-166"/>
               <w:rPr>
-                <w:rFonts w:ascii="Helvetica Neue" w:eastAsia="Times New Roman" w:hAnsi="Helvetica Neue" w:cs="Arial"/>
+                <w:rFonts w:ascii="Arial" w:eastAsia="Times New Roman" w:hAnsi="Arial" w:cs="Arial"/>
                 <w:b/>
                 <w:bCs/>
                 <w:color w:val="000000"/>
@@ -77,7 +77,7 @@
             </w:pPr>
             <w:r>
               <w:rPr>
-                <w:rFonts w:ascii="Helvetica Neue" w:eastAsia="Times New Roman" w:hAnsi="Helvetica Neue" w:cs="Arial"/>
+                <w:rFonts w:ascii="Arial" w:eastAsia="Times New Roman" w:hAnsi="Arial" w:cs="Arial"/>
                 <w:b/>
                 <w:bCs/>
                 <w:color w:val="000000"/>
@@ -98,21 +98,20 @@
           <w:p>
             <w:pPr>
               <w:spacing w:line="276" w:lineRule="auto"/>
-              <w:ind w:left="-62"/>
-              <w:rPr>
-                <w:rFonts w:ascii="Helvetica Neue" w:eastAsia="Times New Roman" w:hAnsi="Helvetica Neue" w:cs="Arial"/>
-                <w:b/>
-                <w:bCs/>
-                <w:color w:val="000000"/>
-                <w:kern w:val="0"/>
-                <w:sz w:val="18"/>
-                <w:szCs w:val="18"/>
-                <w14:ligatures w14:val="none"/>
-              </w:rPr>
-            </w:pPr>
-            <w:r>
-              <w:rPr>
-                <w:rFonts w:ascii="Helvetica Neue" w:eastAsia="Times New Roman" w:hAnsi="Helvetica Neue" w:cs="Arial"/>
+              <w:rPr>
+                <w:rFonts w:ascii="Arial" w:eastAsia="Times New Roman" w:hAnsi="Arial" w:cs="Arial"/>
+                <w:b/>
+                <w:bCs/>
+                <w:color w:val="000000"/>
+                <w:kern w:val="0"/>
+                <w:sz w:val="18"/>
+                <w:szCs w:val="18"/>
+                <w14:ligatures w14:val="none"/>
+              </w:rPr>
+            </w:pPr>
+            <w:r>
+              <w:rPr>
+                <w:rFonts w:ascii="Arial" w:eastAsia="Times New Roman" w:hAnsi="Arial" w:cs="Arial"/>
                 <w:b/>
                 <w:bCs/>
                 <w:color w:val="000000"/>
@@ -132,19 +131,19 @@
           <w:p>
             <w:pPr>
               <w:rPr>
-                <w:rFonts w:ascii="Helvetica Neue" w:eastAsia="Times New Roman" w:hAnsi="Helvetica Neue" w:cs="Arial"/>
-                <w:b/>
-                <w:bCs/>
-                <w:color w:val="000000"/>
-                <w:kern w:val="0"/>
-                <w:sz w:val="18"/>
-                <w:szCs w:val="18"/>
-                <w14:ligatures w14:val="none"/>
-              </w:rPr>
-            </w:pPr>
-            <w:r>
-              <w:rPr>
-                <w:rFonts w:ascii="Helvetica Neue" w:eastAsia="Times New Roman" w:hAnsi="Helvetica Neue" w:cs="Arial"/>
+                <w:rFonts w:ascii="Arial" w:eastAsia="Times New Roman" w:hAnsi="Arial" w:cs="Arial"/>
+                <w:b/>
+                <w:bCs/>
+                <w:color w:val="000000"/>
+                <w:kern w:val="0"/>
+                <w:sz w:val="18"/>
+                <w:szCs w:val="18"/>
+                <w14:ligatures w14:val="none"/>
+              </w:rPr>
+            </w:pPr>
+            <w:r>
+              <w:rPr>
+                <w:rFonts w:ascii="Arial" w:eastAsia="Times New Roman" w:hAnsi="Arial" w:cs="Arial"/>
                 <w:b/>
                 <w:bCs/>
                 <w:color w:val="000000"/>
@@ -165,17 +164,17 @@
             <w:pPr>
               <w:ind w:hanging="64"/>
               <w:rPr>
-                <w:rFonts w:ascii="Helvetica Neue" w:eastAsia="Times New Roman" w:hAnsi="Helvetica Neue" w:cs="Arial"/>
-                <w:color w:val="000000"/>
-                <w:kern w:val="0"/>
-                <w:sz w:val="18"/>
-                <w:szCs w:val="18"/>
-                <w14:ligatures w14:val="none"/>
-              </w:rPr>
-            </w:pPr>
-            <w:r>
-              <w:rPr>
-                <w:rFonts w:ascii="Helvetica Neue" w:eastAsia="Times New Roman" w:hAnsi="Helvetica Neue" w:cs="Arial"/>
+                <w:rFonts w:ascii="Arial" w:eastAsia="Times New Roman" w:hAnsi="Arial" w:cs="Arial"/>
+                <w:color w:val="000000"/>
+                <w:kern w:val="0"/>
+                <w:sz w:val="18"/>
+                <w:szCs w:val="18"/>
+                <w14:ligatures w14:val="none"/>
+              </w:rPr>
+            </w:pPr>
+            <w:r>
+              <w:rPr>
+                <w:rFonts w:ascii="Arial" w:eastAsia="Times New Roman" w:hAnsi="Arial" w:cs="Arial"/>
                 <w:color w:val="000000"/>
                 <w:kern w:val="0"/>
                 <w:sz w:val="18"/>
@@ -186,7 +185,7 @@
             </w:r>
             <w:r>
               <w:rPr>
-                <w:rFonts w:ascii="Helvetica Neue" w:eastAsia="Times New Roman" w:hAnsi="Helvetica Neue" w:cs="Arial"/>
+                <w:rFonts w:ascii="Arial" w:eastAsia="Times New Roman" w:hAnsi="Arial" w:cs="Arial"/>
                 <w:color w:val="000000"/>
                 <w:kern w:val="0"/>
                 <w:sz w:val="18"/>
@@ -198,7 +197,7 @@
             </w:r>
             <w:r>
               <w:rPr>
-                <w:rFonts w:ascii="Helvetica Neue" w:eastAsia="Times New Roman" w:hAnsi="Helvetica Neue" w:cs="Arial"/>
+                <w:rFonts w:ascii="Arial" w:eastAsia="Times New Roman" w:hAnsi="Arial" w:cs="Arial"/>
                 <w:color w:val="000000"/>
                 <w:kern w:val="0"/>
                 <w:sz w:val="18"/>
@@ -209,7 +208,7 @@
             </w:r>
             <w:r>
               <w:rPr>
-                <w:rFonts w:ascii="Helvetica Neue" w:eastAsia="Times New Roman" w:hAnsi="Helvetica Neue" w:cs="Arial"/>
+                <w:rFonts w:ascii="Arial" w:eastAsia="Times New Roman" w:hAnsi="Arial" w:cs="Arial"/>
                 <w:noProof/>
                 <w:color w:val="000000"/>
                 <w:kern w:val="0"/>
@@ -218,11 +217,11 @@
                 <w:lang w:val="en-US"/>
                 <w14:ligatures w14:val="none"/>
               </w:rPr>
-              <w:t>8-Sep-25</w:t>
-            </w:r>
-            <w:r>
-              <w:rPr>
-                <w:rFonts w:ascii="Helvetica Neue" w:eastAsia="Times New Roman" w:hAnsi="Helvetica Neue" w:cs="Arial"/>
+              <w:t>18-Sep-25</w:t>
+            </w:r>
+            <w:r>
+              <w:rPr>
+                <w:rFonts w:ascii="Arial" w:eastAsia="Times New Roman" w:hAnsi="Arial" w:cs="Arial"/>
                 <w:color w:val="000000"/>
                 <w:kern w:val="0"/>
                 <w:sz w:val="18"/>
@@ -236,7 +235,7 @@
       </w:tr>
       <w:tr>
         <w:trPr>
-          <w:trHeight w:val="84"/>
+          <w:trHeight w:val="175"/>
         </w:trPr>
         <w:tc>
           <w:tcPr>
@@ -246,7 +245,7 @@
           <w:p>
             <w:pPr>
               <w:rPr>
-                <w:rFonts w:ascii="Helvetica Neue" w:eastAsia="Times New Roman" w:hAnsi="Helvetica Neue" w:cs="Arial"/>
+                <w:rFonts w:ascii="Arial" w:eastAsia="Times New Roman" w:hAnsi="Arial" w:cs="Arial"/>
                 <w:b/>
                 <w:bCs/>
                 <w:color w:val="000000"/>
@@ -268,7 +267,7 @@
               <w:spacing w:line="276" w:lineRule="auto"/>
               <w:ind w:left="-48" w:hanging="14"/>
               <w:rPr>
-                <w:rFonts w:ascii="Helvetica Neue" w:eastAsia="Times New Roman" w:hAnsi="Helvetica Neue" w:cs="Arial"/>
+                <w:rFonts w:ascii="Arial" w:eastAsia="Times New Roman" w:hAnsi="Arial" w:cs="Arial"/>
                 <w:b/>
                 <w:bCs/>
                 <w:color w:val="000000"/>
@@ -282,36 +281,14 @@
             </w:pPr>
             <w:r>
               <w:rPr>
-                <w:rFonts w:ascii="Helvetica Neue" w:eastAsia="Times New Roman" w:hAnsi="Helvetica Neue" w:cs="Arial"/>
-                <w:color w:val="000000"/>
-                <w:kern w:val="0"/>
-                <w:sz w:val="18"/>
-                <w:szCs w:val="18"/>
-                <w14:ligatures w14:val="none"/>
-              </w:rPr>
-              <w:t>[[</w:t>
-            </w:r>
-            <w:r>
-              <w:rPr>
-                <w:rFonts w:ascii="Helvetica Neue" w:eastAsia="Times New Roman" w:hAnsi="Helvetica Neue" w:cs="Arial"/>
-                <w:color w:val="000000"/>
-                <w:kern w:val="0"/>
-                <w:sz w:val="18"/>
-                <w:szCs w:val="18"/>
-                <w14:ligatures w14:val="none"/>
-              </w:rPr>
-              <w:t xml:space="preserve">rtf </w:t>
-            </w:r>
-            <w:r>
-              <w:rPr>
-                <w:rFonts w:ascii="Helvetica Neue" w:eastAsia="Times New Roman" w:hAnsi="Helvetica Neue" w:cs="Arial"/>
-                <w:color w:val="000000"/>
-                <w:kern w:val="0"/>
-                <w:sz w:val="18"/>
-                <w:szCs w:val="18"/>
-                <w14:ligatures w14:val="none"/>
-              </w:rPr>
-              <w:t>.qt.address_display]]</w:t>
+                <w:rFonts w:ascii="Arial" w:eastAsia="Times New Roman" w:hAnsi="Arial" w:cs="Arial"/>
+                <w:color w:val="000000"/>
+                <w:kern w:val="0"/>
+                <w:sz w:val="18"/>
+                <w:szCs w:val="18"/>
+                <w14:ligatures w14:val="none"/>
+              </w:rPr>
+              <w:t>[[rtf .qt.address_display]]</w:t>
             </w:r>
           </w:p>
         </w:tc>
@@ -324,19 +301,19 @@
               <w:spacing w:before="100" w:beforeAutospacing="1"/>
               <w:ind w:right="-153"/>
               <w:rPr>
-                <w:rFonts w:ascii="Helvetica Neue" w:eastAsia="Times New Roman" w:hAnsi="Helvetica Neue" w:cs="Arial"/>
-                <w:b/>
-                <w:bCs/>
-                <w:color w:val="000000"/>
-                <w:kern w:val="0"/>
-                <w:sz w:val="18"/>
-                <w:szCs w:val="18"/>
-                <w14:ligatures w14:val="none"/>
-              </w:rPr>
-            </w:pPr>
-            <w:r>
-              <w:rPr>
-                <w:rFonts w:ascii="Helvetica Neue" w:eastAsia="Times New Roman" w:hAnsi="Helvetica Neue" w:cs="Arial"/>
+                <w:rFonts w:ascii="Arial" w:eastAsia="Times New Roman" w:hAnsi="Arial" w:cs="Arial"/>
+                <w:b/>
+                <w:bCs/>
+                <w:color w:val="000000"/>
+                <w:kern w:val="0"/>
+                <w:sz w:val="18"/>
+                <w:szCs w:val="18"/>
+                <w14:ligatures w14:val="none"/>
+              </w:rPr>
+            </w:pPr>
+            <w:r>
+              <w:rPr>
+                <w:rFonts w:ascii="Arial" w:eastAsia="Times New Roman" w:hAnsi="Arial" w:cs="Arial"/>
                 <w:b/>
                 <w:bCs/>
                 <w:color w:val="000000"/>
@@ -357,7 +334,7 @@
             <w:pPr>
               <w:ind w:hanging="64"/>
               <w:rPr>
-                <w:rFonts w:ascii="Helvetica Neue" w:eastAsia="Times New Roman" w:hAnsi="Helvetica Neue" w:cs="Arial"/>
+                <w:rFonts w:ascii="Arial" w:eastAsia="Times New Roman" w:hAnsi="Arial" w:cs="Arial"/>
                 <w:b/>
                 <w:bCs/>
                 <w:color w:val="000000"/>
@@ -371,7 +348,7 @@
             </w:pPr>
             <w:r>
               <w:rPr>
-                <w:rFonts w:ascii="Helvetica Neue" w:eastAsia="Times New Roman" w:hAnsi="Helvetica Neue" w:cs="Arial"/>
+                <w:rFonts w:ascii="Arial" w:eastAsia="Times New Roman" w:hAnsi="Arial" w:cs="Arial"/>
                 <w:color w:val="000000"/>
                 <w:kern w:val="0"/>
                 <w:sz w:val="18"/>
@@ -384,15 +361,19 @@
         </w:tc>
       </w:tr>
       <w:tr>
+        <w:trPr>
+          <w:trHeight w:val="306"/>
+        </w:trPr>
         <w:tc>
           <w:tcPr>
             <w:tcW w:w="928" w:type="dxa"/>
+            <w:vAlign w:val="center"/>
           </w:tcPr>
           <w:p>
             <w:pPr>
               <w:ind w:left="-107" w:right="-151"/>
               <w:rPr>
-                <w:rFonts w:ascii="Helvetica Neue" w:eastAsia="Times New Roman" w:hAnsi="Helvetica Neue" w:cs="Arial"/>
+                <w:rFonts w:ascii="Arial" w:eastAsia="Times New Roman" w:hAnsi="Arial" w:cs="Arial"/>
                 <w:b/>
                 <w:bCs/>
                 <w:color w:val="000000"/>
@@ -406,7 +387,7 @@
             </w:pPr>
             <w:r>
               <w:rPr>
-                <w:rFonts w:ascii="Helvetica Neue" w:eastAsia="Times New Roman" w:hAnsi="Helvetica Neue" w:cs="Arial"/>
+                <w:rFonts w:ascii="Arial" w:eastAsia="Times New Roman" w:hAnsi="Arial" w:cs="Arial"/>
                 <w:b/>
                 <w:bCs/>
                 <w:color w:val="000000"/>
@@ -427,279 +408,44 @@
           </w:tcPr>
           <w:p>
             <w:pPr>
-              <w:spacing w:before="57" w:after="57"/>
               <w:ind w:left="-62"/>
               <w:rPr>
-                <w:rFonts w:ascii="Helvetica Neue" w:eastAsia="Times New Roman" w:hAnsi="Helvetica Neue" w:cs="Arial"/>
-                <w:color w:val="000000"/>
-                <w:kern w:val="0"/>
-                <w:sz w:val="18"/>
-                <w:szCs w:val="18"/>
-                <w14:ligatures w14:val="none"/>
-              </w:rPr>
-            </w:pPr>
-            <w:r>
-              <w:rPr>
-                <w:rFonts w:ascii="Helvetica Neue" w:eastAsia="Times New Roman" w:hAnsi="Helvetica Neue" w:cs="Arial"/>
-                <w:color w:val="000000"/>
-                <w:kern w:val="0"/>
-                <w:sz w:val="18"/>
-                <w:szCs w:val="18"/>
-                <w14:ligatures w14:val="none"/>
-              </w:rPr>
-              <w:t>[[</w:t>
-            </w:r>
-            <w:r>
-              <w:rPr>
-                <w:rFonts w:ascii="Helvetica Neue" w:eastAsia="Times New Roman" w:hAnsi="Helvetica Neue" w:cs="Arial"/>
-                <w:color w:val="000000"/>
-                <w:kern w:val="0"/>
-                <w:sz w:val="18"/>
-                <w:szCs w:val="18"/>
-                <w14:ligatures w14:val="none"/>
-              </w:rPr>
-              <w:t xml:space="preserve">rtf </w:t>
-            </w:r>
-            <w:r>
-              <w:rPr>
-                <w:rFonts w:ascii="Helvetica Neue" w:eastAsia="Times New Roman" w:hAnsi="Helvetica Neue" w:cs="Arial"/>
-                <w:color w:val="000000"/>
-                <w:kern w:val="0"/>
-                <w:sz w:val="18"/>
-                <w:szCs w:val="18"/>
-                <w14:ligatures w14:val="none"/>
-              </w:rPr>
-              <w:t>.qt.contact_display]]</w:t>
-            </w:r>
-          </w:p>
-          <w:p>
-            <w:pPr>
-              <w:spacing w:before="57" w:after="57"/>
-              <w:ind w:left="-62"/>
-              <w:rPr>
-                <w:rFonts w:ascii="Helvetica Neue" w:eastAsia="Times New Roman" w:hAnsi="Helvetica Neue" w:cs="Arial"/>
-                <w:color w:val="000000"/>
-                <w:kern w:val="0"/>
-                <w:sz w:val="18"/>
-                <w:szCs w:val="18"/>
-                <w14:ligatures w14:val="none"/>
-              </w:rPr>
-            </w:pPr>
-            <w:r>
-              <w:rPr>
-                <w:rFonts w:ascii="Helvetica Neue" w:eastAsia="Times New Roman" w:hAnsi="Helvetica Neue" w:cs="Arial"/>
-                <w:color w:val="000000"/>
-                <w:kern w:val="0"/>
-                <w:sz w:val="18"/>
-                <w:szCs w:val="18"/>
-                <w14:ligatures w14:val="none"/>
-              </w:rPr>
-              <w:t xml:space="preserve">[[if </w:t>
-            </w:r>
-            <w:r>
-              <w:rPr>
-                <w:rFonts w:ascii="Helvetica Neue" w:eastAsia="Times New Roman" w:hAnsi="Helvetica Neue" w:cs="Arial"/>
-                <w:color w:val="000000"/>
-                <w:kern w:val="0"/>
-                <w:sz w:val="18"/>
-                <w:szCs w:val="18"/>
-                <w14:ligatures w14:val="none"/>
-              </w:rPr>
-              <w:t>.qt.contact_mobil</w:t>
-            </w:r>
-            <w:r>
-              <w:rPr>
-                <w:rFonts w:ascii="Helvetica Neue" w:eastAsia="Times New Roman" w:hAnsi="Helvetica Neue" w:cs="Arial"/>
-                <w:color w:val="000000"/>
-                <w:kern w:val="0"/>
-                <w:sz w:val="18"/>
-                <w:szCs w:val="18"/>
-                <w14:ligatures w14:val="none"/>
-              </w:rPr>
-              <w:t>e]]</w:t>
-            </w:r>
-          </w:p>
-          <w:p>
-            <w:pPr>
-              <w:spacing w:before="57" w:after="57"/>
-              <w:ind w:left="-62"/>
-              <w:rPr>
-                <w:rFonts w:ascii="Helvetica Neue" w:eastAsia="Times New Roman" w:hAnsi="Helvetica Neue" w:cs="Arial"/>
-                <w:color w:val="000000"/>
-                <w:kern w:val="0"/>
-                <w:sz w:val="18"/>
-                <w:szCs w:val="18"/>
-                <w14:ligatures w14:val="none"/>
-              </w:rPr>
-            </w:pPr>
-            <w:r>
-              <w:rPr>
-                <w:rFonts w:ascii="Helvetica Neue" w:eastAsia="Times New Roman" w:hAnsi="Helvetica Neue" w:cs="Arial"/>
-                <w:color w:val="000000"/>
-                <w:kern w:val="0"/>
-                <w:sz w:val="18"/>
-                <w:szCs w:val="18"/>
-                <w14:ligatures w14:val="none"/>
-              </w:rPr>
-              <w:t>[[</w:t>
-            </w:r>
-            <w:r>
-              <w:rPr>
-                <w:rFonts w:ascii="Helvetica Neue" w:eastAsia="Times New Roman" w:hAnsi="Helvetica Neue" w:cs="Arial"/>
-                <w:color w:val="000000"/>
-                <w:kern w:val="0"/>
-                <w:sz w:val="18"/>
-                <w:szCs w:val="18"/>
-                <w14:ligatures w14:val="none"/>
-              </w:rPr>
-              <w:t>.qt.contact_mobil</w:t>
-            </w:r>
-            <w:r>
-              <w:rPr>
-                <w:rFonts w:ascii="Helvetica Neue" w:eastAsia="Times New Roman" w:hAnsi="Helvetica Neue" w:cs="Arial"/>
-                <w:color w:val="000000"/>
-                <w:kern w:val="0"/>
-                <w:sz w:val="18"/>
-                <w:szCs w:val="18"/>
-                <w14:ligatures w14:val="none"/>
-              </w:rPr>
-              <w:t>e]]</w:t>
-            </w:r>
-          </w:p>
-          <w:p>
-            <w:pPr>
-              <w:spacing w:before="57"/>
-              <w:ind w:left="-48" w:hanging="14"/>
-              <w:rPr>
-                <w:rFonts w:ascii="Helvetica Neue" w:eastAsia="Times New Roman" w:hAnsi="Helvetica Neue" w:cs="Arial"/>
-                <w:color w:val="000000"/>
-                <w:kern w:val="0"/>
-                <w:sz w:val="18"/>
-                <w:szCs w:val="18"/>
-                <w14:ligatures w14:val="none"/>
-              </w:rPr>
-            </w:pPr>
-            <w:r>
-              <w:rPr>
-                <w:rFonts w:ascii="Helvetica Neue" w:eastAsia="Times New Roman" w:hAnsi="Helvetica Neue" w:cs="Arial"/>
-                <w:color w:val="000000"/>
-                <w:kern w:val="0"/>
-                <w:sz w:val="18"/>
-                <w:szCs w:val="18"/>
-                <w14:ligatures w14:val="none"/>
-              </w:rPr>
-              <w:t>[[end]]</w:t>
-            </w:r>
-          </w:p>
-          <w:p>
-            <w:pPr>
-              <w:spacing w:before="57" w:after="57"/>
-              <w:ind w:left="-62"/>
-              <w:rPr>
-                <w:rFonts w:ascii="Helvetica Neue" w:eastAsia="Times New Roman" w:hAnsi="Helvetica Neue" w:cs="Arial"/>
-                <w:color w:val="000000"/>
-                <w:kern w:val="0"/>
-                <w:sz w:val="18"/>
-                <w:szCs w:val="18"/>
-                <w14:ligatures w14:val="none"/>
-              </w:rPr>
-            </w:pPr>
-            <w:r>
-              <w:rPr>
-                <w:rFonts w:ascii="Helvetica Neue" w:eastAsia="Times New Roman" w:hAnsi="Helvetica Neue" w:cs="Arial"/>
-                <w:color w:val="000000"/>
-                <w:kern w:val="0"/>
-                <w:sz w:val="18"/>
-                <w:szCs w:val="18"/>
-                <w14:ligatures w14:val="none"/>
-              </w:rPr>
-              <w:t xml:space="preserve">[[if </w:t>
-            </w:r>
-            <w:r>
-              <w:rPr>
-                <w:rFonts w:ascii="Helvetica Neue" w:eastAsia="Times New Roman" w:hAnsi="Helvetica Neue" w:cs="Arial"/>
-                <w:color w:val="000000"/>
-                <w:kern w:val="0"/>
-                <w:sz w:val="18"/>
-                <w:szCs w:val="18"/>
-                <w14:ligatures w14:val="none"/>
-              </w:rPr>
-              <w:t>.qt.contact_email</w:t>
-            </w:r>
-            <w:r>
-              <w:rPr>
-                <w:rFonts w:ascii="Helvetica Neue" w:eastAsia="Times New Roman" w:hAnsi="Helvetica Neue" w:cs="Arial"/>
-                <w:color w:val="000000"/>
-                <w:kern w:val="0"/>
-                <w:sz w:val="18"/>
-                <w:szCs w:val="18"/>
-                <w14:ligatures w14:val="none"/>
-              </w:rPr>
-              <w:t>]]</w:t>
-            </w:r>
-          </w:p>
-          <w:p>
-            <w:pPr>
-              <w:spacing w:before="57"/>
-              <w:ind w:left="-48" w:hanging="14"/>
-              <w:rPr>
-                <w:rFonts w:ascii="Helvetica Neue" w:eastAsia="Times New Roman" w:hAnsi="Helvetica Neue" w:cs="Arial"/>
-                <w:color w:val="000000"/>
-                <w:kern w:val="0"/>
-                <w:sz w:val="18"/>
-                <w:szCs w:val="18"/>
-                <w14:ligatures w14:val="none"/>
-              </w:rPr>
-            </w:pPr>
-            <w:r>
-              <w:rPr>
-                <w:rFonts w:ascii="Helvetica Neue" w:eastAsia="Times New Roman" w:hAnsi="Helvetica Neue" w:cs="Arial"/>
-                <w:color w:val="000000"/>
-                <w:kern w:val="0"/>
-                <w:sz w:val="18"/>
-                <w:szCs w:val="18"/>
-                <w14:ligatures w14:val="none"/>
-              </w:rPr>
-              <w:t>[[.qt.contact_email]]</w:t>
-            </w:r>
-          </w:p>
-          <w:p>
-            <w:pPr>
-              <w:spacing w:before="57"/>
-              <w:ind w:left="-48" w:hanging="14"/>
-              <w:rPr>
-                <w:rFonts w:ascii="Helvetica Neue" w:eastAsia="Times New Roman" w:hAnsi="Helvetica Neue" w:cs="Arial"/>
-                <w:color w:val="000000"/>
-                <w:kern w:val="0"/>
-                <w:sz w:val="18"/>
-                <w:szCs w:val="18"/>
-                <w14:ligatures w14:val="none"/>
-              </w:rPr>
-            </w:pPr>
-            <w:r>
-              <w:rPr>
-                <w:rFonts w:ascii="Helvetica Neue" w:eastAsia="Times New Roman" w:hAnsi="Helvetica Neue" w:cs="Arial"/>
-                <w:color w:val="000000"/>
-                <w:kern w:val="0"/>
-                <w:sz w:val="18"/>
-                <w:szCs w:val="18"/>
-                <w14:ligatures w14:val="none"/>
-              </w:rPr>
-              <w:t>[[end]]</w:t>
+                <w:rFonts w:ascii="Arial" w:eastAsia="Times New Roman" w:hAnsi="Arial" w:cs="Arial"/>
+                <w:color w:val="000000"/>
+                <w:kern w:val="0"/>
+                <w:sz w:val="18"/>
+                <w:szCs w:val="18"/>
+                <w14:ligatures w14:val="none"/>
+              </w:rPr>
+            </w:pPr>
+            <w:r>
+              <w:rPr>
+                <w:rFonts w:ascii="Arial" w:eastAsia="Times New Roman" w:hAnsi="Arial" w:cs="Arial"/>
+                <w:color w:val="000000"/>
+                <w:kern w:val="0"/>
+                <w:sz w:val="18"/>
+                <w:szCs w:val="18"/>
+                <w14:ligatures w14:val="none"/>
+              </w:rPr>
+              <w:t>[[rtf .qt.contact_display]]</w:t>
             </w:r>
           </w:p>
         </w:tc>
       </w:tr>
       <w:tr>
+        <w:trPr>
+          <w:trHeight w:val="342"/>
+        </w:trPr>
         <w:tc>
           <w:tcPr>
             <w:tcW w:w="928" w:type="dxa"/>
+            <w:vAlign w:val="center"/>
           </w:tcPr>
           <w:p>
             <w:pPr>
               <w:ind w:left="-107"/>
               <w:rPr>
-                <w:rFonts w:ascii="Helvetica Neue" w:eastAsia="Times New Roman" w:hAnsi="Helvetica Neue" w:cs="Arial"/>
+                <w:rFonts w:ascii="Arial" w:eastAsia="Times New Roman" w:hAnsi="Arial" w:cs="Arial"/>
                 <w:b/>
                 <w:bCs/>
                 <w:color w:val="000000"/>
@@ -713,7 +459,7 @@
             </w:pPr>
             <w:r>
               <w:rPr>
-                <w:rFonts w:ascii="Helvetica Neue" w:eastAsia="Times New Roman" w:hAnsi="Helvetica Neue" w:cs="Arial"/>
+                <w:rFonts w:ascii="Arial" w:eastAsia="Times New Roman" w:hAnsi="Arial" w:cs="Arial"/>
                 <w:b/>
                 <w:bCs/>
                 <w:color w:val="000000"/>
@@ -730,13 +476,14 @@
           <w:tcPr>
             <w:tcW w:w="9947" w:type="dxa"/>
             <w:gridSpan w:val="3"/>
+            <w:vAlign w:val="center"/>
           </w:tcPr>
           <w:p>
             <w:pPr>
               <w:spacing w:line="276" w:lineRule="auto"/>
-              <w:ind w:left="-48" w:hanging="14"/>
-              <w:rPr>
-                <w:rFonts w:ascii="Helvetica Neue" w:eastAsia="Times New Roman" w:hAnsi="Helvetica Neue" w:cs="Arial"/>
+              <w:ind w:left="-48" w:firstLine="48"/>
+              <w:rPr>
+                <w:rFonts w:ascii="Arial" w:eastAsia="Times New Roman" w:hAnsi="Arial" w:cs="Arial"/>
                 <w:b/>
                 <w:bCs/>
                 <w:color w:val="000000"/>
@@ -750,7 +497,7 @@
             </w:pPr>
             <w:r>
               <w:rPr>
-                <w:rFonts w:ascii="Helvetica Neue" w:eastAsia="Times New Roman" w:hAnsi="Helvetica Neue" w:cs="Arial"/>
+                <w:rFonts w:ascii="Arial" w:eastAsia="Times New Roman" w:hAnsi="Arial" w:cs="Arial"/>
                 <w:b/>
                 <w:bCs/>
                 <w:color w:val="000000"/>
@@ -768,12 +515,13 @@
         <w:tc>
           <w:tcPr>
             <w:tcW w:w="928" w:type="dxa"/>
+            <w:vAlign w:val="center"/>
           </w:tcPr>
           <w:p>
             <w:pPr>
               <w:ind w:left="-107"/>
               <w:rPr>
-                <w:rFonts w:ascii="Helvetica Neue" w:eastAsia="Times New Roman" w:hAnsi="Helvetica Neue" w:cs="Arial"/>
+                <w:rFonts w:ascii="Arial" w:eastAsia="Times New Roman" w:hAnsi="Arial" w:cs="Arial"/>
                 <w:b/>
                 <w:bCs/>
                 <w:color w:val="000000"/>
@@ -787,7 +535,7 @@
             </w:pPr>
             <w:r>
               <w:rPr>
-                <w:rFonts w:ascii="Helvetica Neue" w:eastAsia="Times New Roman" w:hAnsi="Helvetica Neue" w:cs="Arial"/>
+                <w:rFonts w:ascii="Arial" w:eastAsia="Times New Roman" w:hAnsi="Arial" w:cs="Arial"/>
                 <w:b/>
                 <w:bCs/>
                 <w:color w:val="000000"/>
@@ -804,13 +552,14 @@
           <w:tcPr>
             <w:tcW w:w="9947" w:type="dxa"/>
             <w:gridSpan w:val="3"/>
+            <w:vAlign w:val="center"/>
           </w:tcPr>
           <w:p>
             <w:pPr>
               <w:spacing w:line="276" w:lineRule="auto"/>
-              <w:ind w:left="-48" w:hanging="14"/>
-              <w:rPr>
-                <w:rFonts w:ascii="Helvetica Neue" w:eastAsia="Times New Roman" w:hAnsi="Helvetica Neue" w:cs="Arial"/>
+              <w:ind w:left="-48" w:firstLine="48"/>
+              <w:rPr>
+                <w:rFonts w:ascii="Arial" w:eastAsia="Times New Roman" w:hAnsi="Arial" w:cs="Arial"/>
                 <w:b/>
                 <w:bCs/>
                 <w:color w:val="000000"/>
@@ -824,7 +573,7 @@
             </w:pPr>
             <w:r>
               <w:rPr>
-                <w:rFonts w:ascii="Helvetica Neue" w:eastAsia="Times New Roman" w:hAnsi="Helvetica Neue" w:cs="Arial"/>
+                <w:rFonts w:ascii="Arial" w:eastAsia="Times New Roman" w:hAnsi="Arial" w:cs="Arial"/>
                 <w:color w:val="000000"/>
                 <w:kern w:val="0"/>
                 <w:sz w:val="18"/>
@@ -841,7 +590,7 @@
       <w:pPr>
         <w:spacing w:after="0" w:line="240" w:lineRule="auto"/>
         <w:rPr>
-          <w:rFonts w:ascii="Helvetica Neue" w:hAnsi="Helvetica Neue" w:cs="Arial"/>
+          <w:rFonts w:ascii="Arial" w:hAnsi="Arial" w:cs="Arial"/>
           <w:sz w:val="18"/>
           <w:szCs w:val="18"/>
           <w:lang w:val="en-US"/>
@@ -852,7 +601,7 @@
       <w:pPr>
         <w:spacing w:after="0" w:line="240" w:lineRule="auto"/>
         <w:rPr>
-          <w:rFonts w:ascii="Helvetica Neue" w:hAnsi="Helvetica Neue" w:cs="Arial"/>
+          <w:rFonts w:ascii="Arial" w:hAnsi="Arial" w:cs="Arial"/>
           <w:sz w:val="18"/>
           <w:szCs w:val="18"/>
           <w:lang w:val="en-US"/>
@@ -860,54 +609,18 @@
       </w:pPr>
       <w:r>
         <w:rPr>
-          <w:rFonts w:ascii="Helvetica Neue" w:hAnsi="Helvetica Neue" w:cs="Arial"/>
+          <w:rFonts w:ascii="Arial" w:hAnsi="Arial" w:cs="Arial"/>
           <w:sz w:val="18"/>
           <w:szCs w:val="18"/>
           <w:lang w:val="en-US"/>
         </w:rPr>
-        <w:t>[[rtf .qt.terms]]</w:t>
-      </w:r>
-      <w:r>
-        <w:rPr>
-          <w:rFonts w:ascii="Helvetica Neue" w:hAnsi="Helvetica Neue" w:cs="Arial"/>
-          <w:sz w:val="18"/>
-          <w:szCs w:val="18"/>
-          <w:lang w:val="en-US"/>
-        </w:rPr>
-        <w:t xml:space="preserve"> </w:t>
-      </w:r>
-      <w:r>
-        <w:rPr>
-          <w:rFonts w:ascii="Helvetica Neue" w:hAnsi="Helvetica Neue" w:cs="Arial"/>
-          <w:sz w:val="18"/>
-          <w:szCs w:val="18"/>
-          <w:lang w:val="en-US"/>
-        </w:rPr>
-        <w:t>[[wmtext .qt.</w:t>
-      </w:r>
-      <w:r>
-        <w:rPr>
-          <w:rFonts w:ascii="Helvetica Neue" w:hAnsi="Helvetica Neue" w:cs="Arial"/>
-          <w:sz w:val="18"/>
-          <w:szCs w:val="18"/>
-          <w:lang w:val="en-US"/>
-        </w:rPr>
-        <w:t>water_mark</w:t>
-      </w:r>
-      <w:r>
-        <w:rPr>
-          <w:rFonts w:ascii="Helvetica Neue" w:hAnsi="Helvetica Neue" w:cs="Arial"/>
-          <w:sz w:val="18"/>
-          <w:szCs w:val="18"/>
-          <w:lang w:val="en-US"/>
-        </w:rPr>
-        <w:t>]]</w:t>
+        <w:t>[[rtf .qt.terms]] [[wmtext .qt.water_mark]]</w:t>
       </w:r>
     </w:p>
     <w:p>
       <w:pPr>
         <w:rPr>
-          <w:rFonts w:ascii="Helvetica Neue" w:hAnsi="Helvetica Neue" w:cs="Arial"/>
+          <w:rFonts w:ascii="Arial" w:hAnsi="Arial" w:cs="Arial"/>
           <w:sz w:val="18"/>
           <w:szCs w:val="18"/>
           <w:lang w:val="en-US"/>
@@ -915,7 +628,7 @@
       </w:pPr>
       <w:r>
         <w:rPr>
-          <w:rFonts w:ascii="Helvetica Neue" w:hAnsi="Helvetica Neue" w:cs="Arial"/>
+          <w:rFonts w:ascii="Arial" w:hAnsi="Arial" w:cs="Arial"/>
           <w:sz w:val="18"/>
           <w:szCs w:val="18"/>
           <w:lang w:val="en-US"/>
@@ -927,7 +640,7 @@
       <w:pPr>
         <w:spacing w:after="0" w:line="240" w:lineRule="auto"/>
         <w:rPr>
-          <w:rFonts w:ascii="Helvetica Neue" w:eastAsia="Times New Roman" w:hAnsi="Helvetica Neue" w:cs="Arial"/>
+          <w:rFonts w:ascii="Arial" w:eastAsia="Times New Roman" w:hAnsi="Arial" w:cs="Arial"/>
           <w:b/>
           <w:bCs/>
           <w:color w:val="000000"/>
@@ -951,7 +664,7 @@
         <w:ind w:left="284" w:hanging="284"/>
         <w:outlineLvl w:val="1"/>
         <w:rPr>
-          <w:rFonts w:ascii="Helvetica Neue" w:eastAsia="Times New Roman" w:hAnsi="Helvetica Neue" w:cs="Arial"/>
+          <w:rFonts w:ascii="Arial" w:eastAsia="Times New Roman" w:hAnsi="Arial" w:cs="Arial"/>
           <w:color w:val="000000"/>
           <w:kern w:val="0"/>
           <w:sz w:val="10"/>
@@ -962,7 +675,7 @@
       </w:pPr>
       <w:r>
         <w:rPr>
-          <w:rFonts w:ascii="Helvetica Neue" w:eastAsia="Times New Roman" w:hAnsi="Helvetica Neue" w:cs="Arial"/>
+          <w:rFonts w:ascii="Arial" w:eastAsia="Times New Roman" w:hAnsi="Arial" w:cs="Arial"/>
           <w:b/>
           <w:bCs/>
           <w:color w:val="000000"/>
@@ -973,26 +686,11 @@
           <w:lang w:val="en-US"/>
           <w14:ligatures w14:val="none"/>
         </w:rPr>
-        <w:t>SUMMARY TABLE</w:t>
+        <w:t xml:space="preserve">SUMMARY TABLE </w:t>
       </w:r>
       <w:r>
         <w:rPr>
-          <w:rFonts w:ascii="Helvetica Neue" w:eastAsia="Times New Roman" w:hAnsi="Helvetica Neue" w:cs="Arial"/>
-          <w:b/>
-          <w:bCs/>
-          <w:color w:val="000000"/>
-          <w:kern w:val="0"/>
-          <w:sz w:val="18"/>
-          <w:szCs w:val="18"/>
-          <w:u w:val="single"/>
-          <w:lang w:val="en-US"/>
-          <w14:ligatures w14:val="none"/>
-        </w:rPr>
-        <w:t xml:space="preserve"> </w:t>
-      </w:r>
-      <w:r>
-        <w:rPr>
-          <w:rFonts w:ascii="Helvetica Neue" w:eastAsia="Times New Roman" w:hAnsi="Helvetica Neue" w:cs="Arial"/>
+          <w:rFonts w:ascii="Arial" w:eastAsia="Times New Roman" w:hAnsi="Arial" w:cs="Arial"/>
           <w:color w:val="000000"/>
           <w:kern w:val="0"/>
           <w:sz w:val="18"/>
@@ -1000,31 +698,7 @@
           <w:lang w:val="en-US"/>
           <w14:ligatures w14:val="none"/>
         </w:rPr>
-        <w:t>[[$cur := .ci.companyinfo.currency]]</w:t>
-      </w:r>
-      <w:r>
-        <w:rPr>
-          <w:rFonts w:ascii="Helvetica Neue" w:eastAsia="Times New Roman" w:hAnsi="Helvetica Neue" w:cs="Arial"/>
-          <w:color w:val="000000"/>
-          <w:kern w:val="0"/>
-          <w:sz w:val="18"/>
-          <w:szCs w:val="18"/>
-          <w:lang w:val="en-US"/>
-          <w14:ligatures w14:val="none"/>
-        </w:rPr>
-        <w:t xml:space="preserve"> [[$No := 1]]</w:t>
-      </w:r>
-      <w:r>
-        <w:rPr>
-          <w:rFonts w:ascii="Helvetica Neue" w:eastAsia="Times New Roman" w:hAnsi="Helvetica Neue" w:cs="Arial"/>
-          <w:color w:val="000000"/>
-          <w:kern w:val="0"/>
-          <w:sz w:val="18"/>
-          <w:szCs w:val="18"/>
-          <w:lang w:val="en-US"/>
-          <w14:ligatures w14:val="none"/>
-        </w:rPr>
-        <w:t xml:space="preserve"> [[$comp := “0.00”]]</w:t>
+        <w:t>[[$cur := .ci.companyinfo.currency]] [[$No := 1]] [[$comp := “0.00”]]</w:t>
       </w:r>
     </w:p>
     <w:p>
@@ -1034,7 +708,7 @@
         <w:ind w:left="284"/>
         <w:outlineLvl w:val="1"/>
         <w:rPr>
-          <w:rFonts w:ascii="Helvetica Neue" w:eastAsia="Times New Roman" w:hAnsi="Helvetica Neue" w:cs="Arial"/>
+          <w:rFonts w:ascii="Arial" w:eastAsia="Times New Roman" w:hAnsi="Arial" w:cs="Arial"/>
           <w:b/>
           <w:bCs/>
           <w:color w:val="000000"/>
@@ -1062,7 +736,7 @@
       </w:tblGrid>
       <w:tr>
         <w:trPr>
-          <w:trHeight w:val="324"/>
+          <w:trHeight w:val="323"/>
         </w:trPr>
         <w:tc>
           <w:tcPr>
@@ -1076,20 +750,20 @@
               <w:ind w:left="0"/>
               <w:outlineLvl w:val="1"/>
               <w:rPr>
-                <w:rFonts w:ascii="Helvetica Neue" w:eastAsia="Times New Roman" w:hAnsi="Helvetica Neue" w:cs="Arial"/>
-                <w:b/>
-                <w:bCs/>
-                <w:color w:val="000000"/>
-                <w:kern w:val="0"/>
-                <w:sz w:val="18"/>
-                <w:szCs w:val="18"/>
-                <w:lang w:val="en-US"/>
-                <w14:ligatures w14:val="none"/>
-              </w:rPr>
-            </w:pPr>
-            <w:r>
-              <w:rPr>
-                <w:rFonts w:ascii="Helvetica Neue" w:eastAsia="Times New Roman" w:hAnsi="Helvetica Neue" w:cs="Arial"/>
+                <w:rFonts w:ascii="Arial" w:eastAsia="Times New Roman" w:hAnsi="Arial" w:cs="Arial"/>
+                <w:b/>
+                <w:bCs/>
+                <w:color w:val="000000"/>
+                <w:kern w:val="0"/>
+                <w:sz w:val="18"/>
+                <w:szCs w:val="18"/>
+                <w:lang w:val="en-US"/>
+                <w14:ligatures w14:val="none"/>
+              </w:rPr>
+            </w:pPr>
+            <w:r>
+              <w:rPr>
+                <w:rFonts w:ascii="Arial" w:eastAsia="Times New Roman" w:hAnsi="Arial" w:cs="Arial"/>
                 <w:b/>
                 <w:bCs/>
                 <w:color w:val="000000"/>
@@ -1115,20 +789,20 @@
               <w:ind w:left="0"/>
               <w:outlineLvl w:val="1"/>
               <w:rPr>
-                <w:rFonts w:ascii="Helvetica Neue" w:eastAsia="Times New Roman" w:hAnsi="Helvetica Neue" w:cs="Arial"/>
-                <w:b/>
-                <w:bCs/>
-                <w:color w:val="000000"/>
-                <w:kern w:val="0"/>
-                <w:sz w:val="18"/>
-                <w:szCs w:val="18"/>
-                <w:lang w:val="en-US"/>
-                <w14:ligatures w14:val="none"/>
-              </w:rPr>
-            </w:pPr>
-            <w:r>
-              <w:rPr>
-                <w:rFonts w:ascii="Helvetica Neue" w:eastAsia="Times New Roman" w:hAnsi="Helvetica Neue" w:cs="Arial"/>
+                <w:rFonts w:ascii="Arial" w:eastAsia="Times New Roman" w:hAnsi="Arial" w:cs="Arial"/>
+                <w:b/>
+                <w:bCs/>
+                <w:color w:val="000000"/>
+                <w:kern w:val="0"/>
+                <w:sz w:val="18"/>
+                <w:szCs w:val="18"/>
+                <w:lang w:val="en-US"/>
+                <w14:ligatures w14:val="none"/>
+              </w:rPr>
+            </w:pPr>
+            <w:r>
+              <w:rPr>
+                <w:rFonts w:ascii="Arial" w:eastAsia="Times New Roman" w:hAnsi="Arial" w:cs="Arial"/>
                 <w:b/>
                 <w:bCs/>
                 <w:color w:val="000000"/>
@@ -1154,20 +828,20 @@
               <w:jc w:val="center"/>
               <w:outlineLvl w:val="1"/>
               <w:rPr>
-                <w:rFonts w:ascii="Helvetica Neue" w:eastAsia="Times New Roman" w:hAnsi="Helvetica Neue" w:cs="Arial"/>
-                <w:b/>
-                <w:bCs/>
-                <w:color w:val="000000"/>
-                <w:kern w:val="0"/>
-                <w:sz w:val="18"/>
-                <w:szCs w:val="18"/>
-                <w:lang w:val="en-US"/>
-                <w14:ligatures w14:val="none"/>
-              </w:rPr>
-            </w:pPr>
-            <w:r>
-              <w:rPr>
-                <w:rFonts w:ascii="Helvetica Neue" w:eastAsia="Times New Roman" w:hAnsi="Helvetica Neue" w:cs="Arial"/>
+                <w:rFonts w:ascii="Arial" w:eastAsia="Times New Roman" w:hAnsi="Arial" w:cs="Arial"/>
+                <w:b/>
+                <w:bCs/>
+                <w:color w:val="000000"/>
+                <w:kern w:val="0"/>
+                <w:sz w:val="18"/>
+                <w:szCs w:val="18"/>
+                <w:lang w:val="en-US"/>
+                <w14:ligatures w14:val="none"/>
+              </w:rPr>
+            </w:pPr>
+            <w:r>
+              <w:rPr>
+                <w:rFonts w:ascii="Arial" w:eastAsia="Times New Roman" w:hAnsi="Arial" w:cs="Arial"/>
                 <w:b/>
                 <w:bCs/>
                 <w:color w:val="000000"/>
@@ -1193,20 +867,20 @@
               <w:jc w:val="center"/>
               <w:outlineLvl w:val="1"/>
               <w:rPr>
-                <w:rFonts w:ascii="Helvetica Neue" w:eastAsia="Times New Roman" w:hAnsi="Helvetica Neue" w:cs="Arial"/>
-                <w:b/>
-                <w:bCs/>
-                <w:color w:val="000000"/>
-                <w:kern w:val="0"/>
-                <w:sz w:val="18"/>
-                <w:szCs w:val="18"/>
-                <w:lang w:val="en-US"/>
-                <w14:ligatures w14:val="none"/>
-              </w:rPr>
-            </w:pPr>
-            <w:r>
-              <w:rPr>
-                <w:rFonts w:ascii="Helvetica Neue" w:eastAsia="Times New Roman" w:hAnsi="Helvetica Neue" w:cs="Arial"/>
+                <w:rFonts w:ascii="Arial" w:eastAsia="Times New Roman" w:hAnsi="Arial" w:cs="Arial"/>
+                <w:b/>
+                <w:bCs/>
+                <w:color w:val="000000"/>
+                <w:kern w:val="0"/>
+                <w:sz w:val="18"/>
+                <w:szCs w:val="18"/>
+                <w:lang w:val="en-US"/>
+                <w14:ligatures w14:val="none"/>
+              </w:rPr>
+            </w:pPr>
+            <w:r>
+              <w:rPr>
+                <w:rFonts w:ascii="Arial" w:eastAsia="Times New Roman" w:hAnsi="Arial" w:cs="Arial"/>
                 <w:b/>
                 <w:bCs/>
                 <w:color w:val="000000"/>
@@ -1222,7 +896,7 @@
       </w:tr>
       <w:tr>
         <w:trPr>
-          <w:trHeight w:val="324"/>
+          <w:trHeight w:val="323"/>
         </w:trPr>
         <w:tc>
           <w:tcPr>
@@ -1236,18 +910,18 @@
               <w:ind w:left="0"/>
               <w:outlineLvl w:val="1"/>
               <w:rPr>
-                <w:rFonts w:ascii="Helvetica Neue" w:eastAsia="Times New Roman" w:hAnsi="Helvetica Neue" w:cs="Arial"/>
-                <w:color w:val="000000"/>
-                <w:kern w:val="0"/>
-                <w:sz w:val="18"/>
-                <w:szCs w:val="18"/>
-                <w:lang w:val="en-US"/>
-                <w14:ligatures w14:val="none"/>
-              </w:rPr>
-            </w:pPr>
-            <w:r>
-              <w:rPr>
-                <w:rFonts w:ascii="Helvetica Neue" w:eastAsia="Times New Roman" w:hAnsi="Helvetica Neue" w:cs="Arial"/>
+                <w:rFonts w:ascii="Arial" w:eastAsia="Times New Roman" w:hAnsi="Arial" w:cs="Arial"/>
+                <w:color w:val="000000"/>
+                <w:kern w:val="0"/>
+                <w:sz w:val="18"/>
+                <w:szCs w:val="18"/>
+                <w:lang w:val="en-US"/>
+                <w14:ligatures w14:val="none"/>
+              </w:rPr>
+            </w:pPr>
+            <w:r>
+              <w:rPr>
+                <w:rFonts w:ascii="Arial" w:eastAsia="Times New Roman" w:hAnsi="Arial" w:cs="Arial"/>
                 <w:color w:val="000000"/>
                 <w:kern w:val="0"/>
                 <w:sz w:val="18"/>
@@ -1261,7 +935,7 @@
       </w:tr>
       <w:tr>
         <w:trPr>
-          <w:trHeight w:val="324"/>
+          <w:trHeight w:val="323"/>
         </w:trPr>
         <w:tc>
           <w:tcPr>
@@ -1275,18 +949,18 @@
               <w:jc w:val="center"/>
               <w:outlineLvl w:val="1"/>
               <w:rPr>
-                <w:rFonts w:ascii="Helvetica Neue" w:eastAsia="Times New Roman" w:hAnsi="Helvetica Neue" w:cs="Arial"/>
-                <w:color w:val="000000"/>
-                <w:kern w:val="0"/>
-                <w:sz w:val="18"/>
-                <w:szCs w:val="18"/>
-                <w:lang w:val="en-US"/>
-                <w14:ligatures w14:val="none"/>
-              </w:rPr>
-            </w:pPr>
-            <w:r>
-              <w:rPr>
-                <w:rFonts w:ascii="Helvetica Neue" w:eastAsia="Times New Roman" w:hAnsi="Helvetica Neue" w:cs="Arial"/>
+                <w:rFonts w:ascii="Arial" w:eastAsia="Times New Roman" w:hAnsi="Arial" w:cs="Arial"/>
+                <w:color w:val="000000"/>
+                <w:kern w:val="0"/>
+                <w:sz w:val="18"/>
+                <w:szCs w:val="18"/>
+                <w:lang w:val="en-US"/>
+                <w14:ligatures w14:val="none"/>
+              </w:rPr>
+            </w:pPr>
+            <w:r>
+              <w:rPr>
+                <w:rFonts w:ascii="Arial" w:eastAsia="Times New Roman" w:hAnsi="Arial" w:cs="Arial"/>
                 <w:color w:val="000000"/>
                 <w:kern w:val="0"/>
                 <w:sz w:val="18"/>
@@ -1309,18 +983,18 @@
               <w:ind w:left="0"/>
               <w:outlineLvl w:val="1"/>
               <w:rPr>
-                <w:rFonts w:ascii="Helvetica Neue" w:eastAsia="Times New Roman" w:hAnsi="Helvetica Neue" w:cs="Arial"/>
-                <w:color w:val="000000"/>
-                <w:kern w:val="0"/>
-                <w:sz w:val="18"/>
-                <w:szCs w:val="18"/>
-                <w:lang w:val="en-US"/>
-                <w14:ligatures w14:val="none"/>
-              </w:rPr>
-            </w:pPr>
-            <w:r>
-              <w:rPr>
-                <w:rFonts w:ascii="Helvetica Neue" w:eastAsia="Times New Roman" w:hAnsi="Helvetica Neue" w:cs="Arial"/>
+                <w:rFonts w:ascii="Arial" w:eastAsia="Times New Roman" w:hAnsi="Arial" w:cs="Arial"/>
+                <w:color w:val="000000"/>
+                <w:kern w:val="0"/>
+                <w:sz w:val="18"/>
+                <w:szCs w:val="18"/>
+                <w:lang w:val="en-US"/>
+                <w14:ligatures w14:val="none"/>
+              </w:rPr>
+            </w:pPr>
+            <w:r>
+              <w:rPr>
+                <w:rFonts w:ascii="Arial" w:eastAsia="Times New Roman" w:hAnsi="Arial" w:cs="Arial"/>
                 <w:color w:val="000000"/>
                 <w:kern w:val="0"/>
                 <w:sz w:val="18"/>
@@ -1343,18 +1017,18 @@
               <w:jc w:val="right"/>
               <w:outlineLvl w:val="1"/>
               <w:rPr>
-                <w:rFonts w:ascii="Helvetica Neue" w:eastAsia="Times New Roman" w:hAnsi="Helvetica Neue" w:cs="Arial"/>
-                <w:color w:val="000000"/>
-                <w:kern w:val="0"/>
-                <w:sz w:val="18"/>
-                <w:szCs w:val="18"/>
-                <w:lang w:val="en-US"/>
-                <w14:ligatures w14:val="none"/>
-              </w:rPr>
-            </w:pPr>
-            <w:r>
-              <w:rPr>
-                <w:rFonts w:ascii="Helvetica Neue" w:eastAsia="Times New Roman" w:hAnsi="Helvetica Neue" w:cs="Arial"/>
+                <w:rFonts w:ascii="Arial" w:eastAsia="Times New Roman" w:hAnsi="Arial" w:cs="Arial"/>
+                <w:color w:val="000000"/>
+                <w:kern w:val="0"/>
+                <w:sz w:val="18"/>
+                <w:szCs w:val="18"/>
+                <w:lang w:val="en-US"/>
+                <w14:ligatures w14:val="none"/>
+              </w:rPr>
+            </w:pPr>
+            <w:r>
+              <w:rPr>
+                <w:rFonts w:ascii="Arial" w:eastAsia="Times New Roman" w:hAnsi="Arial" w:cs="Arial"/>
                 <w:color w:val="000000"/>
                 <w:kern w:val="0"/>
                 <w:sz w:val="18"/>
@@ -1377,18 +1051,18 @@
               <w:jc w:val="right"/>
               <w:outlineLvl w:val="1"/>
               <w:rPr>
-                <w:rFonts w:ascii="Helvetica Neue" w:eastAsia="Times New Roman" w:hAnsi="Helvetica Neue" w:cs="Arial"/>
-                <w:color w:val="000000"/>
-                <w:kern w:val="0"/>
-                <w:sz w:val="18"/>
-                <w:szCs w:val="18"/>
-                <w:lang w:val="en-US"/>
-                <w14:ligatures w14:val="none"/>
-              </w:rPr>
-            </w:pPr>
-            <w:r>
-              <w:rPr>
-                <w:rFonts w:ascii="Helvetica Neue" w:eastAsia="Times New Roman" w:hAnsi="Helvetica Neue" w:cs="Arial"/>
+                <w:rFonts w:ascii="Arial" w:eastAsia="Times New Roman" w:hAnsi="Arial" w:cs="Arial"/>
+                <w:color w:val="000000"/>
+                <w:kern w:val="0"/>
+                <w:sz w:val="18"/>
+                <w:szCs w:val="18"/>
+                <w:lang w:val="en-US"/>
+                <w14:ligatures w14:val="none"/>
+              </w:rPr>
+            </w:pPr>
+            <w:r>
+              <w:rPr>
+                <w:rFonts w:ascii="Arial" w:eastAsia="Times New Roman" w:hAnsi="Arial" w:cs="Arial"/>
                 <w:color w:val="000000"/>
                 <w:kern w:val="0"/>
                 <w:sz w:val="18"/>
@@ -1402,7 +1076,7 @@
       </w:tr>
       <w:tr>
         <w:trPr>
-          <w:trHeight w:val="324"/>
+          <w:trHeight w:val="323"/>
         </w:trPr>
         <w:tc>
           <w:tcPr>
@@ -1414,7 +1088,7 @@
             <w:pPr>
               <w:outlineLvl w:val="1"/>
               <w:rPr>
-                <w:rFonts w:ascii="Helvetica Neue" w:eastAsia="Times New Roman" w:hAnsi="Helvetica Neue" w:cs="Arial"/>
+                <w:rFonts w:ascii="Arial" w:eastAsia="Times New Roman" w:hAnsi="Arial" w:cs="Arial"/>
                 <w:b/>
                 <w:bCs/>
                 <w:color w:val="000000"/>
@@ -1427,7 +1101,7 @@
             </w:pPr>
             <w:r>
               <w:rPr>
-                <w:rFonts w:ascii="Helvetica Neue" w:eastAsia="Times New Roman" w:hAnsi="Helvetica Neue" w:cs="Arial"/>
+                <w:rFonts w:ascii="Arial" w:eastAsia="Times New Roman" w:hAnsi="Arial" w:cs="Arial"/>
                 <w:color w:val="000000"/>
                 <w:kern w:val="0"/>
                 <w:sz w:val="18"/>
@@ -1438,7 +1112,7 @@
             </w:r>
             <w:r>
               <w:rPr>
-                <w:rFonts w:ascii="Helvetica Neue" w:eastAsia="Times New Roman" w:hAnsi="Helvetica Neue" w:cs="Arial"/>
+                <w:rFonts w:ascii="Arial" w:eastAsia="Times New Roman" w:hAnsi="Arial" w:cs="Arial"/>
                 <w:color w:val="000000"/>
                 <w:kern w:val="0"/>
                 <w:sz w:val="18"/>
@@ -1450,7 +1124,7 @@
             </w:r>
             <w:r>
               <w:rPr>
-                <w:rFonts w:ascii="Helvetica Neue" w:eastAsia="Times New Roman" w:hAnsi="Helvetica Neue" w:cs="Arial"/>
+                <w:rFonts w:ascii="Arial" w:eastAsia="Times New Roman" w:hAnsi="Arial" w:cs="Arial"/>
                 <w:color w:val="000000"/>
                 <w:kern w:val="0"/>
                 <w:sz w:val="18"/>
@@ -1461,7 +1135,7 @@
             </w:r>
             <w:r>
               <w:rPr>
-                <w:rFonts w:ascii="Helvetica Neue" w:eastAsia="Times New Roman" w:hAnsi="Helvetica Neue" w:cs="Arial"/>
+                <w:rFonts w:ascii="Arial" w:eastAsia="Times New Roman" w:hAnsi="Arial" w:cs="Arial"/>
                 <w:color w:val="000000"/>
                 <w:kern w:val="0"/>
                 <w:sz w:val="18"/>
@@ -1473,7 +1147,7 @@
             </w:r>
             <w:r>
               <w:rPr>
-                <w:rFonts w:ascii="Helvetica Neue" w:eastAsia="Times New Roman" w:hAnsi="Helvetica Neue" w:cs="Arial"/>
+                <w:rFonts w:ascii="Arial" w:eastAsia="Times New Roman" w:hAnsi="Arial" w:cs="Arial"/>
                 <w:color w:val="000000"/>
                 <w:kern w:val="0"/>
                 <w:sz w:val="18"/>
@@ -1489,18 +1163,18 @@
               <w:ind w:left="0"/>
               <w:outlineLvl w:val="1"/>
               <w:rPr>
-                <w:rFonts w:ascii="Helvetica Neue" w:eastAsia="Times New Roman" w:hAnsi="Helvetica Neue" w:cs="Arial"/>
-                <w:color w:val="000000"/>
-                <w:kern w:val="0"/>
-                <w:sz w:val="18"/>
-                <w:szCs w:val="18"/>
-                <w:lang w:val="en-US"/>
-                <w14:ligatures w14:val="none"/>
-              </w:rPr>
-            </w:pPr>
-            <w:r>
-              <w:rPr>
-                <w:rFonts w:ascii="Helvetica Neue" w:eastAsia="Times New Roman" w:hAnsi="Helvetica Neue" w:cs="Arial"/>
+                <w:rFonts w:ascii="Arial" w:eastAsia="Times New Roman" w:hAnsi="Arial" w:cs="Arial"/>
+                <w:color w:val="000000"/>
+                <w:kern w:val="0"/>
+                <w:sz w:val="18"/>
+                <w:szCs w:val="18"/>
+                <w:lang w:val="en-US"/>
+                <w14:ligatures w14:val="none"/>
+              </w:rPr>
+            </w:pPr>
+            <w:r>
+              <w:rPr>
+                <w:rFonts w:ascii="Arial" w:eastAsia="Times New Roman" w:hAnsi="Arial" w:cs="Arial"/>
                 <w:color w:val="000000"/>
                 <w:kern w:val="0"/>
                 <w:sz w:val="18"/>
@@ -1514,7 +1188,7 @@
       </w:tr>
       <w:tr>
         <w:trPr>
-          <w:trHeight w:val="324"/>
+          <w:trHeight w:val="323"/>
         </w:trPr>
         <w:tc>
           <w:tcPr>
@@ -1529,55 +1203,33 @@
               <w:jc w:val="right"/>
               <w:outlineLvl w:val="1"/>
               <w:rPr>
-                <w:rFonts w:ascii="Helvetica Neue" w:eastAsia="Times New Roman" w:hAnsi="Helvetica Neue" w:cs="Arial"/>
-                <w:b/>
-                <w:bCs/>
-                <w:color w:val="000000"/>
-                <w:kern w:val="0"/>
-                <w:sz w:val="18"/>
-                <w:szCs w:val="18"/>
-                <w14:ligatures w14:val="none"/>
-              </w:rPr>
-            </w:pPr>
-            <w:r>
-              <w:rPr>
-                <w:rFonts w:ascii="Helvetica Neue" w:eastAsia="Times New Roman" w:hAnsi="Helvetica Neue" w:cs="Arial"/>
-                <w:color w:val="000000"/>
-                <w:kern w:val="0"/>
-                <w:sz w:val="18"/>
-                <w:szCs w:val="18"/>
-                <w14:ligatures w14:val="none"/>
-              </w:rPr>
-              <w:t>[[if .qt.</w:t>
-            </w:r>
-            <w:r>
-              <w:rPr>
-                <w:rFonts w:ascii="Helvetica Neue" w:eastAsia="Times New Roman" w:hAnsi="Helvetica Neue" w:cs="Arial"/>
-                <w:color w:val="000000"/>
-                <w:kern w:val="0"/>
-                <w:sz w:val="18"/>
-                <w:szCs w:val="18"/>
-                <w14:ligatures w14:val="none"/>
-              </w:rPr>
-              <w:t>displayTotal</w:t>
-            </w:r>
-            <w:r>
-              <w:rPr>
-                <w:rFonts w:ascii="Helvetica Neue" w:eastAsia="Times New Roman" w:hAnsi="Helvetica Neue" w:cs="Arial"/>
-                <w:color w:val="000000"/>
-                <w:kern w:val="0"/>
-                <w:sz w:val="18"/>
-                <w:szCs w:val="18"/>
-                <w14:ligatures w14:val="none"/>
-              </w:rPr>
-              <w:t>]]</w:t>
+                <w:rFonts w:ascii="Arial" w:eastAsia="Times New Roman" w:hAnsi="Arial" w:cs="Arial"/>
+                <w:b/>
+                <w:bCs/>
+                <w:color w:val="000000"/>
+                <w:kern w:val="0"/>
+                <w:sz w:val="18"/>
+                <w:szCs w:val="18"/>
+                <w14:ligatures w14:val="none"/>
+              </w:rPr>
+            </w:pPr>
+            <w:r>
+              <w:rPr>
+                <w:rFonts w:ascii="Arial" w:eastAsia="Times New Roman" w:hAnsi="Arial" w:cs="Arial"/>
+                <w:color w:val="000000"/>
+                <w:kern w:val="0"/>
+                <w:sz w:val="18"/>
+                <w:szCs w:val="18"/>
+                <w14:ligatures w14:val="none"/>
+              </w:rPr>
+              <w:t>[[if .qt.displayTotal]]</w:t>
             </w:r>
           </w:p>
         </w:tc>
       </w:tr>
       <w:tr>
         <w:trPr>
-          <w:trHeight w:val="324"/>
+          <w:trHeight w:val="323"/>
         </w:trPr>
         <w:tc>
           <w:tcPr>
@@ -1592,18 +1244,18 @@
               <w:jc w:val="right"/>
               <w:outlineLvl w:val="1"/>
               <w:rPr>
-                <w:rFonts w:ascii="Helvetica Neue" w:eastAsia="Times New Roman" w:hAnsi="Helvetica Neue" w:cs="Arial"/>
-                <w:color w:val="000000"/>
-                <w:kern w:val="0"/>
-                <w:sz w:val="18"/>
-                <w:szCs w:val="18"/>
-                <w:lang w:val="en-US"/>
-                <w14:ligatures w14:val="none"/>
-              </w:rPr>
-            </w:pPr>
-            <w:r>
-              <w:rPr>
-                <w:rFonts w:ascii="Helvetica Neue" w:eastAsia="Times New Roman" w:hAnsi="Helvetica Neue" w:cs="Arial"/>
+                <w:rFonts w:ascii="Arial" w:eastAsia="Times New Roman" w:hAnsi="Arial" w:cs="Arial"/>
+                <w:color w:val="000000"/>
+                <w:kern w:val="0"/>
+                <w:sz w:val="18"/>
+                <w:szCs w:val="18"/>
+                <w:lang w:val="en-US"/>
+                <w14:ligatures w14:val="none"/>
+              </w:rPr>
+            </w:pPr>
+            <w:r>
+              <w:rPr>
+                <w:rFonts w:ascii="Arial" w:eastAsia="Times New Roman" w:hAnsi="Arial" w:cs="Arial"/>
                 <w:b/>
                 <w:bCs/>
                 <w:color w:val="000000"/>
@@ -1628,18 +1280,18 @@
               <w:jc w:val="right"/>
               <w:outlineLvl w:val="1"/>
               <w:rPr>
-                <w:rFonts w:ascii="Helvetica Neue" w:eastAsia="Times New Roman" w:hAnsi="Helvetica Neue" w:cs="Arial"/>
-                <w:color w:val="000000"/>
-                <w:kern w:val="0"/>
-                <w:sz w:val="18"/>
-                <w:szCs w:val="18"/>
-                <w:lang w:val="en-US"/>
-                <w14:ligatures w14:val="none"/>
-              </w:rPr>
-            </w:pPr>
-            <w:r>
-              <w:rPr>
-                <w:rFonts w:ascii="Helvetica Neue" w:eastAsia="Times New Roman" w:hAnsi="Helvetica Neue" w:cs="Arial"/>
+                <w:rFonts w:ascii="Arial" w:eastAsia="Times New Roman" w:hAnsi="Arial" w:cs="Arial"/>
+                <w:color w:val="000000"/>
+                <w:kern w:val="0"/>
+                <w:sz w:val="18"/>
+                <w:szCs w:val="18"/>
+                <w:lang w:val="en-US"/>
+                <w14:ligatures w14:val="none"/>
+              </w:rPr>
+            </w:pPr>
+            <w:r>
+              <w:rPr>
+                <w:rFonts w:ascii="Arial" w:eastAsia="Times New Roman" w:hAnsi="Arial" w:cs="Arial"/>
                 <w:b/>
                 <w:bCs/>
                 <w:color w:val="000000"/>
@@ -1655,7 +1307,7 @@
       </w:tr>
       <w:tr>
         <w:trPr>
-          <w:trHeight w:val="324"/>
+          <w:trHeight w:val="323"/>
         </w:trPr>
         <w:tc>
           <w:tcPr>
@@ -1670,19 +1322,19 @@
               <w:jc w:val="right"/>
               <w:outlineLvl w:val="1"/>
               <w:rPr>
-                <w:rFonts w:ascii="Helvetica Neue" w:eastAsia="Times New Roman" w:hAnsi="Helvetica Neue" w:cs="Arial"/>
-                <w:b/>
-                <w:bCs/>
-                <w:color w:val="000000"/>
-                <w:kern w:val="0"/>
-                <w:sz w:val="18"/>
-                <w:szCs w:val="18"/>
-                <w14:ligatures w14:val="none"/>
-              </w:rPr>
-            </w:pPr>
-            <w:r>
-              <w:rPr>
-                <w:rFonts w:ascii="Helvetica Neue" w:eastAsia="Times New Roman" w:hAnsi="Helvetica Neue" w:cs="Arial"/>
+                <w:rFonts w:ascii="Arial" w:eastAsia="Times New Roman" w:hAnsi="Arial" w:cs="Arial"/>
+                <w:b/>
+                <w:bCs/>
+                <w:color w:val="000000"/>
+                <w:kern w:val="0"/>
+                <w:sz w:val="18"/>
+                <w:szCs w:val="18"/>
+                <w14:ligatures w14:val="none"/>
+              </w:rPr>
+            </w:pPr>
+            <w:r>
+              <w:rPr>
+                <w:rFonts w:ascii="Arial" w:eastAsia="Times New Roman" w:hAnsi="Arial" w:cs="Arial"/>
                 <w:b/>
                 <w:bCs/>
                 <w:color w:val="000000"/>
@@ -1698,7 +1350,7 @@
       </w:tr>
       <w:tr>
         <w:trPr>
-          <w:trHeight w:val="324"/>
+          <w:trHeight w:val="323"/>
         </w:trPr>
         <w:tc>
           <w:tcPr>
@@ -1713,64 +1365,31 @@
               <w:jc w:val="right"/>
               <w:outlineLvl w:val="1"/>
               <w:rPr>
-                <w:rFonts w:ascii="Helvetica Neue" w:eastAsia="Times New Roman" w:hAnsi="Helvetica Neue" w:cs="Arial"/>
-                <w:color w:val="000000"/>
-                <w:kern w:val="0"/>
-                <w:sz w:val="18"/>
-                <w:szCs w:val="18"/>
-                <w14:ligatures w14:val="none"/>
-              </w:rPr>
-            </w:pPr>
-            <w:r>
-              <w:rPr>
-                <w:rFonts w:ascii="Helvetica Neue" w:eastAsia="Times New Roman" w:hAnsi="Helvetica Neue" w:cs="Arial"/>
-                <w:color w:val="000000"/>
-                <w:kern w:val="0"/>
-                <w:sz w:val="18"/>
-                <w:szCs w:val="18"/>
-                <w14:ligatures w14:val="none"/>
-              </w:rPr>
-              <w:t xml:space="preserve">[[if ne </w:t>
-            </w:r>
-            <w:r>
-              <w:rPr>
-                <w:rFonts w:ascii="Helvetica Neue" w:eastAsia="Times New Roman" w:hAnsi="Helvetica Neue" w:cs="Arial"/>
-                <w:color w:val="000000"/>
-                <w:kern w:val="0"/>
-                <w:sz w:val="18"/>
-                <w:szCs w:val="18"/>
-                <w14:ligatures w14:val="none"/>
-              </w:rPr>
-              <w:t>.qt.discount_amount</w:t>
-            </w:r>
-            <w:r>
-              <w:rPr>
-                <w:rFonts w:ascii="Helvetica Neue" w:eastAsia="Times New Roman" w:hAnsi="Helvetica Neue" w:cs="Arial"/>
-                <w:color w:val="000000"/>
-                <w:kern w:val="0"/>
-                <w:sz w:val="18"/>
-                <w:szCs w:val="18"/>
-                <w14:ligatures w14:val="none"/>
-              </w:rPr>
-              <w:t xml:space="preserve"> $comp</w:t>
-            </w:r>
-            <w:r>
-              <w:rPr>
-                <w:rFonts w:ascii="Helvetica Neue" w:eastAsia="Times New Roman" w:hAnsi="Helvetica Neue" w:cs="Arial"/>
-                <w:color w:val="000000"/>
-                <w:kern w:val="0"/>
-                <w:sz w:val="18"/>
-                <w:szCs w:val="18"/>
-                <w14:ligatures w14:val="none"/>
-              </w:rPr>
-              <w:t>]]</w:t>
+                <w:rFonts w:ascii="Arial" w:eastAsia="Times New Roman" w:hAnsi="Arial" w:cs="Arial"/>
+                <w:color w:val="000000"/>
+                <w:kern w:val="0"/>
+                <w:sz w:val="18"/>
+                <w:szCs w:val="18"/>
+                <w14:ligatures w14:val="none"/>
+              </w:rPr>
+            </w:pPr>
+            <w:r>
+              <w:rPr>
+                <w:rFonts w:ascii="Arial" w:eastAsia="Times New Roman" w:hAnsi="Arial" w:cs="Arial"/>
+                <w:color w:val="000000"/>
+                <w:kern w:val="0"/>
+                <w:sz w:val="18"/>
+                <w:szCs w:val="18"/>
+                <w14:ligatures w14:val="none"/>
+              </w:rPr>
+              <w:t>[[if ne .qt.discount_amount $comp]]</w:t>
             </w:r>
           </w:p>
         </w:tc>
       </w:tr>
       <w:tr>
         <w:trPr>
-          <w:trHeight w:val="324"/>
+          <w:trHeight w:val="323"/>
         </w:trPr>
         <w:tc>
           <w:tcPr>
@@ -1785,18 +1404,18 @@
               <w:jc w:val="right"/>
               <w:outlineLvl w:val="1"/>
               <w:rPr>
-                <w:rFonts w:ascii="Helvetica Neue" w:eastAsia="Times New Roman" w:hAnsi="Helvetica Neue" w:cs="Arial"/>
-                <w:color w:val="000000"/>
-                <w:kern w:val="0"/>
-                <w:sz w:val="18"/>
-                <w:szCs w:val="18"/>
-                <w:lang w:val="en-US"/>
-                <w14:ligatures w14:val="none"/>
-              </w:rPr>
-            </w:pPr>
-            <w:r>
-              <w:rPr>
-                <w:rFonts w:ascii="Helvetica Neue" w:eastAsia="Times New Roman" w:hAnsi="Helvetica Neue" w:cs="Arial"/>
+                <w:rFonts w:ascii="Arial" w:eastAsia="Times New Roman" w:hAnsi="Arial" w:cs="Arial"/>
+                <w:color w:val="000000"/>
+                <w:kern w:val="0"/>
+                <w:sz w:val="18"/>
+                <w:szCs w:val="18"/>
+                <w:lang w:val="en-US"/>
+                <w14:ligatures w14:val="none"/>
+              </w:rPr>
+            </w:pPr>
+            <w:r>
+              <w:rPr>
+                <w:rFonts w:ascii="Arial" w:eastAsia="Times New Roman" w:hAnsi="Arial" w:cs="Arial"/>
                 <w:b/>
                 <w:bCs/>
                 <w:color w:val="000000"/>
@@ -1821,18 +1440,18 @@
               <w:jc w:val="right"/>
               <w:outlineLvl w:val="1"/>
               <w:rPr>
-                <w:rFonts w:ascii="Helvetica Neue" w:eastAsia="Times New Roman" w:hAnsi="Helvetica Neue" w:cs="Arial"/>
-                <w:color w:val="000000"/>
-                <w:kern w:val="0"/>
-                <w:sz w:val="18"/>
-                <w:szCs w:val="18"/>
-                <w:lang w:val="en-US"/>
-                <w14:ligatures w14:val="none"/>
-              </w:rPr>
-            </w:pPr>
-            <w:r>
-              <w:rPr>
-                <w:rFonts w:ascii="Helvetica Neue" w:eastAsia="Times New Roman" w:hAnsi="Helvetica Neue" w:cs="Arial"/>
+                <w:rFonts w:ascii="Arial" w:eastAsia="Times New Roman" w:hAnsi="Arial" w:cs="Arial"/>
+                <w:color w:val="000000"/>
+                <w:kern w:val="0"/>
+                <w:sz w:val="18"/>
+                <w:szCs w:val="18"/>
+                <w:lang w:val="en-US"/>
+                <w14:ligatures w14:val="none"/>
+              </w:rPr>
+            </w:pPr>
+            <w:r>
+              <w:rPr>
+                <w:rFonts w:ascii="Arial" w:eastAsia="Times New Roman" w:hAnsi="Arial" w:cs="Arial"/>
                 <w:color w:val="000000"/>
                 <w:kern w:val="0"/>
                 <w:sz w:val="18"/>
@@ -1846,7 +1465,7 @@
       </w:tr>
       <w:tr>
         <w:trPr>
-          <w:trHeight w:val="324"/>
+          <w:trHeight w:val="323"/>
         </w:trPr>
         <w:tc>
           <w:tcPr>
@@ -1861,18 +1480,18 @@
               <w:jc w:val="right"/>
               <w:outlineLvl w:val="1"/>
               <w:rPr>
-                <w:rFonts w:ascii="Helvetica Neue" w:eastAsia="Times New Roman" w:hAnsi="Helvetica Neue" w:cs="Arial"/>
-                <w:color w:val="000000"/>
-                <w:kern w:val="0"/>
-                <w:sz w:val="18"/>
-                <w:szCs w:val="18"/>
-                <w:lang w:val="en-US"/>
-                <w14:ligatures w14:val="none"/>
-              </w:rPr>
-            </w:pPr>
-            <w:r>
-              <w:rPr>
-                <w:rFonts w:ascii="Helvetica Neue" w:eastAsia="Times New Roman" w:hAnsi="Helvetica Neue" w:cs="Arial"/>
+                <w:rFonts w:ascii="Arial" w:eastAsia="Times New Roman" w:hAnsi="Arial" w:cs="Arial"/>
+                <w:color w:val="000000"/>
+                <w:kern w:val="0"/>
+                <w:sz w:val="18"/>
+                <w:szCs w:val="18"/>
+                <w:lang w:val="en-US"/>
+                <w14:ligatures w14:val="none"/>
+              </w:rPr>
+            </w:pPr>
+            <w:r>
+              <w:rPr>
+                <w:rFonts w:ascii="Arial" w:eastAsia="Times New Roman" w:hAnsi="Arial" w:cs="Arial"/>
                 <w:b/>
                 <w:bCs/>
                 <w:color w:val="000000"/>
@@ -1897,18 +1516,18 @@
               <w:jc w:val="right"/>
               <w:outlineLvl w:val="1"/>
               <w:rPr>
-                <w:rFonts w:ascii="Helvetica Neue" w:eastAsia="Times New Roman" w:hAnsi="Helvetica Neue" w:cs="Arial"/>
-                <w:color w:val="000000"/>
-                <w:kern w:val="0"/>
-                <w:sz w:val="18"/>
-                <w:szCs w:val="18"/>
-                <w:lang w:val="en-US"/>
-                <w14:ligatures w14:val="none"/>
-              </w:rPr>
-            </w:pPr>
-            <w:r>
-              <w:rPr>
-                <w:rFonts w:ascii="Helvetica Neue" w:eastAsia="Times New Roman" w:hAnsi="Helvetica Neue" w:cs="Arial"/>
+                <w:rFonts w:ascii="Arial" w:eastAsia="Times New Roman" w:hAnsi="Arial" w:cs="Arial"/>
+                <w:color w:val="000000"/>
+                <w:kern w:val="0"/>
+                <w:sz w:val="18"/>
+                <w:szCs w:val="18"/>
+                <w:lang w:val="en-US"/>
+                <w14:ligatures w14:val="none"/>
+              </w:rPr>
+            </w:pPr>
+            <w:r>
+              <w:rPr>
+                <w:rFonts w:ascii="Arial" w:eastAsia="Times New Roman" w:hAnsi="Arial" w:cs="Arial"/>
                 <w:b/>
                 <w:bCs/>
                 <w:color w:val="000000"/>
@@ -1924,7 +1543,7 @@
       </w:tr>
       <w:tr>
         <w:trPr>
-          <w:trHeight w:val="324"/>
+          <w:trHeight w:val="323"/>
         </w:trPr>
         <w:tc>
           <w:tcPr>
@@ -1939,19 +1558,19 @@
               <w:jc w:val="right"/>
               <w:outlineLvl w:val="1"/>
               <w:rPr>
-                <w:rFonts w:ascii="Helvetica Neue" w:eastAsia="Times New Roman" w:hAnsi="Helvetica Neue" w:cs="Arial"/>
-                <w:b/>
-                <w:bCs/>
-                <w:color w:val="000000"/>
-                <w:kern w:val="0"/>
-                <w:sz w:val="18"/>
-                <w:szCs w:val="18"/>
-                <w14:ligatures w14:val="none"/>
-              </w:rPr>
-            </w:pPr>
-            <w:r>
-              <w:rPr>
-                <w:rFonts w:ascii="Helvetica Neue" w:eastAsia="Times New Roman" w:hAnsi="Helvetica Neue" w:cs="Arial"/>
+                <w:rFonts w:ascii="Arial" w:eastAsia="Times New Roman" w:hAnsi="Arial" w:cs="Arial"/>
+                <w:b/>
+                <w:bCs/>
+                <w:color w:val="000000"/>
+                <w:kern w:val="0"/>
+                <w:sz w:val="18"/>
+                <w:szCs w:val="18"/>
+                <w14:ligatures w14:val="none"/>
+              </w:rPr>
+            </w:pPr>
+            <w:r>
+              <w:rPr>
+                <w:rFonts w:ascii="Arial" w:eastAsia="Times New Roman" w:hAnsi="Arial" w:cs="Arial"/>
                 <w:color w:val="000000"/>
                 <w:kern w:val="0"/>
                 <w:sz w:val="18"/>
@@ -1965,7 +1584,7 @@
       </w:tr>
       <w:tr>
         <w:trPr>
-          <w:trHeight w:val="324"/>
+          <w:trHeight w:val="323"/>
         </w:trPr>
         <w:tc>
           <w:tcPr>
@@ -1980,64 +1599,31 @@
               <w:jc w:val="right"/>
               <w:outlineLvl w:val="1"/>
               <w:rPr>
-                <w:rFonts w:ascii="Helvetica Neue" w:eastAsia="Times New Roman" w:hAnsi="Helvetica Neue" w:cs="Arial"/>
-                <w:color w:val="000000"/>
-                <w:kern w:val="0"/>
-                <w:sz w:val="18"/>
-                <w:szCs w:val="18"/>
-                <w14:ligatures w14:val="none"/>
-              </w:rPr>
-            </w:pPr>
-            <w:r>
-              <w:rPr>
-                <w:rFonts w:ascii="Helvetica Neue" w:eastAsia="Times New Roman" w:hAnsi="Helvetica Neue" w:cs="Arial"/>
-                <w:color w:val="000000"/>
-                <w:kern w:val="0"/>
-                <w:sz w:val="18"/>
-                <w:szCs w:val="18"/>
-                <w14:ligatures w14:val="none"/>
-              </w:rPr>
-              <w:t xml:space="preserve">[[if ne </w:t>
-            </w:r>
-            <w:r>
-              <w:rPr>
-                <w:rFonts w:ascii="Helvetica Neue" w:eastAsia="Times New Roman" w:hAnsi="Helvetica Neue" w:cs="Arial"/>
-                <w:color w:val="000000"/>
-                <w:kern w:val="0"/>
-                <w:sz w:val="18"/>
-                <w:szCs w:val="18"/>
-                <w14:ligatures w14:val="none"/>
-              </w:rPr>
-              <w:t>.qt.total_taxes_and_charges</w:t>
-            </w:r>
-            <w:r>
-              <w:rPr>
-                <w:rFonts w:ascii="Helvetica Neue" w:eastAsia="Times New Roman" w:hAnsi="Helvetica Neue" w:cs="Arial"/>
-                <w:color w:val="000000"/>
-                <w:kern w:val="0"/>
-                <w:sz w:val="18"/>
-                <w:szCs w:val="18"/>
-                <w14:ligatures w14:val="none"/>
-              </w:rPr>
-              <w:t xml:space="preserve"> $comp</w:t>
-            </w:r>
-            <w:r>
-              <w:rPr>
-                <w:rFonts w:ascii="Helvetica Neue" w:eastAsia="Times New Roman" w:hAnsi="Helvetica Neue" w:cs="Arial"/>
-                <w:color w:val="000000"/>
-                <w:kern w:val="0"/>
-                <w:sz w:val="18"/>
-                <w:szCs w:val="18"/>
-                <w14:ligatures w14:val="none"/>
-              </w:rPr>
-              <w:t>]]</w:t>
+                <w:rFonts w:ascii="Arial" w:eastAsia="Times New Roman" w:hAnsi="Arial" w:cs="Arial"/>
+                <w:color w:val="000000"/>
+                <w:kern w:val="0"/>
+                <w:sz w:val="18"/>
+                <w:szCs w:val="18"/>
+                <w14:ligatures w14:val="none"/>
+              </w:rPr>
+            </w:pPr>
+            <w:r>
+              <w:rPr>
+                <w:rFonts w:ascii="Arial" w:eastAsia="Times New Roman" w:hAnsi="Arial" w:cs="Arial"/>
+                <w:color w:val="000000"/>
+                <w:kern w:val="0"/>
+                <w:sz w:val="18"/>
+                <w:szCs w:val="18"/>
+                <w14:ligatures w14:val="none"/>
+              </w:rPr>
+              <w:t>[[if ne .qt.total_taxes_and_charges $comp]]</w:t>
             </w:r>
           </w:p>
         </w:tc>
       </w:tr>
       <w:tr>
         <w:trPr>
-          <w:trHeight w:val="324"/>
+          <w:trHeight w:val="323"/>
         </w:trPr>
         <w:tc>
           <w:tcPr>
@@ -2052,18 +1638,18 @@
               <w:jc w:val="right"/>
               <w:outlineLvl w:val="1"/>
               <w:rPr>
-                <w:rFonts w:ascii="Helvetica Neue" w:eastAsia="Times New Roman" w:hAnsi="Helvetica Neue" w:cs="Arial"/>
-                <w:color w:val="000000"/>
-                <w:kern w:val="0"/>
-                <w:sz w:val="18"/>
-                <w:szCs w:val="18"/>
-                <w:lang w:val="en-US"/>
-                <w14:ligatures w14:val="none"/>
-              </w:rPr>
-            </w:pPr>
-            <w:r>
-              <w:rPr>
-                <w:rFonts w:ascii="Helvetica Neue" w:eastAsia="Times New Roman" w:hAnsi="Helvetica Neue" w:cs="Arial"/>
+                <w:rFonts w:ascii="Arial" w:eastAsia="Times New Roman" w:hAnsi="Arial" w:cs="Arial"/>
+                <w:color w:val="000000"/>
+                <w:kern w:val="0"/>
+                <w:sz w:val="18"/>
+                <w:szCs w:val="18"/>
+                <w:lang w:val="en-US"/>
+                <w14:ligatures w14:val="none"/>
+              </w:rPr>
+            </w:pPr>
+            <w:r>
+              <w:rPr>
+                <w:rFonts w:ascii="Arial" w:eastAsia="Times New Roman" w:hAnsi="Arial" w:cs="Arial"/>
                 <w:b/>
                 <w:bCs/>
                 <w:color w:val="000000"/>
@@ -2088,18 +1674,18 @@
               <w:jc w:val="right"/>
               <w:outlineLvl w:val="1"/>
               <w:rPr>
-                <w:rFonts w:ascii="Helvetica Neue" w:eastAsia="Times New Roman" w:hAnsi="Helvetica Neue" w:cs="Arial"/>
-                <w:color w:val="000000"/>
-                <w:kern w:val="0"/>
-                <w:sz w:val="18"/>
-                <w:szCs w:val="18"/>
-                <w:lang w:val="en-US"/>
-                <w14:ligatures w14:val="none"/>
-              </w:rPr>
-            </w:pPr>
-            <w:r>
-              <w:rPr>
-                <w:rFonts w:ascii="Helvetica Neue" w:eastAsia="Times New Roman" w:hAnsi="Helvetica Neue" w:cs="Arial"/>
+                <w:rFonts w:ascii="Arial" w:eastAsia="Times New Roman" w:hAnsi="Arial" w:cs="Arial"/>
+                <w:color w:val="000000"/>
+                <w:kern w:val="0"/>
+                <w:sz w:val="18"/>
+                <w:szCs w:val="18"/>
+                <w:lang w:val="en-US"/>
+                <w14:ligatures w14:val="none"/>
+              </w:rPr>
+            </w:pPr>
+            <w:r>
+              <w:rPr>
+                <w:rFonts w:ascii="Arial" w:eastAsia="Times New Roman" w:hAnsi="Arial" w:cs="Arial"/>
                 <w:color w:val="000000"/>
                 <w:kern w:val="0"/>
                 <w:sz w:val="18"/>
@@ -2113,7 +1699,7 @@
       </w:tr>
       <w:tr>
         <w:trPr>
-          <w:trHeight w:val="324"/>
+          <w:trHeight w:val="323"/>
         </w:trPr>
         <w:tc>
           <w:tcPr>
@@ -2128,17 +1714,17 @@
               <w:jc w:val="right"/>
               <w:outlineLvl w:val="1"/>
               <w:rPr>
-                <w:rFonts w:ascii="Helvetica Neue" w:eastAsia="Times New Roman" w:hAnsi="Helvetica Neue" w:cs="Arial"/>
-                <w:color w:val="000000"/>
-                <w:kern w:val="0"/>
-                <w:sz w:val="18"/>
-                <w:szCs w:val="18"/>
-                <w14:ligatures w14:val="none"/>
-              </w:rPr>
-            </w:pPr>
-            <w:r>
-              <w:rPr>
-                <w:rFonts w:ascii="Helvetica Neue" w:eastAsia="Times New Roman" w:hAnsi="Helvetica Neue" w:cs="Arial"/>
+                <w:rFonts w:ascii="Arial" w:eastAsia="Times New Roman" w:hAnsi="Arial" w:cs="Arial"/>
+                <w:color w:val="000000"/>
+                <w:kern w:val="0"/>
+                <w:sz w:val="18"/>
+                <w:szCs w:val="18"/>
+                <w14:ligatures w14:val="none"/>
+              </w:rPr>
+            </w:pPr>
+            <w:r>
+              <w:rPr>
+                <w:rFonts w:ascii="Arial" w:eastAsia="Times New Roman" w:hAnsi="Arial" w:cs="Arial"/>
                 <w:color w:val="000000"/>
                 <w:kern w:val="0"/>
                 <w:sz w:val="18"/>
@@ -2152,7 +1738,7 @@
       </w:tr>
       <w:tr>
         <w:trPr>
-          <w:trHeight w:val="324"/>
+          <w:trHeight w:val="323"/>
         </w:trPr>
         <w:tc>
           <w:tcPr>
@@ -2167,18 +1753,18 @@
               <w:jc w:val="right"/>
               <w:outlineLvl w:val="1"/>
               <w:rPr>
-                <w:rFonts w:ascii="Helvetica Neue" w:eastAsia="Times New Roman" w:hAnsi="Helvetica Neue" w:cs="Arial"/>
-                <w:color w:val="000000"/>
-                <w:kern w:val="0"/>
-                <w:sz w:val="18"/>
-                <w:szCs w:val="18"/>
-                <w:lang w:val="en-US"/>
-                <w14:ligatures w14:val="none"/>
-              </w:rPr>
-            </w:pPr>
-            <w:r>
-              <w:rPr>
-                <w:rFonts w:ascii="Helvetica Neue" w:eastAsia="Times New Roman" w:hAnsi="Helvetica Neue" w:cs="Arial"/>
+                <w:rFonts w:ascii="Arial" w:eastAsia="Times New Roman" w:hAnsi="Arial" w:cs="Arial"/>
+                <w:color w:val="000000"/>
+                <w:kern w:val="0"/>
+                <w:sz w:val="18"/>
+                <w:szCs w:val="18"/>
+                <w:lang w:val="en-US"/>
+                <w14:ligatures w14:val="none"/>
+              </w:rPr>
+            </w:pPr>
+            <w:r>
+              <w:rPr>
+                <w:rFonts w:ascii="Arial" w:eastAsia="Times New Roman" w:hAnsi="Arial" w:cs="Arial"/>
                 <w:b/>
                 <w:bCs/>
                 <w:color w:val="000000"/>
@@ -2203,18 +1789,18 @@
               <w:jc w:val="right"/>
               <w:outlineLvl w:val="1"/>
               <w:rPr>
-                <w:rFonts w:ascii="Helvetica Neue" w:eastAsia="Times New Roman" w:hAnsi="Helvetica Neue" w:cs="Arial"/>
-                <w:color w:val="000000"/>
-                <w:kern w:val="0"/>
-                <w:sz w:val="18"/>
-                <w:szCs w:val="18"/>
-                <w:lang w:val="en-US"/>
-                <w14:ligatures w14:val="none"/>
-              </w:rPr>
-            </w:pPr>
-            <w:r>
-              <w:rPr>
-                <w:rFonts w:ascii="Helvetica Neue" w:eastAsia="Times New Roman" w:hAnsi="Helvetica Neue" w:cs="Arial"/>
+                <w:rFonts w:ascii="Arial" w:eastAsia="Times New Roman" w:hAnsi="Arial" w:cs="Arial"/>
+                <w:color w:val="000000"/>
+                <w:kern w:val="0"/>
+                <w:sz w:val="18"/>
+                <w:szCs w:val="18"/>
+                <w:lang w:val="en-US"/>
+                <w14:ligatures w14:val="none"/>
+              </w:rPr>
+            </w:pPr>
+            <w:r>
+              <w:rPr>
+                <w:rFonts w:ascii="Arial" w:eastAsia="Times New Roman" w:hAnsi="Arial" w:cs="Arial"/>
                 <w:b/>
                 <w:bCs/>
                 <w:color w:val="000000"/>
@@ -2230,7 +1816,7 @@
       </w:tr>
       <w:tr>
         <w:trPr>
-          <w:trHeight w:val="324"/>
+          <w:trHeight w:val="323"/>
         </w:trPr>
         <w:tc>
           <w:tcPr>
@@ -2241,61 +1827,22 @@
           <w:p>
             <w:pPr>
               <w:rPr>
-                <w:rFonts w:ascii="Helvetica Neue" w:hAnsi="Helvetica Neue" w:cs="Arial"/>
-                <w:lang w:val="en-US"/>
-              </w:rPr>
-            </w:pPr>
-            <w:r>
-              <w:rPr>
-                <w:rFonts w:ascii="Helvetica Neue" w:eastAsia="Times New Roman" w:hAnsi="Helvetica Neue" w:cs="Arial"/>
-                <w:b/>
-                <w:bCs/>
-                <w:color w:val="000000"/>
-                <w:kern w:val="0"/>
-                <w:sz w:val="18"/>
-                <w:szCs w:val="18"/>
-                <w14:ligatures w14:val="none"/>
-              </w:rPr>
-              <w:t xml:space="preserve">Amount in Words : </w:t>
-            </w:r>
-            <w:r>
-              <w:rPr>
-                <w:rFonts w:ascii="Helvetica Neue" w:eastAsia="Times New Roman" w:hAnsi="Helvetica Neue" w:cs="Arial"/>
-                <w:b/>
-                <w:bCs/>
-                <w:color w:val="000000"/>
-                <w:kern w:val="0"/>
-                <w:sz w:val="18"/>
-                <w:szCs w:val="18"/>
-                <w14:ligatures w14:val="none"/>
-              </w:rPr>
-              <w:t>[[.qt.</w:t>
-            </w:r>
-            <w:r>
-              <w:rPr>
-                <w:rFonts w:ascii="Helvetica Neue" w:eastAsia="Times New Roman" w:hAnsi="Helvetica Neue" w:cs="Arial"/>
-                <w:b/>
-                <w:bCs/>
-                <w:color w:val="000000"/>
-                <w:kern w:val="0"/>
-                <w:sz w:val="18"/>
-                <w:szCs w:val="18"/>
-                <w14:ligatures w14:val="none"/>
-              </w:rPr>
-              <w:t>in_words</w:t>
-            </w:r>
-            <w:r>
-              <w:rPr>
-                <w:rFonts w:ascii="Helvetica Neue" w:eastAsia="Times New Roman" w:hAnsi="Helvetica Neue" w:cs="Arial"/>
-                <w:b/>
-                <w:bCs/>
-                <w:color w:val="000000"/>
-                <w:kern w:val="0"/>
-                <w:sz w:val="18"/>
-                <w:szCs w:val="18"/>
-                <w14:ligatures w14:val="none"/>
-              </w:rPr>
-              <w:t>]]</w:t>
+                <w:rFonts w:ascii="Arial" w:hAnsi="Arial" w:cs="Arial"/>
+                <w:lang w:val="en-US"/>
+              </w:rPr>
+            </w:pPr>
+            <w:r>
+              <w:rPr>
+                <w:rFonts w:ascii="Arial" w:eastAsia="Times New Roman" w:hAnsi="Arial" w:cs="Arial"/>
+                <w:b/>
+                <w:bCs/>
+                <w:color w:val="000000"/>
+                <w:kern w:val="0"/>
+                <w:sz w:val="18"/>
+                <w:szCs w:val="18"/>
+                <w14:ligatures w14:val="none"/>
+              </w:rPr>
+              <w:t>Amount in Words : [[.qt.in_words]]</w:t>
             </w:r>
           </w:p>
         </w:tc>
@@ -2305,7 +1852,7 @@
       <w:pPr>
         <w:spacing w:after="0"/>
         <w:rPr>
-          <w:rFonts w:ascii="Helvetica Neue" w:eastAsia="Times New Roman" w:hAnsi="Helvetica Neue" w:cs="Arial"/>
+          <w:rFonts w:ascii="Arial" w:eastAsia="Times New Roman" w:hAnsi="Arial" w:cs="Arial"/>
           <w:b/>
           <w:bCs/>
           <w:color w:val="000000"/>
@@ -2318,153 +1865,139 @@
     </w:p>
     <w:p>
       <w:pPr>
-        <w:rPr>
-          <w:rFonts w:ascii="Helvetica Neue" w:hAnsi="Helvetica Neue" w:cs="Arial"/>
-          <w:lang w:val="en-US"/>
+        <w:spacing w:after="0"/>
+        <w:rPr>
+          <w:rFonts w:ascii="Arial" w:hAnsi="Arial" w:cs="Arial"/>
         </w:rPr>
       </w:pPr>
       <w:r>
         <w:rPr>
-          <w:rFonts w:ascii="Helvetica Neue" w:hAnsi="Helvetica Neue" w:cs="Arial"/>
-          <w:lang w:val="en-US"/>
-        </w:rPr>
-        <w:t>[[rtf .qt.</w:t>
+          <w:rFonts w:ascii="Arial" w:hAnsi="Arial" w:cs="Arial"/>
+        </w:rPr>
+        <w:t>[[if .</w:t>
       </w:r>
       <w:r>
         <w:rPr>
-          <w:rFonts w:ascii="Helvetica Neue" w:hAnsi="Helvetica Neue" w:cs="Arial"/>
+          <w:rFonts w:ascii="Arial" w:hAnsi="Arial" w:cs="Arial"/>
+        </w:rPr>
+        <w:t>qt</w:t>
+      </w:r>
+      <w:r>
+        <w:rPr>
+          <w:rFonts w:ascii="Arial" w:hAnsi="Arial" w:cs="Arial"/>
+        </w:rPr>
+        <w:t>.</w:t>
+      </w:r>
+      <w:r>
+        <w:rPr>
+          <w:rFonts w:ascii="Arial" w:hAnsi="Arial" w:cs="Arial"/>
           <w:lang w:val="en-US"/>
         </w:rPr>
         <w:t>quotation_term_details</w:t>
       </w:r>
       <w:r>
         <w:rPr>
-          <w:rFonts w:ascii="Helvetica Neue" w:hAnsi="Helvetica Neue" w:cs="Arial"/>
-          <w:lang w:val="en-US"/>
+          <w:rFonts w:ascii="Arial" w:hAnsi="Arial" w:cs="Arial"/>
         </w:rPr>
         <w:t>]]</w:t>
       </w:r>
     </w:p>
     <w:p>
       <w:pPr>
-        <w:rPr>
-          <w:rFonts w:ascii="Helvetica Neue" w:eastAsia="Times New Roman" w:hAnsi="Helvetica Neue" w:cs="Arial"/>
-          <w:color w:val="000000"/>
-          <w:kern w:val="0"/>
-          <w:sz w:val="18"/>
-          <w:szCs w:val="18"/>
-          <w:lang w:val="en-US"/>
-          <w14:ligatures w14:val="none"/>
+        <w:spacing w:after="0"/>
+        <w:rPr>
+          <w:rFonts w:ascii="Arial" w:hAnsi="Arial" w:cs="Arial"/>
         </w:rPr>
       </w:pPr>
       <w:r>
         <w:rPr>
-          <w:rFonts w:ascii="Helvetica Neue" w:eastAsia="Times New Roman" w:hAnsi="Helvetica Neue" w:cs="Arial"/>
-          <w:color w:val="000000"/>
-          <w:kern w:val="0"/>
-          <w:sz w:val="18"/>
-          <w:szCs w:val="18"/>
+          <w:rFonts w:ascii="Arial" w:hAnsi="Arial" w:cs="Arial"/>
+        </w:rPr>
+        <w:t>[[rtf .</w:t>
+      </w:r>
+      <w:r>
+        <w:rPr>
+          <w:rFonts w:ascii="Arial" w:hAnsi="Arial" w:cs="Arial"/>
+        </w:rPr>
+        <w:t>qt.</w:t>
+      </w:r>
+      <w:r>
+        <w:rPr>
+          <w:rFonts w:ascii="Arial" w:hAnsi="Arial" w:cs="Arial"/>
           <w:lang w:val="en-US"/>
-          <w14:ligatures w14:val="none"/>
-        </w:rPr>
-        <w:br w:type="page"/>
+        </w:rPr>
+        <w:t>quotation_term_details</w:t>
+      </w:r>
+      <w:r>
+        <w:rPr>
+          <w:rFonts w:ascii="Arial" w:hAnsi="Arial" w:cs="Arial"/>
+        </w:rPr>
+        <w:t xml:space="preserve">]] </w:t>
       </w:r>
     </w:p>
     <w:p>
       <w:pPr>
-        <w:rPr>
-          <w:rFonts w:ascii="Helvetica Neue" w:eastAsia="Times New Roman" w:hAnsi="Helvetica Neue" w:cs="Arial"/>
-          <w:color w:val="000000"/>
-          <w:kern w:val="0"/>
-          <w:sz w:val="18"/>
-          <w:szCs w:val="18"/>
-          <w:lang w:val="en-US"/>
-          <w14:ligatures w14:val="none"/>
+        <w:spacing w:after="0"/>
+        <w:rPr>
+          <w:rFonts w:ascii="Arial" w:hAnsi="Arial" w:cs="Arial"/>
         </w:rPr>
       </w:pPr>
       <w:r>
         <w:rPr>
-          <w:rFonts w:ascii="Helvetica Neue" w:hAnsi="Helvetica Neue" w:cs="Arial"/>
-          <w:lang w:val="en-US"/>
-        </w:rPr>
-        <w:lastRenderedPageBreak/>
-        <w:t>[[rtf .qt.letter_details]]</w:t>
+          <w:rFonts w:ascii="Arial" w:hAnsi="Arial" w:cs="Arial"/>
+        </w:rPr>
+        <w:t>[[end]]</w:t>
       </w:r>
     </w:p>
     <w:p>
       <w:pPr>
-        <w:rPr>
-          <w:rFonts w:ascii="Helvetica Neue" w:eastAsia="Times New Roman" w:hAnsi="Helvetica Neue" w:cs="Arial"/>
-          <w:color w:val="000000"/>
-          <w:kern w:val="0"/>
-          <w:sz w:val="18"/>
-          <w:szCs w:val="18"/>
-          <w:lang w:val="en-US"/>
-          <w14:ligatures w14:val="none"/>
+        <w:spacing w:after="0"/>
+        <w:rPr>
+          <w:rFonts w:ascii="Arial" w:hAnsi="Arial" w:cs="Arial"/>
         </w:rPr>
       </w:pPr>
       <w:r>
         <w:rPr>
-          <w:rFonts w:ascii="Helvetica Neue" w:eastAsia="Times New Roman" w:hAnsi="Helvetica Neue" w:cs="Arial"/>
-          <w:color w:val="000000"/>
-          <w:kern w:val="0"/>
-          <w:sz w:val="18"/>
-          <w:szCs w:val="18"/>
-          <w:lang w:val="en-US"/>
-          <w14:ligatures w14:val="none"/>
-        </w:rPr>
-        <w:br w:type="page"/>
-      </w:r>
-    </w:p>
-    <w:p>
-      <w:pPr>
-        <w:rPr>
-          <w:rFonts w:ascii="Helvetica Neue" w:eastAsia="Times New Roman" w:hAnsi="Helvetica Neue" w:cs="Arial"/>
-          <w:color w:val="000000"/>
-          <w:kern w:val="0"/>
-          <w:sz w:val="18"/>
-          <w:szCs w:val="18"/>
-          <w:lang w:val="en-US"/>
-          <w14:ligatures w14:val="none"/>
-        </w:rPr>
-      </w:pPr>
-      <w:r>
-        <w:rPr>
-          <w:rFonts w:ascii="Helvetica Neue" w:hAnsi="Helvetica Neue" w:cs="Arial"/>
-          <w:lang w:val="en-US"/>
-        </w:rPr>
-        <w:lastRenderedPageBreak/>
-        <w:t>[[rtf .qt.standard_tc_details</w:t>
+          <w:rFonts w:ascii="Arial" w:hAnsi="Arial" w:cs="Arial"/>
+        </w:rPr>
+        <w:t>[[if .</w:t>
       </w:r>
       <w:r>
         <w:rPr>
-          <w:rFonts w:ascii="Helvetica Neue" w:hAnsi="Helvetica Neue" w:cs="Arial"/>
+          <w:rFonts w:ascii="Arial" w:hAnsi="Arial" w:cs="Arial"/>
+        </w:rPr>
+        <w:t>qt</w:t>
+      </w:r>
+      <w:r>
+        <w:rPr>
+          <w:rFonts w:ascii="Arial" w:hAnsi="Arial" w:cs="Arial"/>
+        </w:rPr>
+        <w:t>.</w:t>
+      </w:r>
+      <w:r>
+        <w:rPr>
+          <w:rFonts w:ascii="Arial" w:hAnsi="Arial" w:cs="Arial"/>
           <w:lang w:val="en-US"/>
+        </w:rPr>
+        <w:t>letter_details</w:t>
+      </w:r>
+      <w:r>
+        <w:rPr>
+          <w:rFonts w:ascii="Arial" w:hAnsi="Arial" w:cs="Arial"/>
         </w:rPr>
         <w:t>]]</w:t>
       </w:r>
     </w:p>
     <w:p>
       <w:pPr>
-        <w:rPr>
-          <w:rFonts w:ascii="Helvetica Neue" w:eastAsia="Times New Roman" w:hAnsi="Helvetica Neue" w:cs="Arial"/>
-          <w:color w:val="000000"/>
-          <w:kern w:val="0"/>
-          <w:sz w:val="18"/>
-          <w:szCs w:val="18"/>
-          <w:lang w:val="en-US"/>
-          <w14:ligatures w14:val="none"/>
+        <w:spacing w:after="0"/>
+        <w:rPr>
+          <w:rFonts w:ascii="Arial" w:hAnsi="Arial" w:cs="Arial"/>
         </w:rPr>
       </w:pPr>
       <w:r>
         <w:rPr>
-          <w:rFonts w:ascii="Helvetica Neue" w:eastAsia="Times New Roman" w:hAnsi="Helvetica Neue" w:cs="Arial"/>
-          <w:color w:val="000000"/>
-          <w:kern w:val="0"/>
-          <w:sz w:val="18"/>
-          <w:szCs w:val="18"/>
-          <w:lang w:val="en-US"/>
-          <w14:ligatures w14:val="none"/>
+          <w:rFonts w:ascii="Arial" w:hAnsi="Arial" w:cs="Arial"/>
         </w:rPr>
         <w:br w:type="page"/>
       </w:r>
@@ -2472,9 +2005,199 @@
     <w:p>
       <w:pPr>
         <w:spacing w:after="0"/>
+        <w:rPr>
+          <w:rFonts w:ascii="Arial" w:hAnsi="Arial" w:cs="Arial"/>
+        </w:rPr>
+      </w:pPr>
+      <w:r>
+        <w:rPr>
+          <w:rFonts w:ascii="Arial" w:hAnsi="Arial" w:cs="Arial"/>
+        </w:rPr>
+        <w:lastRenderedPageBreak/>
+        <w:t>[[rtf .</w:t>
+      </w:r>
+      <w:r>
+        <w:rPr>
+          <w:rFonts w:ascii="Arial" w:hAnsi="Arial" w:cs="Arial"/>
+        </w:rPr>
+        <w:t>qt</w:t>
+      </w:r>
+      <w:r>
+        <w:rPr>
+          <w:rFonts w:ascii="Arial" w:hAnsi="Arial" w:cs="Arial"/>
+        </w:rPr>
+        <w:t>.</w:t>
+      </w:r>
+      <w:r>
+        <w:rPr>
+          <w:rFonts w:ascii="Arial" w:hAnsi="Arial" w:cs="Arial"/>
+          <w:lang w:val="en-US"/>
+        </w:rPr>
+        <w:t>letter_details</w:t>
+      </w:r>
+      <w:r>
+        <w:rPr>
+          <w:rFonts w:ascii="Arial" w:hAnsi="Arial" w:cs="Arial"/>
+        </w:rPr>
+        <w:t>]]</w:t>
+      </w:r>
+      <w:r>
+        <w:rPr>
+          <w:rFonts w:ascii="Arial" w:hAnsi="Arial" w:cs="Arial"/>
+        </w:rPr>
+        <w:t xml:space="preserve"> </w:t>
+      </w:r>
+    </w:p>
+    <w:p>
+      <w:pPr>
+        <w:spacing w:after="0"/>
+        <w:rPr>
+          <w:rFonts w:ascii="Arial" w:hAnsi="Arial" w:cs="Arial"/>
+        </w:rPr>
+      </w:pPr>
+      <w:r>
+        <w:rPr>
+          <w:rFonts w:ascii="Arial" w:hAnsi="Arial" w:cs="Arial"/>
+        </w:rPr>
+        <w:t>[[end]]</w:t>
+      </w:r>
+    </w:p>
+    <w:p>
+      <w:pPr>
+        <w:spacing w:after="0"/>
+        <w:rPr>
+          <w:rFonts w:ascii="Arial" w:hAnsi="Arial" w:cs="Arial"/>
+        </w:rPr>
+      </w:pPr>
+      <w:r>
+        <w:rPr>
+          <w:rFonts w:ascii="Arial" w:hAnsi="Arial" w:cs="Arial"/>
+        </w:rPr>
+        <w:t>[[if .</w:t>
+      </w:r>
+      <w:r>
+        <w:rPr>
+          <w:rFonts w:ascii="Arial" w:hAnsi="Arial" w:cs="Arial"/>
+        </w:rPr>
+        <w:t>qt</w:t>
+      </w:r>
+      <w:r>
+        <w:rPr>
+          <w:rFonts w:ascii="Arial" w:hAnsi="Arial" w:cs="Arial"/>
+        </w:rPr>
+        <w:t>.</w:t>
+      </w:r>
+      <w:r>
+        <w:rPr>
+          <w:rFonts w:ascii="Arial" w:hAnsi="Arial" w:cs="Arial"/>
+          <w:lang w:val="en-US"/>
+        </w:rPr>
+        <w:t>standard_tc_details</w:t>
+      </w:r>
+      <w:r>
+        <w:rPr>
+          <w:rFonts w:ascii="Arial" w:hAnsi="Arial" w:cs="Arial"/>
+        </w:rPr>
+        <w:t>]]</w:t>
+      </w:r>
+    </w:p>
+    <w:p>
+      <w:pPr>
+        <w:spacing w:after="0"/>
+        <w:rPr>
+          <w:rFonts w:ascii="Arial" w:hAnsi="Arial" w:cs="Arial"/>
+        </w:rPr>
+      </w:pPr>
+      <w:r>
+        <w:rPr>
+          <w:rFonts w:ascii="Arial" w:hAnsi="Arial" w:cs="Arial"/>
+        </w:rPr>
+        <w:br w:type="page"/>
+      </w:r>
+    </w:p>
+    <w:p>
+      <w:pPr>
+        <w:spacing w:after="0"/>
+        <w:rPr>
+          <w:rFonts w:ascii="Arial" w:hAnsi="Arial" w:cs="Arial"/>
+        </w:rPr>
+      </w:pPr>
+      <w:r>
+        <w:rPr>
+          <w:rFonts w:ascii="Arial" w:hAnsi="Arial" w:cs="Arial"/>
+        </w:rPr>
+        <w:lastRenderedPageBreak/>
+        <w:t>[[rtf .</w:t>
+      </w:r>
+      <w:r>
+        <w:rPr>
+          <w:rFonts w:ascii="Arial" w:hAnsi="Arial" w:cs="Arial"/>
+        </w:rPr>
+        <w:t>qt</w:t>
+      </w:r>
+      <w:r>
+        <w:rPr>
+          <w:rFonts w:ascii="Arial" w:hAnsi="Arial" w:cs="Arial"/>
+        </w:rPr>
+        <w:t>.</w:t>
+      </w:r>
+      <w:r>
+        <w:rPr>
+          <w:rFonts w:ascii="Arial" w:hAnsi="Arial" w:cs="Arial"/>
+          <w:lang w:val="en-US"/>
+        </w:rPr>
+        <w:t>standard_tc_details</w:t>
+      </w:r>
+      <w:r>
+        <w:rPr>
+          <w:rFonts w:ascii="Arial" w:hAnsi="Arial" w:cs="Arial"/>
+        </w:rPr>
+        <w:t>]]</w:t>
+      </w:r>
+      <w:r>
+        <w:rPr>
+          <w:rFonts w:ascii="Arial" w:hAnsi="Arial" w:cs="Arial"/>
+        </w:rPr>
+        <w:t xml:space="preserve"> </w:t>
+      </w:r>
+    </w:p>
+    <w:p>
+      <w:pPr>
+        <w:spacing w:after="0"/>
+        <w:rPr>
+          <w:rFonts w:ascii="Arial" w:hAnsi="Arial" w:cs="Arial"/>
+        </w:rPr>
+      </w:pPr>
+      <w:r>
+        <w:rPr>
+          <w:rFonts w:ascii="Arial" w:hAnsi="Arial" w:cs="Arial"/>
+        </w:rPr>
+        <w:t>[[end]]</w:t>
+      </w:r>
+    </w:p>
+    <w:p>
+      <w:pPr>
+        <w:rPr>
+          <w:rFonts w:ascii="Arial" w:hAnsi="Arial" w:cs="Arial"/>
+        </w:rPr>
+      </w:pPr>
+      <w:r>
+        <w:rPr>
+          <w:rFonts w:ascii="Arial" w:hAnsi="Arial" w:cs="Arial"/>
+        </w:rPr>
+        <w:br w:type="page"/>
+      </w:r>
+    </w:p>
+    <w:p>
+      <w:pPr>
         <w:jc w:val="center"/>
         <w:rPr>
-          <w:rFonts w:ascii="Helvetica Neue" w:eastAsia="Times New Roman" w:hAnsi="Helvetica Neue" w:cs="Arial"/>
+          <w:rFonts w:ascii="Arial" w:hAnsi="Arial" w:cs="Arial"/>
+        </w:rPr>
+      </w:pPr>
+      <w:r>
+        <w:rPr>
+          <w:rFonts w:ascii="Arial" w:eastAsia="Times New Roman" w:hAnsi="Arial" w:cs="Arial"/>
           <w:b/>
           <w:bCs/>
           <w:color w:val="000000"/>
@@ -2482,35 +2205,12 @@
           <w:lang w:val="en-US"/>
           <w14:ligatures w14:val="none"/>
         </w:rPr>
-      </w:pPr>
-      <w:r>
-        <w:rPr>
-          <w:rFonts w:ascii="Helvetica Neue" w:eastAsia="Times New Roman" w:hAnsi="Helvetica Neue" w:cs="Arial"/>
-          <w:b/>
-          <w:bCs/>
-          <w:color w:val="000000"/>
-          <w:kern w:val="0"/>
-          <w:lang w:val="en-US"/>
-          <w14:ligatures w14:val="none"/>
-        </w:rPr>
         <w:lastRenderedPageBreak/>
-        <w:t>APPENDIX I – DETAILED PRICE SCHEDULE</w:t>
+        <w:t xml:space="preserve">APPENDIX I – DETAILED PRICE SCHEDULE </w:t>
       </w:r>
       <w:r>
         <w:rPr>
-          <w:rFonts w:ascii="Helvetica Neue" w:eastAsia="Times New Roman" w:hAnsi="Helvetica Neue" w:cs="Arial"/>
-          <w:b/>
-          <w:bCs/>
-          <w:color w:val="000000"/>
-          <w:kern w:val="0"/>
-          <w:lang w:val="en-US"/>
-          <w14:ligatures w14:val="none"/>
-        </w:rPr>
-        <w:t xml:space="preserve"> </w:t>
-      </w:r>
-      <w:r>
-        <w:rPr>
-          <w:rFonts w:ascii="Helvetica Neue" w:eastAsia="Times New Roman" w:hAnsi="Helvetica Neue" w:cs="Arial"/>
+          <w:rFonts w:ascii="Arial" w:eastAsia="Times New Roman" w:hAnsi="Arial" w:cs="Arial"/>
           <w:color w:val="000000"/>
           <w:kern w:val="0"/>
           <w:lang w:val="en-US"/>
@@ -2553,18 +2253,18 @@
           <w:p>
             <w:pPr>
               <w:rPr>
-                <w:rFonts w:ascii="Helvetica Neue" w:eastAsia="Times New Roman" w:hAnsi="Helvetica Neue" w:cs="Arial"/>
-                <w:color w:val="000000"/>
-                <w:kern w:val="0"/>
-                <w:sz w:val="18"/>
-                <w:szCs w:val="18"/>
-                <w:lang w:val="en-US"/>
-                <w14:ligatures w14:val="none"/>
-              </w:rPr>
-            </w:pPr>
-            <w:r>
-              <w:rPr>
-                <w:rFonts w:ascii="Helvetica Neue" w:eastAsia="Times New Roman" w:hAnsi="Helvetica Neue" w:cs="Arial"/>
+                <w:rFonts w:ascii="Arial" w:eastAsia="Times New Roman" w:hAnsi="Arial" w:cs="Arial"/>
+                <w:color w:val="000000"/>
+                <w:kern w:val="0"/>
+                <w:sz w:val="18"/>
+                <w:szCs w:val="18"/>
+                <w:lang w:val="en-US"/>
+                <w14:ligatures w14:val="none"/>
+              </w:rPr>
+            </w:pPr>
+            <w:r>
+              <w:rPr>
+                <w:rFonts w:ascii="Arial" w:eastAsia="Times New Roman" w:hAnsi="Arial" w:cs="Arial"/>
                 <w:color w:val="000000"/>
                 <w:kern w:val="0"/>
                 <w:sz w:val="18"/>
@@ -2596,7 +2296,7 @@
               <w:spacing w:before="240" w:line="360" w:lineRule="auto"/>
               <w:ind w:hanging="107"/>
               <w:rPr>
-                <w:rFonts w:ascii="Helvetica Neue" w:eastAsia="Times New Roman" w:hAnsi="Helvetica Neue" w:cs="Arial"/>
+                <w:rFonts w:ascii="Arial" w:eastAsia="Times New Roman" w:hAnsi="Arial" w:cs="Arial"/>
                 <w:b/>
                 <w:bCs/>
                 <w:color w:val="000000"/>
@@ -2607,7 +2307,7 @@
             </w:pPr>
             <w:r>
               <w:rPr>
-                <w:rFonts w:ascii="Helvetica Neue" w:eastAsia="Times New Roman" w:hAnsi="Helvetica Neue" w:cs="Arial"/>
+                <w:rFonts w:ascii="Arial" w:eastAsia="Times New Roman" w:hAnsi="Arial" w:cs="Arial"/>
                 <w:b/>
                 <w:bCs/>
                 <w:color w:val="000000"/>
@@ -2615,69 +2315,15 @@
                 <w:u w:val="single"/>
                 <w14:ligatures w14:val="none"/>
               </w:rPr>
-              <w:t>[[$prdSNo]] - [[$pv.productName]]</w:t>
-            </w:r>
-            <w:r>
-              <w:rPr>
-                <w:rFonts w:ascii="Helvetica Neue" w:eastAsia="Times New Roman" w:hAnsi="Helvetica Neue" w:cs="Arial"/>
-                <w:b/>
-                <w:bCs/>
-                <w:color w:val="000000"/>
-                <w:kern w:val="0"/>
-                <w:u w:val="single"/>
-                <w14:ligatures w14:val="none"/>
-              </w:rPr>
-              <w:t xml:space="preserve"> -</w:t>
-            </w:r>
-            <w:r>
-              <w:rPr>
-                <w:rFonts w:ascii="Helvetica Neue" w:eastAsia="Times New Roman" w:hAnsi="Helvetica Neue" w:cs="Arial"/>
-                <w:b/>
-                <w:bCs/>
-                <w:color w:val="000000"/>
-                <w:kern w:val="0"/>
-                <w:u w:val="single"/>
-                <w14:ligatures w14:val="none"/>
-              </w:rPr>
-              <w:t xml:space="preserve"> [[$cur]] [[$pv.productTotal]]</w:t>
-            </w:r>
-            <w:r>
-              <w:rPr>
-                <w:rFonts w:ascii="Helvetica Neue" w:eastAsia="Times New Roman" w:hAnsi="Helvetica Neue" w:cs="Arial"/>
-                <w:b/>
-                <w:bCs/>
-                <w:color w:val="000000"/>
-                <w:kern w:val="0"/>
-                <w14:ligatures w14:val="none"/>
-              </w:rPr>
-              <w:t xml:space="preserve"> [[$na := “</w:t>
-            </w:r>
-            <w:r>
-              <w:rPr>
-                <w:rFonts w:ascii="Helvetica Neue" w:eastAsia="Times New Roman" w:hAnsi="Helvetica Neue" w:cs="Arial"/>
-                <w:b/>
-                <w:bCs/>
-                <w:color w:val="000000"/>
-                <w:kern w:val="0"/>
-                <w14:ligatures w14:val="none"/>
-              </w:rPr>
-              <w:t>N/A - N/A</w:t>
-            </w:r>
-            <w:r>
-              <w:rPr>
-                <w:rFonts w:ascii="Helvetica Neue" w:eastAsia="Times New Roman" w:hAnsi="Helvetica Neue" w:cs="Arial"/>
-                <w:b/>
-                <w:bCs/>
-                <w:color w:val="000000"/>
-                <w:kern w:val="0"/>
-                <w14:ligatures w14:val="none"/>
-              </w:rPr>
-              <w:t>”]]</w:t>
+              <w:t>[[$prdSNo]] - [[$pv.productName]] - [[$cur]] [[$pv.productTotal]]</w:t>
             </w:r>
           </w:p>
         </w:tc>
       </w:tr>
       <w:tr>
+        <w:trPr>
+          <w:trHeight w:val="339"/>
+        </w:trPr>
         <w:tc>
           <w:tcPr>
             <w:tcW w:w="11057" w:type="dxa"/>
@@ -2692,18 +2338,18 @@
           <w:p>
             <w:pPr>
               <w:rPr>
-                <w:rFonts w:ascii="Helvetica Neue" w:eastAsia="Times New Roman" w:hAnsi="Helvetica Neue" w:cs="Arial"/>
-                <w:color w:val="000000"/>
-                <w:kern w:val="0"/>
-                <w:sz w:val="18"/>
-                <w:szCs w:val="18"/>
-                <w:lang w:val="en-US"/>
-                <w14:ligatures w14:val="none"/>
-              </w:rPr>
-            </w:pPr>
-            <w:r>
-              <w:rPr>
-                <w:rFonts w:ascii="Helvetica Neue" w:eastAsia="Times New Roman" w:hAnsi="Helvetica Neue" w:cs="Arial"/>
+                <w:rFonts w:ascii="Arial" w:eastAsia="Times New Roman" w:hAnsi="Arial" w:cs="Arial"/>
+                <w:color w:val="000000"/>
+                <w:kern w:val="0"/>
+                <w:sz w:val="18"/>
+                <w:szCs w:val="18"/>
+                <w:lang w:val="en-US"/>
+                <w14:ligatures w14:val="none"/>
+              </w:rPr>
+            </w:pPr>
+            <w:r>
+              <w:rPr>
+                <w:rFonts w:ascii="Arial" w:eastAsia="Times New Roman" w:hAnsi="Arial" w:cs="Arial"/>
                 <w:color w:val="000000"/>
                 <w:kern w:val="0"/>
                 <w:sz w:val="18"/>
@@ -2716,6 +2362,9 @@
         </w:tc>
       </w:tr>
       <w:tr>
+        <w:trPr>
+          <w:trHeight w:val="266"/>
+        </w:trPr>
         <w:tc>
           <w:tcPr>
             <w:tcW w:w="11057" w:type="dxa"/>
@@ -2734,19 +2383,19 @@
               <w:jc w:val="center"/>
               <w:outlineLvl w:val="1"/>
               <w:rPr>
-                <w:rFonts w:ascii="Helvetica Neue" w:eastAsia="Times New Roman" w:hAnsi="Helvetica Neue" w:cs="Arial"/>
-                <w:b/>
-                <w:bCs/>
-                <w:color w:val="000000"/>
-                <w:kern w:val="0"/>
-                <w:sz w:val="18"/>
-                <w:szCs w:val="18"/>
-                <w14:ligatures w14:val="none"/>
-              </w:rPr>
-            </w:pPr>
-            <w:r>
-              <w:rPr>
-                <w:rFonts w:ascii="Helvetica Neue" w:eastAsia="Times New Roman" w:hAnsi="Helvetica Neue" w:cs="Arial"/>
+                <w:rFonts w:ascii="Arial" w:eastAsia="Times New Roman" w:hAnsi="Arial" w:cs="Arial"/>
+                <w:b/>
+                <w:bCs/>
+                <w:color w:val="000000"/>
+                <w:kern w:val="0"/>
+                <w:sz w:val="18"/>
+                <w:szCs w:val="18"/>
+                <w14:ligatures w14:val="none"/>
+              </w:rPr>
+            </w:pPr>
+            <w:r>
+              <w:rPr>
+                <w:rFonts w:ascii="Arial" w:eastAsia="Times New Roman" w:hAnsi="Arial" w:cs="Arial"/>
                 <w:color w:val="000000"/>
                 <w:kern w:val="0"/>
                 <w:sz w:val="10"/>
@@ -2762,19 +2411,19 @@
               <w:jc w:val="center"/>
               <w:outlineLvl w:val="1"/>
               <w:rPr>
-                <w:rFonts w:ascii="Helvetica Neue" w:eastAsia="Times New Roman" w:hAnsi="Helvetica Neue" w:cs="Arial"/>
-                <w:b/>
-                <w:bCs/>
-                <w:color w:val="000000"/>
-                <w:kern w:val="0"/>
-                <w:sz w:val="18"/>
-                <w:szCs w:val="18"/>
-                <w14:ligatures w14:val="none"/>
-              </w:rPr>
-            </w:pPr>
-            <w:r>
-              <w:rPr>
-                <w:rFonts w:ascii="Helvetica Neue" w:eastAsia="Times New Roman" w:hAnsi="Helvetica Neue" w:cs="Arial"/>
+                <w:rFonts w:ascii="Arial" w:eastAsia="Times New Roman" w:hAnsi="Arial" w:cs="Arial"/>
+                <w:b/>
+                <w:bCs/>
+                <w:color w:val="000000"/>
+                <w:kern w:val="0"/>
+                <w:sz w:val="18"/>
+                <w:szCs w:val="18"/>
+                <w14:ligatures w14:val="none"/>
+              </w:rPr>
+            </w:pPr>
+            <w:r>
+              <w:rPr>
+                <w:rFonts w:ascii="Arial" w:eastAsia="Times New Roman" w:hAnsi="Arial" w:cs="Arial"/>
                 <w:b/>
                 <w:bCs/>
                 <w:color w:val="000000"/>
@@ -2791,7 +2440,7 @@
               <w:jc w:val="center"/>
               <w:outlineLvl w:val="1"/>
               <w:rPr>
-                <w:rFonts w:ascii="Helvetica Neue" w:eastAsia="Times New Roman" w:hAnsi="Helvetica Neue" w:cs="Arial"/>
+                <w:rFonts w:ascii="Arial" w:eastAsia="Times New Roman" w:hAnsi="Arial" w:cs="Arial"/>
                 <w:b/>
                 <w:bCs/>
                 <w:color w:val="000000"/>
@@ -2803,7 +2452,7 @@
             </w:pPr>
             <w:r>
               <w:rPr>
-                <w:rFonts w:ascii="Helvetica Neue" w:eastAsia="Times New Roman" w:hAnsi="Helvetica Neue" w:cs="Arial"/>
+                <w:rFonts w:ascii="Arial" w:eastAsia="Times New Roman" w:hAnsi="Arial" w:cs="Arial"/>
                 <w:b/>
                 <w:bCs/>
                 <w:color w:val="000000"/>
@@ -2820,19 +2469,19 @@
               <w:jc w:val="center"/>
               <w:outlineLvl w:val="1"/>
               <w:rPr>
-                <w:rFonts w:ascii="Helvetica Neue" w:eastAsia="Times New Roman" w:hAnsi="Helvetica Neue" w:cs="Arial"/>
-                <w:b/>
-                <w:bCs/>
-                <w:color w:val="000000"/>
-                <w:kern w:val="0"/>
-                <w:sz w:val="18"/>
-                <w:szCs w:val="18"/>
-                <w14:ligatures w14:val="none"/>
-              </w:rPr>
-            </w:pPr>
-            <w:r>
-              <w:rPr>
-                <w:rFonts w:ascii="Helvetica Neue" w:eastAsia="Times New Roman" w:hAnsi="Helvetica Neue" w:cs="Arial"/>
+                <w:rFonts w:ascii="Arial" w:eastAsia="Times New Roman" w:hAnsi="Arial" w:cs="Arial"/>
+                <w:b/>
+                <w:bCs/>
+                <w:color w:val="000000"/>
+                <w:kern w:val="0"/>
+                <w:sz w:val="18"/>
+                <w:szCs w:val="18"/>
+                <w14:ligatures w14:val="none"/>
+              </w:rPr>
+            </w:pPr>
+            <w:r>
+              <w:rPr>
+                <w:rFonts w:ascii="Arial" w:eastAsia="Times New Roman" w:hAnsi="Arial" w:cs="Arial"/>
                 <w:color w:val="000000"/>
                 <w:kern w:val="0"/>
                 <w:sz w:val="10"/>
@@ -2848,19 +2497,19 @@
               <w:jc w:val="center"/>
               <w:outlineLvl w:val="1"/>
               <w:rPr>
-                <w:rFonts w:ascii="Helvetica Neue" w:eastAsia="Times New Roman" w:hAnsi="Helvetica Neue" w:cs="Arial"/>
-                <w:b/>
-                <w:bCs/>
-                <w:color w:val="000000"/>
-                <w:kern w:val="0"/>
-                <w:sz w:val="18"/>
-                <w:szCs w:val="18"/>
-                <w14:ligatures w14:val="none"/>
-              </w:rPr>
-            </w:pPr>
-            <w:r>
-              <w:rPr>
-                <w:rFonts w:ascii="Helvetica Neue" w:eastAsia="Times New Roman" w:hAnsi="Helvetica Neue" w:cs="Arial"/>
+                <w:rFonts w:ascii="Arial" w:eastAsia="Times New Roman" w:hAnsi="Arial" w:cs="Arial"/>
+                <w:b/>
+                <w:bCs/>
+                <w:color w:val="000000"/>
+                <w:kern w:val="0"/>
+                <w:sz w:val="18"/>
+                <w:szCs w:val="18"/>
+                <w14:ligatures w14:val="none"/>
+              </w:rPr>
+            </w:pPr>
+            <w:r>
+              <w:rPr>
+                <w:rFonts w:ascii="Arial" w:eastAsia="Times New Roman" w:hAnsi="Arial" w:cs="Arial"/>
                 <w:b/>
                 <w:bCs/>
                 <w:color w:val="000000"/>
@@ -2876,18 +2525,18 @@
             <w:pPr>
               <w:jc w:val="center"/>
               <w:rPr>
-                <w:rFonts w:ascii="Helvetica Neue" w:eastAsia="Times New Roman" w:hAnsi="Helvetica Neue" w:cs="Arial"/>
-                <w:color w:val="000000"/>
-                <w:kern w:val="0"/>
-                <w:sz w:val="18"/>
-                <w:szCs w:val="18"/>
-                <w:lang w:val="en-US"/>
-                <w14:ligatures w14:val="none"/>
-              </w:rPr>
-            </w:pPr>
-            <w:r>
-              <w:rPr>
-                <w:rFonts w:ascii="Helvetica Neue" w:eastAsia="Times New Roman" w:hAnsi="Helvetica Neue" w:cs="Arial"/>
+                <w:rFonts w:ascii="Arial" w:eastAsia="Times New Roman" w:hAnsi="Arial" w:cs="Arial"/>
+                <w:color w:val="000000"/>
+                <w:kern w:val="0"/>
+                <w:sz w:val="18"/>
+                <w:szCs w:val="18"/>
+                <w:lang w:val="en-US"/>
+                <w14:ligatures w14:val="none"/>
+              </w:rPr>
+            </w:pPr>
+            <w:r>
+              <w:rPr>
+                <w:rFonts w:ascii="Arial" w:eastAsia="Times New Roman" w:hAnsi="Arial" w:cs="Arial"/>
                 <w:b/>
                 <w:bCs/>
                 <w:color w:val="000000"/>
@@ -2902,6 +2551,9 @@
         </w:tc>
       </w:tr>
       <w:tr>
+        <w:trPr>
+          <w:trHeight w:val="266"/>
+        </w:trPr>
         <w:tc>
           <w:tcPr>
             <w:tcW w:w="11057" w:type="dxa"/>
@@ -2913,18 +2565,18 @@
           <w:p>
             <w:pPr>
               <w:rPr>
-                <w:rFonts w:ascii="Helvetica Neue" w:eastAsia="Times New Roman" w:hAnsi="Helvetica Neue" w:cs="Arial"/>
-                <w:color w:val="000000"/>
-                <w:kern w:val="0"/>
-                <w:sz w:val="18"/>
-                <w:szCs w:val="18"/>
-                <w:lang w:val="en-US"/>
-                <w14:ligatures w14:val="none"/>
-              </w:rPr>
-            </w:pPr>
-            <w:r>
-              <w:rPr>
-                <w:rFonts w:ascii="Helvetica Neue" w:eastAsia="Times New Roman" w:hAnsi="Helvetica Neue" w:cs="Arial"/>
+                <w:rFonts w:ascii="Arial" w:eastAsia="Times New Roman" w:hAnsi="Arial" w:cs="Arial"/>
+                <w:color w:val="000000"/>
+                <w:kern w:val="0"/>
+                <w:sz w:val="18"/>
+                <w:szCs w:val="18"/>
+                <w:lang w:val="en-US"/>
+                <w14:ligatures w14:val="none"/>
+              </w:rPr>
+            </w:pPr>
+            <w:r>
+              <w:rPr>
+                <w:rFonts w:ascii="Arial" w:eastAsia="Times New Roman" w:hAnsi="Arial" w:cs="Arial"/>
                 <w:color w:val="000000"/>
                 <w:kern w:val="0"/>
                 <w:sz w:val="18"/>
@@ -2937,6 +2589,9 @@
         </w:tc>
       </w:tr>
       <w:tr>
+        <w:trPr>
+          <w:trHeight w:val="266"/>
+        </w:trPr>
         <w:tc>
           <w:tcPr>
             <w:tcW w:w="2091" w:type="dxa"/>
@@ -2946,18 +2601,18 @@
           <w:p>
             <w:pPr>
               <w:rPr>
-                <w:rFonts w:ascii="Helvetica Neue" w:eastAsia="Times New Roman" w:hAnsi="Helvetica Neue" w:cs="Arial"/>
-                <w:color w:val="000000"/>
-                <w:kern w:val="0"/>
-                <w:sz w:val="18"/>
-                <w:szCs w:val="18"/>
-                <w:lang w:val="en-US"/>
-                <w14:ligatures w14:val="none"/>
-              </w:rPr>
-            </w:pPr>
-            <w:r>
-              <w:rPr>
-                <w:rFonts w:ascii="Helvetica Neue" w:eastAsia="Times New Roman" w:hAnsi="Helvetica Neue" w:cs="Arial"/>
+                <w:rFonts w:ascii="Arial" w:eastAsia="Times New Roman" w:hAnsi="Arial" w:cs="Arial"/>
+                <w:color w:val="000000"/>
+                <w:kern w:val="0"/>
+                <w:sz w:val="18"/>
+                <w:szCs w:val="18"/>
+                <w:lang w:val="en-US"/>
+                <w14:ligatures w14:val="none"/>
+              </w:rPr>
+            </w:pPr>
+            <w:r>
+              <w:rPr>
+                <w:rFonts w:ascii="Arial" w:eastAsia="Times New Roman" w:hAnsi="Arial" w:cs="Arial"/>
                 <w:b/>
                 <w:bCs/>
                 <w:color w:val="000000"/>
@@ -2978,46 +2633,35 @@
           <w:p>
             <w:pPr>
               <w:rPr>
-                <w:rFonts w:ascii="Helvetica Neue" w:eastAsia="Times New Roman" w:hAnsi="Helvetica Neue" w:cs="Arial"/>
-                <w:color w:val="000000"/>
-                <w:kern w:val="0"/>
-                <w:sz w:val="18"/>
-                <w:szCs w:val="18"/>
-                <w14:ligatures w14:val="none"/>
-              </w:rPr>
-            </w:pPr>
-            <w:r>
-              <w:rPr>
-                <w:rFonts w:ascii="Helvetica Neue" w:eastAsia="Times New Roman" w:hAnsi="Helvetica Neue" w:cs="Arial"/>
-                <w:color w:val="000000"/>
-                <w:kern w:val="0"/>
-                <w:sz w:val="18"/>
-                <w:szCs w:val="18"/>
-                <w14:ligatures w14:val="none"/>
-              </w:rPr>
-              <w:t>[[if ne $h.leftValue $na]]</w:t>
-            </w:r>
-            <w:r>
-              <w:rPr>
-                <w:rFonts w:ascii="Helvetica Neue" w:eastAsia="Times New Roman" w:hAnsi="Helvetica Neue" w:cs="Arial"/>
-                <w:color w:val="000000"/>
-                <w:kern w:val="0"/>
-                <w:sz w:val="18"/>
-                <w:szCs w:val="18"/>
-                <w14:ligatures w14:val="none"/>
-              </w:rPr>
-              <w:t>[[$h.leftValue]]</w:t>
-            </w:r>
-            <w:r>
-              <w:rPr>
-                <w:rFonts w:ascii="Helvetica Neue" w:eastAsia="Times New Roman" w:hAnsi="Helvetica Neue" w:cs="Arial"/>
-                <w:color w:val="000000"/>
-                <w:kern w:val="0"/>
-                <w:sz w:val="18"/>
-                <w:szCs w:val="18"/>
-                <w14:ligatures w14:val="none"/>
-              </w:rPr>
-              <w:t>[[end]][[if eq $h.leftValue $na]]N/A[[end]]</w:t>
+                <w:rFonts w:ascii="Arial" w:eastAsia="Times New Roman" w:hAnsi="Arial" w:cs="Arial"/>
+                <w:color w:val="000000"/>
+                <w:kern w:val="0"/>
+                <w:sz w:val="18"/>
+                <w:szCs w:val="18"/>
+                <w14:ligatures w14:val="none"/>
+              </w:rPr>
+            </w:pPr>
+            <w:r>
+              <w:rPr>
+                <w:rFonts w:ascii="Arial" w:eastAsia="Times New Roman" w:hAnsi="Arial" w:cs="Arial"/>
+                <w:color w:val="000000"/>
+                <w:kern w:val="0"/>
+                <w:sz w:val="18"/>
+                <w:szCs w:val="18"/>
+                <w14:ligatures w14:val="none"/>
+              </w:rPr>
+              <w:t>[[$h.leftValue]</w:t>
+            </w:r>
+            <w:r>
+              <w:rPr>
+                <w:rFonts w:ascii="Arial" w:eastAsia="Times New Roman" w:hAnsi="Arial" w:cs="Arial"/>
+                <w:color w:val="000000"/>
+                <w:kern w:val="0"/>
+                <w:sz w:val="18"/>
+                <w:szCs w:val="18"/>
+                <w14:ligatures w14:val="none"/>
+              </w:rPr>
+              <w:t>]</w:t>
             </w:r>
           </w:p>
         </w:tc>
@@ -3030,18 +2674,18 @@
           <w:p>
             <w:pPr>
               <w:rPr>
-                <w:rFonts w:ascii="Helvetica Neue" w:eastAsia="Times New Roman" w:hAnsi="Helvetica Neue" w:cs="Arial"/>
-                <w:color w:val="000000"/>
-                <w:kern w:val="0"/>
-                <w:sz w:val="18"/>
-                <w:szCs w:val="18"/>
-                <w:lang w:val="en-US"/>
-                <w14:ligatures w14:val="none"/>
-              </w:rPr>
-            </w:pPr>
-            <w:r>
-              <w:rPr>
-                <w:rFonts w:ascii="Helvetica Neue" w:eastAsia="Times New Roman" w:hAnsi="Helvetica Neue" w:cs="Arial"/>
+                <w:rFonts w:ascii="Arial" w:eastAsia="Times New Roman" w:hAnsi="Arial" w:cs="Arial"/>
+                <w:color w:val="000000"/>
+                <w:kern w:val="0"/>
+                <w:sz w:val="18"/>
+                <w:szCs w:val="18"/>
+                <w:lang w:val="en-US"/>
+                <w14:ligatures w14:val="none"/>
+              </w:rPr>
+            </w:pPr>
+            <w:r>
+              <w:rPr>
+                <w:rFonts w:ascii="Arial" w:eastAsia="Times New Roman" w:hAnsi="Arial" w:cs="Arial"/>
                 <w:b/>
                 <w:bCs/>
                 <w:color w:val="000000"/>
@@ -3063,51 +2707,18 @@
           <w:p>
             <w:pPr>
               <w:rPr>
-                <w:rFonts w:ascii="Helvetica Neue" w:eastAsia="Times New Roman" w:hAnsi="Helvetica Neue" w:cs="Arial"/>
-                <w:color w:val="000000"/>
-                <w:kern w:val="0"/>
-                <w:sz w:val="18"/>
-                <w:szCs w:val="18"/>
-                <w:lang w:val="en-US"/>
-                <w14:ligatures w14:val="none"/>
-              </w:rPr>
-            </w:pPr>
-            <w:r>
-              <w:rPr>
-                <w:rFonts w:ascii="Helvetica Neue" w:eastAsia="Times New Roman" w:hAnsi="Helvetica Neue" w:cs="Arial"/>
-                <w:color w:val="000000"/>
-                <w:kern w:val="0"/>
-                <w:sz w:val="18"/>
-                <w:szCs w:val="18"/>
-                <w14:ligatures w14:val="none"/>
-              </w:rPr>
-              <w:t>[[if ne $h.</w:t>
-            </w:r>
-            <w:r>
-              <w:rPr>
-                <w:rFonts w:ascii="Helvetica Neue" w:eastAsia="Times New Roman" w:hAnsi="Helvetica Neue" w:cs="Arial"/>
-                <w:color w:val="000000"/>
-                <w:kern w:val="0"/>
-                <w:sz w:val="18"/>
-                <w:szCs w:val="18"/>
-                <w14:ligatures w14:val="none"/>
-              </w:rPr>
-              <w:t>rightValue</w:t>
-            </w:r>
-            <w:r>
-              <w:rPr>
-                <w:rFonts w:ascii="Helvetica Neue" w:eastAsia="Times New Roman" w:hAnsi="Helvetica Neue" w:cs="Arial"/>
-                <w:color w:val="000000"/>
-                <w:kern w:val="0"/>
-                <w:sz w:val="18"/>
-                <w:szCs w:val="18"/>
-                <w14:ligatures w14:val="none"/>
-              </w:rPr>
-              <w:t xml:space="preserve"> $na]]</w:t>
-            </w:r>
-            <w:r>
-              <w:rPr>
-                <w:rFonts w:ascii="Helvetica Neue" w:eastAsia="Times New Roman" w:hAnsi="Helvetica Neue" w:cs="Arial"/>
+                <w:rFonts w:ascii="Arial" w:eastAsia="Times New Roman" w:hAnsi="Arial" w:cs="Arial"/>
+                <w:color w:val="000000"/>
+                <w:kern w:val="0"/>
+                <w:sz w:val="18"/>
+                <w:szCs w:val="18"/>
+                <w:lang w:val="en-US"/>
+                <w14:ligatures w14:val="none"/>
+              </w:rPr>
+            </w:pPr>
+            <w:r>
+              <w:rPr>
+                <w:rFonts w:ascii="Arial" w:eastAsia="Times New Roman" w:hAnsi="Arial" w:cs="Arial"/>
                 <w:color w:val="000000"/>
                 <w:kern w:val="0"/>
                 <w:sz w:val="18"/>
@@ -3115,44 +2726,14 @@
                 <w14:ligatures w14:val="none"/>
               </w:rPr>
               <w:t>[[$h.rightValue]]</w:t>
-            </w:r>
-            <w:r>
-              <w:rPr>
-                <w:rFonts w:ascii="Helvetica Neue" w:eastAsia="Times New Roman" w:hAnsi="Helvetica Neue" w:cs="Arial"/>
-                <w:color w:val="000000"/>
-                <w:kern w:val="0"/>
-                <w:sz w:val="18"/>
-                <w:szCs w:val="18"/>
-                <w14:ligatures w14:val="none"/>
-              </w:rPr>
-              <w:t>[[end]][[if eq $h.</w:t>
-            </w:r>
-            <w:r>
-              <w:rPr>
-                <w:rFonts w:ascii="Helvetica Neue" w:eastAsia="Times New Roman" w:hAnsi="Helvetica Neue" w:cs="Arial"/>
-                <w:color w:val="000000"/>
-                <w:kern w:val="0"/>
-                <w:sz w:val="18"/>
-                <w:szCs w:val="18"/>
-                <w14:ligatures w14:val="none"/>
-              </w:rPr>
-              <w:t>rightValue</w:t>
-            </w:r>
-            <w:r>
-              <w:rPr>
-                <w:rFonts w:ascii="Helvetica Neue" w:eastAsia="Times New Roman" w:hAnsi="Helvetica Neue" w:cs="Arial"/>
-                <w:color w:val="000000"/>
-                <w:kern w:val="0"/>
-                <w:sz w:val="18"/>
-                <w:szCs w:val="18"/>
-                <w14:ligatures w14:val="none"/>
-              </w:rPr>
-              <w:t xml:space="preserve"> $na]]N/A[[end]]</w:t>
             </w:r>
           </w:p>
         </w:tc>
       </w:tr>
       <w:tr>
+        <w:trPr>
+          <w:trHeight w:val="266"/>
+        </w:trPr>
         <w:tc>
           <w:tcPr>
             <w:tcW w:w="11057" w:type="dxa"/>
@@ -3162,7 +2743,7 @@
             <w:pPr>
               <w:outlineLvl w:val="1"/>
               <w:rPr>
-                <w:rFonts w:ascii="Helvetica Neue" w:eastAsia="Times New Roman" w:hAnsi="Helvetica Neue" w:cs="Arial"/>
+                <w:rFonts w:ascii="Arial" w:eastAsia="Times New Roman" w:hAnsi="Arial" w:cs="Arial"/>
                 <w:b/>
                 <w:bCs/>
                 <w:color w:val="000000"/>
@@ -3175,7 +2756,7 @@
             </w:pPr>
             <w:r>
               <w:rPr>
-                <w:rFonts w:ascii="Helvetica Neue" w:eastAsia="Times New Roman" w:hAnsi="Helvetica Neue" w:cs="Arial"/>
+                <w:rFonts w:ascii="Arial" w:eastAsia="Times New Roman" w:hAnsi="Arial" w:cs="Arial"/>
                 <w:color w:val="000000"/>
                 <w:kern w:val="0"/>
                 <w:sz w:val="18"/>
@@ -3188,6 +2769,9 @@
         </w:tc>
       </w:tr>
       <w:tr>
+        <w:trPr>
+          <w:trHeight w:val="266"/>
+        </w:trPr>
         <w:tc>
           <w:tcPr>
             <w:tcW w:w="567" w:type="dxa"/>
@@ -3197,18 +2781,18 @@
             <w:pPr>
               <w:jc w:val="center"/>
               <w:rPr>
-                <w:rFonts w:ascii="Helvetica Neue" w:eastAsia="Times New Roman" w:hAnsi="Helvetica Neue" w:cs="Arial"/>
-                <w:color w:val="000000"/>
-                <w:kern w:val="0"/>
-                <w:sz w:val="18"/>
-                <w:szCs w:val="18"/>
-                <w:lang w:val="en-US"/>
-                <w14:ligatures w14:val="none"/>
-              </w:rPr>
-            </w:pPr>
-            <w:r>
-              <w:rPr>
-                <w:rFonts w:ascii="Helvetica Neue" w:eastAsia="Times New Roman" w:hAnsi="Helvetica Neue" w:cs="Arial"/>
+                <w:rFonts w:ascii="Arial" w:eastAsia="Times New Roman" w:hAnsi="Arial" w:cs="Arial"/>
+                <w:color w:val="000000"/>
+                <w:kern w:val="0"/>
+                <w:sz w:val="18"/>
+                <w:szCs w:val="18"/>
+                <w:lang w:val="en-US"/>
+                <w14:ligatures w14:val="none"/>
+              </w:rPr>
+            </w:pPr>
+            <w:r>
+              <w:rPr>
+                <w:rFonts w:ascii="Arial" w:eastAsia="Times New Roman" w:hAnsi="Arial" w:cs="Arial"/>
                 <w:b/>
                 <w:bCs/>
                 <w:color w:val="000000"/>
@@ -3231,18 +2815,18 @@
             <w:pPr>
               <w:jc w:val="center"/>
               <w:rPr>
-                <w:rFonts w:ascii="Helvetica Neue" w:eastAsia="Times New Roman" w:hAnsi="Helvetica Neue" w:cs="Arial"/>
-                <w:color w:val="000000"/>
-                <w:kern w:val="0"/>
-                <w:sz w:val="18"/>
-                <w:szCs w:val="18"/>
-                <w:lang w:val="en-US"/>
-                <w14:ligatures w14:val="none"/>
-              </w:rPr>
-            </w:pPr>
-            <w:r>
-              <w:rPr>
-                <w:rFonts w:ascii="Helvetica Neue" w:eastAsia="Times New Roman" w:hAnsi="Helvetica Neue" w:cs="Arial"/>
+                <w:rFonts w:ascii="Arial" w:eastAsia="Times New Roman" w:hAnsi="Arial" w:cs="Arial"/>
+                <w:color w:val="000000"/>
+                <w:kern w:val="0"/>
+                <w:sz w:val="18"/>
+                <w:szCs w:val="18"/>
+                <w:lang w:val="en-US"/>
+                <w14:ligatures w14:val="none"/>
+              </w:rPr>
+            </w:pPr>
+            <w:r>
+              <w:rPr>
+                <w:rFonts w:ascii="Arial" w:eastAsia="Times New Roman" w:hAnsi="Arial" w:cs="Arial"/>
                 <w:b/>
                 <w:bCs/>
                 <w:color w:val="000000"/>
@@ -3265,18 +2849,18 @@
             <w:pPr>
               <w:jc w:val="center"/>
               <w:rPr>
-                <w:rFonts w:ascii="Helvetica Neue" w:eastAsia="Times New Roman" w:hAnsi="Helvetica Neue" w:cs="Arial"/>
-                <w:color w:val="000000"/>
-                <w:kern w:val="0"/>
-                <w:sz w:val="18"/>
-                <w:szCs w:val="18"/>
-                <w:lang w:val="en-US"/>
-                <w14:ligatures w14:val="none"/>
-              </w:rPr>
-            </w:pPr>
-            <w:r>
-              <w:rPr>
-                <w:rFonts w:ascii="Helvetica Neue" w:eastAsia="Times New Roman" w:hAnsi="Helvetica Neue" w:cs="Arial"/>
+                <w:rFonts w:ascii="Arial" w:eastAsia="Times New Roman" w:hAnsi="Arial" w:cs="Arial"/>
+                <w:color w:val="000000"/>
+                <w:kern w:val="0"/>
+                <w:sz w:val="18"/>
+                <w:szCs w:val="18"/>
+                <w:lang w:val="en-US"/>
+                <w14:ligatures w14:val="none"/>
+              </w:rPr>
+            </w:pPr>
+            <w:r>
+              <w:rPr>
+                <w:rFonts w:ascii="Arial" w:eastAsia="Times New Roman" w:hAnsi="Arial" w:cs="Arial"/>
                 <w:b/>
                 <w:bCs/>
                 <w:color w:val="000000"/>
@@ -3298,18 +2882,18 @@
             <w:pPr>
               <w:jc w:val="center"/>
               <w:rPr>
-                <w:rFonts w:ascii="Helvetica Neue" w:eastAsia="Times New Roman" w:hAnsi="Helvetica Neue" w:cs="Arial"/>
-                <w:color w:val="000000"/>
-                <w:kern w:val="0"/>
-                <w:sz w:val="18"/>
-                <w:szCs w:val="18"/>
-                <w:lang w:val="en-US"/>
-                <w14:ligatures w14:val="none"/>
-              </w:rPr>
-            </w:pPr>
-            <w:r>
-              <w:rPr>
-                <w:rFonts w:ascii="Helvetica Neue" w:eastAsia="Times New Roman" w:hAnsi="Helvetica Neue" w:cs="Arial"/>
+                <w:rFonts w:ascii="Arial" w:eastAsia="Times New Roman" w:hAnsi="Arial" w:cs="Arial"/>
+                <w:color w:val="000000"/>
+                <w:kern w:val="0"/>
+                <w:sz w:val="18"/>
+                <w:szCs w:val="18"/>
+                <w:lang w:val="en-US"/>
+                <w14:ligatures w14:val="none"/>
+              </w:rPr>
+            </w:pPr>
+            <w:r>
+              <w:rPr>
+                <w:rFonts w:ascii="Arial" w:eastAsia="Times New Roman" w:hAnsi="Arial" w:cs="Arial"/>
                 <w:b/>
                 <w:bCs/>
                 <w:color w:val="000000"/>
@@ -3332,18 +2916,18 @@
             <w:pPr>
               <w:jc w:val="center"/>
               <w:rPr>
-                <w:rFonts w:ascii="Helvetica Neue" w:eastAsia="Times New Roman" w:hAnsi="Helvetica Neue" w:cs="Arial"/>
-                <w:color w:val="000000"/>
-                <w:kern w:val="0"/>
-                <w:sz w:val="18"/>
-                <w:szCs w:val="18"/>
-                <w:lang w:val="en-US"/>
-                <w14:ligatures w14:val="none"/>
-              </w:rPr>
-            </w:pPr>
-            <w:r>
-              <w:rPr>
-                <w:rFonts w:ascii="Helvetica Neue" w:eastAsia="Times New Roman" w:hAnsi="Helvetica Neue" w:cs="Arial"/>
+                <w:rFonts w:ascii="Arial" w:eastAsia="Times New Roman" w:hAnsi="Arial" w:cs="Arial"/>
+                <w:color w:val="000000"/>
+                <w:kern w:val="0"/>
+                <w:sz w:val="18"/>
+                <w:szCs w:val="18"/>
+                <w:lang w:val="en-US"/>
+                <w14:ligatures w14:val="none"/>
+              </w:rPr>
+            </w:pPr>
+            <w:r>
+              <w:rPr>
+                <w:rFonts w:ascii="Arial" w:eastAsia="Times New Roman" w:hAnsi="Arial" w:cs="Arial"/>
                 <w:b/>
                 <w:bCs/>
                 <w:color w:val="000000"/>
@@ -3365,18 +2949,18 @@
             <w:pPr>
               <w:jc w:val="center"/>
               <w:rPr>
-                <w:rFonts w:ascii="Helvetica Neue" w:eastAsia="Times New Roman" w:hAnsi="Helvetica Neue" w:cs="Arial"/>
-                <w:color w:val="000000"/>
-                <w:kern w:val="0"/>
-                <w:sz w:val="18"/>
-                <w:szCs w:val="18"/>
-                <w:lang w:val="en-US"/>
-                <w14:ligatures w14:val="none"/>
-              </w:rPr>
-            </w:pPr>
-            <w:r>
-              <w:rPr>
-                <w:rFonts w:ascii="Helvetica Neue" w:eastAsia="Times New Roman" w:hAnsi="Helvetica Neue" w:cs="Arial"/>
+                <w:rFonts w:ascii="Arial" w:eastAsia="Times New Roman" w:hAnsi="Arial" w:cs="Arial"/>
+                <w:color w:val="000000"/>
+                <w:kern w:val="0"/>
+                <w:sz w:val="18"/>
+                <w:szCs w:val="18"/>
+                <w:lang w:val="en-US"/>
+                <w14:ligatures w14:val="none"/>
+              </w:rPr>
+            </w:pPr>
+            <w:r>
+              <w:rPr>
+                <w:rFonts w:ascii="Arial" w:eastAsia="Times New Roman" w:hAnsi="Arial" w:cs="Arial"/>
                 <w:b/>
                 <w:bCs/>
                 <w:color w:val="000000"/>
@@ -3398,18 +2982,18 @@
             <w:pPr>
               <w:jc w:val="center"/>
               <w:rPr>
-                <w:rFonts w:ascii="Helvetica Neue" w:eastAsia="Times New Roman" w:hAnsi="Helvetica Neue" w:cs="Arial"/>
-                <w:color w:val="000000"/>
-                <w:kern w:val="0"/>
-                <w:sz w:val="18"/>
-                <w:szCs w:val="18"/>
-                <w:lang w:val="en-US"/>
-                <w14:ligatures w14:val="none"/>
-              </w:rPr>
-            </w:pPr>
-            <w:r>
-              <w:rPr>
-                <w:rFonts w:ascii="Helvetica Neue" w:eastAsia="Times New Roman" w:hAnsi="Helvetica Neue" w:cs="Arial"/>
+                <w:rFonts w:ascii="Arial" w:eastAsia="Times New Roman" w:hAnsi="Arial" w:cs="Arial"/>
+                <w:color w:val="000000"/>
+                <w:kern w:val="0"/>
+                <w:sz w:val="18"/>
+                <w:szCs w:val="18"/>
+                <w:lang w:val="en-US"/>
+                <w14:ligatures w14:val="none"/>
+              </w:rPr>
+            </w:pPr>
+            <w:r>
+              <w:rPr>
+                <w:rFonts w:ascii="Arial" w:eastAsia="Times New Roman" w:hAnsi="Arial" w:cs="Arial"/>
                 <w:b/>
                 <w:bCs/>
                 <w:color w:val="000000"/>
@@ -3424,6 +3008,9 @@
         </w:tc>
       </w:tr>
       <w:tr>
+        <w:trPr>
+          <w:trHeight w:val="266"/>
+        </w:trPr>
         <w:tc>
           <w:tcPr>
             <w:tcW w:w="11057" w:type="dxa"/>
@@ -3433,17 +3020,17 @@
             <w:pPr>
               <w:outlineLvl w:val="1"/>
               <w:rPr>
-                <w:rFonts w:ascii="Helvetica Neue" w:eastAsia="Times New Roman" w:hAnsi="Helvetica Neue" w:cs="Arial"/>
-                <w:color w:val="000000"/>
-                <w:kern w:val="0"/>
-                <w:sz w:val="18"/>
-                <w:szCs w:val="18"/>
-                <w14:ligatures w14:val="none"/>
-              </w:rPr>
-            </w:pPr>
-            <w:r>
-              <w:rPr>
-                <w:rFonts w:ascii="Helvetica Neue" w:eastAsia="Times New Roman" w:hAnsi="Helvetica Neue" w:cs="Arial"/>
+                <w:rFonts w:ascii="Arial" w:eastAsia="Times New Roman" w:hAnsi="Arial" w:cs="Arial"/>
+                <w:color w:val="000000"/>
+                <w:kern w:val="0"/>
+                <w:sz w:val="18"/>
+                <w:szCs w:val="18"/>
+                <w14:ligatures w14:val="none"/>
+              </w:rPr>
+            </w:pPr>
+            <w:r>
+              <w:rPr>
+                <w:rFonts w:ascii="Arial" w:eastAsia="Times New Roman" w:hAnsi="Arial" w:cs="Arial"/>
                 <w:color w:val="000000"/>
                 <w:kern w:val="0"/>
                 <w:sz w:val="18"/>
@@ -3457,7 +3044,7 @@
             <w:pPr>
               <w:outlineLvl w:val="1"/>
               <w:rPr>
-                <w:rFonts w:ascii="Helvetica Neue" w:eastAsia="Times New Roman" w:hAnsi="Helvetica Neue" w:cs="Arial"/>
+                <w:rFonts w:ascii="Arial" w:eastAsia="Times New Roman" w:hAnsi="Arial" w:cs="Arial"/>
                 <w:b/>
                 <w:bCs/>
                 <w:color w:val="000000"/>
@@ -3470,7 +3057,7 @@
             </w:pPr>
             <w:r>
               <w:rPr>
-                <w:rFonts w:ascii="Helvetica Neue" w:eastAsia="Times New Roman" w:hAnsi="Helvetica Neue" w:cs="Arial"/>
+                <w:rFonts w:ascii="Arial" w:eastAsia="Times New Roman" w:hAnsi="Arial" w:cs="Arial"/>
                 <w:color w:val="000000"/>
                 <w:kern w:val="0"/>
                 <w:sz w:val="18"/>
@@ -3483,18 +3070,18 @@
           <w:p>
             <w:pPr>
               <w:rPr>
-                <w:rFonts w:ascii="Helvetica Neue" w:eastAsia="Times New Roman" w:hAnsi="Helvetica Neue" w:cs="Arial"/>
-                <w:color w:val="000000"/>
-                <w:kern w:val="0"/>
-                <w:sz w:val="18"/>
-                <w:szCs w:val="18"/>
-                <w:lang w:val="en-US"/>
-                <w14:ligatures w14:val="none"/>
-              </w:rPr>
-            </w:pPr>
-            <w:r>
-              <w:rPr>
-                <w:rFonts w:ascii="Helvetica Neue" w:eastAsia="Times New Roman" w:hAnsi="Helvetica Neue" w:cs="Arial"/>
+                <w:rFonts w:ascii="Arial" w:eastAsia="Times New Roman" w:hAnsi="Arial" w:cs="Arial"/>
+                <w:color w:val="000000"/>
+                <w:kern w:val="0"/>
+                <w:sz w:val="18"/>
+                <w:szCs w:val="18"/>
+                <w:lang w:val="en-US"/>
+                <w14:ligatures w14:val="none"/>
+              </w:rPr>
+            </w:pPr>
+            <w:r>
+              <w:rPr>
+                <w:rFonts w:ascii="Arial" w:eastAsia="Times New Roman" w:hAnsi="Arial" w:cs="Arial"/>
                 <w:color w:val="000000"/>
                 <w:kern w:val="0"/>
                 <w:sz w:val="18"/>
@@ -3507,6 +3094,9 @@
         </w:tc>
       </w:tr>
       <w:tr>
+        <w:trPr>
+          <w:trHeight w:val="266"/>
+        </w:trPr>
         <w:tc>
           <w:tcPr>
             <w:tcW w:w="567" w:type="dxa"/>
@@ -3514,20 +3104,19 @@
           </w:tcPr>
           <w:p>
             <w:pPr>
-              <w:jc w:val="center"/>
-              <w:rPr>
-                <w:rFonts w:ascii="Helvetica Neue" w:eastAsia="Times New Roman" w:hAnsi="Helvetica Neue" w:cs="Arial"/>
-                <w:color w:val="000000"/>
-                <w:kern w:val="0"/>
-                <w:sz w:val="18"/>
-                <w:szCs w:val="18"/>
-                <w:lang w:val="en-US"/>
-                <w14:ligatures w14:val="none"/>
-              </w:rPr>
-            </w:pPr>
-            <w:r>
-              <w:rPr>
-                <w:rFonts w:ascii="Helvetica Neue" w:eastAsia="Times New Roman" w:hAnsi="Helvetica Neue" w:cs="Arial"/>
+              <w:rPr>
+                <w:rFonts w:ascii="Arial" w:eastAsia="Times New Roman" w:hAnsi="Arial" w:cs="Arial"/>
+                <w:color w:val="000000"/>
+                <w:kern w:val="0"/>
+                <w:sz w:val="18"/>
+                <w:szCs w:val="18"/>
+                <w:lang w:val="en-US"/>
+                <w14:ligatures w14:val="none"/>
+              </w:rPr>
+            </w:pPr>
+            <w:r>
+              <w:rPr>
+                <w:rFonts w:ascii="Arial" w:eastAsia="Times New Roman" w:hAnsi="Arial" w:cs="Arial"/>
                 <w:color w:val="000000"/>
                 <w:kern w:val="0"/>
                 <w:sz w:val="18"/>
@@ -3546,47 +3135,25 @@
           <w:p>
             <w:pPr>
               <w:rPr>
-                <w:rFonts w:ascii="Helvetica Neue" w:eastAsia="Times New Roman" w:hAnsi="Helvetica Neue" w:cs="Arial"/>
-                <w:color w:val="000000"/>
-                <w:kern w:val="0"/>
-                <w:sz w:val="18"/>
-                <w:szCs w:val="18"/>
-                <w:lang w:val="en-US"/>
-                <w14:ligatures w14:val="none"/>
-              </w:rPr>
-            </w:pPr>
-            <w:r>
-              <w:rPr>
-                <w:rFonts w:ascii="Helvetica Neue" w:eastAsia="Times New Roman" w:hAnsi="Helvetica Neue" w:cs="Arial"/>
-                <w:color w:val="000000"/>
-                <w:kern w:val="0"/>
-                <w:sz w:val="18"/>
-                <w:szCs w:val="18"/>
-                <w14:ligatures w14:val="none"/>
-              </w:rPr>
-              <w:t>[[$s.ta</w:t>
-            </w:r>
-            <w:r>
-              <w:rPr>
-                <w:rFonts w:ascii="Helvetica Neue" w:eastAsia="Times New Roman" w:hAnsi="Helvetica Neue" w:cs="Arial"/>
-                <w:color w:val="000000"/>
-                <w:kern w:val="0"/>
-                <w:sz w:val="18"/>
-                <w:szCs w:val="18"/>
-                <w14:ligatures w14:val="none"/>
-              </w:rPr>
-              <w:t>gRef</w:t>
-            </w:r>
-            <w:r>
-              <w:rPr>
-                <w:rFonts w:ascii="Helvetica Neue" w:eastAsia="Times New Roman" w:hAnsi="Helvetica Neue" w:cs="Arial"/>
-                <w:color w:val="000000"/>
-                <w:kern w:val="0"/>
-                <w:sz w:val="18"/>
-                <w:szCs w:val="18"/>
-                <w14:ligatures w14:val="none"/>
-              </w:rPr>
-              <w:t>]]</w:t>
+                <w:rFonts w:ascii="Arial" w:eastAsia="Times New Roman" w:hAnsi="Arial" w:cs="Arial"/>
+                <w:color w:val="000000"/>
+                <w:kern w:val="0"/>
+                <w:sz w:val="18"/>
+                <w:szCs w:val="18"/>
+                <w:lang w:val="en-US"/>
+                <w14:ligatures w14:val="none"/>
+              </w:rPr>
+            </w:pPr>
+            <w:r>
+              <w:rPr>
+                <w:rFonts w:ascii="Arial" w:eastAsia="Times New Roman" w:hAnsi="Arial" w:cs="Arial"/>
+                <w:color w:val="000000"/>
+                <w:kern w:val="0"/>
+                <w:sz w:val="18"/>
+                <w:szCs w:val="18"/>
+                <w14:ligatures w14:val="none"/>
+              </w:rPr>
+              <w:t>[[$s.tagRef]]</w:t>
             </w:r>
           </w:p>
         </w:tc>
@@ -3600,7 +3167,7 @@
             <w:pPr>
               <w:outlineLvl w:val="1"/>
               <w:rPr>
-                <w:rFonts w:ascii="Helvetica Neue" w:eastAsia="Times New Roman" w:hAnsi="Helvetica Neue" w:cs="Arial"/>
+                <w:rFonts w:ascii="Arial" w:eastAsia="Times New Roman" w:hAnsi="Arial" w:cs="Arial"/>
                 <w:b/>
                 <w:bCs/>
                 <w:color w:val="000000"/>
@@ -3613,7 +3180,7 @@
             </w:pPr>
             <w:r>
               <w:rPr>
-                <w:rFonts w:ascii="Helvetica Neue" w:eastAsia="Times New Roman" w:hAnsi="Helvetica Neue" w:cs="Arial"/>
+                <w:rFonts w:ascii="Arial" w:eastAsia="Times New Roman" w:hAnsi="Arial" w:cs="Arial"/>
                 <w:color w:val="000000"/>
                 <w:kern w:val="0"/>
                 <w:sz w:val="18"/>
@@ -3633,18 +3200,18 @@
             <w:pPr>
               <w:jc w:val="right"/>
               <w:rPr>
-                <w:rFonts w:ascii="Helvetica Neue" w:eastAsia="Times New Roman" w:hAnsi="Helvetica Neue" w:cs="Arial"/>
-                <w:color w:val="000000"/>
-                <w:kern w:val="0"/>
-                <w:sz w:val="18"/>
-                <w:szCs w:val="18"/>
-                <w:lang w:val="en-US"/>
-                <w14:ligatures w14:val="none"/>
-              </w:rPr>
-            </w:pPr>
-            <w:r>
-              <w:rPr>
-                <w:rFonts w:ascii="Helvetica Neue" w:eastAsia="Times New Roman" w:hAnsi="Helvetica Neue" w:cs="Arial"/>
+                <w:rFonts w:ascii="Arial" w:eastAsia="Times New Roman" w:hAnsi="Arial" w:cs="Arial"/>
+                <w:color w:val="000000"/>
+                <w:kern w:val="0"/>
+                <w:sz w:val="18"/>
+                <w:szCs w:val="18"/>
+                <w:lang w:val="en-US"/>
+                <w14:ligatures w14:val="none"/>
+              </w:rPr>
+            </w:pPr>
+            <w:r>
+              <w:rPr>
+                <w:rFonts w:ascii="Arial" w:eastAsia="Times New Roman" w:hAnsi="Arial" w:cs="Arial"/>
                 <w:color w:val="000000"/>
                 <w:kern w:val="0"/>
                 <w:sz w:val="18"/>
@@ -3665,18 +3232,18 @@
             <w:pPr>
               <w:jc w:val="right"/>
               <w:rPr>
-                <w:rFonts w:ascii="Helvetica Neue" w:eastAsia="Times New Roman" w:hAnsi="Helvetica Neue" w:cs="Arial"/>
-                <w:color w:val="000000"/>
-                <w:kern w:val="0"/>
-                <w:sz w:val="18"/>
-                <w:szCs w:val="18"/>
-                <w:lang w:val="en-US"/>
-                <w14:ligatures w14:val="none"/>
-              </w:rPr>
-            </w:pPr>
-            <w:r>
-              <w:rPr>
-                <w:rFonts w:ascii="Helvetica Neue" w:eastAsia="Times New Roman" w:hAnsi="Helvetica Neue" w:cs="Arial"/>
+                <w:rFonts w:ascii="Arial" w:eastAsia="Times New Roman" w:hAnsi="Arial" w:cs="Arial"/>
+                <w:color w:val="000000"/>
+                <w:kern w:val="0"/>
+                <w:sz w:val="18"/>
+                <w:szCs w:val="18"/>
+                <w:lang w:val="en-US"/>
+                <w14:ligatures w14:val="none"/>
+              </w:rPr>
+            </w:pPr>
+            <w:r>
+              <w:rPr>
+                <w:rFonts w:ascii="Arial" w:eastAsia="Times New Roman" w:hAnsi="Arial" w:cs="Arial"/>
                 <w:color w:val="000000"/>
                 <w:kern w:val="0"/>
                 <w:sz w:val="18"/>
@@ -3696,18 +3263,18 @@
             <w:pPr>
               <w:jc w:val="right"/>
               <w:rPr>
-                <w:rFonts w:ascii="Helvetica Neue" w:eastAsia="Times New Roman" w:hAnsi="Helvetica Neue" w:cs="Arial"/>
-                <w:color w:val="000000"/>
-                <w:kern w:val="0"/>
-                <w:sz w:val="18"/>
-                <w:szCs w:val="18"/>
-                <w:lang w:val="en-US"/>
-                <w14:ligatures w14:val="none"/>
-              </w:rPr>
-            </w:pPr>
-            <w:r>
-              <w:rPr>
-                <w:rFonts w:ascii="Helvetica Neue" w:eastAsia="Times New Roman" w:hAnsi="Helvetica Neue" w:cs="Arial"/>
+                <w:rFonts w:ascii="Arial" w:eastAsia="Times New Roman" w:hAnsi="Arial" w:cs="Arial"/>
+                <w:color w:val="000000"/>
+                <w:kern w:val="0"/>
+                <w:sz w:val="18"/>
+                <w:szCs w:val="18"/>
+                <w:lang w:val="en-US"/>
+                <w14:ligatures w14:val="none"/>
+              </w:rPr>
+            </w:pPr>
+            <w:r>
+              <w:rPr>
+                <w:rFonts w:ascii="Arial" w:eastAsia="Times New Roman" w:hAnsi="Arial" w:cs="Arial"/>
                 <w:color w:val="000000"/>
                 <w:kern w:val="0"/>
                 <w:sz w:val="18"/>
@@ -3725,20 +3292,20 @@
           </w:tcPr>
           <w:p>
             <w:pPr>
-              <w:jc w:val="center"/>
-              <w:rPr>
-                <w:rFonts w:ascii="Helvetica Neue" w:eastAsia="Times New Roman" w:hAnsi="Helvetica Neue" w:cs="Arial"/>
-                <w:color w:val="000000"/>
-                <w:kern w:val="0"/>
-                <w:sz w:val="18"/>
-                <w:szCs w:val="18"/>
-                <w:lang w:val="en-US"/>
-                <w14:ligatures w14:val="none"/>
-              </w:rPr>
-            </w:pPr>
-            <w:r>
-              <w:rPr>
-                <w:rFonts w:ascii="Helvetica Neue" w:eastAsia="Times New Roman" w:hAnsi="Helvetica Neue" w:cs="Arial"/>
+              <w:jc w:val="right"/>
+              <w:rPr>
+                <w:rFonts w:ascii="Arial" w:eastAsia="Times New Roman" w:hAnsi="Arial" w:cs="Arial"/>
+                <w:color w:val="000000"/>
+                <w:kern w:val="0"/>
+                <w:sz w:val="18"/>
+                <w:szCs w:val="18"/>
+                <w:lang w:val="en-US"/>
+                <w14:ligatures w14:val="none"/>
+              </w:rPr>
+            </w:pPr>
+            <w:r>
+              <w:rPr>
+                <w:rFonts w:ascii="Arial" w:eastAsia="Times New Roman" w:hAnsi="Arial" w:cs="Arial"/>
                 <w:color w:val="000000"/>
                 <w:kern w:val="0"/>
                 <w:sz w:val="18"/>
@@ -3752,6 +3319,9 @@
         </w:tc>
       </w:tr>
       <w:tr>
+        <w:trPr>
+          <w:trHeight w:val="266"/>
+        </w:trPr>
         <w:tc>
           <w:tcPr>
             <w:tcW w:w="11057" w:type="dxa"/>
@@ -3761,7 +3331,7 @@
             <w:pPr>
               <w:outlineLvl w:val="1"/>
               <w:rPr>
-                <w:rFonts w:ascii="Helvetica Neue" w:eastAsia="Times New Roman" w:hAnsi="Helvetica Neue" w:cs="Arial"/>
+                <w:rFonts w:ascii="Arial" w:eastAsia="Times New Roman" w:hAnsi="Arial" w:cs="Arial"/>
                 <w:b/>
                 <w:bCs/>
                 <w:color w:val="000000"/>
@@ -3774,7 +3344,7 @@
             </w:pPr>
             <w:r>
               <w:rPr>
-                <w:rFonts w:ascii="Helvetica Neue" w:eastAsia="Times New Roman" w:hAnsi="Helvetica Neue" w:cs="Arial"/>
+                <w:rFonts w:ascii="Arial" w:eastAsia="Times New Roman" w:hAnsi="Arial" w:cs="Arial"/>
                 <w:color w:val="000000"/>
                 <w:kern w:val="0"/>
                 <w:sz w:val="18"/>
@@ -3787,18 +3357,18 @@
           <w:p>
             <w:pPr>
               <w:rPr>
-                <w:rFonts w:ascii="Helvetica Neue" w:eastAsia="Times New Roman" w:hAnsi="Helvetica Neue" w:cs="Arial"/>
-                <w:color w:val="000000"/>
-                <w:kern w:val="0"/>
-                <w:sz w:val="18"/>
-                <w:szCs w:val="18"/>
-                <w:lang w:val="en-US"/>
-                <w14:ligatures w14:val="none"/>
-              </w:rPr>
-            </w:pPr>
-            <w:r>
-              <w:rPr>
-                <w:rFonts w:ascii="Helvetica Neue" w:eastAsia="Times New Roman" w:hAnsi="Helvetica Neue" w:cs="Arial"/>
+                <w:rFonts w:ascii="Arial" w:eastAsia="Times New Roman" w:hAnsi="Arial" w:cs="Arial"/>
+                <w:color w:val="000000"/>
+                <w:kern w:val="0"/>
+                <w:sz w:val="18"/>
+                <w:szCs w:val="18"/>
+                <w:lang w:val="en-US"/>
+                <w14:ligatures w14:val="none"/>
+              </w:rPr>
+            </w:pPr>
+            <w:r>
+              <w:rPr>
+                <w:rFonts w:ascii="Arial" w:eastAsia="Times New Roman" w:hAnsi="Arial" w:cs="Arial"/>
                 <w:color w:val="000000"/>
                 <w:kern w:val="0"/>
                 <w:sz w:val="18"/>
@@ -3811,6 +3381,9 @@
         </w:tc>
       </w:tr>
       <w:tr>
+        <w:trPr>
+          <w:trHeight w:val="266"/>
+        </w:trPr>
         <w:tc>
           <w:tcPr>
             <w:tcW w:w="6096" w:type="dxa"/>
@@ -3820,18 +3393,18 @@
           <w:p>
             <w:pPr>
               <w:rPr>
-                <w:rFonts w:ascii="Helvetica Neue" w:eastAsia="Times New Roman" w:hAnsi="Helvetica Neue" w:cs="Arial"/>
-                <w:color w:val="000000"/>
-                <w:kern w:val="0"/>
-                <w:sz w:val="18"/>
-                <w:szCs w:val="18"/>
-                <w:lang w:val="en-US"/>
-                <w14:ligatures w14:val="none"/>
-              </w:rPr>
-            </w:pPr>
-            <w:r>
-              <w:rPr>
-                <w:rFonts w:ascii="Helvetica Neue" w:eastAsia="Times New Roman" w:hAnsi="Helvetica Neue" w:cs="Arial"/>
+                <w:rFonts w:ascii="Arial" w:eastAsia="Times New Roman" w:hAnsi="Arial" w:cs="Arial"/>
+                <w:color w:val="000000"/>
+                <w:kern w:val="0"/>
+                <w:sz w:val="18"/>
+                <w:szCs w:val="18"/>
+                <w:lang w:val="en-US"/>
+                <w14:ligatures w14:val="none"/>
+              </w:rPr>
+            </w:pPr>
+            <w:r>
+              <w:rPr>
+                <w:rFonts w:ascii="Arial" w:eastAsia="Times New Roman" w:hAnsi="Arial" w:cs="Arial"/>
                 <w:b/>
                 <w:bCs/>
                 <w:color w:val="000000"/>
@@ -3853,84 +3426,28 @@
             <w:pPr>
               <w:jc w:val="right"/>
               <w:rPr>
-                <w:rFonts w:ascii="Helvetica Neue" w:eastAsia="Times New Roman" w:hAnsi="Helvetica Neue" w:cs="Arial"/>
-                <w:color w:val="000000"/>
-                <w:kern w:val="0"/>
-                <w:sz w:val="18"/>
-                <w:szCs w:val="18"/>
-                <w:lang w:val="en-US"/>
-                <w14:ligatures w14:val="none"/>
-              </w:rPr>
-            </w:pPr>
-            <w:r>
-              <w:rPr>
-                <w:rFonts w:ascii="Helvetica Neue" w:eastAsia="Times New Roman" w:hAnsi="Helvetica Neue" w:cs="Arial"/>
-                <w:b/>
-                <w:bCs/>
-                <w:color w:val="000000"/>
-                <w:kern w:val="0"/>
-                <w:sz w:val="18"/>
-                <w:szCs w:val="18"/>
-                <w:lang w:val="en-US"/>
-                <w14:ligatures w14:val="none"/>
-              </w:rPr>
-              <w:t>[[$item.summary</w:t>
-            </w:r>
-            <w:r>
-              <w:rPr>
-                <w:rFonts w:ascii="Helvetica Neue" w:eastAsia="Times New Roman" w:hAnsi="Helvetica Neue" w:cs="Arial"/>
-                <w:b/>
-                <w:bCs/>
-                <w:color w:val="000000"/>
-                <w:kern w:val="0"/>
-                <w:sz w:val="18"/>
-                <w:szCs w:val="18"/>
-                <w:lang w:val="en-US"/>
-                <w14:ligatures w14:val="none"/>
-              </w:rPr>
-              <w:t>.</w:t>
-            </w:r>
-            <w:r>
-              <w:rPr>
-                <w:rFonts w:ascii="Helvetica Neue" w:eastAsia="Times New Roman" w:hAnsi="Helvetica Neue" w:cs="Arial"/>
-                <w:b/>
-                <w:bCs/>
-                <w:color w:val="000000"/>
-                <w:kern w:val="0"/>
-                <w:sz w:val="18"/>
-                <w:szCs w:val="18"/>
-                <w:lang w:val="en-US"/>
-                <w14:ligatures w14:val="none"/>
-              </w:rPr>
-              <w:t>cartQt</w:t>
-            </w:r>
-            <w:r>
-              <w:rPr>
-                <w:rFonts w:ascii="Helvetica Neue" w:eastAsia="Times New Roman" w:hAnsi="Helvetica Neue" w:cs="Arial"/>
-                <w:b/>
-                <w:bCs/>
-                <w:color w:val="000000"/>
-                <w:kern w:val="0"/>
-                <w:sz w:val="18"/>
-                <w:szCs w:val="18"/>
-                <w:lang w:val="en-US"/>
-                <w14:ligatures w14:val="none"/>
-              </w:rPr>
-              <w:t>y</w:t>
-            </w:r>
-            <w:r>
-              <w:rPr>
-                <w:rFonts w:ascii="Helvetica Neue" w:eastAsia="Times New Roman" w:hAnsi="Helvetica Neue" w:cs="Arial"/>
-                <w:b/>
-                <w:bCs/>
-                <w:color w:val="000000"/>
-                <w:kern w:val="0"/>
-                <w:sz w:val="18"/>
-                <w:szCs w:val="18"/>
-                <w:lang w:val="en-US"/>
-                <w14:ligatures w14:val="none"/>
-              </w:rPr>
-              <w:t>]]</w:t>
+                <w:rFonts w:ascii="Arial" w:eastAsia="Times New Roman" w:hAnsi="Arial" w:cs="Arial"/>
+                <w:color w:val="000000"/>
+                <w:kern w:val="0"/>
+                <w:sz w:val="18"/>
+                <w:szCs w:val="18"/>
+                <w:lang w:val="en-US"/>
+                <w14:ligatures w14:val="none"/>
+              </w:rPr>
+            </w:pPr>
+            <w:r>
+              <w:rPr>
+                <w:rFonts w:ascii="Arial" w:eastAsia="Times New Roman" w:hAnsi="Arial" w:cs="Arial"/>
+                <w:b/>
+                <w:bCs/>
+                <w:color w:val="000000"/>
+                <w:kern w:val="0"/>
+                <w:sz w:val="18"/>
+                <w:szCs w:val="18"/>
+                <w:lang w:val="en-US"/>
+                <w14:ligatures w14:val="none"/>
+              </w:rPr>
+              <w:t>[[$item.summary.cartQty]]</w:t>
             </w:r>
           </w:p>
         </w:tc>
@@ -3942,7 +3459,7 @@
           <w:p>
             <w:pPr>
               <w:rPr>
-                <w:rFonts w:ascii="Helvetica Neue" w:eastAsia="Times New Roman" w:hAnsi="Helvetica Neue" w:cs="Arial"/>
+                <w:rFonts w:ascii="Arial" w:eastAsia="Times New Roman" w:hAnsi="Arial" w:cs="Arial"/>
                 <w:color w:val="000000"/>
                 <w:kern w:val="0"/>
                 <w:sz w:val="18"/>
@@ -3962,18 +3479,18 @@
             <w:pPr>
               <w:jc w:val="right"/>
               <w:rPr>
-                <w:rFonts w:ascii="Helvetica Neue" w:eastAsia="Times New Roman" w:hAnsi="Helvetica Neue" w:cs="Arial"/>
-                <w:color w:val="000000"/>
-                <w:kern w:val="0"/>
-                <w:sz w:val="18"/>
-                <w:szCs w:val="18"/>
-                <w:lang w:val="en-US"/>
-                <w14:ligatures w14:val="none"/>
-              </w:rPr>
-            </w:pPr>
-            <w:r>
-              <w:rPr>
-                <w:rFonts w:ascii="Helvetica Neue" w:eastAsia="Times New Roman" w:hAnsi="Helvetica Neue" w:cs="Arial"/>
+                <w:rFonts w:ascii="Arial" w:eastAsia="Times New Roman" w:hAnsi="Arial" w:cs="Arial"/>
+                <w:color w:val="000000"/>
+                <w:kern w:val="0"/>
+                <w:sz w:val="18"/>
+                <w:szCs w:val="18"/>
+                <w:lang w:val="en-US"/>
+                <w14:ligatures w14:val="none"/>
+              </w:rPr>
+            </w:pPr>
+            <w:r>
+              <w:rPr>
+                <w:rFonts w:ascii="Arial" w:eastAsia="Times New Roman" w:hAnsi="Arial" w:cs="Arial"/>
                 <w:b/>
                 <w:bCs/>
                 <w:color w:val="000000"/>
@@ -3994,7 +3511,7 @@
           <w:p>
             <w:pPr>
               <w:rPr>
-                <w:rFonts w:ascii="Helvetica Neue" w:eastAsia="Times New Roman" w:hAnsi="Helvetica Neue" w:cs="Arial"/>
+                <w:rFonts w:ascii="Arial" w:eastAsia="Times New Roman" w:hAnsi="Arial" w:cs="Arial"/>
                 <w:color w:val="000000"/>
                 <w:kern w:val="0"/>
                 <w:sz w:val="18"/>
@@ -4007,6 +3524,9 @@
         </w:tc>
       </w:tr>
       <w:tr>
+        <w:trPr>
+          <w:trHeight w:val="266"/>
+        </w:trPr>
         <w:tc>
           <w:tcPr>
             <w:tcW w:w="11057" w:type="dxa"/>
@@ -4016,7 +3536,7 @@
             <w:pPr>
               <w:outlineLvl w:val="1"/>
               <w:rPr>
-                <w:rFonts w:ascii="Helvetica Neue" w:eastAsia="Times New Roman" w:hAnsi="Helvetica Neue" w:cs="Arial"/>
+                <w:rFonts w:ascii="Arial" w:eastAsia="Times New Roman" w:hAnsi="Arial" w:cs="Arial"/>
                 <w:b/>
                 <w:bCs/>
                 <w:color w:val="000000"/>
@@ -4029,7 +3549,7 @@
             </w:pPr>
             <w:r>
               <w:rPr>
-                <w:rFonts w:ascii="Helvetica Neue" w:eastAsia="Times New Roman" w:hAnsi="Helvetica Neue" w:cs="Arial"/>
+                <w:rFonts w:ascii="Arial" w:eastAsia="Times New Roman" w:hAnsi="Arial" w:cs="Arial"/>
                 <w:color w:val="000000"/>
                 <w:kern w:val="0"/>
                 <w:sz w:val="18"/>
@@ -4043,7 +3563,7 @@
             <w:pPr>
               <w:outlineLvl w:val="1"/>
               <w:rPr>
-                <w:rFonts w:ascii="Helvetica Neue" w:eastAsia="Times New Roman" w:hAnsi="Helvetica Neue" w:cs="Arial"/>
+                <w:rFonts w:ascii="Arial" w:eastAsia="Times New Roman" w:hAnsi="Arial" w:cs="Arial"/>
                 <w:b/>
                 <w:bCs/>
                 <w:color w:val="000000"/>
@@ -4056,7 +3576,7 @@
             </w:pPr>
             <w:r>
               <w:rPr>
-                <w:rFonts w:ascii="Helvetica Neue" w:eastAsia="Times New Roman" w:hAnsi="Helvetica Neue" w:cs="Arial"/>
+                <w:rFonts w:ascii="Arial" w:eastAsia="Times New Roman" w:hAnsi="Arial" w:cs="Arial"/>
                 <w:color w:val="000000"/>
                 <w:kern w:val="0"/>
                 <w:sz w:val="18"/>
@@ -4069,18 +3589,18 @@
           <w:p>
             <w:pPr>
               <w:rPr>
-                <w:rFonts w:ascii="Helvetica Neue" w:eastAsia="Times New Roman" w:hAnsi="Helvetica Neue" w:cs="Arial"/>
-                <w:color w:val="000000"/>
-                <w:kern w:val="0"/>
-                <w:sz w:val="18"/>
-                <w:szCs w:val="18"/>
-                <w:lang w:val="en-US"/>
-                <w14:ligatures w14:val="none"/>
-              </w:rPr>
-            </w:pPr>
-            <w:r>
-              <w:rPr>
-                <w:rFonts w:ascii="Helvetica Neue" w:eastAsia="Times New Roman" w:hAnsi="Helvetica Neue" w:cs="Arial"/>
+                <w:rFonts w:ascii="Arial" w:eastAsia="Times New Roman" w:hAnsi="Arial" w:cs="Arial"/>
+                <w:color w:val="000000"/>
+                <w:kern w:val="0"/>
+                <w:sz w:val="18"/>
+                <w:szCs w:val="18"/>
+                <w:lang w:val="en-US"/>
+                <w14:ligatures w14:val="none"/>
+              </w:rPr>
+            </w:pPr>
+            <w:r>
+              <w:rPr>
+                <w:rFonts w:ascii="Arial" w:eastAsia="Times New Roman" w:hAnsi="Arial" w:cs="Arial"/>
                 <w:color w:val="000000"/>
                 <w:kern w:val="0"/>
                 <w:sz w:val="18"/>
@@ -4095,61 +3615,8 @@
     </w:tbl>
     <w:p>
       <w:pPr>
-        <w:rPr>
-          <w:rFonts w:ascii="Helvetica Neue" w:hAnsi="Helvetica Neue" w:cs="Arial"/>
-        </w:rPr>
+        <w:spacing w:after="0"/>
       </w:pPr>
-      <w:r>
-        <w:rPr>
-          <w:rFonts w:ascii="Helvetica Neue" w:hAnsi="Helvetica Neue" w:cs="Arial"/>
-        </w:rPr>
-        <w:t xml:space="preserve">[[if </w:t>
-      </w:r>
-      <w:r>
-        <w:rPr>
-          <w:rFonts w:ascii="Helvetica Neue" w:hAnsi="Helvetica Neue" w:cs="Arial"/>
-        </w:rPr>
-        <w:t>.ci.companyinfo.TermsandConditions__c</w:t>
-      </w:r>
-      <w:r>
-        <w:rPr>
-          <w:rFonts w:ascii="Helvetica Neue" w:hAnsi="Helvetica Neue" w:cs="Arial"/>
-        </w:rPr>
-        <w:t>]]</w:t>
-      </w:r>
-    </w:p>
-    <w:p>
-      <w:pPr>
-        <w:rPr>
-          <w:rFonts w:ascii="Helvetica Neue" w:hAnsi="Helvetica Neue" w:cs="Arial"/>
-        </w:rPr>
-      </w:pPr>
-      <w:r>
-        <w:rPr>
-          <w:rFonts w:ascii="Helvetica Neue" w:hAnsi="Helvetica Neue" w:cs="Arial"/>
-        </w:rPr>
-        <w:br w:type="page"/>
-      </w:r>
-    </w:p>
-    <w:p>
-      <w:pPr>
-        <w:rPr>
-          <w:rFonts w:ascii="Helvetica Neue" w:hAnsi="Helvetica Neue" w:cs="Arial"/>
-        </w:rPr>
-      </w:pPr>
-      <w:r>
-        <w:rPr>
-          <w:rFonts w:ascii="Helvetica Neue" w:hAnsi="Helvetica Neue" w:cs="Arial"/>
-        </w:rPr>
-        <w:lastRenderedPageBreak/>
-        <w:t>[[rtf .ci.companyinfo.TermsandConditions__c]]</w:t>
-      </w:r>
-      <w:r>
-        <w:rPr>
-          <w:rFonts w:ascii="Helvetica Neue" w:hAnsi="Helvetica Neue" w:cs="Arial"/>
-        </w:rPr>
-        <w:t xml:space="preserve"> [[end]]</w:t>
-      </w:r>
     </w:p>
     <w:sectPr>
       <w:headerReference w:type="even" r:id="rId8"/>
@@ -4349,7 +3816,7 @@
         <w:szCs w:val="18"/>
         <w:lang w:val="en-US"/>
       </w:rPr>
-      <w:t>8-Sep-25</w:t>
+      <w:t>18-Sep-25</w:t>
     </w:r>
     <w:r>
       <w:rPr>
@@ -4410,19 +3877,15 @@
       </w:rPr>
       <w:t>]]</w:t>
     </w:r>
-  </w:p>
-  <w:p>
-    <w:pPr>
-      <w:pStyle w:val="NormalWeb"/>
-      <w:spacing w:before="0" w:beforeAutospacing="0"/>
-      <w:jc w:val="center"/>
+    <w:r>
       <w:rPr>
         <w:rFonts w:ascii="Arial" w:hAnsi="Arial" w:cs="Arial"/>
+        <w:color w:val="auto"/>
         <w:sz w:val="18"/>
         <w:szCs w:val="18"/>
-        <w:lang w:val="en-US"/>
       </w:rPr>
-    </w:pPr>
+      <w:t xml:space="preserve"> | </w:t>
+    </w:r>
     <w:r>
       <w:rPr>
         <w:rFonts w:ascii="Arial" w:hAnsi="Arial" w:cs="Arial"/>
@@ -4602,7 +4065,12 @@
       <w:rPr>
         <w:noProof/>
       </w:rPr>
-      <w:pict w14:anchorId="3B2CBAF0">
+    </w:r>
+    <w:r>
+      <w:rPr>
+        <w:noProof/>
+      </w:rPr>
+      <w:pict w14:anchorId="33104D63">
         <v:shapetype id="_x0000_t136" coordsize="21600,21600" o:spt="136" adj="10800" path="m@7,l@8,m@5,21600l@6,21600e">
           <v:formulas>
             <v:f eqn="sum #0 0 10800"/>
@@ -4627,8 +4095,8 @@
           </v:handles>
           <o:lock v:ext="edit" text="t" shapetype="t"/>
         </v:shapetype>
-        <v:shape id="PowerPlusWaterMarkObject135452152" o:spid="_x0000_s1027" type="#_x0000_t136" alt="" style="position:absolute;margin-left:0;margin-top:0;width:552.8pt;height:207.3pt;z-index:-251642880;mso-wrap-edited:f;mso-width-percent:0;mso-height-percent:0;mso-position-horizontal:center;mso-position-horizontal-relative:margin;mso-position-vertical:center;mso-position-vertical-relative:margin;mso-width-percent:0;mso-height-percent:0" o:allowincell="f" fillcolor="silver" stroked="f">
-          <v:textpath style="font-family:&quot;Helvetica Neue&quot;;font-size:1pt;font-weight:bold;font-style:italic" string="DRAFT"/>
+        <v:shape id="PowerPlusWaterMarkObject92366196" o:spid="_x0000_s1027" type="#_x0000_t136" alt="" style="position:absolute;margin-left:0;margin-top:0;width:580.95pt;height:198.35pt;rotation:315;z-index:-251636736;mso-wrap-edited:f;mso-width-percent:0;mso-height-percent:0;mso-position-horizontal:center;mso-position-horizontal-relative:margin;mso-position-vertical:center;mso-position-vertical-relative:margin;mso-width-percent:0;mso-height-percent:0" o:allowincell="f" fillcolor="#e8e8e8 [3214]" stroked="f">
+          <v:textpath style="font-family:&quot;Arial&quot;;font-size:1pt;font-weight:bold;font-style:italic" string="DRAFT"/>
           <w10:wrap anchorx="margin" anchory="margin"/>
         </v:shape>
       </w:pict>
@@ -4645,7 +4113,7 @@
       <w:tabs>
         <w:tab w:val="left" w:pos="142"/>
       </w:tabs>
-      <w:spacing w:before="240" w:after="240"/>
+      <w:spacing w:before="480" w:after="240"/>
       <w:rPr>
         <w:noProof/>
       </w:rPr>
@@ -4654,7 +4122,12 @@
       <w:rPr>
         <w:noProof/>
       </w:rPr>
-      <w:pict w14:anchorId="645FDF7E">
+    </w:r>
+    <w:r>
+      <w:rPr>
+        <w:noProof/>
+      </w:rPr>
+      <w:pict w14:anchorId="72C544F4">
         <v:shapetype id="_x0000_t136" coordsize="21600,21600" o:spt="136" adj="10800" path="m@7,l@8,m@5,21600l@6,21600e">
           <v:formulas>
             <v:f eqn="sum #0 0 10800"/>
@@ -4679,8 +4152,8 @@
           </v:handles>
           <o:lock v:ext="edit" text="t" shapetype="t"/>
         </v:shapetype>
-        <v:shape id="PowerPlusWaterMarkObject135452153" o:spid="_x0000_s1026" type="#_x0000_t136" alt="" style="position:absolute;margin-left:0;margin-top:0;width:552.8pt;height:207.3pt;z-index:-251640832;mso-wrap-edited:f;mso-width-percent:0;mso-height-percent:0;mso-position-horizontal:center;mso-position-horizontal-relative:margin;mso-position-vertical:center;mso-position-vertical-relative:margin;mso-width-percent:0;mso-height-percent:0" o:allowincell="f" fillcolor="silver" stroked="f">
-          <v:textpath style="font-family:&quot;Helvetica Neue&quot;;font-size:1pt;font-weight:bold;font-style:italic" string="DRAFT"/>
+        <v:shape id="PowerPlusWaterMarkObject92366197" o:spid="_x0000_s1026" type="#_x0000_t136" alt="" style="position:absolute;margin-left:0;margin-top:0;width:580.95pt;height:198.35pt;rotation:315;z-index:-251634688;mso-wrap-edited:f;mso-width-percent:0;mso-height-percent:0;mso-position-horizontal:center;mso-position-horizontal-relative:margin;mso-position-vertical:center;mso-position-vertical-relative:margin;mso-width-percent:0;mso-height-percent:0" o:allowincell="f" fillcolor="#e8e8e8 [3214]" stroked="f">
+          <v:textpath style="font-family:&quot;Arial&quot;;font-size:1pt;font-weight:bold;font-style:italic" string="DRAFT"/>
           <w10:wrap anchorx="margin" anchory="margin"/>
         </v:shape>
       </w:pict>
@@ -4745,7 +4218,12 @@
       <w:rPr>
         <w:noProof/>
       </w:rPr>
-      <w:pict w14:anchorId="09B3BE28">
+    </w:r>
+    <w:r>
+      <w:rPr>
+        <w:noProof/>
+      </w:rPr>
+      <w:pict w14:anchorId="1A6C0115">
         <v:shapetype id="_x0000_t136" coordsize="21600,21600" o:spt="136" adj="10800" path="m@7,l@8,m@5,21600l@6,21600e">
           <v:formulas>
             <v:f eqn="sum #0 0 10800"/>
@@ -4770,8 +4248,8 @@
           </v:handles>
           <o:lock v:ext="edit" text="t" shapetype="t"/>
         </v:shapetype>
-        <v:shape id="PowerPlusWaterMarkObject135452151" o:spid="_x0000_s1025" type="#_x0000_t136" alt="" style="position:absolute;margin-left:0;margin-top:0;width:552.8pt;height:207.3pt;z-index:-251644928;mso-wrap-edited:f;mso-width-percent:0;mso-height-percent:0;mso-position-horizontal:center;mso-position-horizontal-relative:margin;mso-position-vertical:center;mso-position-vertical-relative:margin;mso-width-percent:0;mso-height-percent:0" o:allowincell="f" fillcolor="silver" stroked="f">
-          <v:textpath style="font-family:&quot;Helvetica Neue&quot;;font-size:1pt;font-weight:bold;font-style:italic" string="DRAFT"/>
+        <v:shape id="PowerPlusWaterMarkObject92366195" o:spid="_x0000_s1025" type="#_x0000_t136" alt="" style="position:absolute;margin-left:0;margin-top:0;width:580.95pt;height:198.35pt;rotation:315;z-index:-251638784;mso-wrap-edited:f;mso-width-percent:0;mso-height-percent:0;mso-position-horizontal:center;mso-position-horizontal-relative:margin;mso-position-vertical:center;mso-position-vertical-relative:margin;mso-width-percent:0;mso-height-percent:0" o:allowincell="f" fillcolor="#e8e8e8 [3214]" stroked="f">
+          <v:textpath style="font-family:&quot;Arial&quot;;font-size:1pt;font-weight:bold;font-style:italic" string="DRAFT"/>
           <w10:wrap anchorx="margin" anchory="margin"/>
         </v:shape>
       </w:pict>
@@ -5400,6 +4878,7 @@
   <w:style w:type="paragraph" w:default="1" w:styleId="Normal">
     <w:name w:val="Normal"/>
     <w:qFormat/>
+    <w:rsid w:val="00B23DEC"/>
   </w:style>
   <w:style w:type="paragraph" w:styleId="Heading1">
     <w:name w:val="heading 1"/>

--- a/btb_cvs_support/document/templates/quotation_format_qa.docx
+++ b/btb_cvs_support/document/templates/quotation_format_qa.docx
@@ -3292,7 +3292,6 @@
           </w:tcPr>
           <w:p>
             <w:pPr>
-              <w:jc w:val="right"/>
               <w:rPr>
                 <w:rFonts w:ascii="Arial" w:eastAsia="Times New Roman" w:hAnsi="Arial" w:cs="Arial"/>
                 <w:color w:val="000000"/>

--- a/btb_cvs_support/document/templates/quotation_format_qa.docx
+++ b/btb_cvs_support/document/templates/quotation_format_qa.docx
@@ -217,7 +217,7 @@
                 <w:lang w:val="en-US"/>
                 <w14:ligatures w14:val="none"/>
               </w:rPr>
-              <w:t>18-Sep-25</w:t>
+              <w:t>26-Sep-25</w:t>
             </w:r>
             <w:r>
               <w:rPr>
@@ -1469,8 +1469,8 @@
         </w:trPr>
         <w:tc>
           <w:tcPr>
-            <w:tcW w:w="8642" w:type="dxa"/>
-            <w:gridSpan w:val="3"/>
+            <w:tcW w:w="11077" w:type="dxa"/>
+            <w:gridSpan w:val="4"/>
             <w:vAlign w:val="center"/>
           </w:tcPr>
           <w:p>
@@ -1481,32 +1481,37 @@
               <w:outlineLvl w:val="1"/>
               <w:rPr>
                 <w:rFonts w:ascii="Arial" w:eastAsia="Times New Roman" w:hAnsi="Arial" w:cs="Arial"/>
-                <w:color w:val="000000"/>
-                <w:kern w:val="0"/>
-                <w:sz w:val="18"/>
-                <w:szCs w:val="18"/>
-                <w:lang w:val="en-US"/>
-                <w14:ligatures w14:val="none"/>
-              </w:rPr>
-            </w:pPr>
-            <w:r>
-              <w:rPr>
-                <w:rFonts w:ascii="Arial" w:eastAsia="Times New Roman" w:hAnsi="Arial" w:cs="Arial"/>
-                <w:b/>
-                <w:bCs/>
-                <w:color w:val="000000"/>
-                <w:kern w:val="0"/>
-                <w:sz w:val="18"/>
-                <w:szCs w:val="18"/>
-                <w14:ligatures w14:val="none"/>
-              </w:rPr>
-              <w:t>Total Amount after Discount</w:t>
-            </w:r>
-          </w:p>
-        </w:tc>
-        <w:tc>
-          <w:tcPr>
-            <w:tcW w:w="2435" w:type="dxa"/>
+                <w:b/>
+                <w:bCs/>
+                <w:color w:val="000000"/>
+                <w:kern w:val="0"/>
+                <w:sz w:val="18"/>
+                <w:szCs w:val="18"/>
+                <w14:ligatures w14:val="none"/>
+              </w:rPr>
+            </w:pPr>
+            <w:r>
+              <w:rPr>
+                <w:rFonts w:ascii="Arial" w:eastAsia="Times New Roman" w:hAnsi="Arial" w:cs="Arial"/>
+                <w:color w:val="000000"/>
+                <w:kern w:val="0"/>
+                <w:sz w:val="18"/>
+                <w:szCs w:val="18"/>
+                <w14:ligatures w14:val="none"/>
+              </w:rPr>
+              <w:t>[[if ne .qt.total_taxes_and_charges $comp]]</w:t>
+            </w:r>
+          </w:p>
+        </w:tc>
+      </w:tr>
+      <w:tr>
+        <w:trPr>
+          <w:trHeight w:val="323"/>
+        </w:trPr>
+        <w:tc>
+          <w:tcPr>
+            <w:tcW w:w="8642" w:type="dxa"/>
+            <w:gridSpan w:val="3"/>
             <w:vAlign w:val="center"/>
           </w:tcPr>
           <w:p>
@@ -1536,7 +1541,86 @@
                 <w:szCs w:val="18"/>
                 <w14:ligatures w14:val="none"/>
               </w:rPr>
+              <w:t>Total Amount after Discount</w:t>
+            </w:r>
+          </w:p>
+        </w:tc>
+        <w:tc>
+          <w:tcPr>
+            <w:tcW w:w="2435" w:type="dxa"/>
+            <w:vAlign w:val="center"/>
+          </w:tcPr>
+          <w:p>
+            <w:pPr>
+              <w:pStyle w:val="ListParagraph"/>
+              <w:ind w:left="0"/>
+              <w:jc w:val="right"/>
+              <w:outlineLvl w:val="1"/>
+              <w:rPr>
+                <w:rFonts w:ascii="Arial" w:eastAsia="Times New Roman" w:hAnsi="Arial" w:cs="Arial"/>
+                <w:color w:val="000000"/>
+                <w:kern w:val="0"/>
+                <w:sz w:val="18"/>
+                <w:szCs w:val="18"/>
+                <w:lang w:val="en-US"/>
+                <w14:ligatures w14:val="none"/>
+              </w:rPr>
+            </w:pPr>
+            <w:r>
+              <w:rPr>
+                <w:rFonts w:ascii="Arial" w:eastAsia="Times New Roman" w:hAnsi="Arial" w:cs="Arial"/>
+                <w:b/>
+                <w:bCs/>
+                <w:color w:val="000000"/>
+                <w:kern w:val="0"/>
+                <w:sz w:val="18"/>
+                <w:szCs w:val="18"/>
+                <w14:ligatures w14:val="none"/>
+              </w:rPr>
               <w:t>[[.qt.net_total]]</w:t>
+            </w:r>
+          </w:p>
+        </w:tc>
+      </w:tr>
+      <w:tr>
+        <w:trPr>
+          <w:trHeight w:val="323"/>
+        </w:trPr>
+        <w:tc>
+          <w:tcPr>
+            <w:tcW w:w="11077" w:type="dxa"/>
+            <w:gridSpan w:val="4"/>
+            <w:vAlign w:val="center"/>
+          </w:tcPr>
+          <w:p>
+            <w:pPr>
+              <w:pStyle w:val="ListParagraph"/>
+              <w:ind w:left="0"/>
+              <w:jc w:val="right"/>
+              <w:outlineLvl w:val="1"/>
+              <w:rPr>
+                <w:rFonts w:ascii="Arial" w:eastAsia="Times New Roman" w:hAnsi="Arial" w:cs="Arial"/>
+                <w:b/>
+                <w:bCs/>
+                <w:color w:val="000000"/>
+                <w:kern w:val="0"/>
+                <w:sz w:val="18"/>
+                <w:szCs w:val="18"/>
+                <w14:ligatures w14:val="none"/>
+              </w:rPr>
+            </w:pPr>
+            <w:r>
+              <w:rPr>
+                <w:rFonts w:ascii="Arial" w:eastAsia="Times New Roman" w:hAnsi="Arial" w:cs="Arial"/>
+                <w:b/>
+                <w:bCs/>
+                <w:color w:val="000000"/>
+                <w:kern w:val="0"/>
+                <w:sz w:val="18"/>
+                <w:szCs w:val="18"/>
+                <w14:ligatures w14:val="none"/>
+              </w:rPr>
+              <w:t>[end]]</w:t>
             </w:r>
           </w:p>
         </w:tc>
@@ -3815,7 +3899,7 @@
         <w:szCs w:val="18"/>
         <w:lang w:val="en-US"/>
       </w:rPr>
-      <w:t>18-Sep-25</w:t>
+      <w:t>26-Sep-25</w:t>
     </w:r>
     <w:r>
       <w:rPr>

--- a/btb_cvs_support/document/templates/quotation_format_qa.docx
+++ b/btb_cvs_support/document/templates/quotation_format_qa.docx
@@ -1609,6 +1609,19 @@
                 <w14:ligatures w14:val="none"/>
               </w:rPr>
             </w:pPr>
+            <w:r>
+              <w:rPr>
+                <w:rFonts w:ascii="Arial" w:eastAsia="Times New Roman" w:hAnsi="Arial" w:cs="Arial"/>
+                <w:b/>
+                <w:bCs/>
+                <w:color w:val="000000"/>
+                <w:kern w:val="0"/>
+                <w:sz w:val="18"/>
+                <w:szCs w:val="18"/>
+                <w14:ligatures w14:val="none"/>
+              </w:rPr>
+              <w:t>[</w:t>
+            </w:r>
             <w:r>
               <w:rPr>
                 <w:rFonts w:ascii="Arial" w:eastAsia="Times New Roman" w:hAnsi="Arial" w:cs="Arial"/>

--- a/btb_cvs_support/document/templates/quotation_format_qa.docx
+++ b/btb_cvs_support/document/templates/quotation_format_qa.docx
@@ -217,7 +217,7 @@
                 <w:lang w:val="en-US"/>
                 <w14:ligatures w14:val="none"/>
               </w:rPr>
-              <w:t>26-Sep-25</w:t>
+              <w:t>24-Feb-26</w:t>
             </w:r>
             <w:r>
               <w:rPr>
@@ -698,7 +698,31 @@
           <w:lang w:val="en-US"/>
           <w14:ligatures w14:val="none"/>
         </w:rPr>
-        <w:t>[[$cur := .ci.companyinfo.currency]] [[$No := 1]] [[$comp := “0.00”]]</w:t>
+        <w:t>[[$cur := .</w:t>
+      </w:r>
+      <w:r>
+        <w:rPr>
+          <w:rFonts w:ascii="Arial" w:eastAsia="Times New Roman" w:hAnsi="Arial" w:cs="Arial"/>
+          <w:color w:val="000000"/>
+          <w:kern w:val="0"/>
+          <w:sz w:val="18"/>
+          <w:szCs w:val="18"/>
+          <w:lang w:val="en-US"/>
+          <w14:ligatures w14:val="none"/>
+        </w:rPr>
+        <w:t>qt</w:t>
+      </w:r>
+      <w:r>
+        <w:rPr>
+          <w:rFonts w:ascii="Arial" w:eastAsia="Times New Roman" w:hAnsi="Arial" w:cs="Arial"/>
+          <w:color w:val="000000"/>
+          <w:kern w:val="0"/>
+          <w:sz w:val="18"/>
+          <w:szCs w:val="18"/>
+          <w:lang w:val="en-US"/>
+          <w14:ligatures w14:val="none"/>
+        </w:rPr>
+        <w:t>.currency]] [[$No := 1]] [[$comp := “0.00”]]</w:t>
       </w:r>
     </w:p>
     <w:p>
@@ -3912,7 +3936,7 @@
         <w:szCs w:val="18"/>
         <w:lang w:val="en-US"/>
       </w:rPr>
-      <w:t>26-Sep-25</w:t>
+      <w:t>24-Feb-26</w:t>
     </w:r>
     <w:r>
       <w:rPr>
@@ -4161,12 +4185,7 @@
       <w:rPr>
         <w:noProof/>
       </w:rPr>
-    </w:r>
-    <w:r>
-      <w:rPr>
-        <w:noProof/>
-      </w:rPr>
-      <w:pict w14:anchorId="33104D63">
+      <w:pict w14:anchorId="57A143A4">
         <v:shapetype id="_x0000_t136" coordsize="21600,21600" o:spt="136" adj="10800" path="m@7,l@8,m@5,21600l@6,21600e">
           <v:formulas>
             <v:f eqn="sum #0 0 10800"/>
@@ -4218,12 +4237,7 @@
       <w:rPr>
         <w:noProof/>
       </w:rPr>
-    </w:r>
-    <w:r>
-      <w:rPr>
-        <w:noProof/>
-      </w:rPr>
-      <w:pict w14:anchorId="72C544F4">
+      <w:pict w14:anchorId="7139CBD8">
         <v:shapetype id="_x0000_t136" coordsize="21600,21600" o:spt="136" adj="10800" path="m@7,l@8,m@5,21600l@6,21600e">
           <v:formulas>
             <v:f eqn="sum #0 0 10800"/>
@@ -4314,12 +4328,7 @@
       <w:rPr>
         <w:noProof/>
       </w:rPr>
-    </w:r>
-    <w:r>
-      <w:rPr>
-        <w:noProof/>
-      </w:rPr>
-      <w:pict w14:anchorId="1A6C0115">
+      <w:pict w14:anchorId="18B84631">
         <v:shapetype id="_x0000_t136" coordsize="21600,21600" o:spt="136" adj="10800" path="m@7,l@8,m@5,21600l@6,21600e">
           <v:formulas>
             <v:f eqn="sum #0 0 10800"/>
